--- a/zht/docx/164.content.docx
+++ b/zht/docx/164.content.docx
@@ -19,7 +19,7 @@
         <w:rPr>
           <w:lang w:val="zh_TW" w:bidi="zh_TW"/>
         </w:rPr>
-        <w:t>Resource: 聖經詞典 (Tyndale)</w:t>
+        <w:t>Resource: Tyndale Open Bible Dictionary</w:t>
       </w:r>
       <w:r>
         <w:rPr>
@@ -112,7 +112,7 @@
         <w:rPr>
           <w:lang w:val="zh_TW" w:bidi="zh_TW"/>
         </w:rPr>
-        <w:t>聖經詞典 (Tyndale)</w:t>
+        <w:t>Tyndale Open Bible Dictionary</w:t>
       </w:r>
     </w:p>
     <w:p>
@@ -149,7 +149,7 @@
         <w:rPr>
           <w:lang w:val="zh_TW" w:bidi="zh_TW"/>
         </w:rPr>
-        <w:t>yuan</w:t>
+        <w:t>xun</w:t>
       </w:r>
       <w:r>
         <w:rPr>
@@ -212,7 +212,7 @@
         <w:rPr>
           <w:lang w:val="zh_TW" w:bidi="zh_TW"/>
         </w:rPr>
-        <w:t>原始福音</w:t>
+        <w:t>尋的曠野</w:t>
       </w:r>
       <w:r>
         <w:rPr>
@@ -231,40 +231,7 @@
         <w:rPr>
           <w:lang w:val="zh_TW" w:bidi="zh_TW"/>
         </w:rPr>
-        <w:t>這個詞語意指「第一個福音」。它由兩個希臘詞組成：</w:t>
-      </w:r>
-      <w:r>
-        <w:rPr>
-          <w:i/>
-          <w:lang w:val="zh_TW" w:bidi="zh_TW"/>
-        </w:rPr>
-        <w:t>protos</w:t>
-      </w:r>
-      <w:r>
-        <w:rPr>
-          <w:lang w:val="zh_TW" w:bidi="zh_TW"/>
-        </w:rPr>
-        <w:t>（意為「第一」）和</w:t>
-      </w:r>
-      <w:r>
-        <w:rPr>
-          <w:i/>
-          <w:lang w:val="zh_TW" w:bidi="zh_TW"/>
-        </w:rPr>
-        <w:t xml:space="preserve">evangelion </w:t>
-      </w:r>
-      <w:r>
-        <w:rPr>
-          <w:lang w:val="zh_TW" w:bidi="zh_TW"/>
-        </w:rPr>
-        <w:t>（意為「福音」或「好消息」）</w:t>
-      </w:r>
-      <w:r>
-        <w:rPr>
-          <w:i/>
-          <w:lang w:val="zh_TW" w:bidi="zh_TW"/>
-        </w:rPr>
-        <w:t>。</w:t>
+        <w:t>尋的曠野位於西奈半島的北部地區，與位於半島南部汛的曠野不同。</w:t>
       </w:r>
     </w:p>
     <w:p>
@@ -278,7 +245,25 @@
         <w:rPr>
           <w:lang w:val="zh_TW" w:bidi="zh_TW"/>
         </w:rPr>
-        <w:t>它指的是在人墮落（人類首次犯罪）之後，神所說出的第一個救贖信息。神對撒但（以蛇的形象出現）說：「我又要叫你和女人彼此為仇； 你的後裔和女人的後裔也彼此為仇。 女人的後裔要傷你的頭； 你要傷他的腳跟」（</w:t>
+        <w:t>尋的曠野是西奈半島四或五個「曠野」地區之一。其它的曠野地區包括：</w:t>
+      </w:r>
+    </w:p>
+    <w:p>
+      <w:pPr>
+        <w:pStyle w:val="ListBullet"/>
+        <w:spacing w:line="240" w:lineRule="auto"/>
+        <w:ind w:left="720"/>
+      </w:pPr>
+      <w:r>
+        <w:rPr>
+          <w:lang w:val="zh_TW" w:bidi="zh_TW"/>
+        </w:rPr>
+      </w:r>
+      <w:r>
+        <w:rPr>
+          <w:lang w:val="zh_TW" w:bidi="zh_TW"/>
+        </w:rPr>
+        <w:t>巴蘭的曠野（</w:t>
       </w:r>
       <w:hyperlink r:id="rId13">
         <w:r>
@@ -289,28 +274,32 @@
             <w:color w:val="0000EE"/>
             <w:u w:val="single"/>
           </w:rPr>
-          <w:t>創3:15</w:t>
+          <w:t>創21:21</w:t>
         </w:r>
       </w:hyperlink>
       <w:r>
         <w:rPr>
           <w:lang w:val="zh_TW" w:bidi="zh_TW"/>
         </w:rPr>
-        <w:t>）。</w:t>
+        <w:t>）</w:t>
       </w:r>
     </w:p>
     <w:p>
-      <w:pPr/>
-      <w:r>
-        <w:rPr>
-          <w:lang w:val="zh_TW" w:bidi="zh_TW"/>
-        </w:rPr>
-      </w:r>
-      <w:r>
-        <w:rPr>
-          <w:lang w:val="zh_TW" w:bidi="zh_TW"/>
-        </w:rPr>
-        <w:t>在這個原始福音（或第一個福音）中，我們首次看到那位偉大救贖主，啟示出人性（她的後裔）與神性（擊碎蛇的頭）。神應許將有一位救贖主出現，祂將毀滅撒但，但在此過程中祂也將受苦。這是指向耶穌在十字架上的死。藉著那受苦之死，耶穌敗壞了那掌死權的魔鬼（</w:t>
+      <w:pPr>
+        <w:pStyle w:val="ListBullet"/>
+        <w:spacing w:line="240" w:lineRule="auto"/>
+        <w:ind w:left="720"/>
+      </w:pPr>
+      <w:r>
+        <w:rPr>
+          <w:lang w:val="zh_TW" w:bidi="zh_TW"/>
+        </w:rPr>
+      </w:r>
+      <w:r>
+        <w:rPr>
+          <w:lang w:val="zh_TW" w:bidi="zh_TW"/>
+        </w:rPr>
+        <w:t>書珥的曠野（</w:t>
       </w:r>
       <w:hyperlink r:id="rId14">
         <w:r>
@@ -321,14 +310,471 @@
             <w:color w:val="0000EE"/>
             <w:u w:val="single"/>
           </w:rPr>
-          <w:t>來2:14</w:t>
+          <w:t>出15:22</w:t>
         </w:r>
       </w:hyperlink>
       <w:r>
         <w:rPr>
           <w:lang w:val="zh_TW" w:bidi="zh_TW"/>
         </w:rPr>
+        <w:t>）</w:t>
+      </w:r>
+    </w:p>
+    <w:p>
+      <w:pPr>
+        <w:pStyle w:val="ListBullet"/>
+        <w:spacing w:line="240" w:lineRule="auto"/>
+        <w:ind w:left="720"/>
+      </w:pPr>
+      <w:r>
+        <w:rPr>
+          <w:lang w:val="zh_TW" w:bidi="zh_TW"/>
+        </w:rPr>
+      </w:r>
+      <w:r>
+        <w:rPr>
+          <w:lang w:val="zh_TW" w:bidi="zh_TW"/>
+        </w:rPr>
+        <w:t>西奈的曠野（</w:t>
+      </w:r>
+      <w:hyperlink r:id="rId15">
+        <w:r>
+          <w:rPr>
+            <w:lang w:val="zh_TW" w:bidi="zh_TW"/>
+          </w:rPr>
+          <w:rPr>
+            <w:color w:val="0000EE"/>
+            <w:u w:val="single"/>
+          </w:rPr>
+          <w:t>民9:1</w:t>
+        </w:r>
+      </w:hyperlink>
+      <w:r>
+        <w:rPr>
+          <w:lang w:val="zh_TW" w:bidi="zh_TW"/>
+        </w:rPr>
+        <w:t>）</w:t>
+      </w:r>
+    </w:p>
+    <w:p>
+      <w:pPr>
+        <w:pStyle w:val="ListBullet"/>
+        <w:spacing w:line="240" w:lineRule="auto"/>
+        <w:ind w:left="720"/>
+      </w:pPr>
+      <w:r>
+        <w:rPr>
+          <w:lang w:val="zh_TW" w:bidi="zh_TW"/>
+        </w:rPr>
+      </w:r>
+      <w:r>
+        <w:rPr>
+          <w:lang w:val="zh_TW" w:bidi="zh_TW"/>
+        </w:rPr>
+        <w:t>汛的曠野（</w:t>
+      </w:r>
+      <w:hyperlink r:id="rId16">
+        <w:r>
+          <w:rPr>
+            <w:lang w:val="zh_TW" w:bidi="zh_TW"/>
+          </w:rPr>
+          <w:rPr>
+            <w:color w:val="0000EE"/>
+            <w:u w:val="single"/>
+          </w:rPr>
+          <w:t>民33:11</w:t>
+        </w:r>
+      </w:hyperlink>
+      <w:r>
+        <w:rPr>
+          <w:lang w:val="zh_TW" w:bidi="zh_TW"/>
+        </w:rPr>
+        <w:t>）</w:t>
+      </w:r>
+    </w:p>
+    <w:p>
+      <w:pPr/>
+      <w:r>
+        <w:rPr>
+          <w:lang w:val="zh_TW" w:bidi="zh_TW"/>
+        </w:rPr>
+      </w:r>
+      <w:r>
+        <w:rPr>
+          <w:lang w:val="zh_TW" w:bidi="zh_TW"/>
+        </w:rPr>
+        <w:t>這些曠野地區的確切邊界尚未明確界定，這些地區之間很可能相互重疊。</w:t>
+      </w:r>
+    </w:p>
+    <w:p>
+      <w:pPr/>
+      <w:r>
+        <w:rPr>
+          <w:lang w:val="zh_TW" w:bidi="zh_TW"/>
+        </w:rPr>
+      </w:r>
+      <w:r>
+        <w:rPr>
+          <w:lang w:val="zh_TW" w:bidi="zh_TW"/>
+        </w:rPr>
+        <w:t>尋的曠野與尋有關聯（</w:t>
+      </w:r>
+      <w:hyperlink r:id="rId17">
+        <w:r>
+          <w:rPr>
+            <w:lang w:val="zh_TW" w:bidi="zh_TW"/>
+          </w:rPr>
+          <w:rPr>
+            <w:color w:val="0000EE"/>
+            <w:u w:val="single"/>
+          </w:rPr>
+          <w:t>民34:4</w:t>
+        </w:r>
+      </w:hyperlink>
+      <w:r>
+        <w:rPr>
+          <w:lang w:val="zh_TW" w:bidi="zh_TW"/>
+        </w:rPr>
+        <w:t>）。這片曠野位於：</w:t>
+      </w:r>
+    </w:p>
+    <w:p>
+      <w:pPr>
+        <w:pStyle w:val="ListBullet"/>
+        <w:spacing w:line="240" w:lineRule="auto"/>
+        <w:ind w:left="720"/>
+      </w:pPr>
+      <w:r>
+        <w:rPr>
+          <w:lang w:val="zh_TW" w:bidi="zh_TW"/>
+        </w:rPr>
+      </w:r>
+      <w:r>
+        <w:rPr>
+          <w:lang w:val="zh_TW" w:bidi="zh_TW"/>
+        </w:rPr>
+        <w:t>以東的西邊</w:t>
+      </w:r>
+    </w:p>
+    <w:p>
+      <w:pPr>
+        <w:pStyle w:val="ListBullet"/>
+        <w:spacing w:line="240" w:lineRule="auto"/>
+        <w:ind w:left="720"/>
+      </w:pPr>
+      <w:r>
+        <w:rPr>
+          <w:lang w:val="zh_TW" w:bidi="zh_TW"/>
+        </w:rPr>
+      </w:r>
+      <w:r>
+        <w:rPr>
+          <w:lang w:val="zh_TW" w:bidi="zh_TW"/>
+        </w:rPr>
+        <w:t>死海的西南方</w:t>
+      </w:r>
+    </w:p>
+    <w:p>
+      <w:pPr>
+        <w:pStyle w:val="ListBullet"/>
+        <w:spacing w:line="240" w:lineRule="auto"/>
+        <w:ind w:left="720"/>
+      </w:pPr>
+      <w:r>
+        <w:rPr>
+          <w:lang w:val="zh_TW" w:bidi="zh_TW"/>
+        </w:rPr>
+      </w:r>
+      <w:r>
+        <w:rPr>
+          <w:lang w:val="zh_TW" w:bidi="zh_TW"/>
+        </w:rPr>
+        <w:t>猶大南部</w:t>
+      </w:r>
+    </w:p>
+    <w:p>
+      <w:pPr/>
+      <w:r>
+        <w:rPr>
+          <w:lang w:val="zh_TW" w:bidi="zh_TW"/>
+        </w:rPr>
+      </w:r>
+      <w:r>
+        <w:rPr>
+          <w:lang w:val="zh_TW" w:bidi="zh_TW"/>
+        </w:rPr>
+        <w:t>在這片乾燥的地區內有四個大型泉水或綠洲，包括加低斯‧巴尼亞。以色列人在西奈曠野的三十八年間，大部分時間都在這個曠野地區度過。</w:t>
+      </w:r>
+    </w:p>
+    <w:p>
+      <w:pPr/>
+      <w:r>
+        <w:rPr>
+          <w:lang w:val="zh_TW" w:bidi="zh_TW"/>
+        </w:rPr>
+      </w:r>
+      <w:r>
+        <w:rPr>
+          <w:lang w:val="zh_TW" w:bidi="zh_TW"/>
+        </w:rPr>
+        <w:t>聖經中發生在尋的曠野的幾個重要事件：</w:t>
+      </w:r>
+    </w:p>
+    <w:p>
+      <w:pPr>
+        <w:pStyle w:val="ListBullet"/>
+        <w:spacing w:line="240" w:lineRule="auto"/>
+        <w:ind w:left="720"/>
+      </w:pPr>
+      <w:r>
+        <w:rPr>
+          <w:lang w:val="zh_TW" w:bidi="zh_TW"/>
+        </w:rPr>
+      </w:r>
+      <w:r>
+        <w:rPr>
+          <w:lang w:val="zh_TW" w:bidi="zh_TW"/>
+        </w:rPr>
+        <w:t>從尋的曠野，探子被派去窺探迦南地（</w:t>
+      </w:r>
+      <w:hyperlink r:id="rId18">
+        <w:r>
+          <w:rPr>
+            <w:lang w:val="zh_TW" w:bidi="zh_TW"/>
+          </w:rPr>
+          <w:rPr>
+            <w:color w:val="0000EE"/>
+            <w:u w:val="single"/>
+          </w:rPr>
+          <w:t>民13:1–26</w:t>
+        </w:r>
+      </w:hyperlink>
+      <w:r>
+        <w:rPr>
+          <w:lang w:val="zh_TW" w:bidi="zh_TW"/>
+        </w:rPr>
+        <w:t>，</w:t>
+      </w:r>
+      <w:hyperlink r:id="rId19">
+        <w:r>
+          <w:rPr>
+            <w:lang w:val="zh_TW" w:bidi="zh_TW"/>
+          </w:rPr>
+          <w:rPr>
+            <w:color w:val="0000EE"/>
+            <w:u w:val="single"/>
+          </w:rPr>
+          <w:t>32:8</w:t>
+        </w:r>
+      </w:hyperlink>
+      <w:r>
+        <w:rPr>
+          <w:lang w:val="zh_TW" w:bidi="zh_TW"/>
+        </w:rPr>
         <w:t>）。</w:t>
+      </w:r>
+    </w:p>
+    <w:p>
+      <w:pPr>
+        <w:pStyle w:val="ListBullet"/>
+        <w:spacing w:line="240" w:lineRule="auto"/>
+        <w:ind w:left="720"/>
+      </w:pPr>
+      <w:r>
+        <w:rPr>
+          <w:lang w:val="zh_TW" w:bidi="zh_TW"/>
+        </w:rPr>
+      </w:r>
+      <w:r>
+        <w:rPr>
+          <w:lang w:val="zh_TW" w:bidi="zh_TW"/>
+        </w:rPr>
+        <w:t>那些悖逆神的人因為不信，而被審判在這個曠野中死去（</w:t>
+      </w:r>
+      <w:hyperlink r:id="rId20">
+        <w:r>
+          <w:rPr>
+            <w:lang w:val="zh_TW" w:bidi="zh_TW"/>
+          </w:rPr>
+          <w:rPr>
+            <w:color w:val="0000EE"/>
+            <w:u w:val="single"/>
+          </w:rPr>
+          <w:t>民14:22–23</w:t>
+        </w:r>
+      </w:hyperlink>
+      <w:r>
+        <w:rPr>
+          <w:lang w:val="zh_TW" w:bidi="zh_TW"/>
+        </w:rPr>
+        <w:t>）。</w:t>
+      </w:r>
+    </w:p>
+    <w:p>
+      <w:pPr>
+        <w:pStyle w:val="ListBullet"/>
+        <w:spacing w:line="240" w:lineRule="auto"/>
+        <w:ind w:left="720"/>
+      </w:pPr>
+      <w:r>
+        <w:rPr>
+          <w:lang w:val="zh_TW" w:bidi="zh_TW"/>
+        </w:rPr>
+      </w:r>
+      <w:r>
+        <w:rPr>
+          <w:lang w:val="zh_TW" w:bidi="zh_TW"/>
+        </w:rPr>
+        <w:t>摩西在這片曠野中犯了罪，因為他沒有在水從磐石中流出時尊神為聖（</w:t>
+      </w:r>
+      <w:hyperlink r:id="rId21">
+        <w:r>
+          <w:rPr>
+            <w:lang w:val="zh_TW" w:bidi="zh_TW"/>
+          </w:rPr>
+          <w:rPr>
+            <w:color w:val="0000EE"/>
+            <w:u w:val="single"/>
+          </w:rPr>
+          <w:t>民20:1–13</w:t>
+        </w:r>
+      </w:hyperlink>
+      <w:r>
+        <w:rPr>
+          <w:lang w:val="zh_TW" w:bidi="zh_TW"/>
+        </w:rPr>
+        <w:t>，</w:t>
+      </w:r>
+      <w:hyperlink r:id="rId22">
+        <w:r>
+          <w:rPr>
+            <w:lang w:val="zh_TW" w:bidi="zh_TW"/>
+          </w:rPr>
+          <w:rPr>
+            <w:color w:val="0000EE"/>
+            <w:u w:val="single"/>
+          </w:rPr>
+          <w:t>27:14</w:t>
+        </w:r>
+      </w:hyperlink>
+      <w:r>
+        <w:rPr>
+          <w:lang w:val="zh_TW" w:bidi="zh_TW"/>
+        </w:rPr>
+        <w:t>）。</w:t>
+      </w:r>
+    </w:p>
+    <w:p>
+      <w:pPr>
+        <w:pStyle w:val="ListBullet"/>
+        <w:spacing w:line="240" w:lineRule="auto"/>
+        <w:ind w:left="720"/>
+      </w:pPr>
+      <w:r>
+        <w:rPr>
+          <w:lang w:val="zh_TW" w:bidi="zh_TW"/>
+        </w:rPr>
+      </w:r>
+      <w:r>
+        <w:rPr>
+          <w:lang w:val="zh_TW" w:bidi="zh_TW"/>
+        </w:rPr>
+        <w:t>摩西的姊姊米利暗死在這裡，並被埋葬於此（</w:t>
+      </w:r>
+      <w:hyperlink r:id="rId23">
+        <w:r>
+          <w:rPr>
+            <w:lang w:val="zh_TW" w:bidi="zh_TW"/>
+          </w:rPr>
+          <w:rPr>
+            <w:color w:val="0000EE"/>
+            <w:u w:val="single"/>
+          </w:rPr>
+          <w:t>民20:1</w:t>
+        </w:r>
+      </w:hyperlink>
+      <w:r>
+        <w:rPr>
+          <w:lang w:val="zh_TW" w:bidi="zh_TW"/>
+        </w:rPr>
+        <w:t>）。</w:t>
+      </w:r>
+    </w:p>
+    <w:p>
+      <w:pPr/>
+      <w:r>
+        <w:rPr>
+          <w:lang w:val="zh_TW" w:bidi="zh_TW"/>
+        </w:rPr>
+      </w:r>
+      <w:r>
+        <w:rPr>
+          <w:lang w:val="zh_TW" w:bidi="zh_TW"/>
+        </w:rPr>
+        <w:t>聖經描述這個地方是「大而可怕的曠野」（</w:t>
+      </w:r>
+      <w:hyperlink r:id="rId24">
+        <w:r>
+          <w:rPr>
+            <w:lang w:val="zh_TW" w:bidi="zh_TW"/>
+          </w:rPr>
+          <w:rPr>
+            <w:color w:val="0000EE"/>
+            <w:u w:val="single"/>
+          </w:rPr>
+          <w:t>申1:19</w:t>
+        </w:r>
+      </w:hyperlink>
+      <w:r>
+        <w:rPr>
+          <w:lang w:val="zh_TW" w:bidi="zh_TW"/>
+        </w:rPr>
+        <w:t>，</w:t>
+      </w:r>
+      <w:hyperlink r:id="rId25">
+        <w:r>
+          <w:rPr>
+            <w:lang w:val="zh_TW" w:bidi="zh_TW"/>
+          </w:rPr>
+          <w:rPr>
+            <w:color w:val="0000EE"/>
+            <w:u w:val="single"/>
+          </w:rPr>
+          <w:t>8:15</w:t>
+        </w:r>
+      </w:hyperlink>
+      <w:r>
+        <w:rPr>
+          <w:lang w:val="zh_TW" w:bidi="zh_TW"/>
+        </w:rPr>
+        <w:t>）。</w:t>
+      </w:r>
+    </w:p>
+    <w:p>
+      <w:pPr/>
+      <w:r>
+        <w:rPr>
+          <w:lang w:val="zh_TW" w:bidi="zh_TW"/>
+        </w:rPr>
+      </w:r>
+      <w:r>
+        <w:rPr>
+          <w:i/>
+          <w:lang w:val="zh_TW" w:bidi="zh_TW"/>
+        </w:rPr>
+        <w:t xml:space="preserve">另見 </w:t>
+      </w:r>
+      <w:r>
+        <w:rPr>
+          <w:lang w:val="zh_TW" w:bidi="zh_TW"/>
+        </w:rPr>
+        <w:t>曠野漂流</w:t>
+      </w:r>
+      <w:r>
+        <w:rPr>
+          <w:lang w:val="zh_TW" w:bidi="zh_TW"/>
+        </w:rPr>
+        <w:t>。</w:t>
       </w:r>
       <w:r>
         <w:rPr>

--- a/zht/docx/164.content.docx
+++ b/zht/docx/164.content.docx
@@ -149,7 +149,7 @@
         <w:rPr>
           <w:lang w:val="zh_TW" w:bidi="zh_TW"/>
         </w:rPr>
-        <w:t>xun</w:t>
+        <w:t>xiu</w:t>
       </w:r>
       <w:r>
         <w:rPr>
@@ -212,7 +212,7 @@
         <w:rPr>
           <w:lang w:val="zh_TW" w:bidi="zh_TW"/>
         </w:rPr>
-        <w:t>尋的曠野</w:t>
+        <w:t>休妻</w:t>
       </w:r>
       <w:r>
         <w:rPr>
@@ -231,7 +231,7 @@
         <w:rPr>
           <w:lang w:val="zh_TW" w:bidi="zh_TW"/>
         </w:rPr>
-        <w:t>尋的曠野位於西奈半島的北部地區，與位於半島南部汛的曠野不同。</w:t>
+        <w:t>聖經中關於休妻的規範，與神在歷史中逐步啟示中對婚姻的不同定義密切相關。</w:t>
       </w:r>
     </w:p>
     <w:p>
@@ -245,151 +245,54 @@
         <w:rPr>
           <w:lang w:val="zh_TW" w:bidi="zh_TW"/>
         </w:rPr>
-        <w:t>尋的曠野是西奈半島四或五個「曠野」地區之一。其它的曠野地區包括：</w:t>
+        <w:t>在創世記的創造記載中，婚姻被定義為神在無罪環境中所設立的「一體」聯合（</w:t>
+      </w:r>
+      <w:hyperlink r:id="rId13">
+        <w:r>
+          <w:rPr>
+            <w:lang w:val="zh_TW" w:bidi="zh_TW"/>
+          </w:rPr>
+          <w:rPr>
+            <w:color w:val="0000EE"/>
+            <w:u w:val="single"/>
+          </w:rPr>
+          <w:t>創2:24</w:t>
+        </w:r>
+      </w:hyperlink>
+      <w:r>
+        <w:rPr>
+          <w:lang w:val="zh_TW" w:bidi="zh_TW"/>
+        </w:rPr>
+        <w:t>）。在這樣的條件下，婚姻關係的解體是不可想像的。在耶穌的事工中，祂肯定神對婚姻原初設計的這一方面，並描述了「一體」關係的含義，即廢除配偶間的分離狀態，並創造出一種牢不可破的聯合（</w:t>
+      </w:r>
+      <w:hyperlink r:id="rId14">
+        <w:r>
+          <w:rPr>
+            <w:lang w:val="zh_TW" w:bidi="zh_TW"/>
+          </w:rPr>
+          <w:rPr>
+            <w:color w:val="0000EE"/>
+            <w:u w:val="single"/>
+          </w:rPr>
+          <w:t>太19:6</w:t>
+        </w:r>
+      </w:hyperlink>
+      <w:r>
+        <w:rPr>
+          <w:lang w:val="zh_TW" w:bidi="zh_TW"/>
+        </w:rPr>
+        <w:t>）。</w:t>
       </w:r>
     </w:p>
     <w:p>
       <w:pPr>
-        <w:pStyle w:val="ListBullet"/>
-        <w:spacing w:line="240" w:lineRule="auto"/>
-        <w:ind w:left="720"/>
-      </w:pPr>
-      <w:r>
-        <w:rPr>
-          <w:lang w:val="zh_TW" w:bidi="zh_TW"/>
-        </w:rPr>
-      </w:r>
-      <w:r>
-        <w:rPr>
-          <w:lang w:val="zh_TW" w:bidi="zh_TW"/>
-        </w:rPr>
-        <w:t>巴蘭的曠野（</w:t>
-      </w:r>
-      <w:hyperlink r:id="rId13">
-        <w:r>
-          <w:rPr>
-            <w:lang w:val="zh_TW" w:bidi="zh_TW"/>
-          </w:rPr>
-          <w:rPr>
-            <w:color w:val="0000EE"/>
-            <w:u w:val="single"/>
-          </w:rPr>
-          <w:t>創21:21</w:t>
-        </w:r>
-      </w:hyperlink>
-      <w:r>
-        <w:rPr>
-          <w:lang w:val="zh_TW" w:bidi="zh_TW"/>
-        </w:rPr>
-        <w:t>）</w:t>
-      </w:r>
-    </w:p>
-    <w:p>
-      <w:pPr>
-        <w:pStyle w:val="ListBullet"/>
-        <w:spacing w:line="240" w:lineRule="auto"/>
-        <w:ind w:left="720"/>
-      </w:pPr>
-      <w:r>
-        <w:rPr>
-          <w:lang w:val="zh_TW" w:bidi="zh_TW"/>
-        </w:rPr>
-      </w:r>
-      <w:r>
-        <w:rPr>
-          <w:lang w:val="zh_TW" w:bidi="zh_TW"/>
-        </w:rPr>
-        <w:t>書珥的曠野（</w:t>
-      </w:r>
-      <w:hyperlink r:id="rId14">
-        <w:r>
-          <w:rPr>
-            <w:lang w:val="zh_TW" w:bidi="zh_TW"/>
-          </w:rPr>
-          <w:rPr>
-            <w:color w:val="0000EE"/>
-            <w:u w:val="single"/>
-          </w:rPr>
-          <w:t>出15:22</w:t>
-        </w:r>
-      </w:hyperlink>
-      <w:r>
-        <w:rPr>
-          <w:lang w:val="zh_TW" w:bidi="zh_TW"/>
-        </w:rPr>
-        <w:t>）</w:t>
-      </w:r>
-    </w:p>
-    <w:p>
-      <w:pPr>
-        <w:pStyle w:val="ListBullet"/>
-        <w:spacing w:line="240" w:lineRule="auto"/>
-        <w:ind w:left="720"/>
-      </w:pPr>
-      <w:r>
-        <w:rPr>
-          <w:lang w:val="zh_TW" w:bidi="zh_TW"/>
-        </w:rPr>
-      </w:r>
-      <w:r>
-        <w:rPr>
-          <w:lang w:val="zh_TW" w:bidi="zh_TW"/>
-        </w:rPr>
-        <w:t>西奈的曠野（</w:t>
-      </w:r>
-      <w:hyperlink r:id="rId15">
-        <w:r>
-          <w:rPr>
-            <w:lang w:val="zh_TW" w:bidi="zh_TW"/>
-          </w:rPr>
-          <w:rPr>
-            <w:color w:val="0000EE"/>
-            <w:u w:val="single"/>
-          </w:rPr>
-          <w:t>民9:1</w:t>
-        </w:r>
-      </w:hyperlink>
-      <w:r>
-        <w:rPr>
-          <w:lang w:val="zh_TW" w:bidi="zh_TW"/>
-        </w:rPr>
-        <w:t>）</w:t>
-      </w:r>
-    </w:p>
-    <w:p>
-      <w:pPr>
-        <w:pStyle w:val="ListBullet"/>
-        <w:spacing w:line="240" w:lineRule="auto"/>
-        <w:ind w:left="720"/>
-      </w:pPr>
-      <w:r>
-        <w:rPr>
-          <w:lang w:val="zh_TW" w:bidi="zh_TW"/>
-        </w:rPr>
-      </w:r>
-      <w:r>
-        <w:rPr>
-          <w:lang w:val="zh_TW" w:bidi="zh_TW"/>
-        </w:rPr>
-        <w:t>汛的曠野（</w:t>
-      </w:r>
-      <w:hyperlink r:id="rId16">
-        <w:r>
-          <w:rPr>
-            <w:lang w:val="zh_TW" w:bidi="zh_TW"/>
-          </w:rPr>
-          <w:rPr>
-            <w:color w:val="0000EE"/>
-            <w:u w:val="single"/>
-          </w:rPr>
-          <w:t>民33:11</w:t>
-        </w:r>
-      </w:hyperlink>
-      <w:r>
-        <w:rPr>
-          <w:lang w:val="zh_TW" w:bidi="zh_TW"/>
-        </w:rPr>
-        <w:t>）</w:t>
+        <w:pStyle w:val="Heading3"/>
+      </w:pPr>
+      <w:r>
+        <w:rPr>
+          <w:lang w:val="zh_TW" w:bidi="zh_TW"/>
+        </w:rPr>
+        <w:t>舊約聖經對於休妻的觀點</w:t>
       </w:r>
     </w:p>
     <w:p>
@@ -403,7 +306,121 @@
         <w:rPr>
           <w:lang w:val="zh_TW" w:bidi="zh_TW"/>
         </w:rPr>
-        <w:t>這些曠野地區的確切邊界尚未明確界定，這些地區之間很可能相互重疊。</w:t>
+        <w:t>墮落所帶來的破壞，對男性和女性之間的關係造成了嚴重後果。由於罪切斷了他們對神的主要依賴，男人和女人分別受制於他們最初被造時的元素。男人受制於他來自的塵土（</w:t>
+      </w:r>
+      <w:hyperlink r:id="rId15">
+        <w:r>
+          <w:rPr>
+            <w:lang w:val="zh_TW" w:bidi="zh_TW"/>
+          </w:rPr>
+          <w:rPr>
+            <w:color w:val="0000EE"/>
+            <w:u w:val="single"/>
+          </w:rPr>
+          <w:t>創2:7，</w:t>
+        </w:r>
+      </w:hyperlink>
+      <w:hyperlink r:id="rId16">
+        <w:r>
+          <w:rPr>
+            <w:lang w:val="zh_TW" w:bidi="zh_TW"/>
+          </w:rPr>
+          <w:rPr>
+            <w:color w:val="0000EE"/>
+            <w:u w:val="single"/>
+          </w:rPr>
+          <w:t>3:19</w:t>
+        </w:r>
+      </w:hyperlink>
+      <w:r>
+        <w:rPr>
+          <w:lang w:val="zh_TW" w:bidi="zh_TW"/>
+        </w:rPr>
+        <w:t>），女人則受制於她從男人而被造的事實（</w:t>
+      </w:r>
+      <w:hyperlink r:id="rId17">
+        <w:r>
+          <w:rPr>
+            <w:lang w:val="zh_TW" w:bidi="zh_TW"/>
+          </w:rPr>
+          <w:rPr>
+            <w:color w:val="0000EE"/>
+            <w:u w:val="single"/>
+          </w:rPr>
+          <w:t>2:22，</w:t>
+        </w:r>
+      </w:hyperlink>
+      <w:hyperlink r:id="rId18">
+        <w:r>
+          <w:rPr>
+            <w:lang w:val="zh_TW" w:bidi="zh_TW"/>
+          </w:rPr>
+          <w:rPr>
+            <w:color w:val="0000EE"/>
+            <w:u w:val="single"/>
+          </w:rPr>
+          <w:t>3:16</w:t>
+        </w:r>
+      </w:hyperlink>
+      <w:r>
+        <w:rPr>
+          <w:lang w:val="zh_TW" w:bidi="zh_TW"/>
+        </w:rPr>
+        <w:t>）。在墮落之前，男人和女人共享神的形象，享有平等的關係（</w:t>
+      </w:r>
+      <w:hyperlink r:id="rId19">
+        <w:r>
+          <w:rPr>
+            <w:lang w:val="zh_TW" w:bidi="zh_TW"/>
+          </w:rPr>
+          <w:rPr>
+            <w:color w:val="0000EE"/>
+            <w:u w:val="single"/>
+          </w:rPr>
+          <w:t>1:27</w:t>
+        </w:r>
+      </w:hyperlink>
+      <w:r>
+        <w:rPr>
+          <w:lang w:val="zh_TW" w:bidi="zh_TW"/>
+        </w:rPr>
+        <w:t>）並共同承擔治理受造之物的神聖使命（見</w:t>
+      </w:r>
+      <w:hyperlink r:id="rId20">
+        <w:r>
+          <w:rPr>
+            <w:lang w:val="zh_TW" w:bidi="zh_TW"/>
+          </w:rPr>
+          <w:rPr>
+            <w:color w:val="0000EE"/>
+            <w:u w:val="single"/>
+          </w:rPr>
+          <w:t>28</w:t>
+        </w:r>
+      </w:hyperlink>
+      <w:r>
+        <w:rPr>
+          <w:lang w:val="zh_TW" w:bidi="zh_TW"/>
+        </w:rPr>
+        <w:t>節）。然而，墮落之後，男人成為女人的掌權者，而女人成為男人的臣服者（</w:t>
+      </w:r>
+      <w:hyperlink r:id="rId18">
+        <w:r>
+          <w:rPr>
+            <w:lang w:val="zh_TW" w:bidi="zh_TW"/>
+          </w:rPr>
+          <w:rPr>
+            <w:color w:val="0000EE"/>
+            <w:u w:val="single"/>
+          </w:rPr>
+          <w:t>3:16</w:t>
+        </w:r>
+      </w:hyperlink>
+      <w:r>
+        <w:rPr>
+          <w:lang w:val="zh_TW" w:bidi="zh_TW"/>
+        </w:rPr>
+        <w:t>）。</w:t>
       </w:r>
     </w:p>
     <w:p>
@@ -417,9 +434,9 @@
         <w:rPr>
           <w:lang w:val="zh_TW" w:bidi="zh_TW"/>
         </w:rPr>
-        <w:t>尋的曠野與尋有關聯（</w:t>
-      </w:r>
-      <w:hyperlink r:id="rId17">
+        <w:t>由於這些新情況的出現，男人對女人有了在墮落前所沒有的支配權。「一體」的關係遭受破壞，因為掌權的權利為男性統治者增加其女性伴侶的數量開闢了道路。這種男女之間的差異導致了一夫多妻制的出現（</w:t>
+      </w:r>
+      <w:hyperlink r:id="rId21">
         <w:r>
           <w:rPr>
             <w:lang w:val="zh_TW" w:bidi="zh_TW"/>
@@ -428,68 +445,74 @@
             <w:color w:val="0000EE"/>
             <w:u w:val="single"/>
           </w:rPr>
-          <w:t>民34:4</w:t>
+          <w:t>創4:19，</w:t>
         </w:r>
       </w:hyperlink>
-      <w:r>
-        <w:rPr>
-          <w:lang w:val="zh_TW" w:bidi="zh_TW"/>
-        </w:rPr>
-        <w:t>）。這片曠野位於：</w:t>
-      </w:r>
-    </w:p>
-    <w:p>
-      <w:pPr>
-        <w:pStyle w:val="ListBullet"/>
-        <w:spacing w:line="240" w:lineRule="auto"/>
-        <w:ind w:left="720"/>
-      </w:pPr>
-      <w:r>
-        <w:rPr>
-          <w:lang w:val="zh_TW" w:bidi="zh_TW"/>
-        </w:rPr>
-      </w:r>
-      <w:r>
-        <w:rPr>
-          <w:lang w:val="zh_TW" w:bidi="zh_TW"/>
-        </w:rPr>
-        <w:t>以東的西邊</w:t>
-      </w:r>
-    </w:p>
-    <w:p>
-      <w:pPr>
-        <w:pStyle w:val="ListBullet"/>
-        <w:spacing w:line="240" w:lineRule="auto"/>
-        <w:ind w:left="720"/>
-      </w:pPr>
-      <w:r>
-        <w:rPr>
-          <w:lang w:val="zh_TW" w:bidi="zh_TW"/>
-        </w:rPr>
-      </w:r>
-      <w:r>
-        <w:rPr>
-          <w:lang w:val="zh_TW" w:bidi="zh_TW"/>
-        </w:rPr>
-        <w:t>死海的西南方</w:t>
-      </w:r>
-    </w:p>
-    <w:p>
-      <w:pPr>
-        <w:pStyle w:val="ListBullet"/>
-        <w:spacing w:line="240" w:lineRule="auto"/>
-        <w:ind w:left="720"/>
-      </w:pPr>
-      <w:r>
-        <w:rPr>
-          <w:lang w:val="zh_TW" w:bidi="zh_TW"/>
-        </w:rPr>
-      </w:r>
-      <w:r>
-        <w:rPr>
-          <w:lang w:val="zh_TW" w:bidi="zh_TW"/>
-        </w:rPr>
-        <w:t>猶大南部</w:t>
+      <w:hyperlink r:id="rId22">
+        <w:r>
+          <w:rPr>
+            <w:lang w:val="zh_TW" w:bidi="zh_TW"/>
+          </w:rPr>
+          <w:rPr>
+            <w:color w:val="0000EE"/>
+            <w:u w:val="single"/>
+          </w:rPr>
+          <w:t>16:3，</w:t>
+        </w:r>
+      </w:hyperlink>
+      <w:hyperlink r:id="rId23">
+        <w:r>
+          <w:rPr>
+            <w:lang w:val="zh_TW" w:bidi="zh_TW"/>
+          </w:rPr>
+          <w:rPr>
+            <w:color w:val="0000EE"/>
+            <w:u w:val="single"/>
+          </w:rPr>
+          <w:t>29:30</w:t>
+        </w:r>
+      </w:hyperlink>
+      <w:r>
+        <w:rPr>
+          <w:lang w:val="zh_TW" w:bidi="zh_TW"/>
+        </w:rPr>
+        <w:t>）以及連續單配偶制（短暫婚姻）的實踐——需要通過休妻來終結每一段婚姻（</w:t>
+      </w:r>
+      <w:hyperlink r:id="rId24">
+        <w:r>
+          <w:rPr>
+            <w:lang w:val="zh_TW" w:bidi="zh_TW"/>
+          </w:rPr>
+          <w:rPr>
+            <w:color w:val="0000EE"/>
+            <w:u w:val="single"/>
+          </w:rPr>
+          <w:t>申24:1–4</w:t>
+        </w:r>
+      </w:hyperlink>
+      <w:r>
+        <w:rPr>
+          <w:lang w:val="zh_TW" w:bidi="zh_TW"/>
+        </w:rPr>
+        <w:t>）。因此，休妻做法的出現，成為男性性統治原則下，不可避免的結果。無論是統治還是休妻，都不是神原本對婚姻關係的設計。摩西律法中關於休妻的規定是神對人類墮落狀態所作的讓步（</w:t>
+      </w:r>
+      <w:hyperlink r:id="rId25">
+        <w:r>
+          <w:rPr>
+            <w:lang w:val="zh_TW" w:bidi="zh_TW"/>
+          </w:rPr>
+          <w:rPr>
+            <w:color w:val="0000EE"/>
+            <w:u w:val="single"/>
+          </w:rPr>
+          <w:t>太19:8</w:t>
+        </w:r>
+      </w:hyperlink>
+      <w:r>
+        <w:rPr>
+          <w:lang w:val="zh_TW" w:bidi="zh_TW"/>
+        </w:rPr>
+        <w:t>）。通常，休妻的選擇僅為男性統治者所享有。作為其男性統治者的臣服者，妻子成為休妻的受害者。男人可以休妻，而女人卻不能與丈夫離婚。</w:t>
       </w:r>
     </w:p>
     <w:p>
@@ -503,7 +526,43 @@
         <w:rPr>
           <w:lang w:val="zh_TW" w:bidi="zh_TW"/>
         </w:rPr>
-        <w:t>在這片乾燥的地區內有四個大型泉水或綠洲，包括加低斯‧巴尼亞。以色列人在西奈曠野的三十八年間，大部分時間都在這個曠野地區度過。</w:t>
+        <w:t>雖然看起來不公平，但申命記關於休妻的規定實際上是為了給受害的婦女提供一點保護。丈夫必須以她有不道德的行為為理由，證明休妻的正當性，並需給予被休的妻子一紙休書，作為她與他的婚姻的證明（</w:t>
+      </w:r>
+      <w:hyperlink r:id="rId26">
+        <w:r>
+          <w:rPr>
+            <w:lang w:val="zh_TW" w:bidi="zh_TW"/>
+          </w:rPr>
+          <w:rPr>
+            <w:color w:val="0000EE"/>
+            <w:u w:val="single"/>
+          </w:rPr>
+          <w:t>申24:1</w:t>
+        </w:r>
+      </w:hyperlink>
+      <w:r>
+        <w:rPr>
+          <w:lang w:val="zh_TW" w:bidi="zh_TW"/>
+        </w:rPr>
+        <w:t>）。此外，離異的丈夫在妻子再嫁後，不得再娶她為妻，因為最初的休妻被視為對她的玷污（見</w:t>
+      </w:r>
+      <w:hyperlink r:id="rId27">
+        <w:r>
+          <w:rPr>
+            <w:lang w:val="zh_TW" w:bidi="zh_TW"/>
+          </w:rPr>
+          <w:rPr>
+            <w:color w:val="0000EE"/>
+            <w:u w:val="single"/>
+          </w:rPr>
+          <w:t>4</w:t>
+        </w:r>
+      </w:hyperlink>
+      <w:r>
+        <w:rPr>
+          <w:lang w:val="zh_TW" w:bidi="zh_TW"/>
+        </w:rPr>
+        <w:t>節）。</w:t>
       </w:r>
     </w:p>
     <w:p>
@@ -517,187 +576,36 @@
         <w:rPr>
           <w:lang w:val="zh_TW" w:bidi="zh_TW"/>
         </w:rPr>
-        <w:t>聖經中發生在尋的曠野的幾個重要事件：</w:t>
+        <w:t>雖然摩西關於休妻的規定是神因以色列人心硬而作出的讓步，舊約卻明確指出神恨惡休妻（</w:t>
+      </w:r>
+      <w:hyperlink r:id="rId28">
+        <w:r>
+          <w:rPr>
+            <w:lang w:val="zh_TW" w:bidi="zh_TW"/>
+          </w:rPr>
+          <w:rPr>
+            <w:color w:val="0000EE"/>
+            <w:u w:val="single"/>
+          </w:rPr>
+          <w:t>瑪2:16</w:t>
+        </w:r>
+      </w:hyperlink>
+      <w:r>
+        <w:rPr>
+          <w:lang w:val="zh_TW" w:bidi="zh_TW"/>
+        </w:rPr>
+        <w:t>）。休妻的權利是基於人類墮落後形成的男性統治原則而勉強允許的。但神原本的設計，體現在「二人成為一體」的婚姻關係中，仍然是男女婚姻結合的標準。</w:t>
       </w:r>
     </w:p>
     <w:p>
       <w:pPr>
-        <w:pStyle w:val="ListBullet"/>
-        <w:spacing w:line="240" w:lineRule="auto"/>
-        <w:ind w:left="720"/>
-      </w:pPr>
-      <w:r>
-        <w:rPr>
-          <w:lang w:val="zh_TW" w:bidi="zh_TW"/>
-        </w:rPr>
-      </w:r>
-      <w:r>
-        <w:rPr>
-          <w:lang w:val="zh_TW" w:bidi="zh_TW"/>
-        </w:rPr>
-        <w:t>從尋的曠野，探子被派去窺探迦南地（</w:t>
-      </w:r>
-      <w:hyperlink r:id="rId18">
-        <w:r>
-          <w:rPr>
-            <w:lang w:val="zh_TW" w:bidi="zh_TW"/>
-          </w:rPr>
-          <w:rPr>
-            <w:color w:val="0000EE"/>
-            <w:u w:val="single"/>
-          </w:rPr>
-          <w:t>民13:1–26</w:t>
-        </w:r>
-      </w:hyperlink>
-      <w:r>
-        <w:rPr>
-          <w:lang w:val="zh_TW" w:bidi="zh_TW"/>
-        </w:rPr>
-        <w:t>，</w:t>
-      </w:r>
-      <w:hyperlink r:id="rId19">
-        <w:r>
-          <w:rPr>
-            <w:lang w:val="zh_TW" w:bidi="zh_TW"/>
-          </w:rPr>
-          <w:rPr>
-            <w:color w:val="0000EE"/>
-            <w:u w:val="single"/>
-          </w:rPr>
-          <w:t>32:8</w:t>
-        </w:r>
-      </w:hyperlink>
-      <w:r>
-        <w:rPr>
-          <w:lang w:val="zh_TW" w:bidi="zh_TW"/>
-        </w:rPr>
-        <w:t>）。</w:t>
-      </w:r>
-    </w:p>
-    <w:p>
-      <w:pPr>
-        <w:pStyle w:val="ListBullet"/>
-        <w:spacing w:line="240" w:lineRule="auto"/>
-        <w:ind w:left="720"/>
-      </w:pPr>
-      <w:r>
-        <w:rPr>
-          <w:lang w:val="zh_TW" w:bidi="zh_TW"/>
-        </w:rPr>
-      </w:r>
-      <w:r>
-        <w:rPr>
-          <w:lang w:val="zh_TW" w:bidi="zh_TW"/>
-        </w:rPr>
-        <w:t>那些悖逆神的人因為不信，而被審判在這個曠野中死去（</w:t>
-      </w:r>
-      <w:hyperlink r:id="rId20">
-        <w:r>
-          <w:rPr>
-            <w:lang w:val="zh_TW" w:bidi="zh_TW"/>
-          </w:rPr>
-          <w:rPr>
-            <w:color w:val="0000EE"/>
-            <w:u w:val="single"/>
-          </w:rPr>
-          <w:t>民14:22–23</w:t>
-        </w:r>
-      </w:hyperlink>
-      <w:r>
-        <w:rPr>
-          <w:lang w:val="zh_TW" w:bidi="zh_TW"/>
-        </w:rPr>
-        <w:t>）。</w:t>
-      </w:r>
-    </w:p>
-    <w:p>
-      <w:pPr>
-        <w:pStyle w:val="ListBullet"/>
-        <w:spacing w:line="240" w:lineRule="auto"/>
-        <w:ind w:left="720"/>
-      </w:pPr>
-      <w:r>
-        <w:rPr>
-          <w:lang w:val="zh_TW" w:bidi="zh_TW"/>
-        </w:rPr>
-      </w:r>
-      <w:r>
-        <w:rPr>
-          <w:lang w:val="zh_TW" w:bidi="zh_TW"/>
-        </w:rPr>
-        <w:t>摩西在這片曠野中犯了罪，因為他沒有在水從磐石中流出時尊神為聖（</w:t>
-      </w:r>
-      <w:hyperlink r:id="rId21">
-        <w:r>
-          <w:rPr>
-            <w:lang w:val="zh_TW" w:bidi="zh_TW"/>
-          </w:rPr>
-          <w:rPr>
-            <w:color w:val="0000EE"/>
-            <w:u w:val="single"/>
-          </w:rPr>
-          <w:t>民20:1–13</w:t>
-        </w:r>
-      </w:hyperlink>
-      <w:r>
-        <w:rPr>
-          <w:lang w:val="zh_TW" w:bidi="zh_TW"/>
-        </w:rPr>
-        <w:t>，</w:t>
-      </w:r>
-      <w:hyperlink r:id="rId22">
-        <w:r>
-          <w:rPr>
-            <w:lang w:val="zh_TW" w:bidi="zh_TW"/>
-          </w:rPr>
-          <w:rPr>
-            <w:color w:val="0000EE"/>
-            <w:u w:val="single"/>
-          </w:rPr>
-          <w:t>27:14</w:t>
-        </w:r>
-      </w:hyperlink>
-      <w:r>
-        <w:rPr>
-          <w:lang w:val="zh_TW" w:bidi="zh_TW"/>
-        </w:rPr>
-        <w:t>）。</w:t>
-      </w:r>
-    </w:p>
-    <w:p>
-      <w:pPr>
-        <w:pStyle w:val="ListBullet"/>
-        <w:spacing w:line="240" w:lineRule="auto"/>
-        <w:ind w:left="720"/>
-      </w:pPr>
-      <w:r>
-        <w:rPr>
-          <w:lang w:val="zh_TW" w:bidi="zh_TW"/>
-        </w:rPr>
-      </w:r>
-      <w:r>
-        <w:rPr>
-          <w:lang w:val="zh_TW" w:bidi="zh_TW"/>
-        </w:rPr>
-        <w:t>摩西的姊姊米利暗死在這裡，並被埋葬於此（</w:t>
-      </w:r>
-      <w:hyperlink r:id="rId23">
-        <w:r>
-          <w:rPr>
-            <w:lang w:val="zh_TW" w:bidi="zh_TW"/>
-          </w:rPr>
-          <w:rPr>
-            <w:color w:val="0000EE"/>
-            <w:u w:val="single"/>
-          </w:rPr>
-          <w:t>民20:1</w:t>
-        </w:r>
-      </w:hyperlink>
-      <w:r>
-        <w:rPr>
-          <w:lang w:val="zh_TW" w:bidi="zh_TW"/>
-        </w:rPr>
-        <w:t>）。</w:t>
+        <w:pStyle w:val="Heading3"/>
+      </w:pPr>
+      <w:r>
+        <w:rPr>
+          <w:lang w:val="zh_TW" w:bidi="zh_TW"/>
+        </w:rPr>
+        <w:t>耶穌關於休妻的教導</w:t>
       </w:r>
     </w:p>
     <w:p>
@@ -711,9 +619,9 @@
         <w:rPr>
           <w:lang w:val="zh_TW" w:bidi="zh_TW"/>
         </w:rPr>
-        <w:t>聖經描述這個地方是「大而可怕的曠野」（</w:t>
-      </w:r>
-      <w:hyperlink r:id="rId24">
+        <w:t>因基督的救贖事工顯明了回歸神在創造中的原初旨意，舊約中關於休妻的規定在基督徒群體中被廢除。為了證明跟隨祂的人中婚姻關係的不可侵犯性，耶穌引導他們回到創造的典範。耶穌負面地提到摩西准許休妻的規定，並堅持神原初的創造秩序，宣告「起初並不是這樣」（</w:t>
+      </w:r>
+      <w:hyperlink r:id="rId25">
         <w:r>
           <w:rPr>
             <w:lang w:val="zh_TW" w:bidi="zh_TW"/>
@@ -722,32 +630,14 @@
             <w:color w:val="0000EE"/>
             <w:u w:val="single"/>
           </w:rPr>
-          <w:t>申1:19</w:t>
+          <w:t>太19:8</w:t>
         </w:r>
       </w:hyperlink>
       <w:r>
         <w:rPr>
           <w:lang w:val="zh_TW" w:bidi="zh_TW"/>
         </w:rPr>
-        <w:t>，</w:t>
-      </w:r>
-      <w:hyperlink r:id="rId25">
-        <w:r>
-          <w:rPr>
-            <w:lang w:val="zh_TW" w:bidi="zh_TW"/>
-          </w:rPr>
-          <w:rPr>
-            <w:color w:val="0000EE"/>
-            <w:u w:val="single"/>
-          </w:rPr>
-          <w:t>8:15</w:t>
-        </w:r>
-      </w:hyperlink>
-      <w:r>
-        <w:rPr>
-          <w:lang w:val="zh_TW" w:bidi="zh_TW"/>
-        </w:rPr>
-        <w:t>）。</w:t>
+        <w:t>）。基督否定了墮落的影響，並重申了創造的設計。</w:t>
       </w:r>
     </w:p>
     <w:p>
@@ -759,16 +649,579 @@
       </w:r>
       <w:r>
         <w:rPr>
+          <w:lang w:val="zh_TW" w:bidi="zh_TW"/>
+        </w:rPr>
+        <w:t>在</w:t>
+      </w:r>
+      <w:hyperlink r:id="rId29">
+        <w:r>
+          <w:rPr>
+            <w:lang w:val="zh_TW" w:bidi="zh_TW"/>
+          </w:rPr>
+          <w:rPr>
+            <w:color w:val="0000EE"/>
+            <w:u w:val="single"/>
+          </w:rPr>
+          <w:t>馬太福音五章31至32節</w:t>
+        </w:r>
+      </w:hyperlink>
+      <w:r>
+        <w:rPr>
+          <w:lang w:val="zh_TW" w:bidi="zh_TW"/>
+        </w:rPr>
+        <w:t>中，耶穌明確地廢除了摩西律法中允許男人休妻的規定。祂將這種行為視為對婦女人格的侵犯。那些犯姦淫的男人休妻，使妻子淪為受輕視的對象，將她們視為可以通過便利的休妻程序而隨意交易的商品。事實上，男人藉著休妻使妻子背上姦淫的罪名，而與先前婚姻中被棄的女人再婚的男人，則延續了這種羞辱性的過程，並成為姦淫的共犯。</w:t>
+      </w:r>
+    </w:p>
+    <w:p>
+      <w:pPr/>
+      <w:r>
+        <w:rPr>
+          <w:lang w:val="zh_TW" w:bidi="zh_TW"/>
+        </w:rPr>
+      </w:r>
+      <w:r>
+        <w:rPr>
+          <w:lang w:val="zh_TW" w:bidi="zh_TW"/>
+        </w:rPr>
+        <w:t>耶穌刻意收回男人隨意棄妻的權利，重新建立起按照創造時設計的終身「一體」聯結。祂的門徒準確地理解了祂的意圖。然而，男性特權的觀念在他們的思維中根深蒂固，以至於他們認為守獨身的自由優於對終身一夫一妻婚姻的承諾（</w:t>
+      </w:r>
+      <w:hyperlink r:id="rId30">
+        <w:r>
+          <w:rPr>
+            <w:lang w:val="zh_TW" w:bidi="zh_TW"/>
+          </w:rPr>
+          <w:rPr>
+            <w:color w:val="0000EE"/>
+            <w:u w:val="single"/>
+          </w:rPr>
+          <w:t>太19:10</w:t>
+        </w:r>
+      </w:hyperlink>
+      <w:r>
+        <w:rPr>
+          <w:lang w:val="zh_TW" w:bidi="zh_TW"/>
+        </w:rPr>
+        <w:t>）。</w:t>
+      </w:r>
+    </w:p>
+    <w:p>
+      <w:pPr/>
+      <w:r>
+        <w:rPr>
+          <w:lang w:val="zh_TW" w:bidi="zh_TW"/>
+        </w:rPr>
+      </w:r>
+      <w:r>
+        <w:rPr>
+          <w:lang w:val="zh_TW" w:bidi="zh_TW"/>
+        </w:rPr>
+        <w:t>耶穌不僅重申了「一體」聯結在救贖群體中的有效性，新約也透過將婚姻的聯結，定義為基督與教會關係在地上的反映，進一步加強了婚姻聯結的不可侵犯性（</w:t>
+      </w:r>
+      <w:hyperlink r:id="rId31">
+        <w:r>
+          <w:rPr>
+            <w:lang w:val="zh_TW" w:bidi="zh_TW"/>
+          </w:rPr>
+          <w:rPr>
+            <w:color w:val="0000EE"/>
+            <w:u w:val="single"/>
+          </w:rPr>
+          <w:t>弗5:25</w:t>
+        </w:r>
+      </w:hyperlink>
+      <w:r>
+        <w:rPr>
+          <w:lang w:val="zh_TW" w:bidi="zh_TW"/>
+        </w:rPr>
+        <w:t>）。</w:t>
+      </w:r>
+    </w:p>
+    <w:p>
+      <w:pPr/>
+      <w:r>
+        <w:rPr>
+          <w:lang w:val="zh_TW" w:bidi="zh_TW"/>
+        </w:rPr>
+      </w:r>
+      <w:r>
+        <w:rPr>
+          <w:lang w:val="zh_TW" w:bidi="zh_TW"/>
+        </w:rPr>
+        <w:t>儘管婚姻聯結的永恆性受到如此嚴厲的制約，新約仍允許在某些例外情況下休妻，以保護無辜的一方免於受不道德行為和拋棄的傷害。耶穌設立了一些例外條件，賦予因配偶不忠而受害的一方提出休妻的權利（</w:t>
+      </w:r>
+      <w:hyperlink r:id="rId32">
+        <w:r>
+          <w:rPr>
+            <w:lang w:val="zh_TW" w:bidi="zh_TW"/>
+          </w:rPr>
+          <w:rPr>
+            <w:color w:val="0000EE"/>
+            <w:u w:val="single"/>
+          </w:rPr>
+          <w:t>太5:32，</w:t>
+        </w:r>
+      </w:hyperlink>
+      <w:hyperlink r:id="rId33">
+        <w:r>
+          <w:rPr>
+            <w:lang w:val="zh_TW" w:bidi="zh_TW"/>
+          </w:rPr>
+          <w:rPr>
+            <w:color w:val="0000EE"/>
+            <w:u w:val="single"/>
+          </w:rPr>
+          <w:t>19:9</w:t>
+        </w:r>
+      </w:hyperlink>
+      <w:r>
+        <w:rPr>
+          <w:lang w:val="zh_TW" w:bidi="zh_TW"/>
+        </w:rPr>
+        <w:t>）。顯然，受害的一方可以選擇維持婚姻關係，即使面對不忠配偶背叛承諾。然而，鑒於聖經允許的例外情況，不應強加給無辜的一方必須維持或恢復受破壞婚姻關係的義務。</w:t>
+      </w:r>
+    </w:p>
+    <w:p>
+      <w:pPr/>
+      <w:r>
+        <w:rPr>
+          <w:lang w:val="zh_TW" w:bidi="zh_TW"/>
+        </w:rPr>
+      </w:r>
+      <w:r>
+        <w:rPr>
+          <w:lang w:val="zh_TW" w:bidi="zh_TW"/>
+        </w:rPr>
+        <w:t>新約認可的另一個可以休妻的例外情況是拋棄。根據</w:t>
+      </w:r>
+      <w:hyperlink r:id="rId34">
+        <w:r>
+          <w:rPr>
+            <w:lang w:val="zh_TW" w:bidi="zh_TW"/>
+          </w:rPr>
+          <w:rPr>
+            <w:color w:val="0000EE"/>
+            <w:u w:val="single"/>
+          </w:rPr>
+          <w:t>哥林多前書七章15節</w:t>
+        </w:r>
+      </w:hyperlink>
+      <w:r>
+        <w:rPr>
+          <w:lang w:val="zh_TW" w:bidi="zh_TW"/>
+        </w:rPr>
+        <w:t>的規定，這主要是指未信主的配偶拋棄婚姻的情況。然而，應注意到，如果信徒有拋棄配偶的行為，也應被視為不信主的人（</w:t>
+      </w:r>
+      <w:hyperlink r:id="rId35">
+        <w:r>
+          <w:rPr>
+            <w:lang w:val="zh_TW" w:bidi="zh_TW"/>
+          </w:rPr>
+          <w:rPr>
+            <w:color w:val="0000EE"/>
+            <w:u w:val="single"/>
+          </w:rPr>
+          <w:t>提前5:8</w:t>
+        </w:r>
+      </w:hyperlink>
+      <w:r>
+        <w:rPr>
+          <w:lang w:val="zh_TW" w:bidi="zh_TW"/>
+        </w:rPr>
+        <w:t>）。任何相當於拋棄婚姻關係的行為，都構成了對婚姻承諾的破壞，並適用</w:t>
+      </w:r>
+      <w:hyperlink r:id="rId34">
+        <w:r>
+          <w:rPr>
+            <w:lang w:val="zh_TW" w:bidi="zh_TW"/>
+          </w:rPr>
+          <w:rPr>
+            <w:color w:val="0000EE"/>
+            <w:u w:val="single"/>
+          </w:rPr>
+          <w:t>哥林多前書七章15節</w:t>
+        </w:r>
+      </w:hyperlink>
+      <w:r>
+        <w:rPr>
+          <w:lang w:val="zh_TW" w:bidi="zh_TW"/>
+        </w:rPr>
+        <w:t>中所述的規定。</w:t>
+      </w:r>
+    </w:p>
+    <w:p>
+      <w:pPr/>
+      <w:r>
+        <w:rPr>
+          <w:lang w:val="zh_TW" w:bidi="zh_TW"/>
+        </w:rPr>
+      </w:r>
+      <w:r>
+        <w:rPr>
+          <w:lang w:val="zh_TW" w:bidi="zh_TW"/>
+        </w:rPr>
+        <w:t>無論是通姦還是拋棄，受害的一方都有權向有過錯的配偶尋求休妻，並在完成休妻後重新成為單身。若悔改和和解無法恢復被破壞的婚姻，受害的一方無需再受該婚姻的約束。根據聖經，未受婚姻約束的人有權再婚，但前提是只「在主裡」（</w:t>
+      </w:r>
+      <w:hyperlink r:id="rId36">
+        <w:r>
+          <w:rPr>
+            <w:lang w:val="zh_TW" w:bidi="zh_TW"/>
+          </w:rPr>
+          <w:rPr>
+            <w:color w:val="0000EE"/>
+            <w:u w:val="single"/>
+          </w:rPr>
+          <w:t>林前7:39</w:t>
+        </w:r>
+      </w:hyperlink>
+      <w:r>
+        <w:rPr>
+          <w:lang w:val="zh_TW" w:bidi="zh_TW"/>
+        </w:rPr>
+        <w:t>），即只能與另一位基督徒結婚。對於沒有獨身恩賜的單身者來說，結婚的命令（</w:t>
+      </w:r>
+      <w:hyperlink r:id="rId37">
+        <w:r>
+          <w:rPr>
+            <w:lang w:val="zh_TW" w:bidi="zh_TW"/>
+          </w:rPr>
+          <w:rPr>
+            <w:color w:val="0000EE"/>
+            <w:u w:val="single"/>
+          </w:rPr>
+          <w:t>9</w:t>
+        </w:r>
+      </w:hyperlink>
+      <w:r>
+        <w:rPr>
+          <w:lang w:val="zh_TW" w:bidi="zh_TW"/>
+        </w:rPr>
+        <w:t>節）同樣適用於因符合聖經原則的合法休妻而成為單身的人。根據基督在</w:t>
+      </w:r>
+      <w:hyperlink r:id="rId38">
+        <w:r>
+          <w:rPr>
+            <w:lang w:val="zh_TW" w:bidi="zh_TW"/>
+          </w:rPr>
+          <w:rPr>
+            <w:color w:val="0000EE"/>
+            <w:u w:val="single"/>
+          </w:rPr>
+          <w:t>馬可福音十章11至12節</w:t>
+        </w:r>
+      </w:hyperlink>
+      <w:r>
+        <w:rPr>
+          <w:lang w:val="zh_TW" w:bidi="zh_TW"/>
+        </w:rPr>
+        <w:t>和</w:t>
+      </w:r>
+      <w:hyperlink r:id="rId39">
+        <w:r>
+          <w:rPr>
+            <w:lang w:val="zh_TW" w:bidi="zh_TW"/>
+          </w:rPr>
+          <w:rPr>
+            <w:color w:val="0000EE"/>
+            <w:u w:val="single"/>
+          </w:rPr>
+          <w:t>路加福音十六章18節</w:t>
+        </w:r>
+      </w:hyperlink>
+      <w:r>
+        <w:rPr>
+          <w:lang w:val="zh_TW" w:bidi="zh_TW"/>
+        </w:rPr>
+        <w:t>中的教導，若休妻僅被用作更換配偶的手段，則其因意圖不純的休妻所構成的姦淫，這樣的再婚不被認可。</w:t>
+      </w:r>
+    </w:p>
+    <w:p>
+      <w:pPr/>
+      <w:r>
+        <w:rPr>
+          <w:lang w:val="zh_TW" w:bidi="zh_TW"/>
+        </w:rPr>
+      </w:r>
+      <w:r>
+        <w:rPr>
+          <w:lang w:val="zh_TW" w:bidi="zh_TW"/>
+        </w:rPr>
+        <w:t>通常有許多因素加起來導致一段婚姻的摧毀。因此，當教會在處理每個休妻和再婚的案例時，必須逐案處理，並考慮到神無窮的赦罪大能及其恢復破碎生命的恩典。顯然，聖經對休妻的限制並不適用於那些在信主前婚姻破裂的信徒，因為神的赦免洗清了他們在未信主時期的罪，使他們在基督裡成為新造的人。</w:t>
+      </w:r>
+    </w:p>
+    <w:p>
+      <w:pPr/>
+      <w:r>
+        <w:rPr>
+          <w:lang w:val="zh_TW" w:bidi="zh_TW"/>
+        </w:rPr>
+      </w:r>
+      <w:r>
+        <w:rPr>
           <w:i/>
           <w:lang w:val="zh_TW" w:bidi="zh_TW"/>
         </w:rPr>
-        <w:t xml:space="preserve">另見 </w:t>
-      </w:r>
-      <w:r>
-        <w:rPr>
-          <w:lang w:val="zh_TW" w:bidi="zh_TW"/>
-        </w:rPr>
-        <w:t>曠野漂流</w:t>
+        <w:t>另見</w:t>
+      </w:r>
+      <w:r>
+        <w:rPr>
+          <w:lang w:val="zh_TW" w:bidi="zh_TW"/>
+        </w:rPr>
+        <w:t xml:space="preserve"> </w:t>
+      </w:r>
+      <w:r>
+        <w:rPr>
+          <w:lang w:val="zh_TW" w:bidi="zh_TW"/>
+        </w:rPr>
+        <w:t>姦淫</w:t>
+      </w:r>
+      <w:r>
+        <w:rPr>
+          <w:lang w:val="zh_TW" w:bidi="zh_TW"/>
+        </w:rPr>
+        <w:t>；</w:t>
+      </w:r>
+      <w:r>
+        <w:rPr>
+          <w:lang w:val="zh_TW" w:bidi="zh_TW"/>
+        </w:rPr>
+        <w:t>民事法律和司法</w:t>
+      </w:r>
+      <w:r>
+        <w:rPr>
+          <w:lang w:val="zh_TW" w:bidi="zh_TW"/>
+        </w:rPr>
+        <w:t>；</w:t>
+      </w:r>
+      <w:r>
+        <w:rPr>
+          <w:lang w:val="zh_TW" w:bidi="zh_TW"/>
+        </w:rPr>
+        <w:t>婚姻，婚姻習俗</w:t>
+      </w:r>
+      <w:r>
+        <w:rPr>
+          <w:lang w:val="zh_TW" w:bidi="zh_TW"/>
+        </w:rPr>
+        <w:t>；</w:t>
+      </w:r>
+      <w:r>
+        <w:rPr>
+          <w:lang w:val="zh_TW" w:bidi="zh_TW"/>
+        </w:rPr>
+        <w:t>性，性別</w:t>
+      </w:r>
+      <w:r>
+        <w:rPr>
+          <w:lang w:val="zh_TW" w:bidi="zh_TW"/>
+        </w:rPr>
+        <w:t>。</w:t>
+      </w:r>
+      <w:r>
+        <w:rPr>
+          <w:lang w:val="zh_TW" w:bidi="zh_TW"/>
+        </w:rPr>
+      </w:r>
+      <w:r>
+        <w:rPr>
+          <w:lang w:val="zh_TW" w:bidi="zh_TW"/>
+        </w:rPr>
+      </w:r>
+    </w:p>
+    <w:p>
+      <w:pPr/>
+      <w:r>
+        <w:rPr>
+          <w:lang w:val="zh_TW" w:bidi="zh_TW"/>
+        </w:rPr>
+      </w:r>
+    </w:p>
+    <w:p>
+      <w:pPr>
+        <w:pStyle w:val="Heading2"/>
+      </w:pPr>
+      <w:r>
+        <w:rPr>
+          <w:lang w:val="zh_TW" w:bidi="zh_TW"/>
+        </w:rPr>
+        <w:t>休書</w:t>
+      </w:r>
+      <w:r>
+        <w:rPr>
+          <w:lang w:val="zh_TW" w:bidi="zh_TW"/>
+        </w:rPr>
+      </w:r>
+    </w:p>
+    <w:p>
+      <w:pPr/>
+      <w:r>
+        <w:rPr>
+          <w:lang w:val="zh_TW" w:bidi="zh_TW"/>
+        </w:rPr>
+      </w:r>
+      <w:r>
+        <w:rPr>
+          <w:lang w:val="zh_TW" w:bidi="zh_TW"/>
+        </w:rPr>
+        <w:t>一份根據摩西律法宣告丈夫和妻子分離的文件（</w:t>
+      </w:r>
+      <w:hyperlink r:id="rId24">
+        <w:r>
+          <w:rPr>
+            <w:lang w:val="zh_TW" w:bidi="zh_TW"/>
+          </w:rPr>
+          <w:rPr>
+            <w:color w:val="0000EE"/>
+            <w:u w:val="single"/>
+          </w:rPr>
+          <w:t>申24:1–4</w:t>
+        </w:r>
+      </w:hyperlink>
+      <w:r>
+        <w:rPr>
+          <w:lang w:val="zh_TW" w:bidi="zh_TW"/>
+        </w:rPr>
+        <w:t>；見</w:t>
+      </w:r>
+      <w:hyperlink r:id="rId40">
+        <w:r>
+          <w:rPr>
+            <w:lang w:val="zh_TW" w:bidi="zh_TW"/>
+          </w:rPr>
+          <w:rPr>
+            <w:color w:val="0000EE"/>
+            <w:u w:val="single"/>
+          </w:rPr>
+          <w:t>太5:31，</w:t>
+        </w:r>
+      </w:hyperlink>
+      <w:hyperlink r:id="rId41">
+        <w:r>
+          <w:rPr>
+            <w:lang w:val="zh_TW" w:bidi="zh_TW"/>
+          </w:rPr>
+          <w:rPr>
+            <w:color w:val="0000EE"/>
+            <w:u w:val="single"/>
+          </w:rPr>
+          <w:t>19:7；</w:t>
+        </w:r>
+      </w:hyperlink>
+      <w:hyperlink r:id="rId42">
+        <w:r>
+          <w:rPr>
+            <w:lang w:val="zh_TW" w:bidi="zh_TW"/>
+          </w:rPr>
+          <w:rPr>
+            <w:color w:val="0000EE"/>
+            <w:u w:val="single"/>
+          </w:rPr>
+          <w:t>可10:4</w:t>
+        </w:r>
+      </w:hyperlink>
+      <w:r>
+        <w:rPr>
+          <w:lang w:val="zh_TW" w:bidi="zh_TW"/>
+        </w:rPr>
+        <w:t>）。休書保護了婦女的權利，提供她已獲自由的證據，並確保她的丈夫不能索取她的嫁妝。這類文件措辭可見於</w:t>
+      </w:r>
+      <w:hyperlink r:id="rId43">
+        <w:r>
+          <w:rPr>
+            <w:lang w:val="zh_TW" w:bidi="zh_TW"/>
+          </w:rPr>
+          <w:rPr>
+            <w:color w:val="0000EE"/>
+            <w:u w:val="single"/>
+          </w:rPr>
+          <w:t>何西阿書二章2節</w:t>
+        </w:r>
+      </w:hyperlink>
+      <w:r>
+        <w:rPr>
+          <w:lang w:val="zh_TW" w:bidi="zh_TW"/>
+        </w:rPr>
+        <w:t>：「因為她不是我的妻子， 我也不是她的丈夫」。舊約中的先知以此比喻，表達神欲與悖逆的百姓分離的心意（</w:t>
+      </w:r>
+      <w:hyperlink r:id="rId44">
+        <w:r>
+          <w:rPr>
+            <w:lang w:val="zh_TW" w:bidi="zh_TW"/>
+          </w:rPr>
+          <w:rPr>
+            <w:color w:val="0000EE"/>
+            <w:u w:val="single"/>
+          </w:rPr>
+          <w:t>賽50:1；</w:t>
+        </w:r>
+      </w:hyperlink>
+      <w:hyperlink r:id="rId45">
+        <w:r>
+          <w:rPr>
+            <w:lang w:val="zh_TW" w:bidi="zh_TW"/>
+          </w:rPr>
+          <w:rPr>
+            <w:color w:val="0000EE"/>
+            <w:u w:val="single"/>
+          </w:rPr>
+          <w:t>耶3:8</w:t>
+        </w:r>
+      </w:hyperlink>
+      <w:r>
+        <w:rPr>
+          <w:lang w:val="zh_TW" w:bidi="zh_TW"/>
+        </w:rPr>
+        <w:t>）。</w:t>
+      </w:r>
+    </w:p>
+    <w:p>
+      <w:pPr/>
+      <w:r>
+        <w:rPr>
+          <w:lang w:val="zh_TW" w:bidi="zh_TW"/>
+        </w:rPr>
+      </w:r>
+      <w:r>
+        <w:rPr>
+          <w:i/>
+          <w:lang w:val="zh_TW" w:bidi="zh_TW"/>
+        </w:rPr>
+        <w:t>另見</w:t>
+      </w:r>
+      <w:r>
+        <w:rPr>
+          <w:lang w:val="zh_TW" w:bidi="zh_TW"/>
+        </w:rPr>
+        <w:t xml:space="preserve"> </w:t>
+      </w:r>
+      <w:r>
+        <w:rPr>
+          <w:lang w:val="zh_TW" w:bidi="zh_TW"/>
+        </w:rPr>
+        <w:t>民事律法和司法</w:t>
+      </w:r>
+      <w:r>
+        <w:rPr>
+          <w:lang w:val="zh_TW" w:bidi="zh_TW"/>
+        </w:rPr>
+        <w:t>；</w:t>
+      </w:r>
+      <w:r>
+        <w:rPr>
+          <w:lang w:val="zh_TW" w:bidi="zh_TW"/>
+        </w:rPr>
+        <w:t>休妻</w:t>
+      </w:r>
+      <w:r>
+        <w:rPr>
+          <w:lang w:val="zh_TW" w:bidi="zh_TW"/>
+        </w:rPr>
+        <w:t>；</w:t>
+      </w:r>
+      <w:r>
+        <w:rPr>
+          <w:lang w:val="zh_TW" w:bidi="zh_TW"/>
+        </w:rPr>
+        <w:t>婚姻，婚姻習俗</w:t>
       </w:r>
       <w:r>
         <w:rPr>

--- a/zht/docx/164.content.docx
+++ b/zht/docx/164.content.docx
@@ -149,7 +149,7 @@
         <w:rPr>
           <w:lang w:val="zh_TW" w:bidi="zh_TW"/>
         </w:rPr>
-        <w:t>xiu</w:t>
+        <w:t>wai</w:t>
       </w:r>
       <w:r>
         <w:rPr>
@@ -212,7 +212,7 @@
         <w:rPr>
           <w:lang w:val="zh_TW" w:bidi="zh_TW"/>
         </w:rPr>
-        <w:t>休妻</w:t>
+        <w:t>外邦人（寄居的）</w:t>
       </w:r>
       <w:r>
         <w:rPr>
@@ -231,7 +231,7 @@
         <w:rPr>
           <w:lang w:val="zh_TW" w:bidi="zh_TW"/>
         </w:rPr>
-        <w:t>聖經中關於休妻的規範，與神在歷史中逐步啟示中對婚姻的不同定義密切相關。</w:t>
+        <w:t>非屬於國民的人。外邦人（寄居的）可能是臨時的客旅、臨時的居民或外國人。</w:t>
       </w:r>
     </w:p>
     <w:p>
@@ -245,7 +245,7 @@
         <w:rPr>
           <w:lang w:val="zh_TW" w:bidi="zh_TW"/>
         </w:rPr>
-        <w:t>在創世記的創造記載中，婚姻被定義為神在無罪環境中所設立的「一體」聯合（</w:t>
+        <w:t>部分譯本正確譯出表達「外邦人」含義的詞，然而，有些譯本僅在兩處地方，表達其最真實的意義（</w:t>
       </w:r>
       <w:hyperlink r:id="rId13">
         <w:r>
@@ -256,14 +256,14 @@
             <w:color w:val="0000EE"/>
             <w:u w:val="single"/>
           </w:rPr>
-          <w:t>創2:24</w:t>
-        </w:r>
-      </w:hyperlink>
-      <w:r>
-        <w:rPr>
-          <w:lang w:val="zh_TW" w:bidi="zh_TW"/>
-        </w:rPr>
-        <w:t>）。在這樣的條件下，婚姻關係的解體是不可想像的。在耶穌的事工中，祂肯定神對婚姻原初設計的這一方面，並描述了「一體」關係的含義，即廢除配偶間的分離狀態，並創造出一種牢不可破的聯合（</w:t>
+          <w:t>申15:3</w:t>
+        </w:r>
+      </w:hyperlink>
+      <w:r>
+        <w:rPr>
+          <w:lang w:val="zh_TW" w:bidi="zh_TW"/>
+        </w:rPr>
+        <w:t>；</w:t>
       </w:r>
       <w:hyperlink r:id="rId14">
         <w:r>
@@ -274,25 +274,194 @@
             <w:color w:val="0000EE"/>
             <w:u w:val="single"/>
           </w:rPr>
-          <w:t>太19:6</w:t>
-        </w:r>
-      </w:hyperlink>
-      <w:r>
-        <w:rPr>
-          <w:lang w:val="zh_TW" w:bidi="zh_TW"/>
-        </w:rPr>
-        <w:t>）。</w:t>
-      </w:r>
-    </w:p>
-    <w:p>
-      <w:pPr>
-        <w:pStyle w:val="Heading3"/>
-      </w:pPr>
-      <w:r>
-        <w:rPr>
-          <w:lang w:val="zh_TW" w:bidi="zh_TW"/>
-        </w:rPr>
-        <w:t>舊約聖經對於休妻的觀點</w:t>
+          <w:t>俄1:11</w:t>
+        </w:r>
+      </w:hyperlink>
+      <w:r>
+        <w:rPr>
+          <w:lang w:val="zh_TW" w:bidi="zh_TW"/>
+        </w:rPr>
+        <w:t>）。在大多數情況下，這些基本將該詞翻譯為「外來者」（</w:t>
+      </w:r>
+      <w:hyperlink r:id="rId15">
+        <w:r>
+          <w:rPr>
+            <w:lang w:val="zh_TW" w:bidi="zh_TW"/>
+          </w:rPr>
+          <w:rPr>
+            <w:color w:val="0000EE"/>
+            <w:u w:val="single"/>
+          </w:rPr>
+          <w:t>申14:21</w:t>
+        </w:r>
+      </w:hyperlink>
+      <w:r>
+        <w:rPr>
+          <w:lang w:val="zh_TW" w:bidi="zh_TW"/>
+        </w:rPr>
+        <w:t>；</w:t>
+      </w:r>
+      <w:hyperlink r:id="rId16">
+        <w:r>
+          <w:rPr>
+            <w:lang w:val="zh_TW" w:bidi="zh_TW"/>
+          </w:rPr>
+          <w:rPr>
+            <w:color w:val="0000EE"/>
+            <w:u w:val="single"/>
+          </w:rPr>
+          <w:t>伯19:15</w:t>
+        </w:r>
+      </w:hyperlink>
+      <w:r>
+        <w:rPr>
+          <w:lang w:val="zh_TW" w:bidi="zh_TW"/>
+        </w:rPr>
+        <w:t>；</w:t>
+      </w:r>
+      <w:hyperlink r:id="rId17">
+        <w:r>
+          <w:rPr>
+            <w:lang w:val="zh_TW" w:bidi="zh_TW"/>
+          </w:rPr>
+          <w:rPr>
+            <w:color w:val="0000EE"/>
+            <w:u w:val="single"/>
+          </w:rPr>
+          <w:t>詩69:8</w:t>
+        </w:r>
+      </w:hyperlink>
+      <w:r>
+        <w:rPr>
+          <w:lang w:val="zh_TW" w:bidi="zh_TW"/>
+        </w:rPr>
+        <w:t>；</w:t>
+      </w:r>
+      <w:hyperlink r:id="rId18">
+        <w:r>
+          <w:rPr>
+            <w:lang w:val="zh_TW" w:bidi="zh_TW"/>
+          </w:rPr>
+          <w:rPr>
+            <w:color w:val="0000EE"/>
+            <w:u w:val="single"/>
+          </w:rPr>
+          <w:t>哀5:2</w:t>
+        </w:r>
+      </w:hyperlink>
+      <w:r>
+        <w:rPr>
+          <w:lang w:val="zh_TW" w:bidi="zh_TW"/>
+        </w:rPr>
+        <w:t>）或「陌生人」（</w:t>
+      </w:r>
+      <w:hyperlink r:id="rId19">
+        <w:r>
+          <w:rPr>
+            <w:lang w:val="zh_TW" w:bidi="zh_TW"/>
+          </w:rPr>
+          <w:rPr>
+            <w:color w:val="0000EE"/>
+            <w:u w:val="single"/>
+          </w:rPr>
+          <w:t>創15:13</w:t>
+        </w:r>
+      </w:hyperlink>
+      <w:r>
+        <w:rPr>
+          <w:lang w:val="zh_TW" w:bidi="zh_TW"/>
+        </w:rPr>
+        <w:t>；</w:t>
+      </w:r>
+      <w:hyperlink r:id="rId20">
+        <w:r>
+          <w:rPr>
+            <w:lang w:val="zh_TW" w:bidi="zh_TW"/>
+          </w:rPr>
+          <w:rPr>
+            <w:color w:val="0000EE"/>
+            <w:u w:val="single"/>
+          </w:rPr>
+          <w:t>出2:22</w:t>
+        </w:r>
+      </w:hyperlink>
+      <w:r>
+        <w:rPr>
+          <w:lang w:val="zh_TW" w:bidi="zh_TW"/>
+        </w:rPr>
+        <w:t>；</w:t>
+      </w:r>
+      <w:hyperlink r:id="rId21">
+        <w:r>
+          <w:rPr>
+            <w:lang w:val="zh_TW" w:bidi="zh_TW"/>
+          </w:rPr>
+          <w:rPr>
+            <w:color w:val="0000EE"/>
+            <w:u w:val="single"/>
+          </w:rPr>
+          <w:t>利25:35</w:t>
+        </w:r>
+      </w:hyperlink>
+      <w:r>
+        <w:rPr>
+          <w:lang w:val="zh_TW" w:bidi="zh_TW"/>
+        </w:rPr>
+        <w:t>）。另一個希伯來詞意為「居住者」或「定居者」（</w:t>
+      </w:r>
+      <w:hyperlink r:id="rId21">
+        <w:r>
+          <w:rPr>
+            <w:lang w:val="zh_TW" w:bidi="zh_TW"/>
+          </w:rPr>
+          <w:rPr>
+            <w:color w:val="0000EE"/>
+            <w:u w:val="single"/>
+          </w:rPr>
+          <w:t>利25:35</w:t>
+        </w:r>
+      </w:hyperlink>
+      <w:r>
+        <w:rPr>
+          <w:lang w:val="zh_TW" w:bidi="zh_TW"/>
+        </w:rPr>
+        <w:t>；</w:t>
+      </w:r>
+      <w:hyperlink r:id="rId22">
+        <w:r>
+          <w:rPr>
+            <w:lang w:val="zh_TW" w:bidi="zh_TW"/>
+          </w:rPr>
+          <w:rPr>
+            <w:color w:val="0000EE"/>
+            <w:u w:val="single"/>
+          </w:rPr>
+          <w:t>代上29:15</w:t>
+        </w:r>
+      </w:hyperlink>
+      <w:r>
+        <w:rPr>
+          <w:lang w:val="zh_TW" w:bidi="zh_TW"/>
+        </w:rPr>
+        <w:t>；</w:t>
+      </w:r>
+      <w:hyperlink r:id="rId23">
+        <w:r>
+          <w:rPr>
+            <w:lang w:val="zh_TW" w:bidi="zh_TW"/>
+          </w:rPr>
+          <w:rPr>
+            <w:color w:val="0000EE"/>
+            <w:u w:val="single"/>
+          </w:rPr>
+          <w:t>詩39:12</w:t>
+        </w:r>
+      </w:hyperlink>
+      <w:r>
+        <w:rPr>
+          <w:lang w:val="zh_TW" w:bidi="zh_TW"/>
+        </w:rPr>
+        <w:t>）。然而，它最常被翻譯為「寄居者」。</w:t>
       </w:r>
     </w:p>
     <w:p>
@@ -306,67 +475,61 @@
         <w:rPr>
           <w:lang w:val="zh_TW" w:bidi="zh_TW"/>
         </w:rPr>
-        <w:t>墮落所帶來的破壞，對男性和女性之間的關係造成了嚴重後果。由於罪切斷了他們對神的主要依賴，男人和女人分別受制於他們最初被造時的元素。男人受制於他來自的塵土（</w:t>
-      </w:r>
-      <w:hyperlink r:id="rId15">
-        <w:r>
-          <w:rPr>
-            <w:lang w:val="zh_TW" w:bidi="zh_TW"/>
-          </w:rPr>
-          <w:rPr>
-            <w:color w:val="0000EE"/>
-            <w:u w:val="single"/>
-          </w:rPr>
-          <w:t>創2:7，</w:t>
-        </w:r>
-      </w:hyperlink>
-      <w:hyperlink r:id="rId16">
-        <w:r>
-          <w:rPr>
-            <w:lang w:val="zh_TW" w:bidi="zh_TW"/>
-          </w:rPr>
-          <w:rPr>
-            <w:color w:val="0000EE"/>
-            <w:u w:val="single"/>
-          </w:rPr>
-          <w:t>3:19</w:t>
-        </w:r>
-      </w:hyperlink>
-      <w:r>
-        <w:rPr>
-          <w:lang w:val="zh_TW" w:bidi="zh_TW"/>
-        </w:rPr>
-        <w:t>），女人則受制於她從男人而被造的事實（</w:t>
-      </w:r>
-      <w:hyperlink r:id="rId17">
-        <w:r>
-          <w:rPr>
-            <w:lang w:val="zh_TW" w:bidi="zh_TW"/>
-          </w:rPr>
-          <w:rPr>
-            <w:color w:val="0000EE"/>
-            <w:u w:val="single"/>
-          </w:rPr>
-          <w:t>2:22，</w:t>
-        </w:r>
-      </w:hyperlink>
-      <w:hyperlink r:id="rId18">
-        <w:r>
-          <w:rPr>
-            <w:lang w:val="zh_TW" w:bidi="zh_TW"/>
-          </w:rPr>
-          <w:rPr>
-            <w:color w:val="0000EE"/>
-            <w:u w:val="single"/>
-          </w:rPr>
-          <w:t>3:16</w:t>
-        </w:r>
-      </w:hyperlink>
-      <w:r>
-        <w:rPr>
-          <w:lang w:val="zh_TW" w:bidi="zh_TW"/>
-        </w:rPr>
-        <w:t>）。在墮落之前，男人和女人共享神的形象，享有平等的關係（</w:t>
+        <w:t>臨時旅客或寄居者，通常是想暫時居住的人，或是從一個部落遷到另一個部落，並試圖獲得當地居民的某些優勢或權利。有時，整個部族都可以是以色列的臨時居民。基遍人（</w:t>
+      </w:r>
+      <w:hyperlink r:id="rId24">
+        <w:r>
+          <w:rPr>
+            <w:lang w:val="zh_TW" w:bidi="zh_TW"/>
+          </w:rPr>
+          <w:rPr>
+            <w:color w:val="0000EE"/>
+            <w:u w:val="single"/>
+          </w:rPr>
+          <w:t>書9</w:t>
+        </w:r>
+      </w:hyperlink>
+      <w:r>
+        <w:rPr>
+          <w:lang w:val="zh_TW" w:bidi="zh_TW"/>
+        </w:rPr>
+        <w:t>）和比珥人（</w:t>
+      </w:r>
+      <w:hyperlink r:id="rId25">
+        <w:r>
+          <w:rPr>
+            <w:lang w:val="zh_TW" w:bidi="zh_TW"/>
+          </w:rPr>
+          <w:rPr>
+            <w:color w:val="0000EE"/>
+            <w:u w:val="single"/>
+          </w:rPr>
+          <w:t>撒下4:3</w:t>
+        </w:r>
+      </w:hyperlink>
+      <w:r>
+        <w:rPr>
+          <w:lang w:val="zh_TW" w:bidi="zh_TW"/>
+        </w:rPr>
+        <w:t>；參</w:t>
+      </w:r>
+      <w:hyperlink r:id="rId26">
+        <w:r>
+          <w:rPr>
+            <w:lang w:val="zh_TW" w:bidi="zh_TW"/>
+          </w:rPr>
+          <w:rPr>
+            <w:color w:val="0000EE"/>
+            <w:u w:val="single"/>
+          </w:rPr>
+          <w:t>代下2:17</w:t>
+        </w:r>
+      </w:hyperlink>
+      <w:r>
+        <w:rPr>
+          <w:lang w:val="zh_TW" w:bidi="zh_TW"/>
+        </w:rPr>
+        <w:t>）就是這種情況。以色列人本身是埃及地的臨時居民（</w:t>
       </w:r>
       <w:hyperlink r:id="rId19">
         <w:r>
@@ -377,14 +540,68 @@
             <w:color w:val="0000EE"/>
             <w:u w:val="single"/>
           </w:rPr>
-          <w:t>1:27</w:t>
-        </w:r>
-      </w:hyperlink>
-      <w:r>
-        <w:rPr>
-          <w:lang w:val="zh_TW" w:bidi="zh_TW"/>
-        </w:rPr>
-        <w:t>）並共同承擔治理受造之物的神聖使命（見</w:t>
+          <w:t>創15:13</w:t>
+        </w:r>
+      </w:hyperlink>
+      <w:r>
+        <w:rPr>
+          <w:lang w:val="zh_TW" w:bidi="zh_TW"/>
+        </w:rPr>
+        <w:t>，</w:t>
+      </w:r>
+      <w:hyperlink r:id="rId27">
+        <w:r>
+          <w:rPr>
+            <w:lang w:val="zh_TW" w:bidi="zh_TW"/>
+          </w:rPr>
+          <w:rPr>
+            <w:color w:val="0000EE"/>
+            <w:u w:val="single"/>
+          </w:rPr>
+          <w:t>23:4</w:t>
+        </w:r>
+      </w:hyperlink>
+      <w:r>
+        <w:rPr>
+          <w:lang w:val="zh_TW" w:bidi="zh_TW"/>
+        </w:rPr>
+        <w:t>，</w:t>
+      </w:r>
+      <w:hyperlink r:id="rId28">
+        <w:r>
+          <w:rPr>
+            <w:lang w:val="zh_TW" w:bidi="zh_TW"/>
+          </w:rPr>
+          <w:rPr>
+            <w:color w:val="0000EE"/>
+            <w:u w:val="single"/>
+          </w:rPr>
+          <w:t>26:3</w:t>
+        </w:r>
+      </w:hyperlink>
+      <w:r>
+        <w:rPr>
+          <w:lang w:val="zh_TW" w:bidi="zh_TW"/>
+        </w:rPr>
+        <w:t>，</w:t>
+      </w:r>
+      <w:hyperlink r:id="rId29">
+        <w:r>
+          <w:rPr>
+            <w:lang w:val="zh_TW" w:bidi="zh_TW"/>
+          </w:rPr>
+          <w:rPr>
+            <w:color w:val="0000EE"/>
+            <w:u w:val="single"/>
+          </w:rPr>
+          <w:t>47:4</w:t>
+        </w:r>
+      </w:hyperlink>
+      <w:r>
+        <w:rPr>
+          <w:lang w:val="zh_TW" w:bidi="zh_TW"/>
+        </w:rPr>
+        <w:t>；</w:t>
       </w:r>
       <w:hyperlink r:id="rId20">
         <w:r>
@@ -395,25 +612,43 @@
             <w:color w:val="0000EE"/>
             <w:u w:val="single"/>
           </w:rPr>
-          <w:t>28</w:t>
-        </w:r>
-      </w:hyperlink>
-      <w:r>
-        <w:rPr>
-          <w:lang w:val="zh_TW" w:bidi="zh_TW"/>
-        </w:rPr>
-        <w:t>節）。然而，墮落之後，男人成為女人的掌權者，而女人成為男人的臣服者（</w:t>
-      </w:r>
-      <w:hyperlink r:id="rId18">
-        <w:r>
-          <w:rPr>
-            <w:lang w:val="zh_TW" w:bidi="zh_TW"/>
-          </w:rPr>
-          <w:rPr>
-            <w:color w:val="0000EE"/>
-            <w:u w:val="single"/>
-          </w:rPr>
-          <w:t>3:16</w:t>
+          <w:t>出2:22</w:t>
+        </w:r>
+      </w:hyperlink>
+      <w:r>
+        <w:rPr>
+          <w:lang w:val="zh_TW" w:bidi="zh_TW"/>
+        </w:rPr>
+        <w:t>，</w:t>
+      </w:r>
+      <w:hyperlink r:id="rId30">
+        <w:r>
+          <w:rPr>
+            <w:lang w:val="zh_TW" w:bidi="zh_TW"/>
+          </w:rPr>
+          <w:rPr>
+            <w:color w:val="0000EE"/>
+            <w:u w:val="single"/>
+          </w:rPr>
+          <w:t>23:9</w:t>
+        </w:r>
+      </w:hyperlink>
+      <w:r>
+        <w:rPr>
+          <w:lang w:val="zh_TW" w:bidi="zh_TW"/>
+        </w:rPr>
+        <w:t>）以及其它地方的臨時居民（</w:t>
+      </w:r>
+      <w:hyperlink r:id="rId31">
+        <w:r>
+          <w:rPr>
+            <w:lang w:val="zh_TW" w:bidi="zh_TW"/>
+          </w:rPr>
+          <w:rPr>
+            <w:color w:val="0000EE"/>
+            <w:u w:val="single"/>
+          </w:rPr>
+          <w:t>得1:1</w:t>
         </w:r>
       </w:hyperlink>
       <w:r>
@@ -434,85 +669,349 @@
         <w:rPr>
           <w:lang w:val="zh_TW" w:bidi="zh_TW"/>
         </w:rPr>
-        <w:t>由於這些新情況的出現，男人對女人有了在墮落前所沒有的支配權。「一體」的關係遭受破壞，因為掌權的權利為男性統治者增加其女性伴侶的數量開闢了道路。這種男女之間的差異導致了一夫多妻制的出現（</w:t>
-      </w:r>
-      <w:hyperlink r:id="rId21">
-        <w:r>
-          <w:rPr>
-            <w:lang w:val="zh_TW" w:bidi="zh_TW"/>
-          </w:rPr>
-          <w:rPr>
-            <w:color w:val="0000EE"/>
-            <w:u w:val="single"/>
-          </w:rPr>
-          <w:t>創4:19，</w:t>
-        </w:r>
-      </w:hyperlink>
-      <w:hyperlink r:id="rId22">
-        <w:r>
-          <w:rPr>
-            <w:lang w:val="zh_TW" w:bidi="zh_TW"/>
-          </w:rPr>
-          <w:rPr>
-            <w:color w:val="0000EE"/>
-            <w:u w:val="single"/>
-          </w:rPr>
-          <w:t>16:3，</w:t>
-        </w:r>
-      </w:hyperlink>
-      <w:hyperlink r:id="rId23">
-        <w:r>
-          <w:rPr>
-            <w:lang w:val="zh_TW" w:bidi="zh_TW"/>
-          </w:rPr>
-          <w:rPr>
-            <w:color w:val="0000EE"/>
-            <w:u w:val="single"/>
-          </w:rPr>
-          <w:t>29:30</w:t>
-        </w:r>
-      </w:hyperlink>
-      <w:r>
-        <w:rPr>
-          <w:lang w:val="zh_TW" w:bidi="zh_TW"/>
-        </w:rPr>
-        <w:t>）以及連續單配偶制（短暫婚姻）的實踐——需要通過休妻來終結每一段婚姻（</w:t>
-      </w:r>
-      <w:hyperlink r:id="rId24">
-        <w:r>
-          <w:rPr>
-            <w:lang w:val="zh_TW" w:bidi="zh_TW"/>
-          </w:rPr>
-          <w:rPr>
-            <w:color w:val="0000EE"/>
-            <w:u w:val="single"/>
-          </w:rPr>
-          <w:t>申24:1–4</w:t>
-        </w:r>
-      </w:hyperlink>
-      <w:r>
-        <w:rPr>
-          <w:lang w:val="zh_TW" w:bidi="zh_TW"/>
-        </w:rPr>
-        <w:t>）。因此，休妻做法的出現，成為男性性統治原則下，不可避免的結果。無論是統治還是休妻，都不是神原本對婚姻關係的設計。摩西律法中關於休妻的規定是神對人類墮落狀態所作的讓步（</w:t>
-      </w:r>
-      <w:hyperlink r:id="rId25">
-        <w:r>
-          <w:rPr>
-            <w:lang w:val="zh_TW" w:bidi="zh_TW"/>
-          </w:rPr>
-          <w:rPr>
-            <w:color w:val="0000EE"/>
-            <w:u w:val="single"/>
-          </w:rPr>
-          <w:t>太19:8</w:t>
-        </w:r>
-      </w:hyperlink>
-      <w:r>
-        <w:rPr>
-          <w:lang w:val="zh_TW" w:bidi="zh_TW"/>
-        </w:rPr>
-        <w:t>）。通常，休妻的選擇僅為男性統治者所享有。作為其男性統治者的臣服者，妻子成為休妻的受害者。男人可以休妻，而女人卻不能與丈夫離婚。</w:t>
+        <w:t>外邦人或臨時居民在以色列擁有某些權利，但也有一些限制。他們可以獻祭（</w:t>
+      </w:r>
+      <w:hyperlink r:id="rId32">
+        <w:r>
+          <w:rPr>
+            <w:lang w:val="zh_TW" w:bidi="zh_TW"/>
+          </w:rPr>
+          <w:rPr>
+            <w:color w:val="0000EE"/>
+            <w:u w:val="single"/>
+          </w:rPr>
+          <w:t>利17:8</w:t>
+        </w:r>
+      </w:hyperlink>
+      <w:r>
+        <w:rPr>
+          <w:lang w:val="zh_TW" w:bidi="zh_TW"/>
+        </w:rPr>
+        <w:t>，</w:t>
+      </w:r>
+      <w:hyperlink r:id="rId33">
+        <w:r>
+          <w:rPr>
+            <w:lang w:val="zh_TW" w:bidi="zh_TW"/>
+          </w:rPr>
+          <w:rPr>
+            <w:color w:val="0000EE"/>
+            <w:u w:val="single"/>
+          </w:rPr>
+          <w:t>22:18</w:t>
+        </w:r>
+      </w:hyperlink>
+      <w:r>
+        <w:rPr>
+          <w:lang w:val="zh_TW" w:bidi="zh_TW"/>
+        </w:rPr>
+        <w:t>），但只有受過割禮，才能進入聖所（</w:t>
+      </w:r>
+      <w:hyperlink r:id="rId34">
+        <w:r>
+          <w:rPr>
+            <w:lang w:val="zh_TW" w:bidi="zh_TW"/>
+          </w:rPr>
+          <w:rPr>
+            <w:color w:val="0000EE"/>
+            <w:u w:val="single"/>
+          </w:rPr>
+          <w:t>結44:9</w:t>
+        </w:r>
+      </w:hyperlink>
+      <w:r>
+        <w:rPr>
+          <w:lang w:val="zh_TW" w:bidi="zh_TW"/>
+        </w:rPr>
+        <w:t>）。他們可以參加猶太的三個節期（</w:t>
+      </w:r>
+      <w:hyperlink r:id="rId35">
+        <w:r>
+          <w:rPr>
+            <w:lang w:val="zh_TW" w:bidi="zh_TW"/>
+          </w:rPr>
+          <w:rPr>
+            <w:color w:val="0000EE"/>
+            <w:u w:val="single"/>
+          </w:rPr>
+          <w:t>申16:11、14</w:t>
+        </w:r>
+      </w:hyperlink>
+      <w:r>
+        <w:rPr>
+          <w:lang w:val="zh_TW" w:bidi="zh_TW"/>
+        </w:rPr>
+        <w:t>），但只有受過割禮，才能吃逾越節的晚餐（</w:t>
+      </w:r>
+      <w:hyperlink r:id="rId36">
+        <w:r>
+          <w:rPr>
+            <w:lang w:val="zh_TW" w:bidi="zh_TW"/>
+          </w:rPr>
+          <w:rPr>
+            <w:color w:val="0000EE"/>
+            <w:u w:val="single"/>
+          </w:rPr>
+          <w:t>出12:43、48</w:t>
+        </w:r>
+      </w:hyperlink>
+      <w:r>
+        <w:rPr>
+          <w:lang w:val="zh_TW" w:bidi="zh_TW"/>
+        </w:rPr>
+        <w:t>）。外邦人不必遵循以色列的宗教，但他們可以享受其中一些利益（</w:t>
+      </w:r>
+      <w:hyperlink r:id="rId37">
+        <w:r>
+          <w:rPr>
+            <w:lang w:val="zh_TW" w:bidi="zh_TW"/>
+          </w:rPr>
+          <w:rPr>
+            <w:color w:val="0000EE"/>
+            <w:u w:val="single"/>
+          </w:rPr>
+          <w:t>申14:29</w:t>
+        </w:r>
+      </w:hyperlink>
+      <w:r>
+        <w:rPr>
+          <w:lang w:val="zh_TW" w:bidi="zh_TW"/>
+        </w:rPr>
+        <w:t>）。他們在安息日或贖罪日不能工作（</w:t>
+      </w:r>
+      <w:hyperlink r:id="rId38">
+        <w:r>
+          <w:rPr>
+            <w:lang w:val="zh_TW" w:bidi="zh_TW"/>
+          </w:rPr>
+          <w:rPr>
+            <w:color w:val="0000EE"/>
+            <w:u w:val="single"/>
+          </w:rPr>
+          <w:t>出20:10</w:t>
+        </w:r>
+      </w:hyperlink>
+      <w:r>
+        <w:rPr>
+          <w:lang w:val="zh_TW" w:bidi="zh_TW"/>
+        </w:rPr>
+        <w:t>，</w:t>
+      </w:r>
+      <w:hyperlink r:id="rId39">
+        <w:r>
+          <w:rPr>
+            <w:lang w:val="zh_TW" w:bidi="zh_TW"/>
+          </w:rPr>
+          <w:rPr>
+            <w:color w:val="0000EE"/>
+            <w:u w:val="single"/>
+          </w:rPr>
+          <w:t>23:12</w:t>
+        </w:r>
+      </w:hyperlink>
+      <w:r>
+        <w:rPr>
+          <w:lang w:val="zh_TW" w:bidi="zh_TW"/>
+        </w:rPr>
+        <w:t>；</w:t>
+      </w:r>
+      <w:hyperlink r:id="rId40">
+        <w:r>
+          <w:rPr>
+            <w:lang w:val="zh_TW" w:bidi="zh_TW"/>
+          </w:rPr>
+          <w:rPr>
+            <w:color w:val="0000EE"/>
+            <w:u w:val="single"/>
+          </w:rPr>
+          <w:t>利16:29</w:t>
+        </w:r>
+      </w:hyperlink>
+      <w:r>
+        <w:rPr>
+          <w:lang w:val="zh_TW" w:bidi="zh_TW"/>
+        </w:rPr>
+        <w:t>；</w:t>
+      </w:r>
+      <w:hyperlink r:id="rId41">
+        <w:r>
+          <w:rPr>
+            <w:lang w:val="zh_TW" w:bidi="zh_TW"/>
+          </w:rPr>
+          <w:rPr>
+            <w:color w:val="0000EE"/>
+            <w:u w:val="single"/>
+          </w:rPr>
+          <w:t>申5:14</w:t>
+        </w:r>
+      </w:hyperlink>
+      <w:r>
+        <w:rPr>
+          <w:lang w:val="zh_TW" w:bidi="zh_TW"/>
+        </w:rPr>
+        <w:t>），若褻瀆神的名字，可能會被石頭打死（</w:t>
+      </w:r>
+      <w:hyperlink r:id="rId42">
+        <w:r>
+          <w:rPr>
+            <w:lang w:val="zh_TW" w:bidi="zh_TW"/>
+          </w:rPr>
+          <w:rPr>
+            <w:color w:val="0000EE"/>
+            <w:u w:val="single"/>
+          </w:rPr>
+          <w:t>利24:16</w:t>
+        </w:r>
+      </w:hyperlink>
+      <w:r>
+        <w:rPr>
+          <w:lang w:val="zh_TW" w:bidi="zh_TW"/>
+        </w:rPr>
+        <w:t>；</w:t>
+      </w:r>
+      <w:hyperlink r:id="rId43">
+        <w:r>
+          <w:rPr>
+            <w:lang w:val="zh_TW" w:bidi="zh_TW"/>
+          </w:rPr>
+          <w:rPr>
+            <w:color w:val="0000EE"/>
+            <w:u w:val="single"/>
+          </w:rPr>
+          <w:t>民15:30</w:t>
+        </w:r>
+      </w:hyperlink>
+      <w:r>
+        <w:rPr>
+          <w:lang w:val="zh_TW" w:bidi="zh_TW"/>
+        </w:rPr>
+        <w:t>）。外邦人不可吃血（</w:t>
+      </w:r>
+      <w:hyperlink r:id="rId44">
+        <w:r>
+          <w:rPr>
+            <w:lang w:val="zh_TW" w:bidi="zh_TW"/>
+          </w:rPr>
+          <w:rPr>
+            <w:color w:val="0000EE"/>
+            <w:u w:val="single"/>
+          </w:rPr>
+          <w:t>利17:10–12</w:t>
+        </w:r>
+      </w:hyperlink>
+      <w:r>
+        <w:rPr>
+          <w:lang w:val="zh_TW" w:bidi="zh_TW"/>
+        </w:rPr>
+        <w:t>），但可以吃自然死亡的動物（</w:t>
+      </w:r>
+      <w:hyperlink r:id="rId15">
+        <w:r>
+          <w:rPr>
+            <w:lang w:val="zh_TW" w:bidi="zh_TW"/>
+          </w:rPr>
+          <w:rPr>
+            <w:color w:val="0000EE"/>
+            <w:u w:val="single"/>
+          </w:rPr>
+          <w:t>申14:21</w:t>
+        </w:r>
+      </w:hyperlink>
+      <w:r>
+        <w:rPr>
+          <w:lang w:val="zh_TW" w:bidi="zh_TW"/>
+        </w:rPr>
+        <w:t>）。以色列在性的道德規範也適用於外邦人（</w:t>
+      </w:r>
+      <w:hyperlink r:id="rId45">
+        <w:r>
+          <w:rPr>
+            <w:lang w:val="zh_TW" w:bidi="zh_TW"/>
+          </w:rPr>
+          <w:rPr>
+            <w:color w:val="0000EE"/>
+            <w:u w:val="single"/>
+          </w:rPr>
+          <w:t>利18:26</w:t>
+        </w:r>
+      </w:hyperlink>
+      <w:r>
+        <w:rPr>
+          <w:lang w:val="zh_TW" w:bidi="zh_TW"/>
+        </w:rPr>
+        <w:t>）。以色列人不可與外邦人通婚，但這仍然是常見的現象（</w:t>
+      </w:r>
+      <w:hyperlink r:id="rId46">
+        <w:r>
+          <w:rPr>
+            <w:lang w:val="zh_TW" w:bidi="zh_TW"/>
+          </w:rPr>
+          <w:rPr>
+            <w:color w:val="0000EE"/>
+            <w:u w:val="single"/>
+          </w:rPr>
+          <w:t>創34:14</w:t>
+        </w:r>
+      </w:hyperlink>
+      <w:r>
+        <w:rPr>
+          <w:lang w:val="zh_TW" w:bidi="zh_TW"/>
+        </w:rPr>
+        <w:t>；</w:t>
+      </w:r>
+      <w:hyperlink r:id="rId47">
+        <w:r>
+          <w:rPr>
+            <w:lang w:val="zh_TW" w:bidi="zh_TW"/>
+          </w:rPr>
+          <w:rPr>
+            <w:color w:val="0000EE"/>
+            <w:u w:val="single"/>
+          </w:rPr>
+          <w:t>出34:12、16</w:t>
+        </w:r>
+      </w:hyperlink>
+      <w:r>
+        <w:rPr>
+          <w:lang w:val="zh_TW" w:bidi="zh_TW"/>
+        </w:rPr>
+        <w:t>；</w:t>
+      </w:r>
+      <w:hyperlink r:id="rId48">
+        <w:r>
+          <w:rPr>
+            <w:lang w:val="zh_TW" w:bidi="zh_TW"/>
+          </w:rPr>
+          <w:rPr>
+            <w:color w:val="0000EE"/>
+            <w:u w:val="single"/>
+          </w:rPr>
+          <w:t>申7:3–4</w:t>
+        </w:r>
+      </w:hyperlink>
+      <w:r>
+        <w:rPr>
+          <w:lang w:val="zh_TW" w:bidi="zh_TW"/>
+        </w:rPr>
+        <w:t>；</w:t>
+      </w:r>
+      <w:hyperlink r:id="rId49">
+        <w:r>
+          <w:rPr>
+            <w:lang w:val="zh_TW" w:bidi="zh_TW"/>
+          </w:rPr>
+          <w:rPr>
+            <w:color w:val="0000EE"/>
+            <w:u w:val="single"/>
+          </w:rPr>
+          <w:t>書23:12</w:t>
+        </w:r>
+      </w:hyperlink>
+      <w:r>
+        <w:rPr>
+          <w:lang w:val="zh_TW" w:bidi="zh_TW"/>
+        </w:rPr>
+        <w:t>）。</w:t>
       </w:r>
     </w:p>
     <w:p>
@@ -526,43 +1025,313 @@
         <w:rPr>
           <w:lang w:val="zh_TW" w:bidi="zh_TW"/>
         </w:rPr>
-        <w:t>雖然看起來不公平，但申命記關於休妻的規定實際上是為了給受害的婦女提供一點保護。丈夫必須以她有不道德的行為為理由，證明休妻的正當性，並需給予被休的妻子一紙休書，作為她與他的婚姻的證明（</w:t>
-      </w:r>
-      <w:hyperlink r:id="rId26">
-        <w:r>
-          <w:rPr>
-            <w:lang w:val="zh_TW" w:bidi="zh_TW"/>
-          </w:rPr>
-          <w:rPr>
-            <w:color w:val="0000EE"/>
-            <w:u w:val="single"/>
-          </w:rPr>
-          <w:t>申24:1</w:t>
-        </w:r>
-      </w:hyperlink>
-      <w:r>
-        <w:rPr>
-          <w:lang w:val="zh_TW" w:bidi="zh_TW"/>
-        </w:rPr>
-        <w:t>）。此外，離異的丈夫在妻子再嫁後，不得再娶她為妻，因為最初的休妻被視為對她的玷污（見</w:t>
-      </w:r>
-      <w:hyperlink r:id="rId27">
-        <w:r>
-          <w:rPr>
-            <w:lang w:val="zh_TW" w:bidi="zh_TW"/>
-          </w:rPr>
-          <w:rPr>
-            <w:color w:val="0000EE"/>
-            <w:u w:val="single"/>
-          </w:rPr>
-          <w:t>4</w:t>
-        </w:r>
-      </w:hyperlink>
-      <w:r>
-        <w:rPr>
-          <w:lang w:val="zh_TW" w:bidi="zh_TW"/>
-        </w:rPr>
-        <w:t>節）。</w:t>
+        <w:t>摩西律法為外邦人提供公民權利（</w:t>
+      </w:r>
+      <w:hyperlink r:id="rId50">
+        <w:r>
+          <w:rPr>
+            <w:lang w:val="zh_TW" w:bidi="zh_TW"/>
+          </w:rPr>
+          <w:rPr>
+            <w:color w:val="0000EE"/>
+            <w:u w:val="single"/>
+          </w:rPr>
+          <w:t>出12:49</w:t>
+        </w:r>
+      </w:hyperlink>
+      <w:r>
+        <w:rPr>
+          <w:lang w:val="zh_TW" w:bidi="zh_TW"/>
+        </w:rPr>
+        <w:t>；</w:t>
+      </w:r>
+      <w:hyperlink r:id="rId51">
+        <w:r>
+          <w:rPr>
+            <w:lang w:val="zh_TW" w:bidi="zh_TW"/>
+          </w:rPr>
+          <w:rPr>
+            <w:color w:val="0000EE"/>
+            <w:u w:val="single"/>
+          </w:rPr>
+          <w:t>利24:22</w:t>
+        </w:r>
+      </w:hyperlink>
+      <w:r>
+        <w:rPr>
+          <w:lang w:val="zh_TW" w:bidi="zh_TW"/>
+        </w:rPr>
+        <w:t>）。他們遵循相同的法律程序和懲罰（</w:t>
+      </w:r>
+      <w:hyperlink r:id="rId52">
+        <w:r>
+          <w:rPr>
+            <w:lang w:val="zh_TW" w:bidi="zh_TW"/>
+          </w:rPr>
+          <w:rPr>
+            <w:color w:val="0000EE"/>
+            <w:u w:val="single"/>
+          </w:rPr>
+          <w:t>利20:2</w:t>
+        </w:r>
+      </w:hyperlink>
+      <w:r>
+        <w:rPr>
+          <w:lang w:val="zh_TW" w:bidi="zh_TW"/>
+        </w:rPr>
+        <w:t>，</w:t>
+      </w:r>
+      <w:hyperlink r:id="rId53">
+        <w:r>
+          <w:rPr>
+            <w:lang w:val="zh_TW" w:bidi="zh_TW"/>
+          </w:rPr>
+          <w:rPr>
+            <w:color w:val="0000EE"/>
+            <w:u w:val="single"/>
+          </w:rPr>
+          <w:t>24:16、22</w:t>
+        </w:r>
+      </w:hyperlink>
+      <w:r>
+        <w:rPr>
+          <w:lang w:val="zh_TW" w:bidi="zh_TW"/>
+        </w:rPr>
+        <w:t>；</w:t>
+      </w:r>
+      <w:hyperlink r:id="rId54">
+        <w:r>
+          <w:rPr>
+            <w:lang w:val="zh_TW" w:bidi="zh_TW"/>
+          </w:rPr>
+          <w:rPr>
+            <w:color w:val="0000EE"/>
+            <w:u w:val="single"/>
+          </w:rPr>
+          <w:t>申1:16</w:t>
+        </w:r>
+      </w:hyperlink>
+      <w:r>
+        <w:rPr>
+          <w:lang w:val="zh_TW" w:bidi="zh_TW"/>
+        </w:rPr>
+        <w:t>）。他們應被禮貌對待（</w:t>
+      </w:r>
+      <w:hyperlink r:id="rId55">
+        <w:r>
+          <w:rPr>
+            <w:lang w:val="zh_TW" w:bidi="zh_TW"/>
+          </w:rPr>
+          <w:rPr>
+            <w:color w:val="0000EE"/>
+            <w:u w:val="single"/>
+          </w:rPr>
+          <w:t>出22:21</w:t>
+        </w:r>
+      </w:hyperlink>
+      <w:r>
+        <w:rPr>
+          <w:lang w:val="zh_TW" w:bidi="zh_TW"/>
+        </w:rPr>
+        <w:t>，</w:t>
+      </w:r>
+      <w:hyperlink r:id="rId30">
+        <w:r>
+          <w:rPr>
+            <w:lang w:val="zh_TW" w:bidi="zh_TW"/>
+          </w:rPr>
+          <w:rPr>
+            <w:color w:val="0000EE"/>
+            <w:u w:val="single"/>
+          </w:rPr>
+          <w:t>23:9</w:t>
+        </w:r>
+      </w:hyperlink>
+      <w:r>
+        <w:rPr>
+          <w:lang w:val="zh_TW" w:bidi="zh_TW"/>
+        </w:rPr>
+        <w:t>）。他們應當被人以愛相待，與被神所愛的人一樣（</w:t>
+      </w:r>
+      <w:hyperlink r:id="rId56">
+        <w:r>
+          <w:rPr>
+            <w:lang w:val="zh_TW" w:bidi="zh_TW"/>
+          </w:rPr>
+          <w:rPr>
+            <w:color w:val="0000EE"/>
+            <w:u w:val="single"/>
+          </w:rPr>
+          <w:t>利19:34</w:t>
+        </w:r>
+      </w:hyperlink>
+      <w:r>
+        <w:rPr>
+          <w:lang w:val="zh_TW" w:bidi="zh_TW"/>
+        </w:rPr>
+        <w:t>；</w:t>
+      </w:r>
+      <w:hyperlink r:id="rId57">
+        <w:r>
+          <w:rPr>
+            <w:lang w:val="zh_TW" w:bidi="zh_TW"/>
+          </w:rPr>
+          <w:rPr>
+            <w:color w:val="0000EE"/>
+            <w:u w:val="single"/>
+          </w:rPr>
+          <w:t>申10:18–19</w:t>
+        </w:r>
+      </w:hyperlink>
+      <w:r>
+        <w:rPr>
+          <w:lang w:val="zh_TW" w:bidi="zh_TW"/>
+        </w:rPr>
+        <w:t>）。他們應被慷慨對待（</w:t>
+      </w:r>
+      <w:hyperlink r:id="rId58">
+        <w:r>
+          <w:rPr>
+            <w:lang w:val="zh_TW" w:bidi="zh_TW"/>
+          </w:rPr>
+          <w:rPr>
+            <w:color w:val="0000EE"/>
+            <w:u w:val="single"/>
+          </w:rPr>
+          <w:t>利19:10</w:t>
+        </w:r>
+      </w:hyperlink>
+      <w:r>
+        <w:rPr>
+          <w:lang w:val="zh_TW" w:bidi="zh_TW"/>
+        </w:rPr>
+        <w:t>，</w:t>
+      </w:r>
+      <w:hyperlink r:id="rId59">
+        <w:r>
+          <w:rPr>
+            <w:lang w:val="zh_TW" w:bidi="zh_TW"/>
+          </w:rPr>
+          <w:rPr>
+            <w:color w:val="0000EE"/>
+            <w:u w:val="single"/>
+          </w:rPr>
+          <w:t>23:22</w:t>
+        </w:r>
+      </w:hyperlink>
+      <w:r>
+        <w:rPr>
+          <w:lang w:val="zh_TW" w:bidi="zh_TW"/>
+        </w:rPr>
+        <w:t>；</w:t>
+      </w:r>
+      <w:hyperlink r:id="rId60">
+        <w:r>
+          <w:rPr>
+            <w:lang w:val="zh_TW" w:bidi="zh_TW"/>
+          </w:rPr>
+          <w:rPr>
+            <w:color w:val="0000EE"/>
+            <w:u w:val="single"/>
+          </w:rPr>
+          <w:t>申24:19–22</w:t>
+        </w:r>
+      </w:hyperlink>
+      <w:r>
+        <w:rPr>
+          <w:lang w:val="zh_TW" w:bidi="zh_TW"/>
+        </w:rPr>
+        <w:t>）。在困難時期，他們可以獲得庇護（保護或避難之所）（</w:t>
+      </w:r>
+      <w:hyperlink r:id="rId61">
+        <w:r>
+          <w:rPr>
+            <w:lang w:val="zh_TW" w:bidi="zh_TW"/>
+          </w:rPr>
+          <w:rPr>
+            <w:color w:val="0000EE"/>
+            <w:u w:val="single"/>
+          </w:rPr>
+          <w:t>民35:15</w:t>
+        </w:r>
+      </w:hyperlink>
+      <w:r>
+        <w:rPr>
+          <w:lang w:val="zh_TW" w:bidi="zh_TW"/>
+        </w:rPr>
+        <w:t>；</w:t>
+      </w:r>
+      <w:hyperlink r:id="rId62">
+        <w:r>
+          <w:rPr>
+            <w:lang w:val="zh_TW" w:bidi="zh_TW"/>
+          </w:rPr>
+          <w:rPr>
+            <w:color w:val="0000EE"/>
+            <w:u w:val="single"/>
+          </w:rPr>
+          <w:t>書20:9</w:t>
+        </w:r>
+      </w:hyperlink>
+      <w:r>
+        <w:rPr>
+          <w:lang w:val="zh_TW" w:bidi="zh_TW"/>
+        </w:rPr>
+        <w:t>）。外邦奴僕應得到與希伯來奴僕相同的待遇（</w:t>
+      </w:r>
+      <w:hyperlink r:id="rId63">
+        <w:r>
+          <w:rPr>
+            <w:lang w:val="zh_TW" w:bidi="zh_TW"/>
+          </w:rPr>
+          <w:rPr>
+            <w:color w:val="0000EE"/>
+            <w:u w:val="single"/>
+          </w:rPr>
+          <w:t>申24:14</w:t>
+        </w:r>
+      </w:hyperlink>
+      <w:r>
+        <w:rPr>
+          <w:lang w:val="zh_TW" w:bidi="zh_TW"/>
+        </w:rPr>
+        <w:t>）。外邦人不能參加各支派的會議或被立為王（</w:t>
+      </w:r>
+      <w:hyperlink r:id="rId64">
+        <w:r>
+          <w:rPr>
+            <w:lang w:val="zh_TW" w:bidi="zh_TW"/>
+          </w:rPr>
+          <w:rPr>
+            <w:color w:val="0000EE"/>
+            <w:u w:val="single"/>
+          </w:rPr>
+          <w:t>申17:15</w:t>
+        </w:r>
+      </w:hyperlink>
+      <w:r>
+        <w:rPr>
+          <w:lang w:val="zh_TW" w:bidi="zh_TW"/>
+        </w:rPr>
+        <w:t>）。先知以西結期待未來彌賽亞治理的時代。那時，外邦人將與神的百姓一同享受這片土地的所有祝福（</w:t>
+      </w:r>
+      <w:hyperlink r:id="rId65">
+        <w:r>
+          <w:rPr>
+            <w:lang w:val="zh_TW" w:bidi="zh_TW"/>
+          </w:rPr>
+          <w:rPr>
+            <w:color w:val="0000EE"/>
+            <w:u w:val="single"/>
+          </w:rPr>
+          <w:t>結47:22–23</w:t>
+        </w:r>
+      </w:hyperlink>
+      <w:r>
+        <w:rPr>
+          <w:lang w:val="zh_TW" w:bidi="zh_TW"/>
+        </w:rPr>
+        <w:t>）。</w:t>
       </w:r>
     </w:p>
     <w:p>
@@ -576,36 +1345,61 @@
         <w:rPr>
           <w:lang w:val="zh_TW" w:bidi="zh_TW"/>
         </w:rPr>
-        <w:t>雖然摩西關於休妻的規定是神因以色列人心硬而作出的讓步，舊約卻明確指出神恨惡休妻（</w:t>
-      </w:r>
-      <w:hyperlink r:id="rId28">
-        <w:r>
-          <w:rPr>
-            <w:lang w:val="zh_TW" w:bidi="zh_TW"/>
-          </w:rPr>
-          <w:rPr>
-            <w:color w:val="0000EE"/>
-            <w:u w:val="single"/>
-          </w:rPr>
-          <w:t>瑪2:16</w:t>
-        </w:r>
-      </w:hyperlink>
-      <w:r>
-        <w:rPr>
-          <w:lang w:val="zh_TW" w:bidi="zh_TW"/>
-        </w:rPr>
-        <w:t>）。休妻的權利是基於人類墮落後形成的男性統治原則而勉強允許的。但神原本的設計，體現在「二人成為一體」的婚姻關係中，仍然是男女婚姻結合的標準。</w:t>
-      </w:r>
-    </w:p>
-    <w:p>
-      <w:pPr>
-        <w:pStyle w:val="Heading3"/>
-      </w:pPr>
-      <w:r>
-        <w:rPr>
-          <w:lang w:val="zh_TW" w:bidi="zh_TW"/>
-        </w:rPr>
-        <w:t>耶穌關於休妻的教導</w:t>
+        <w:t>在新約聖經中，「外邦人」經常被象徵地使用。一方面，基督的工作使所有外邦人（例如，那些與基督隔絕的人）成為神家中的成員（</w:t>
+      </w:r>
+      <w:hyperlink r:id="rId66">
+        <w:r>
+          <w:rPr>
+            <w:lang w:val="zh_TW" w:bidi="zh_TW"/>
+          </w:rPr>
+          <w:rPr>
+            <w:color w:val="0000EE"/>
+            <w:u w:val="single"/>
+          </w:rPr>
+          <w:t>弗2:11–19</w:t>
+        </w:r>
+      </w:hyperlink>
+      <w:r>
+        <w:rPr>
+          <w:lang w:val="zh_TW" w:bidi="zh_TW"/>
+        </w:rPr>
+        <w:t>）。另一方面，基督徒應該看自己是在這個世界上寄居的（</w:t>
+      </w:r>
+      <w:hyperlink r:id="rId67">
+        <w:r>
+          <w:rPr>
+            <w:lang w:val="zh_TW" w:bidi="zh_TW"/>
+          </w:rPr>
+          <w:rPr>
+            <w:color w:val="0000EE"/>
+            <w:u w:val="single"/>
+          </w:rPr>
+          <w:t>來11:13</w:t>
+        </w:r>
+      </w:hyperlink>
+      <w:r>
+        <w:rPr>
+          <w:lang w:val="zh_TW" w:bidi="zh_TW"/>
+        </w:rPr>
+        <w:t>；</w:t>
+      </w:r>
+      <w:hyperlink r:id="rId68">
+        <w:r>
+          <w:rPr>
+            <w:lang w:val="zh_TW" w:bidi="zh_TW"/>
+          </w:rPr>
+          <w:rPr>
+            <w:color w:val="0000EE"/>
+            <w:u w:val="single"/>
+          </w:rPr>
+          <w:t>彼前2:11</w:t>
+        </w:r>
+      </w:hyperlink>
+      <w:r>
+        <w:rPr>
+          <w:lang w:val="zh_TW" w:bidi="zh_TW"/>
+        </w:rPr>
+        <w:t>）。</w:t>
       </w:r>
     </w:p>
     <w:p>
@@ -617,27 +1411,44 @@
       </w:r>
       <w:r>
         <w:rPr>
-          <w:lang w:val="zh_TW" w:bidi="zh_TW"/>
-        </w:rPr>
-        <w:t>因基督的救贖事工顯明了回歸神在創造中的原初旨意，舊約中關於休妻的規定在基督徒群體中被廢除。為了證明跟隨祂的人中婚姻關係的不可侵犯性，耶穌引導他們回到創造的典範。耶穌負面地提到摩西准許休妻的規定，並堅持神原初的創造秩序，宣告「起初並不是這樣」（</w:t>
-      </w:r>
-      <w:hyperlink r:id="rId25">
-        <w:r>
-          <w:rPr>
-            <w:lang w:val="zh_TW" w:bidi="zh_TW"/>
-          </w:rPr>
-          <w:rPr>
-            <w:color w:val="0000EE"/>
-            <w:u w:val="single"/>
-          </w:rPr>
-          <w:t>太19:8</w:t>
-        </w:r>
-      </w:hyperlink>
-      <w:r>
-        <w:rPr>
-          <w:lang w:val="zh_TW" w:bidi="zh_TW"/>
-        </w:rPr>
-        <w:t>）。基督否定了墮落的影響，並重申了創造的設計。</w:t>
+          <w:i/>
+          <w:lang w:val="zh_TW" w:bidi="zh_TW"/>
+        </w:rPr>
+        <w:t>另見</w:t>
+      </w:r>
+      <w:r>
+        <w:rPr>
+          <w:lang w:val="zh_TW" w:bidi="zh_TW"/>
+        </w:rPr>
+        <w:t>野蠻人</w:t>
+      </w:r>
+      <w:r>
+        <w:rPr>
+          <w:lang w:val="zh_TW" w:bidi="zh_TW"/>
+        </w:rPr>
+        <w:t>、</w:t>
+      </w:r>
+      <w:r>
+        <w:rPr>
+          <w:lang w:val="zh_TW" w:bidi="zh_TW"/>
+        </w:rPr>
+        <w:t>鄰舍</w:t>
+      </w:r>
+      <w:r>
+        <w:rPr>
+          <w:lang w:val="zh_TW" w:bidi="zh_TW"/>
+        </w:rPr>
+        <w:t>。</w:t>
+      </w:r>
+      <w:r>
+        <w:rPr>
+          <w:lang w:val="zh_TW" w:bidi="zh_TW"/>
+        </w:rPr>
+      </w:r>
+      <w:r>
+        <w:rPr>
+          <w:lang w:val="zh_TW" w:bidi="zh_TW"/>
+        </w:rPr>
       </w:r>
     </w:p>
     <w:p>
@@ -647,29 +1458,21 @@
           <w:lang w:val="zh_TW" w:bidi="zh_TW"/>
         </w:rPr>
       </w:r>
-      <w:r>
-        <w:rPr>
-          <w:lang w:val="zh_TW" w:bidi="zh_TW"/>
-        </w:rPr>
-        <w:t>在</w:t>
-      </w:r>
-      <w:hyperlink r:id="rId29">
-        <w:r>
-          <w:rPr>
-            <w:lang w:val="zh_TW" w:bidi="zh_TW"/>
-          </w:rPr>
-          <w:rPr>
-            <w:color w:val="0000EE"/>
-            <w:u w:val="single"/>
-          </w:rPr>
-          <w:t>馬太福音五章31至32節</w:t>
-        </w:r>
-      </w:hyperlink>
-      <w:r>
-        <w:rPr>
-          <w:lang w:val="zh_TW" w:bidi="zh_TW"/>
-        </w:rPr>
-        <w:t>中，耶穌明確地廢除了摩西律法中允許男人休妻的規定。祂將這種行為視為對婦女人格的侵犯。那些犯姦淫的男人休妻，使妻子淪為受輕視的對象，將她們視為可以通過便利的休妻程序而隨意交易的商品。事實上，男人藉著休妻使妻子背上姦淫的罪名，而與先前婚姻中被棄的女人再婚的男人，則延續了這種羞辱性的過程，並成為姦淫的共犯。</w:t>
+    </w:p>
+    <w:p>
+      <w:pPr>
+        <w:pStyle w:val="Heading2"/>
+      </w:pPr>
+      <w:r>
+        <w:rPr>
+          <w:lang w:val="zh_TW" w:bidi="zh_TW"/>
+        </w:rPr>
+        <w:t>外邦人院</w:t>
+      </w:r>
+      <w:r>
+        <w:rPr>
+          <w:lang w:val="zh_TW" w:bidi="zh_TW"/>
+        </w:rPr>
       </w:r>
     </w:p>
     <w:p>
@@ -683,25 +1486,7 @@
         <w:rPr>
           <w:lang w:val="zh_TW" w:bidi="zh_TW"/>
         </w:rPr>
-        <w:t>耶穌刻意收回男人隨意棄妻的權利，重新建立起按照創造時設計的終身「一體」聯結。祂的門徒準確地理解了祂的意圖。然而，男性特權的觀念在他們的思維中根深蒂固，以至於他們認為守獨身的自由優於對終身一夫一妻婚姻的承諾（</w:t>
-      </w:r>
-      <w:hyperlink r:id="rId30">
-        <w:r>
-          <w:rPr>
-            <w:lang w:val="zh_TW" w:bidi="zh_TW"/>
-          </w:rPr>
-          <w:rPr>
-            <w:color w:val="0000EE"/>
-            <w:u w:val="single"/>
-          </w:rPr>
-          <w:t>太19:10</w:t>
-        </w:r>
-      </w:hyperlink>
-      <w:r>
-        <w:rPr>
-          <w:lang w:val="zh_TW" w:bidi="zh_TW"/>
-        </w:rPr>
-        <w:t>）。</w:t>
+        <w:t>外邦人院是希律王建造的耶路撒冷聖殿中最大的外圍區域。這個庭院呈長方形，但四邊不完全均勻，北端比南端更寬。猶太人和非猶太人（外邦人）都可以進入這個區域。</w:t>
       </w:r>
     </w:p>
     <w:p>
@@ -715,18 +1500,54 @@
         <w:rPr>
           <w:lang w:val="zh_TW" w:bidi="zh_TW"/>
         </w:rPr>
-        <w:t>耶穌不僅重申了「一體」聯結在救贖群體中的有效性，新約也透過將婚姻的聯結，定義為基督與教會關係在地上的反映，進一步加強了婚姻聯結的不可侵犯性（</w:t>
-      </w:r>
-      <w:hyperlink r:id="rId31">
-        <w:r>
-          <w:rPr>
-            <w:lang w:val="zh_TW" w:bidi="zh_TW"/>
-          </w:rPr>
-          <w:rPr>
-            <w:color w:val="0000EE"/>
-            <w:u w:val="single"/>
-          </w:rPr>
-          <w:t>弗5:25</w:t>
+        <w:t>在這個庭院內，商販出售用於聖殿獻祭的動物，兌換銀錢的人則幫助訪客將硬幣兌換成適合使用的貨幣。庭院內有一道隔牆，上面有警告標誌，禁止外邦人進入聖殿的內部區域。耶穌曾在這裡驅趕那些濫用聖殿做買賣的人和兌換銀錢的人（</w:t>
+      </w:r>
+      <w:hyperlink r:id="rId69">
+        <w:r>
+          <w:rPr>
+            <w:lang w:val="zh_TW" w:bidi="zh_TW"/>
+          </w:rPr>
+          <w:rPr>
+            <w:color w:val="0000EE"/>
+            <w:u w:val="single"/>
+          </w:rPr>
+          <w:t>太21:12–13</w:t>
+        </w:r>
+      </w:hyperlink>
+      <w:r>
+        <w:rPr>
+          <w:lang w:val="zh_TW" w:bidi="zh_TW"/>
+        </w:rPr>
+        <w:t>；</w:t>
+      </w:r>
+      <w:hyperlink r:id="rId70">
+        <w:r>
+          <w:rPr>
+            <w:lang w:val="zh_TW" w:bidi="zh_TW"/>
+          </w:rPr>
+          <w:rPr>
+            <w:color w:val="0000EE"/>
+            <w:u w:val="single"/>
+          </w:rPr>
+          <w:t>可11:15–18</w:t>
+        </w:r>
+      </w:hyperlink>
+      <w:r>
+        <w:rPr>
+          <w:lang w:val="zh_TW" w:bidi="zh_TW"/>
+        </w:rPr>
+        <w:t>；</w:t>
+      </w:r>
+      <w:hyperlink r:id="rId71">
+        <w:r>
+          <w:rPr>
+            <w:lang w:val="zh_TW" w:bidi="zh_TW"/>
+          </w:rPr>
+          <w:rPr>
+            <w:color w:val="0000EE"/>
+            <w:u w:val="single"/>
+          </w:rPr>
+          <w:t>約2:14–16</w:t>
         </w:r>
       </w:hyperlink>
       <w:r>
@@ -745,218 +1566,6 @@
       </w:r>
       <w:r>
         <w:rPr>
-          <w:lang w:val="zh_TW" w:bidi="zh_TW"/>
-        </w:rPr>
-        <w:t>儘管婚姻聯結的永恆性受到如此嚴厲的制約，新約仍允許在某些例外情況下休妻，以保護無辜的一方免於受不道德行為和拋棄的傷害。耶穌設立了一些例外條件，賦予因配偶不忠而受害的一方提出休妻的權利（</w:t>
-      </w:r>
-      <w:hyperlink r:id="rId32">
-        <w:r>
-          <w:rPr>
-            <w:lang w:val="zh_TW" w:bidi="zh_TW"/>
-          </w:rPr>
-          <w:rPr>
-            <w:color w:val="0000EE"/>
-            <w:u w:val="single"/>
-          </w:rPr>
-          <w:t>太5:32，</w:t>
-        </w:r>
-      </w:hyperlink>
-      <w:hyperlink r:id="rId33">
-        <w:r>
-          <w:rPr>
-            <w:lang w:val="zh_TW" w:bidi="zh_TW"/>
-          </w:rPr>
-          <w:rPr>
-            <w:color w:val="0000EE"/>
-            <w:u w:val="single"/>
-          </w:rPr>
-          <w:t>19:9</w:t>
-        </w:r>
-      </w:hyperlink>
-      <w:r>
-        <w:rPr>
-          <w:lang w:val="zh_TW" w:bidi="zh_TW"/>
-        </w:rPr>
-        <w:t>）。顯然，受害的一方可以選擇維持婚姻關係，即使面對不忠配偶背叛承諾。然而，鑒於聖經允許的例外情況，不應強加給無辜的一方必須維持或恢復受破壞婚姻關係的義務。</w:t>
-      </w:r>
-    </w:p>
-    <w:p>
-      <w:pPr/>
-      <w:r>
-        <w:rPr>
-          <w:lang w:val="zh_TW" w:bidi="zh_TW"/>
-        </w:rPr>
-      </w:r>
-      <w:r>
-        <w:rPr>
-          <w:lang w:val="zh_TW" w:bidi="zh_TW"/>
-        </w:rPr>
-        <w:t>新約認可的另一個可以休妻的例外情況是拋棄。根據</w:t>
-      </w:r>
-      <w:hyperlink r:id="rId34">
-        <w:r>
-          <w:rPr>
-            <w:lang w:val="zh_TW" w:bidi="zh_TW"/>
-          </w:rPr>
-          <w:rPr>
-            <w:color w:val="0000EE"/>
-            <w:u w:val="single"/>
-          </w:rPr>
-          <w:t>哥林多前書七章15節</w:t>
-        </w:r>
-      </w:hyperlink>
-      <w:r>
-        <w:rPr>
-          <w:lang w:val="zh_TW" w:bidi="zh_TW"/>
-        </w:rPr>
-        <w:t>的規定，這主要是指未信主的配偶拋棄婚姻的情況。然而，應注意到，如果信徒有拋棄配偶的行為，也應被視為不信主的人（</w:t>
-      </w:r>
-      <w:hyperlink r:id="rId35">
-        <w:r>
-          <w:rPr>
-            <w:lang w:val="zh_TW" w:bidi="zh_TW"/>
-          </w:rPr>
-          <w:rPr>
-            <w:color w:val="0000EE"/>
-            <w:u w:val="single"/>
-          </w:rPr>
-          <w:t>提前5:8</w:t>
-        </w:r>
-      </w:hyperlink>
-      <w:r>
-        <w:rPr>
-          <w:lang w:val="zh_TW" w:bidi="zh_TW"/>
-        </w:rPr>
-        <w:t>）。任何相當於拋棄婚姻關係的行為，都構成了對婚姻承諾的破壞，並適用</w:t>
-      </w:r>
-      <w:hyperlink r:id="rId34">
-        <w:r>
-          <w:rPr>
-            <w:lang w:val="zh_TW" w:bidi="zh_TW"/>
-          </w:rPr>
-          <w:rPr>
-            <w:color w:val="0000EE"/>
-            <w:u w:val="single"/>
-          </w:rPr>
-          <w:t>哥林多前書七章15節</w:t>
-        </w:r>
-      </w:hyperlink>
-      <w:r>
-        <w:rPr>
-          <w:lang w:val="zh_TW" w:bidi="zh_TW"/>
-        </w:rPr>
-        <w:t>中所述的規定。</w:t>
-      </w:r>
-    </w:p>
-    <w:p>
-      <w:pPr/>
-      <w:r>
-        <w:rPr>
-          <w:lang w:val="zh_TW" w:bidi="zh_TW"/>
-        </w:rPr>
-      </w:r>
-      <w:r>
-        <w:rPr>
-          <w:lang w:val="zh_TW" w:bidi="zh_TW"/>
-        </w:rPr>
-        <w:t>無論是通姦還是拋棄，受害的一方都有權向有過錯的配偶尋求休妻，並在完成休妻後重新成為單身。若悔改和和解無法恢復被破壞的婚姻，受害的一方無需再受該婚姻的約束。根據聖經，未受婚姻約束的人有權再婚，但前提是只「在主裡」（</w:t>
-      </w:r>
-      <w:hyperlink r:id="rId36">
-        <w:r>
-          <w:rPr>
-            <w:lang w:val="zh_TW" w:bidi="zh_TW"/>
-          </w:rPr>
-          <w:rPr>
-            <w:color w:val="0000EE"/>
-            <w:u w:val="single"/>
-          </w:rPr>
-          <w:t>林前7:39</w:t>
-        </w:r>
-      </w:hyperlink>
-      <w:r>
-        <w:rPr>
-          <w:lang w:val="zh_TW" w:bidi="zh_TW"/>
-        </w:rPr>
-        <w:t>），即只能與另一位基督徒結婚。對於沒有獨身恩賜的單身者來說，結婚的命令（</w:t>
-      </w:r>
-      <w:hyperlink r:id="rId37">
-        <w:r>
-          <w:rPr>
-            <w:lang w:val="zh_TW" w:bidi="zh_TW"/>
-          </w:rPr>
-          <w:rPr>
-            <w:color w:val="0000EE"/>
-            <w:u w:val="single"/>
-          </w:rPr>
-          <w:t>9</w:t>
-        </w:r>
-      </w:hyperlink>
-      <w:r>
-        <w:rPr>
-          <w:lang w:val="zh_TW" w:bidi="zh_TW"/>
-        </w:rPr>
-        <w:t>節）同樣適用於因符合聖經原則的合法休妻而成為單身的人。根據基督在</w:t>
-      </w:r>
-      <w:hyperlink r:id="rId38">
-        <w:r>
-          <w:rPr>
-            <w:lang w:val="zh_TW" w:bidi="zh_TW"/>
-          </w:rPr>
-          <w:rPr>
-            <w:color w:val="0000EE"/>
-            <w:u w:val="single"/>
-          </w:rPr>
-          <w:t>馬可福音十章11至12節</w:t>
-        </w:r>
-      </w:hyperlink>
-      <w:r>
-        <w:rPr>
-          <w:lang w:val="zh_TW" w:bidi="zh_TW"/>
-        </w:rPr>
-        <w:t>和</w:t>
-      </w:r>
-      <w:hyperlink r:id="rId39">
-        <w:r>
-          <w:rPr>
-            <w:lang w:val="zh_TW" w:bidi="zh_TW"/>
-          </w:rPr>
-          <w:rPr>
-            <w:color w:val="0000EE"/>
-            <w:u w:val="single"/>
-          </w:rPr>
-          <w:t>路加福音十六章18節</w:t>
-        </w:r>
-      </w:hyperlink>
-      <w:r>
-        <w:rPr>
-          <w:lang w:val="zh_TW" w:bidi="zh_TW"/>
-        </w:rPr>
-        <w:t>中的教導，若休妻僅被用作更換配偶的手段，則其因意圖不純的休妻所構成的姦淫，這樣的再婚不被認可。</w:t>
-      </w:r>
-    </w:p>
-    <w:p>
-      <w:pPr/>
-      <w:r>
-        <w:rPr>
-          <w:lang w:val="zh_TW" w:bidi="zh_TW"/>
-        </w:rPr>
-      </w:r>
-      <w:r>
-        <w:rPr>
-          <w:lang w:val="zh_TW" w:bidi="zh_TW"/>
-        </w:rPr>
-        <w:t>通常有許多因素加起來導致一段婚姻的摧毀。因此，當教會在處理每個休妻和再婚的案例時，必須逐案處理，並考慮到神無窮的赦罪大能及其恢復破碎生命的恩典。顯然，聖經對休妻的限制並不適用於那些在信主前婚姻破裂的信徒，因為神的赦免洗清了他們在未信主時期的罪，使他們在基督裡成為新造的人。</w:t>
-      </w:r>
-    </w:p>
-    <w:p>
-      <w:pPr/>
-      <w:r>
-        <w:rPr>
-          <w:lang w:val="zh_TW" w:bidi="zh_TW"/>
-        </w:rPr>
-      </w:r>
-      <w:r>
-        <w:rPr>
           <w:i/>
           <w:lang w:val="zh_TW" w:bidi="zh_TW"/>
         </w:rPr>
@@ -972,256 +1581,7 @@
         <w:rPr>
           <w:lang w:val="zh_TW" w:bidi="zh_TW"/>
         </w:rPr>
-        <w:t>姦淫</w:t>
-      </w:r>
-      <w:r>
-        <w:rPr>
-          <w:lang w:val="zh_TW" w:bidi="zh_TW"/>
-        </w:rPr>
-        <w:t>；</w:t>
-      </w:r>
-      <w:r>
-        <w:rPr>
-          <w:lang w:val="zh_TW" w:bidi="zh_TW"/>
-        </w:rPr>
-        <w:t>民事法律和司法</w:t>
-      </w:r>
-      <w:r>
-        <w:rPr>
-          <w:lang w:val="zh_TW" w:bidi="zh_TW"/>
-        </w:rPr>
-        <w:t>；</w:t>
-      </w:r>
-      <w:r>
-        <w:rPr>
-          <w:lang w:val="zh_TW" w:bidi="zh_TW"/>
-        </w:rPr>
-        <w:t>婚姻，婚姻習俗</w:t>
-      </w:r>
-      <w:r>
-        <w:rPr>
-          <w:lang w:val="zh_TW" w:bidi="zh_TW"/>
-        </w:rPr>
-        <w:t>；</w:t>
-      </w:r>
-      <w:r>
-        <w:rPr>
-          <w:lang w:val="zh_TW" w:bidi="zh_TW"/>
-        </w:rPr>
-        <w:t>性，性別</w:t>
-      </w:r>
-      <w:r>
-        <w:rPr>
-          <w:lang w:val="zh_TW" w:bidi="zh_TW"/>
-        </w:rPr>
-        <w:t>。</w:t>
-      </w:r>
-      <w:r>
-        <w:rPr>
-          <w:lang w:val="zh_TW" w:bidi="zh_TW"/>
-        </w:rPr>
-      </w:r>
-      <w:r>
-        <w:rPr>
-          <w:lang w:val="zh_TW" w:bidi="zh_TW"/>
-        </w:rPr>
-      </w:r>
-    </w:p>
-    <w:p>
-      <w:pPr/>
-      <w:r>
-        <w:rPr>
-          <w:lang w:val="zh_TW" w:bidi="zh_TW"/>
-        </w:rPr>
-      </w:r>
-    </w:p>
-    <w:p>
-      <w:pPr>
-        <w:pStyle w:val="Heading2"/>
-      </w:pPr>
-      <w:r>
-        <w:rPr>
-          <w:lang w:val="zh_TW" w:bidi="zh_TW"/>
-        </w:rPr>
-        <w:t>休書</w:t>
-      </w:r>
-      <w:r>
-        <w:rPr>
-          <w:lang w:val="zh_TW" w:bidi="zh_TW"/>
-        </w:rPr>
-      </w:r>
-    </w:p>
-    <w:p>
-      <w:pPr/>
-      <w:r>
-        <w:rPr>
-          <w:lang w:val="zh_TW" w:bidi="zh_TW"/>
-        </w:rPr>
-      </w:r>
-      <w:r>
-        <w:rPr>
-          <w:lang w:val="zh_TW" w:bidi="zh_TW"/>
-        </w:rPr>
-        <w:t>一份根據摩西律法宣告丈夫和妻子分離的文件（</w:t>
-      </w:r>
-      <w:hyperlink r:id="rId24">
-        <w:r>
-          <w:rPr>
-            <w:lang w:val="zh_TW" w:bidi="zh_TW"/>
-          </w:rPr>
-          <w:rPr>
-            <w:color w:val="0000EE"/>
-            <w:u w:val="single"/>
-          </w:rPr>
-          <w:t>申24:1–4</w:t>
-        </w:r>
-      </w:hyperlink>
-      <w:r>
-        <w:rPr>
-          <w:lang w:val="zh_TW" w:bidi="zh_TW"/>
-        </w:rPr>
-        <w:t>；見</w:t>
-      </w:r>
-      <w:hyperlink r:id="rId40">
-        <w:r>
-          <w:rPr>
-            <w:lang w:val="zh_TW" w:bidi="zh_TW"/>
-          </w:rPr>
-          <w:rPr>
-            <w:color w:val="0000EE"/>
-            <w:u w:val="single"/>
-          </w:rPr>
-          <w:t>太5:31，</w:t>
-        </w:r>
-      </w:hyperlink>
-      <w:hyperlink r:id="rId41">
-        <w:r>
-          <w:rPr>
-            <w:lang w:val="zh_TW" w:bidi="zh_TW"/>
-          </w:rPr>
-          <w:rPr>
-            <w:color w:val="0000EE"/>
-            <w:u w:val="single"/>
-          </w:rPr>
-          <w:t>19:7；</w:t>
-        </w:r>
-      </w:hyperlink>
-      <w:hyperlink r:id="rId42">
-        <w:r>
-          <w:rPr>
-            <w:lang w:val="zh_TW" w:bidi="zh_TW"/>
-          </w:rPr>
-          <w:rPr>
-            <w:color w:val="0000EE"/>
-            <w:u w:val="single"/>
-          </w:rPr>
-          <w:t>可10:4</w:t>
-        </w:r>
-      </w:hyperlink>
-      <w:r>
-        <w:rPr>
-          <w:lang w:val="zh_TW" w:bidi="zh_TW"/>
-        </w:rPr>
-        <w:t>）。休書保護了婦女的權利，提供她已獲自由的證據，並確保她的丈夫不能索取她的嫁妝。這類文件措辭可見於</w:t>
-      </w:r>
-      <w:hyperlink r:id="rId43">
-        <w:r>
-          <w:rPr>
-            <w:lang w:val="zh_TW" w:bidi="zh_TW"/>
-          </w:rPr>
-          <w:rPr>
-            <w:color w:val="0000EE"/>
-            <w:u w:val="single"/>
-          </w:rPr>
-          <w:t>何西阿書二章2節</w:t>
-        </w:r>
-      </w:hyperlink>
-      <w:r>
-        <w:rPr>
-          <w:lang w:val="zh_TW" w:bidi="zh_TW"/>
-        </w:rPr>
-        <w:t>：「因為她不是我的妻子， 我也不是她的丈夫」。舊約中的先知以此比喻，表達神欲與悖逆的百姓分離的心意（</w:t>
-      </w:r>
-      <w:hyperlink r:id="rId44">
-        <w:r>
-          <w:rPr>
-            <w:lang w:val="zh_TW" w:bidi="zh_TW"/>
-          </w:rPr>
-          <w:rPr>
-            <w:color w:val="0000EE"/>
-            <w:u w:val="single"/>
-          </w:rPr>
-          <w:t>賽50:1；</w:t>
-        </w:r>
-      </w:hyperlink>
-      <w:hyperlink r:id="rId45">
-        <w:r>
-          <w:rPr>
-            <w:lang w:val="zh_TW" w:bidi="zh_TW"/>
-          </w:rPr>
-          <w:rPr>
-            <w:color w:val="0000EE"/>
-            <w:u w:val="single"/>
-          </w:rPr>
-          <w:t>耶3:8</w:t>
-        </w:r>
-      </w:hyperlink>
-      <w:r>
-        <w:rPr>
-          <w:lang w:val="zh_TW" w:bidi="zh_TW"/>
-        </w:rPr>
-        <w:t>）。</w:t>
-      </w:r>
-    </w:p>
-    <w:p>
-      <w:pPr/>
-      <w:r>
-        <w:rPr>
-          <w:lang w:val="zh_TW" w:bidi="zh_TW"/>
-        </w:rPr>
-      </w:r>
-      <w:r>
-        <w:rPr>
-          <w:i/>
-          <w:lang w:val="zh_TW" w:bidi="zh_TW"/>
-        </w:rPr>
-        <w:t>另見</w:t>
-      </w:r>
-      <w:r>
-        <w:rPr>
-          <w:lang w:val="zh_TW" w:bidi="zh_TW"/>
-        </w:rPr>
-        <w:t xml:space="preserve"> </w:t>
-      </w:r>
-      <w:r>
-        <w:rPr>
-          <w:lang w:val="zh_TW" w:bidi="zh_TW"/>
-        </w:rPr>
-        <w:t>民事律法和司法</w:t>
-      </w:r>
-      <w:r>
-        <w:rPr>
-          <w:lang w:val="zh_TW" w:bidi="zh_TW"/>
-        </w:rPr>
-        <w:t>；</w:t>
-      </w:r>
-      <w:r>
-        <w:rPr>
-          <w:lang w:val="zh_TW" w:bidi="zh_TW"/>
-        </w:rPr>
-        <w:t>休妻</w:t>
-      </w:r>
-      <w:r>
-        <w:rPr>
-          <w:lang w:val="zh_TW" w:bidi="zh_TW"/>
-        </w:rPr>
-        <w:t>；</w:t>
-      </w:r>
-      <w:r>
-        <w:rPr>
-          <w:lang w:val="zh_TW" w:bidi="zh_TW"/>
-        </w:rPr>
-        <w:t>婚姻，婚姻習俗</w:t>
+        <w:t>聖殿</w:t>
       </w:r>
       <w:r>
         <w:rPr>

--- a/zht/docx/164.content.docx
+++ b/zht/docx/164.content.docx
@@ -19,7 +19,7 @@
         <w:rPr>
           <w:lang w:val="zh_TW" w:bidi="zh_TW"/>
         </w:rPr>
-        <w:t>Resource: Tyndale Open Bible Dictionary</w:t>
+        <w:t>Resource: Aquifer Open Bible Dictionary</w:t>
       </w:r>
       <w:r>
         <w:rPr>
@@ -112,7 +112,7 @@
         <w:rPr>
           <w:lang w:val="zh_TW" w:bidi="zh_TW"/>
         </w:rPr>
-        <w:t>Tyndale Open Bible Dictionary</w:t>
+        <w:t>Aquifer Open Bible Dictionary</w:t>
       </w:r>
     </w:p>
     <w:p>
@@ -149,7 +149,7 @@
         <w:rPr>
           <w:lang w:val="zh_TW" w:bidi="zh_TW"/>
         </w:rPr>
-        <w:t>wai</w:t>
+        <w:t>tuo</w:t>
       </w:r>
       <w:r>
         <w:rPr>
@@ -212,7 +212,7 @@
         <w:rPr>
           <w:lang w:val="zh_TW" w:bidi="zh_TW"/>
         </w:rPr>
-        <w:t>外邦人（寄居的）</w:t>
+        <w:t>陀斐特</w:t>
       </w:r>
       <w:r>
         <w:rPr>
@@ -231,21 +231,7 @@
         <w:rPr>
           <w:lang w:val="zh_TW" w:bidi="zh_TW"/>
         </w:rPr>
-        <w:t>非屬於國民的人。外邦人（寄居的）可能是臨時的客旅、臨時的居民或外國人。</w:t>
-      </w:r>
-    </w:p>
-    <w:p>
-      <w:pPr/>
-      <w:r>
-        <w:rPr>
-          <w:lang w:val="zh_TW" w:bidi="zh_TW"/>
-        </w:rPr>
-      </w:r>
-      <w:r>
-        <w:rPr>
-          <w:lang w:val="zh_TW" w:bidi="zh_TW"/>
-        </w:rPr>
-        <w:t>部分譯本正確譯出表達「外邦人」含義的詞，然而，有些譯本僅在兩處地方，表達其最真實的意義（</w:t>
+        <w:t>欣嫩谷中的一處地方。欣嫩山谷位於耶路撒冷外，是以色列人向摩洛以人獻祭，褻瀆耶和華的地方。作為宗教改革的一部分，約西亞污穢了陀斐特並拆毀了祭壇（</w:t>
       </w:r>
       <w:hyperlink r:id="rId13">
         <w:r>
@@ -256,14 +242,14 @@
             <w:color w:val="0000EE"/>
             <w:u w:val="single"/>
           </w:rPr>
-          <w:t>申15:3</w:t>
+          <w:t>列王紀下23:10</w:t>
         </w:r>
       </w:hyperlink>
       <w:r>
         <w:rPr>
           <w:lang w:val="zh_TW" w:bidi="zh_TW"/>
         </w:rPr>
-        <w:t>；</w:t>
+        <w:t>）。這些改革推翻了他祖父瑪拿西先前所推行的習俗。在約西亞的時代，先知耶利米也曾指出並譴責這些做法的死灰復燃（</w:t>
       </w:r>
       <w:hyperlink r:id="rId14">
         <w:r>
@@ -274,14 +260,28 @@
             <w:color w:val="0000EE"/>
             <w:u w:val="single"/>
           </w:rPr>
-          <w:t>俄1:11</w:t>
+          <w:t>耶利米書7:31–32</w:t>
         </w:r>
       </w:hyperlink>
       <w:r>
         <w:rPr>
           <w:lang w:val="zh_TW" w:bidi="zh_TW"/>
         </w:rPr>
-        <w:t>）。在大多數情況下，這些基本將該詞翻譯為「外來者」（</w:t>
+        <w:t>）。</w:t>
+      </w:r>
+    </w:p>
+    <w:p>
+      <w:pPr/>
+      <w:r>
+        <w:rPr>
+          <w:lang w:val="zh_TW" w:bidi="zh_TW"/>
+        </w:rPr>
+      </w:r>
+      <w:r>
+        <w:rPr>
+          <w:lang w:val="zh_TW" w:bidi="zh_TW"/>
+        </w:rPr>
+        <w:t>耶利米預言這個谷將被重新命名為「屠殺谷」，因為這裡將成為巴比倫人在圍攻耶路撒冷期間擊潰猶大的地點。耶利米在陶匠的比喻中重複了這個預言，強調耶路撒冷將被徹底摧毀，以至於它會像陀斐特（</w:t>
       </w:r>
       <w:hyperlink r:id="rId15">
         <w:r>
@@ -292,14 +292,14 @@
             <w:color w:val="0000EE"/>
             <w:u w:val="single"/>
           </w:rPr>
-          <w:t>申14:21</w:t>
+          <w:t>19:12</w:t>
         </w:r>
       </w:hyperlink>
       <w:r>
         <w:rPr>
           <w:lang w:val="zh_TW" w:bidi="zh_TW"/>
         </w:rPr>
-        <w:t>；</w:t>
+        <w:t>）一樣。那時，陀斐特顯然已經成為城市裡的垃圾場，破碎的陶器被丟棄在那裡，無法在任何城市的墓地進行的安葬，也會在那裡進行（第</w:t>
       </w:r>
       <w:hyperlink r:id="rId16">
         <w:r>
@@ -310,14 +310,28 @@
             <w:color w:val="0000EE"/>
             <w:u w:val="single"/>
           </w:rPr>
-          <w:t>伯19:15</w:t>
+          <w:t>11</w:t>
         </w:r>
       </w:hyperlink>
       <w:r>
         <w:rPr>
           <w:lang w:val="zh_TW" w:bidi="zh_TW"/>
         </w:rPr>
-        <w:t>；</w:t>
+        <w:t>節）。</w:t>
+      </w:r>
+    </w:p>
+    <w:p>
+      <w:pPr/>
+      <w:r>
+        <w:rPr>
+          <w:lang w:val="zh_TW" w:bidi="zh_TW"/>
+        </w:rPr>
+      </w:r>
+      <w:r>
+        <w:rPr>
+          <w:lang w:val="zh_TW" w:bidi="zh_TW"/>
+        </w:rPr>
+        <w:t>雖然陀斐特在新約聖經中沒有被提及，但它與磯漢拿（Gehenna ，「欣嫩谷」的亞蘭文形式）有關。磯漢拿指的是毀滅之地，通常在新約聖經中被翻譯為「地獄」（</w:t>
       </w:r>
       <w:hyperlink r:id="rId17">
         <w:r>
@@ -328,14 +342,14 @@
             <w:color w:val="0000EE"/>
             <w:u w:val="single"/>
           </w:rPr>
-          <w:t>詩69:8</w:t>
+          <w:t>馬太福音5:22、29–30</w:t>
         </w:r>
       </w:hyperlink>
       <w:r>
         <w:rPr>
           <w:lang w:val="zh_TW" w:bidi="zh_TW"/>
         </w:rPr>
-        <w:t>；</w:t>
+        <w:t>，</w:t>
       </w:r>
       <w:hyperlink r:id="rId18">
         <w:r>
@@ -346,14 +360,14 @@
             <w:color w:val="0000EE"/>
             <w:u w:val="single"/>
           </w:rPr>
-          <w:t>哀5:2</w:t>
+          <w:t>10:28</w:t>
         </w:r>
       </w:hyperlink>
       <w:r>
         <w:rPr>
           <w:lang w:val="zh_TW" w:bidi="zh_TW"/>
         </w:rPr>
-        <w:t>）或「陌生人」（</w:t>
+        <w:t>，</w:t>
       </w:r>
       <w:hyperlink r:id="rId19">
         <w:r>
@@ -364,7 +378,7 @@
             <w:color w:val="0000EE"/>
             <w:u w:val="single"/>
           </w:rPr>
-          <w:t>創15:13</w:t>
+          <w:t>18:9</w:t>
         </w:r>
       </w:hyperlink>
       <w:r>
@@ -382,7 +396,7 @@
             <w:color w:val="0000EE"/>
             <w:u w:val="single"/>
           </w:rPr>
-          <w:t>出2:22</w:t>
+          <w:t>馬可福音9:43–47</w:t>
         </w:r>
       </w:hyperlink>
       <w:r>
@@ -400,32 +414,62 @@
             <w:color w:val="0000EE"/>
             <w:u w:val="single"/>
           </w:rPr>
-          <w:t>利25:35</w:t>
+          <w:t>路加福音12:5</w:t>
         </w:r>
       </w:hyperlink>
       <w:r>
         <w:rPr>
           <w:lang w:val="zh_TW" w:bidi="zh_TW"/>
         </w:rPr>
-        <w:t>）。另一個希伯來詞意為「居住者」或「定居者」（</w:t>
-      </w:r>
-      <w:hyperlink r:id="rId21">
-        <w:r>
-          <w:rPr>
-            <w:lang w:val="zh_TW" w:bidi="zh_TW"/>
-          </w:rPr>
-          <w:rPr>
-            <w:color w:val="0000EE"/>
-            <w:u w:val="single"/>
-          </w:rPr>
-          <w:t>利25:35</w:t>
-        </w:r>
-      </w:hyperlink>
-      <w:r>
-        <w:rPr>
-          <w:lang w:val="zh_TW" w:bidi="zh_TW"/>
-        </w:rPr>
-        <w:t>；</w:t>
+        <w:t>）。</w:t>
+      </w:r>
+      <w:r>
+        <w:rPr>
+          <w:lang w:val="zh_TW" w:bidi="zh_TW"/>
+        </w:rPr>
+      </w:r>
+      <w:r>
+        <w:rPr>
+          <w:lang w:val="zh_TW" w:bidi="zh_TW"/>
+        </w:rPr>
+      </w:r>
+    </w:p>
+    <w:p>
+      <w:pPr/>
+      <w:r>
+        <w:rPr>
+          <w:lang w:val="zh_TW" w:bidi="zh_TW"/>
+        </w:rPr>
+      </w:r>
+    </w:p>
+    <w:p>
+      <w:pPr>
+        <w:pStyle w:val="Heading2"/>
+      </w:pPr>
+      <w:r>
+        <w:rPr>
+          <w:lang w:val="zh_TW" w:bidi="zh_TW"/>
+        </w:rPr>
+        <w:t>陀迦瑪</w:t>
+      </w:r>
+      <w:r>
+        <w:rPr>
+          <w:lang w:val="zh_TW" w:bidi="zh_TW"/>
+        </w:rPr>
+      </w:r>
+    </w:p>
+    <w:p>
+      <w:pPr/>
+      <w:r>
+        <w:rPr>
+          <w:lang w:val="zh_TW" w:bidi="zh_TW"/>
+        </w:rPr>
+      </w:r>
+      <w:r>
+        <w:rPr>
+          <w:lang w:val="zh_TW" w:bidi="zh_TW"/>
+        </w:rPr>
+        <w:t>歌篾的第三個兒子，雅弗的後裔（</w:t>
       </w:r>
       <w:hyperlink r:id="rId22">
         <w:r>
@@ -436,7 +480,7 @@
             <w:color w:val="0000EE"/>
             <w:u w:val="single"/>
           </w:rPr>
-          <w:t>代上29:15</w:t>
+          <w:t>創10:3</w:t>
         </w:r>
       </w:hyperlink>
       <w:r>
@@ -454,28 +498,14 @@
             <w:color w:val="0000EE"/>
             <w:u w:val="single"/>
           </w:rPr>
-          <w:t>詩39:12</w:t>
+          <w:t>代上1:6</w:t>
         </w:r>
       </w:hyperlink>
       <w:r>
         <w:rPr>
           <w:lang w:val="zh_TW" w:bidi="zh_TW"/>
         </w:rPr>
-        <w:t>）。然而，它最常被翻譯為「寄居者」。</w:t>
-      </w:r>
-    </w:p>
-    <w:p>
-      <w:pPr/>
-      <w:r>
-        <w:rPr>
-          <w:lang w:val="zh_TW" w:bidi="zh_TW"/>
-        </w:rPr>
-      </w:r>
-      <w:r>
-        <w:rPr>
-          <w:lang w:val="zh_TW" w:bidi="zh_TW"/>
-        </w:rPr>
-        <w:t>臨時旅客或寄居者，通常是想暫時居住的人，或是從一個部落遷到另一個部落，並試圖獲得當地居民的某些優勢或權利。有時，整個部族都可以是以色列的臨時居民。基遍人（</w:t>
+        <w:t>）。陀迦瑪人（Beth-togarmah，意為「陀迦瑪之家」）出現在以西結對抗那些敵對以色列之國家的預言中（</w:t>
       </w:r>
       <w:hyperlink r:id="rId24">
         <w:r>
@@ -486,14 +516,14 @@
             <w:color w:val="0000EE"/>
             <w:u w:val="single"/>
           </w:rPr>
-          <w:t>書9</w:t>
+          <w:t>結27:14</w:t>
         </w:r>
       </w:hyperlink>
       <w:r>
         <w:rPr>
           <w:lang w:val="zh_TW" w:bidi="zh_TW"/>
         </w:rPr>
-        <w:t>）和比珥人（</w:t>
+        <w:t>，</w:t>
       </w:r>
       <w:hyperlink r:id="rId25">
         <w:r>
@@ -504,14 +534,14 @@
             <w:color w:val="0000EE"/>
             <w:u w:val="single"/>
           </w:rPr>
-          <w:t>撒下4:3</w:t>
+          <w:t>38:6</w:t>
         </w:r>
       </w:hyperlink>
       <w:r>
         <w:rPr>
           <w:lang w:val="zh_TW" w:bidi="zh_TW"/>
         </w:rPr>
-        <w:t>；參</w:t>
+        <w:t>）。陀迦瑪人曾是泰爾的主要貿易夥伴之一，負責供應戰馬和騾子。由於陀迦瑪經常與雅完、土巴、米設、底但和他施聯繫在一起，所以以西結在寫作時很可能參考了</w:t>
       </w:r>
       <w:hyperlink r:id="rId26">
         <w:r>
@@ -522,32 +552,113 @@
             <w:color w:val="0000EE"/>
             <w:u w:val="single"/>
           </w:rPr>
-          <w:t>代下2:17</w:t>
+          <w:t>創世記十章</w:t>
         </w:r>
       </w:hyperlink>
       <w:r>
         <w:rPr>
           <w:lang w:val="zh_TW" w:bidi="zh_TW"/>
         </w:rPr>
-        <w:t>）就是這種情況。以色列人本身是埃及地的臨時居民（</w:t>
-      </w:r>
-      <w:hyperlink r:id="rId19">
-        <w:r>
-          <w:rPr>
-            <w:lang w:val="zh_TW" w:bidi="zh_TW"/>
-          </w:rPr>
-          <w:rPr>
-            <w:color w:val="0000EE"/>
-            <w:u w:val="single"/>
-          </w:rPr>
-          <w:t>創15:13</w:t>
-        </w:r>
-      </w:hyperlink>
-      <w:r>
-        <w:rPr>
-          <w:lang w:val="zh_TW" w:bidi="zh_TW"/>
-        </w:rPr>
-        <w:t>，</w:t>
+        <w:t>中的民族名單。作為一個民族學術語，大多數人將陀迦瑪辨識為亞美尼亞人（Armenia）。亞美尼亞人則將陀迦瑪人（Thorgon）視為他們民族的起源。</w:t>
+      </w:r>
+      <w:r>
+        <w:rPr>
+          <w:lang w:val="zh_TW" w:bidi="zh_TW"/>
+        </w:rPr>
+      </w:r>
+      <w:r>
+        <w:rPr>
+          <w:lang w:val="zh_TW" w:bidi="zh_TW"/>
+        </w:rPr>
+      </w:r>
+    </w:p>
+    <w:p>
+      <w:pPr/>
+      <w:r>
+        <w:rPr>
+          <w:lang w:val="zh_TW" w:bidi="zh_TW"/>
+        </w:rPr>
+      </w:r>
+    </w:p>
+    <w:p>
+      <w:pPr>
+        <w:pStyle w:val="Heading2"/>
+      </w:pPr>
+      <w:r>
+        <w:rPr>
+          <w:lang w:val="zh_TW" w:bidi="zh_TW"/>
+        </w:rPr>
+        <w:t>妥拉</w:t>
+      </w:r>
+      <w:r>
+        <w:rPr>
+          <w:lang w:val="zh_TW" w:bidi="zh_TW"/>
+        </w:rPr>
+      </w:r>
+    </w:p>
+    <w:p>
+      <w:pPr/>
+      <w:r>
+        <w:rPr>
+          <w:lang w:val="zh_TW" w:bidi="zh_TW"/>
+        </w:rPr>
+      </w:r>
+      <w:r>
+        <w:rPr>
+          <w:lang w:val="zh_TW" w:bidi="zh_TW"/>
+        </w:rPr>
+        <w:t>在舊約聖經中被翻譯為「律法」的詞。「妥拉」來自希伯來語動詞根</w:t>
+      </w:r>
+      <w:r>
+        <w:rPr>
+          <w:i/>
+          <w:lang w:val="zh_TW" w:bidi="zh_TW"/>
+        </w:rPr>
+        <w:t>yarah</w:t>
+      </w:r>
+      <w:r>
+        <w:rPr>
+          <w:lang w:val="zh_TW" w:bidi="zh_TW"/>
+        </w:rPr>
+        <w:t>，意思是「投擲」或「射擊」。這個詞背後的概念是告知、指示、指導或引導。在猶太傳統中，妥拉是聖經前五卷書的經文，也稱為摩西五經。</w:t>
+      </w:r>
+    </w:p>
+    <w:p>
+      <w:pPr>
+        <w:pStyle w:val="Heading3"/>
+      </w:pPr>
+      <w:r>
+        <w:rPr>
+          <w:lang w:val="zh_TW" w:bidi="zh_TW"/>
+        </w:rPr>
+        <w:t>成文妥拉</w:t>
+      </w:r>
+    </w:p>
+    <w:p>
+      <w:pPr/>
+      <w:r>
+        <w:rPr>
+          <w:lang w:val="zh_TW" w:bidi="zh_TW"/>
+        </w:rPr>
+      </w:r>
+      <w:r>
+        <w:rPr>
+          <w:lang w:val="zh_TW" w:bidi="zh_TW"/>
+        </w:rPr>
+        <w:t>妥拉這個詞不僅僅指聖經的前五卷書。在舊約聖經中，妥拉指的是神對祂子民的所有教導和指示。新約聖經延續了妥拉的這種廣泛意義。當翻譯成希臘文時，「妥拉」變成</w:t>
+      </w:r>
+      <w:r>
+        <w:rPr>
+          <w:i/>
+          <w:lang w:val="zh_TW" w:bidi="zh_TW"/>
+        </w:rPr>
+        <w:t>nomos</w:t>
+      </w:r>
+      <w:r>
+        <w:rPr>
+          <w:lang w:val="zh_TW" w:bidi="zh_TW"/>
+        </w:rPr>
+        <w:t>，可能指摩西律法或廣泛的行為原則（</w:t>
       </w:r>
       <w:hyperlink r:id="rId27">
         <w:r>
@@ -558,7 +669,7 @@
             <w:color w:val="0000EE"/>
             <w:u w:val="single"/>
           </w:rPr>
-          <w:t>23:4</w:t>
+          <w:t>羅馬書7:14</w:t>
         </w:r>
       </w:hyperlink>
       <w:r>
@@ -576,14 +687,68 @@
             <w:color w:val="0000EE"/>
             <w:u w:val="single"/>
           </w:rPr>
-          <w:t>26:3</w:t>
+          <w:t>9:31</w:t>
         </w:r>
       </w:hyperlink>
       <w:r>
         <w:rPr>
           <w:lang w:val="zh_TW" w:bidi="zh_TW"/>
         </w:rPr>
-        <w:t>，</w:t>
+        <w:t>）。</w:t>
+      </w:r>
+    </w:p>
+    <w:p>
+      <w:pPr>
+        <w:pStyle w:val="Heading3"/>
+      </w:pPr>
+      <w:r>
+        <w:rPr>
+          <w:b/>
+          <w:lang w:val="zh_TW" w:bidi="zh_TW"/>
+        </w:rPr>
+        <w:t>口傳妥拉</w:t>
+      </w:r>
+    </w:p>
+    <w:p>
+      <w:pPr/>
+      <w:r>
+        <w:rPr>
+          <w:lang w:val="zh_TW" w:bidi="zh_TW"/>
+        </w:rPr>
+      </w:r>
+      <w:r>
+        <w:rPr>
+          <w:lang w:val="zh_TW" w:bidi="zh_TW"/>
+        </w:rPr>
+        <w:t>猶太教師也遵循一種稱為「口傳妥拉」的東西。這是一系列來自古代猶太宗教領袖和學者的教導，通過口耳相傳下來。雖然這些教導不屬於舊約聖經的一部分，但它們有助於解釋如何在日常生活中遵循神的律法。</w:t>
+      </w:r>
+    </w:p>
+    <w:p>
+      <w:pPr/>
+      <w:r>
+        <w:rPr>
+          <w:lang w:val="zh_TW" w:bidi="zh_TW"/>
+        </w:rPr>
+      </w:r>
+      <w:r>
+        <w:rPr>
+          <w:lang w:val="zh_TW" w:bidi="zh_TW"/>
+        </w:rPr>
+        <w:t>這些口傳教導有時以新的方式解釋，使神的律法更容易遵循。這在耶路撒冷的聖殿被毀後變得尤為重要。聖殿是猶太人敬拜神、獻祭、與祭司會面的地方——這些都是神在妥拉中所命令的事情。當他們無法再做這些事情時，他們需要新的方式來遵循神的律法。</w:t>
+      </w:r>
+    </w:p>
+    <w:p>
+      <w:pPr/>
+      <w:r>
+        <w:rPr>
+          <w:lang w:val="zh_TW" w:bidi="zh_TW"/>
+        </w:rPr>
+      </w:r>
+      <w:r>
+        <w:rPr>
+          <w:lang w:val="zh_TW" w:bidi="zh_TW"/>
+        </w:rPr>
+        <w:t>到耶穌出生的時候，許多猶太人相信這些口傳教導與成文的妥拉同樣重要（參</w:t>
       </w:r>
       <w:hyperlink r:id="rId29">
         <w:r>
@@ -594,32 +759,53 @@
             <w:color w:val="0000EE"/>
             <w:u w:val="single"/>
           </w:rPr>
-          <w:t>47:4</w:t>
+          <w:t>馬可福音7:3</w:t>
         </w:r>
       </w:hyperlink>
       <w:r>
         <w:rPr>
           <w:lang w:val="zh_TW" w:bidi="zh_TW"/>
         </w:rPr>
-        <w:t>；</w:t>
-      </w:r>
-      <w:hyperlink r:id="rId20">
-        <w:r>
-          <w:rPr>
-            <w:lang w:val="zh_TW" w:bidi="zh_TW"/>
-          </w:rPr>
-          <w:rPr>
-            <w:color w:val="0000EE"/>
-            <w:u w:val="single"/>
-          </w:rPr>
-          <w:t>出2:22</w:t>
-        </w:r>
-      </w:hyperlink>
-      <w:r>
-        <w:rPr>
-          <w:lang w:val="zh_TW" w:bidi="zh_TW"/>
-        </w:rPr>
-        <w:t>，</w:t>
+        <w:t>）。他們認為神將這些教導與成文的律法一起賜給了摩西。</w:t>
+      </w:r>
+    </w:p>
+    <w:p>
+      <w:pPr>
+        <w:pStyle w:val="Heading3"/>
+      </w:pPr>
+      <w:r>
+        <w:rPr>
+          <w:lang w:val="zh_TW" w:bidi="zh_TW"/>
+        </w:rPr>
+        <w:t>不同群體如何理解妥拉</w:t>
+      </w:r>
+    </w:p>
+    <w:p>
+      <w:pPr/>
+      <w:r>
+        <w:rPr>
+          <w:lang w:val="zh_TW" w:bidi="zh_TW"/>
+        </w:rPr>
+      </w:r>
+      <w:r>
+        <w:rPr>
+          <w:lang w:val="zh_TW" w:bidi="zh_TW"/>
+        </w:rPr>
+        <w:t>法利賽人是猶太宗教領袖中的一個重要團體。他們相信神懲罰了猶太人，在公元前七世紀讓巴比倫人俘虜他們並將他們從家園帶走。他們認為這是因為人們沒有足夠仔細地遵守神在妥拉中的律法。許多法利賽人也相信，神所應許的救主（彌賽亞）不會來，直到所有猶太人完美地遵循妥拉的規定。</w:t>
+      </w:r>
+    </w:p>
+    <w:p>
+      <w:pPr/>
+      <w:r>
+        <w:rPr>
+          <w:lang w:val="zh_TW" w:bidi="zh_TW"/>
+        </w:rPr>
+      </w:r>
+      <w:r>
+        <w:rPr>
+          <w:lang w:val="zh_TW" w:bidi="zh_TW"/>
+        </w:rPr>
+        <w:t>撒都該人是另一個重要的猶太宗教領袖群體。與其它猶太教群體不同，他們只接受妥拉為神的話語。他們不信神蹟或其他超自然事件，即使這些在妥拉中有描述。撒都該人也不相信人死後能夠再活。但耶穌用妥拉的話來顯示死後有生命（參</w:t>
       </w:r>
       <w:hyperlink r:id="rId30">
         <w:r>
@@ -630,14 +816,262 @@
             <w:color w:val="0000EE"/>
             <w:u w:val="single"/>
           </w:rPr>
-          <w:t>23:9</w:t>
+          <w:t>馬太福音22:31–32</w:t>
         </w:r>
       </w:hyperlink>
       <w:r>
         <w:rPr>
           <w:lang w:val="zh_TW" w:bidi="zh_TW"/>
         </w:rPr>
-        <w:t>）以及其它地方的臨時居民（</w:t>
+        <w:t>）。</w:t>
+      </w:r>
+    </w:p>
+    <w:p>
+      <w:pPr>
+        <w:pStyle w:val="Heading3"/>
+      </w:pPr>
+      <w:r>
+        <w:rPr>
+          <w:b/>
+          <w:lang w:val="zh_TW" w:bidi="zh_TW"/>
+        </w:rPr>
+        <w:t>在崇拜和儀式中的妥拉</w:t>
+      </w:r>
+    </w:p>
+    <w:p>
+      <w:pPr/>
+      <w:r>
+        <w:rPr>
+          <w:lang w:val="zh_TW" w:bidi="zh_TW"/>
+        </w:rPr>
+      </w:r>
+      <w:r>
+        <w:rPr>
+          <w:lang w:val="zh_TW" w:bidi="zh_TW"/>
+        </w:rPr>
+        <w:t>在猶太人的禮拜場所（稱為會堂）中誦讀妥拉是一個非常特別的儀式，已經實行了數千年。被邀請誦讀妥拉被視為一種極大的榮譽。</w:t>
+      </w:r>
+    </w:p>
+    <w:p>
+      <w:pPr/>
+      <w:r>
+        <w:rPr>
+          <w:lang w:val="zh_TW" w:bidi="zh_TW"/>
+        </w:rPr>
+      </w:r>
+      <w:r>
+        <w:rPr>
+          <w:lang w:val="zh_TW" w:bidi="zh_TW"/>
+        </w:rPr>
+        <w:t>妥拉書卷是由一位經過專門訓練的書寫者，稱為抄寫員（或文士），用希伯來文仔細手寫而成。這些書卷是用根據猶太宗教規則準備的動物皮製成的。書卷被纏繞在兩根木製、銀製或象牙製的桿子上。</w:t>
+      </w:r>
+    </w:p>
+    <w:p>
+      <w:pPr/>
+      <w:r>
+        <w:rPr>
+          <w:lang w:val="zh_TW" w:bidi="zh_TW"/>
+        </w:rPr>
+      </w:r>
+      <w:r>
+        <w:rPr>
+          <w:lang w:val="zh_TW" w:bidi="zh_TW"/>
+        </w:rPr>
+        <w:t>這些杆子的末端通常用貴金屬和寶石精美地裝飾。當有人誦讀妥拉時，他們使用一種稱為雅德（yad）的特殊指針來保持在經文中的位置。這個指針有助於保護卷軸，因為用手指直接觸摸文字可能會因著時間的推移損壞脆弱的經卷。指針還幫助讀者正確地跟著文字，而不會跳過任何神的信息。</w:t>
+      </w:r>
+    </w:p>
+    <w:p>
+      <w:pPr>
+        <w:pStyle w:val="Heading3"/>
+      </w:pPr>
+      <w:r>
+        <w:rPr>
+          <w:lang w:val="zh_TW" w:bidi="zh_TW"/>
+        </w:rPr>
+        <w:t>妥拉對非猶太人的作用</w:t>
+      </w:r>
+    </w:p>
+    <w:p>
+      <w:pPr/>
+      <w:r>
+        <w:rPr>
+          <w:lang w:val="zh_TW" w:bidi="zh_TW"/>
+        </w:rPr>
+      </w:r>
+      <w:r>
+        <w:rPr>
+          <w:lang w:val="zh_TW" w:bidi="zh_TW"/>
+        </w:rPr>
+        <w:t>傳統的猶太教師說，神尤其將妥拉賜給猶太人。這意味著非猶太人不需要遵循其所有規則。</w:t>
+      </w:r>
+    </w:p>
+    <w:p>
+      <w:pPr/>
+      <w:r>
+        <w:rPr>
+          <w:lang w:val="zh_TW" w:bidi="zh_TW"/>
+        </w:rPr>
+      </w:r>
+      <w:r>
+        <w:rPr>
+          <w:lang w:val="zh_TW" w:bidi="zh_TW"/>
+        </w:rPr>
+        <w:t>然而，一位名叫邁蒙尼德的著名猶太教師在中世紀時期教導說，非猶太人可以通過遵循七條基本原則，從而在來世獲得神的祝福。根據猶太傳統，神將這些原則賜給挪亞。它們是：</w:t>
+      </w:r>
+    </w:p>
+    <w:p>
+      <w:pPr>
+        <w:pStyle w:val="ListNumber"/>
+        <w:numPr>
+          <w:ilvl w:val="0"/>
+          <w:numId w:val="14"/>
+        </w:numPr>
+        <w:spacing w:line="240" w:lineRule="auto"/>
+        <w:ind w:left="720"/>
+      </w:pPr>
+      <w:r>
+        <w:rPr>
+          <w:lang w:val="zh_TW" w:bidi="zh_TW"/>
+        </w:rPr>
+      </w:r>
+      <w:r>
+        <w:rPr>
+          <w:lang w:val="zh_TW" w:bidi="zh_TW"/>
+        </w:rPr>
+        <w:t>不要崇拜假神。</w:t>
+      </w:r>
+    </w:p>
+    <w:p>
+      <w:pPr>
+        <w:pStyle w:val="ListNumber"/>
+        <w:spacing w:line="240" w:lineRule="auto"/>
+        <w:ind w:left="720"/>
+      </w:pPr>
+      <w:r>
+        <w:rPr>
+          <w:lang w:val="zh_TW" w:bidi="zh_TW"/>
+        </w:rPr>
+      </w:r>
+      <w:r>
+        <w:rPr>
+          <w:lang w:val="zh_TW" w:bidi="zh_TW"/>
+        </w:rPr>
+        <w:t>不可犯淫亂罪。</w:t>
+      </w:r>
+    </w:p>
+    <w:p>
+      <w:pPr>
+        <w:pStyle w:val="ListNumber"/>
+        <w:spacing w:line="240" w:lineRule="auto"/>
+        <w:ind w:left="720"/>
+      </w:pPr>
+      <w:r>
+        <w:rPr>
+          <w:lang w:val="zh_TW" w:bidi="zh_TW"/>
+        </w:rPr>
+      </w:r>
+      <w:r>
+        <w:rPr>
+          <w:lang w:val="zh_TW" w:bidi="zh_TW"/>
+        </w:rPr>
+        <w:t>不可謀殺。</w:t>
+      </w:r>
+    </w:p>
+    <w:p>
+      <w:pPr>
+        <w:pStyle w:val="ListNumber"/>
+        <w:spacing w:line="240" w:lineRule="auto"/>
+        <w:ind w:left="720"/>
+      </w:pPr>
+      <w:r>
+        <w:rPr>
+          <w:lang w:val="zh_TW" w:bidi="zh_TW"/>
+        </w:rPr>
+      </w:r>
+      <w:r>
+        <w:rPr>
+          <w:lang w:val="zh_TW" w:bidi="zh_TW"/>
+        </w:rPr>
+        <w:t>不要不尊重神的名字。</w:t>
+      </w:r>
+    </w:p>
+    <w:p>
+      <w:pPr>
+        <w:pStyle w:val="ListNumber"/>
+        <w:spacing w:line="240" w:lineRule="auto"/>
+        <w:ind w:left="720"/>
+      </w:pPr>
+      <w:r>
+        <w:rPr>
+          <w:lang w:val="zh_TW" w:bidi="zh_TW"/>
+        </w:rPr>
+      </w:r>
+      <w:r>
+        <w:rPr>
+          <w:lang w:val="zh_TW" w:bidi="zh_TW"/>
+        </w:rPr>
+        <w:t>不要不公正地行事。</w:t>
+      </w:r>
+    </w:p>
+    <w:p>
+      <w:pPr>
+        <w:pStyle w:val="ListNumber"/>
+        <w:spacing w:line="240" w:lineRule="auto"/>
+        <w:ind w:left="720"/>
+      </w:pPr>
+      <w:r>
+        <w:rPr>
+          <w:lang w:val="zh_TW" w:bidi="zh_TW"/>
+        </w:rPr>
+      </w:r>
+      <w:r>
+        <w:rPr>
+          <w:lang w:val="zh_TW" w:bidi="zh_TW"/>
+        </w:rPr>
+        <w:t>不可偷竊。</w:t>
+      </w:r>
+    </w:p>
+    <w:p>
+      <w:pPr>
+        <w:pStyle w:val="ListNumber"/>
+        <w:spacing w:line="240" w:lineRule="auto"/>
+        <w:ind w:left="720"/>
+      </w:pPr>
+      <w:r>
+        <w:rPr>
+          <w:lang w:val="zh_TW" w:bidi="zh_TW"/>
+        </w:rPr>
+      </w:r>
+      <w:r>
+        <w:rPr>
+          <w:lang w:val="zh_TW" w:bidi="zh_TW"/>
+        </w:rPr>
+        <w:t>不可吃活著的動物的肉。</w:t>
+      </w:r>
+    </w:p>
+    <w:p>
+      <w:pPr>
+        <w:pStyle w:val="Heading3"/>
+      </w:pPr>
+      <w:r>
+        <w:rPr>
+          <w:lang w:val="zh_TW" w:bidi="zh_TW"/>
+        </w:rPr>
+        <w:t>新約聖經中的妥拉</w:t>
+      </w:r>
+    </w:p>
+    <w:p>
+      <w:pPr/>
+      <w:r>
+        <w:rPr>
+          <w:lang w:val="zh_TW" w:bidi="zh_TW"/>
+        </w:rPr>
+      </w:r>
+      <w:r>
+        <w:rPr>
+          <w:lang w:val="zh_TW" w:bidi="zh_TW"/>
+        </w:rPr>
+        <w:t>新約聖經教導了關於妥拉的重要內容。雖然神在妥拉中的律法在當時是必要的，但它們並不是人們可以通過完美遵守來獲得救恩的方式。即使有一節經文似乎暗示人們可以通過遵守神的律法來與神和好，但沒有一個人能夠完美地遵守神的律法（</w:t>
       </w:r>
       <w:hyperlink r:id="rId31">
         <w:r>
@@ -648,7 +1082,7 @@
             <w:color w:val="0000EE"/>
             <w:u w:val="single"/>
           </w:rPr>
-          <w:t>得1:1</w:t>
+          <w:t>利未記18:5</w:t>
         </w:r>
       </w:hyperlink>
       <w:r>
@@ -669,7 +1103,7 @@
         <w:rPr>
           <w:lang w:val="zh_TW" w:bidi="zh_TW"/>
         </w:rPr>
-        <w:t>外邦人或臨時居民在以色列擁有某些權利，但也有一些限制。他們可以獻祭（</w:t>
+        <w:t>舊約聖經顯示，神一直以祂的恩慈拯救人，而不是藉著他們的完全行為。例如，神接受亞伯拉罕是因為他的信心，而不是因為他完美地遵循了所有規條（</w:t>
       </w:r>
       <w:hyperlink r:id="rId32">
         <w:r>
@@ -680,14 +1114,28 @@
             <w:color w:val="0000EE"/>
             <w:u w:val="single"/>
           </w:rPr>
-          <w:t>利17:8</w:t>
+          <w:t>創世記15</w:t>
         </w:r>
       </w:hyperlink>
       <w:r>
         <w:rPr>
           <w:lang w:val="zh_TW" w:bidi="zh_TW"/>
         </w:rPr>
-        <w:t>，</w:t>
+        <w:t>）。這發生在神賜給摩西妥拉的400年前。這向我們展示了神一直喜悅信靠他的人。</w:t>
+      </w:r>
+    </w:p>
+    <w:p>
+      <w:pPr/>
+      <w:r>
+        <w:rPr>
+          <w:lang w:val="zh_TW" w:bidi="zh_TW"/>
+        </w:rPr>
+      </w:r>
+      <w:r>
+        <w:rPr>
+          <w:lang w:val="zh_TW" w:bidi="zh_TW"/>
+        </w:rPr>
+        <w:t>神律法的一個主要目的是幫助人們看到他們無法靠自己達到完全（</w:t>
       </w:r>
       <w:hyperlink r:id="rId33">
         <w:r>
@@ -698,14 +1146,14 @@
             <w:color w:val="0000EE"/>
             <w:u w:val="single"/>
           </w:rPr>
-          <w:t>22:18</w:t>
+          <w:t>加拉太書3:24</w:t>
         </w:r>
       </w:hyperlink>
       <w:r>
         <w:rPr>
           <w:lang w:val="zh_TW" w:bidi="zh_TW"/>
         </w:rPr>
-        <w:t>），但只有受過割禮，才能進入聖所（</w:t>
+        <w:t>）。當人們試圖遵循所有的神的律法時，他們會意識到自己多麼需要神的幫助和寬恕（</w:t>
       </w:r>
       <w:hyperlink r:id="rId34">
         <w:r>
@@ -716,14 +1164,28 @@
             <w:color w:val="0000EE"/>
             <w:u w:val="single"/>
           </w:rPr>
-          <w:t>結44:9</w:t>
+          <w:t>羅馬書7:7</w:t>
         </w:r>
       </w:hyperlink>
       <w:r>
         <w:rPr>
           <w:lang w:val="zh_TW" w:bidi="zh_TW"/>
         </w:rPr>
-        <w:t>）。他們可以參加猶太的三個節期（</w:t>
+        <w:t>）。這引導他們信靠耶穌。</w:t>
+      </w:r>
+    </w:p>
+    <w:p>
+      <w:pPr/>
+      <w:r>
+        <w:rPr>
+          <w:lang w:val="zh_TW" w:bidi="zh_TW"/>
+        </w:rPr>
+      </w:r>
+      <w:r>
+        <w:rPr>
+          <w:lang w:val="zh_TW" w:bidi="zh_TW"/>
+        </w:rPr>
+        <w:t>耶穌非常尊重妥拉。祂生命的目的是要成就妥拉所要求的一切。當人們信靠耶穌時，他們就能享受祂對神律法的完全順服所帶來的益處。耶穌是律法的終結，使所有在祂裡面有信心的人都可以被稱義（</w:t>
       </w:r>
       <w:hyperlink r:id="rId35">
         <w:r>
@@ -734,277 +1196,7 @@
             <w:color w:val="0000EE"/>
             <w:u w:val="single"/>
           </w:rPr>
-          <w:t>申16:11、14</w:t>
-        </w:r>
-      </w:hyperlink>
-      <w:r>
-        <w:rPr>
-          <w:lang w:val="zh_TW" w:bidi="zh_TW"/>
-        </w:rPr>
-        <w:t>），但只有受過割禮，才能吃逾越節的晚餐（</w:t>
-      </w:r>
-      <w:hyperlink r:id="rId36">
-        <w:r>
-          <w:rPr>
-            <w:lang w:val="zh_TW" w:bidi="zh_TW"/>
-          </w:rPr>
-          <w:rPr>
-            <w:color w:val="0000EE"/>
-            <w:u w:val="single"/>
-          </w:rPr>
-          <w:t>出12:43、48</w:t>
-        </w:r>
-      </w:hyperlink>
-      <w:r>
-        <w:rPr>
-          <w:lang w:val="zh_TW" w:bidi="zh_TW"/>
-        </w:rPr>
-        <w:t>）。外邦人不必遵循以色列的宗教，但他們可以享受其中一些利益（</w:t>
-      </w:r>
-      <w:hyperlink r:id="rId37">
-        <w:r>
-          <w:rPr>
-            <w:lang w:val="zh_TW" w:bidi="zh_TW"/>
-          </w:rPr>
-          <w:rPr>
-            <w:color w:val="0000EE"/>
-            <w:u w:val="single"/>
-          </w:rPr>
-          <w:t>申14:29</w:t>
-        </w:r>
-      </w:hyperlink>
-      <w:r>
-        <w:rPr>
-          <w:lang w:val="zh_TW" w:bidi="zh_TW"/>
-        </w:rPr>
-        <w:t>）。他們在安息日或贖罪日不能工作（</w:t>
-      </w:r>
-      <w:hyperlink r:id="rId38">
-        <w:r>
-          <w:rPr>
-            <w:lang w:val="zh_TW" w:bidi="zh_TW"/>
-          </w:rPr>
-          <w:rPr>
-            <w:color w:val="0000EE"/>
-            <w:u w:val="single"/>
-          </w:rPr>
-          <w:t>出20:10</w:t>
-        </w:r>
-      </w:hyperlink>
-      <w:r>
-        <w:rPr>
-          <w:lang w:val="zh_TW" w:bidi="zh_TW"/>
-        </w:rPr>
-        <w:t>，</w:t>
-      </w:r>
-      <w:hyperlink r:id="rId39">
-        <w:r>
-          <w:rPr>
-            <w:lang w:val="zh_TW" w:bidi="zh_TW"/>
-          </w:rPr>
-          <w:rPr>
-            <w:color w:val="0000EE"/>
-            <w:u w:val="single"/>
-          </w:rPr>
-          <w:t>23:12</w:t>
-        </w:r>
-      </w:hyperlink>
-      <w:r>
-        <w:rPr>
-          <w:lang w:val="zh_TW" w:bidi="zh_TW"/>
-        </w:rPr>
-        <w:t>；</w:t>
-      </w:r>
-      <w:hyperlink r:id="rId40">
-        <w:r>
-          <w:rPr>
-            <w:lang w:val="zh_TW" w:bidi="zh_TW"/>
-          </w:rPr>
-          <w:rPr>
-            <w:color w:val="0000EE"/>
-            <w:u w:val="single"/>
-          </w:rPr>
-          <w:t>利16:29</w:t>
-        </w:r>
-      </w:hyperlink>
-      <w:r>
-        <w:rPr>
-          <w:lang w:val="zh_TW" w:bidi="zh_TW"/>
-        </w:rPr>
-        <w:t>；</w:t>
-      </w:r>
-      <w:hyperlink r:id="rId41">
-        <w:r>
-          <w:rPr>
-            <w:lang w:val="zh_TW" w:bidi="zh_TW"/>
-          </w:rPr>
-          <w:rPr>
-            <w:color w:val="0000EE"/>
-            <w:u w:val="single"/>
-          </w:rPr>
-          <w:t>申5:14</w:t>
-        </w:r>
-      </w:hyperlink>
-      <w:r>
-        <w:rPr>
-          <w:lang w:val="zh_TW" w:bidi="zh_TW"/>
-        </w:rPr>
-        <w:t>），若褻瀆神的名字，可能會被石頭打死（</w:t>
-      </w:r>
-      <w:hyperlink r:id="rId42">
-        <w:r>
-          <w:rPr>
-            <w:lang w:val="zh_TW" w:bidi="zh_TW"/>
-          </w:rPr>
-          <w:rPr>
-            <w:color w:val="0000EE"/>
-            <w:u w:val="single"/>
-          </w:rPr>
-          <w:t>利24:16</w:t>
-        </w:r>
-      </w:hyperlink>
-      <w:r>
-        <w:rPr>
-          <w:lang w:val="zh_TW" w:bidi="zh_TW"/>
-        </w:rPr>
-        <w:t>；</w:t>
-      </w:r>
-      <w:hyperlink r:id="rId43">
-        <w:r>
-          <w:rPr>
-            <w:lang w:val="zh_TW" w:bidi="zh_TW"/>
-          </w:rPr>
-          <w:rPr>
-            <w:color w:val="0000EE"/>
-            <w:u w:val="single"/>
-          </w:rPr>
-          <w:t>民15:30</w:t>
-        </w:r>
-      </w:hyperlink>
-      <w:r>
-        <w:rPr>
-          <w:lang w:val="zh_TW" w:bidi="zh_TW"/>
-        </w:rPr>
-        <w:t>）。外邦人不可吃血（</w:t>
-      </w:r>
-      <w:hyperlink r:id="rId44">
-        <w:r>
-          <w:rPr>
-            <w:lang w:val="zh_TW" w:bidi="zh_TW"/>
-          </w:rPr>
-          <w:rPr>
-            <w:color w:val="0000EE"/>
-            <w:u w:val="single"/>
-          </w:rPr>
-          <w:t>利17:10–12</w:t>
-        </w:r>
-      </w:hyperlink>
-      <w:r>
-        <w:rPr>
-          <w:lang w:val="zh_TW" w:bidi="zh_TW"/>
-        </w:rPr>
-        <w:t>），但可以吃自然死亡的動物（</w:t>
-      </w:r>
-      <w:hyperlink r:id="rId15">
-        <w:r>
-          <w:rPr>
-            <w:lang w:val="zh_TW" w:bidi="zh_TW"/>
-          </w:rPr>
-          <w:rPr>
-            <w:color w:val="0000EE"/>
-            <w:u w:val="single"/>
-          </w:rPr>
-          <w:t>申14:21</w:t>
-        </w:r>
-      </w:hyperlink>
-      <w:r>
-        <w:rPr>
-          <w:lang w:val="zh_TW" w:bidi="zh_TW"/>
-        </w:rPr>
-        <w:t>）。以色列在性的道德規範也適用於外邦人（</w:t>
-      </w:r>
-      <w:hyperlink r:id="rId45">
-        <w:r>
-          <w:rPr>
-            <w:lang w:val="zh_TW" w:bidi="zh_TW"/>
-          </w:rPr>
-          <w:rPr>
-            <w:color w:val="0000EE"/>
-            <w:u w:val="single"/>
-          </w:rPr>
-          <w:t>利18:26</w:t>
-        </w:r>
-      </w:hyperlink>
-      <w:r>
-        <w:rPr>
-          <w:lang w:val="zh_TW" w:bidi="zh_TW"/>
-        </w:rPr>
-        <w:t>）。以色列人不可與外邦人通婚，但這仍然是常見的現象（</w:t>
-      </w:r>
-      <w:hyperlink r:id="rId46">
-        <w:r>
-          <w:rPr>
-            <w:lang w:val="zh_TW" w:bidi="zh_TW"/>
-          </w:rPr>
-          <w:rPr>
-            <w:color w:val="0000EE"/>
-            <w:u w:val="single"/>
-          </w:rPr>
-          <w:t>創34:14</w:t>
-        </w:r>
-      </w:hyperlink>
-      <w:r>
-        <w:rPr>
-          <w:lang w:val="zh_TW" w:bidi="zh_TW"/>
-        </w:rPr>
-        <w:t>；</w:t>
-      </w:r>
-      <w:hyperlink r:id="rId47">
-        <w:r>
-          <w:rPr>
-            <w:lang w:val="zh_TW" w:bidi="zh_TW"/>
-          </w:rPr>
-          <w:rPr>
-            <w:color w:val="0000EE"/>
-            <w:u w:val="single"/>
-          </w:rPr>
-          <w:t>出34:12、16</w:t>
-        </w:r>
-      </w:hyperlink>
-      <w:r>
-        <w:rPr>
-          <w:lang w:val="zh_TW" w:bidi="zh_TW"/>
-        </w:rPr>
-        <w:t>；</w:t>
-      </w:r>
-      <w:hyperlink r:id="rId48">
-        <w:r>
-          <w:rPr>
-            <w:lang w:val="zh_TW" w:bidi="zh_TW"/>
-          </w:rPr>
-          <w:rPr>
-            <w:color w:val="0000EE"/>
-            <w:u w:val="single"/>
-          </w:rPr>
-          <w:t>申7:3–4</w:t>
-        </w:r>
-      </w:hyperlink>
-      <w:r>
-        <w:rPr>
-          <w:lang w:val="zh_TW" w:bidi="zh_TW"/>
-        </w:rPr>
-        <w:t>；</w:t>
-      </w:r>
-      <w:hyperlink r:id="rId49">
-        <w:r>
-          <w:rPr>
-            <w:lang w:val="zh_TW" w:bidi="zh_TW"/>
-          </w:rPr>
-          <w:rPr>
-            <w:color w:val="0000EE"/>
-            <w:u w:val="single"/>
-          </w:rPr>
-          <w:t>書23:12</w:t>
+          <w:t>羅馬書10:4</w:t>
         </w:r>
       </w:hyperlink>
       <w:r>
@@ -1023,394 +1215,6 @@
       </w:r>
       <w:r>
         <w:rPr>
-          <w:lang w:val="zh_TW" w:bidi="zh_TW"/>
-        </w:rPr>
-        <w:t>摩西律法為外邦人提供公民權利（</w:t>
-      </w:r>
-      <w:hyperlink r:id="rId50">
-        <w:r>
-          <w:rPr>
-            <w:lang w:val="zh_TW" w:bidi="zh_TW"/>
-          </w:rPr>
-          <w:rPr>
-            <w:color w:val="0000EE"/>
-            <w:u w:val="single"/>
-          </w:rPr>
-          <w:t>出12:49</w:t>
-        </w:r>
-      </w:hyperlink>
-      <w:r>
-        <w:rPr>
-          <w:lang w:val="zh_TW" w:bidi="zh_TW"/>
-        </w:rPr>
-        <w:t>；</w:t>
-      </w:r>
-      <w:hyperlink r:id="rId51">
-        <w:r>
-          <w:rPr>
-            <w:lang w:val="zh_TW" w:bidi="zh_TW"/>
-          </w:rPr>
-          <w:rPr>
-            <w:color w:val="0000EE"/>
-            <w:u w:val="single"/>
-          </w:rPr>
-          <w:t>利24:22</w:t>
-        </w:r>
-      </w:hyperlink>
-      <w:r>
-        <w:rPr>
-          <w:lang w:val="zh_TW" w:bidi="zh_TW"/>
-        </w:rPr>
-        <w:t>）。他們遵循相同的法律程序和懲罰（</w:t>
-      </w:r>
-      <w:hyperlink r:id="rId52">
-        <w:r>
-          <w:rPr>
-            <w:lang w:val="zh_TW" w:bidi="zh_TW"/>
-          </w:rPr>
-          <w:rPr>
-            <w:color w:val="0000EE"/>
-            <w:u w:val="single"/>
-          </w:rPr>
-          <w:t>利20:2</w:t>
-        </w:r>
-      </w:hyperlink>
-      <w:r>
-        <w:rPr>
-          <w:lang w:val="zh_TW" w:bidi="zh_TW"/>
-        </w:rPr>
-        <w:t>，</w:t>
-      </w:r>
-      <w:hyperlink r:id="rId53">
-        <w:r>
-          <w:rPr>
-            <w:lang w:val="zh_TW" w:bidi="zh_TW"/>
-          </w:rPr>
-          <w:rPr>
-            <w:color w:val="0000EE"/>
-            <w:u w:val="single"/>
-          </w:rPr>
-          <w:t>24:16、22</w:t>
-        </w:r>
-      </w:hyperlink>
-      <w:r>
-        <w:rPr>
-          <w:lang w:val="zh_TW" w:bidi="zh_TW"/>
-        </w:rPr>
-        <w:t>；</w:t>
-      </w:r>
-      <w:hyperlink r:id="rId54">
-        <w:r>
-          <w:rPr>
-            <w:lang w:val="zh_TW" w:bidi="zh_TW"/>
-          </w:rPr>
-          <w:rPr>
-            <w:color w:val="0000EE"/>
-            <w:u w:val="single"/>
-          </w:rPr>
-          <w:t>申1:16</w:t>
-        </w:r>
-      </w:hyperlink>
-      <w:r>
-        <w:rPr>
-          <w:lang w:val="zh_TW" w:bidi="zh_TW"/>
-        </w:rPr>
-        <w:t>）。他們應被禮貌對待（</w:t>
-      </w:r>
-      <w:hyperlink r:id="rId55">
-        <w:r>
-          <w:rPr>
-            <w:lang w:val="zh_TW" w:bidi="zh_TW"/>
-          </w:rPr>
-          <w:rPr>
-            <w:color w:val="0000EE"/>
-            <w:u w:val="single"/>
-          </w:rPr>
-          <w:t>出22:21</w:t>
-        </w:r>
-      </w:hyperlink>
-      <w:r>
-        <w:rPr>
-          <w:lang w:val="zh_TW" w:bidi="zh_TW"/>
-        </w:rPr>
-        <w:t>，</w:t>
-      </w:r>
-      <w:hyperlink r:id="rId30">
-        <w:r>
-          <w:rPr>
-            <w:lang w:val="zh_TW" w:bidi="zh_TW"/>
-          </w:rPr>
-          <w:rPr>
-            <w:color w:val="0000EE"/>
-            <w:u w:val="single"/>
-          </w:rPr>
-          <w:t>23:9</w:t>
-        </w:r>
-      </w:hyperlink>
-      <w:r>
-        <w:rPr>
-          <w:lang w:val="zh_TW" w:bidi="zh_TW"/>
-        </w:rPr>
-        <w:t>）。他們應當被人以愛相待，與被神所愛的人一樣（</w:t>
-      </w:r>
-      <w:hyperlink r:id="rId56">
-        <w:r>
-          <w:rPr>
-            <w:lang w:val="zh_TW" w:bidi="zh_TW"/>
-          </w:rPr>
-          <w:rPr>
-            <w:color w:val="0000EE"/>
-            <w:u w:val="single"/>
-          </w:rPr>
-          <w:t>利19:34</w:t>
-        </w:r>
-      </w:hyperlink>
-      <w:r>
-        <w:rPr>
-          <w:lang w:val="zh_TW" w:bidi="zh_TW"/>
-        </w:rPr>
-        <w:t>；</w:t>
-      </w:r>
-      <w:hyperlink r:id="rId57">
-        <w:r>
-          <w:rPr>
-            <w:lang w:val="zh_TW" w:bidi="zh_TW"/>
-          </w:rPr>
-          <w:rPr>
-            <w:color w:val="0000EE"/>
-            <w:u w:val="single"/>
-          </w:rPr>
-          <w:t>申10:18–19</w:t>
-        </w:r>
-      </w:hyperlink>
-      <w:r>
-        <w:rPr>
-          <w:lang w:val="zh_TW" w:bidi="zh_TW"/>
-        </w:rPr>
-        <w:t>）。他們應被慷慨對待（</w:t>
-      </w:r>
-      <w:hyperlink r:id="rId58">
-        <w:r>
-          <w:rPr>
-            <w:lang w:val="zh_TW" w:bidi="zh_TW"/>
-          </w:rPr>
-          <w:rPr>
-            <w:color w:val="0000EE"/>
-            <w:u w:val="single"/>
-          </w:rPr>
-          <w:t>利19:10</w:t>
-        </w:r>
-      </w:hyperlink>
-      <w:r>
-        <w:rPr>
-          <w:lang w:val="zh_TW" w:bidi="zh_TW"/>
-        </w:rPr>
-        <w:t>，</w:t>
-      </w:r>
-      <w:hyperlink r:id="rId59">
-        <w:r>
-          <w:rPr>
-            <w:lang w:val="zh_TW" w:bidi="zh_TW"/>
-          </w:rPr>
-          <w:rPr>
-            <w:color w:val="0000EE"/>
-            <w:u w:val="single"/>
-          </w:rPr>
-          <w:t>23:22</w:t>
-        </w:r>
-      </w:hyperlink>
-      <w:r>
-        <w:rPr>
-          <w:lang w:val="zh_TW" w:bidi="zh_TW"/>
-        </w:rPr>
-        <w:t>；</w:t>
-      </w:r>
-      <w:hyperlink r:id="rId60">
-        <w:r>
-          <w:rPr>
-            <w:lang w:val="zh_TW" w:bidi="zh_TW"/>
-          </w:rPr>
-          <w:rPr>
-            <w:color w:val="0000EE"/>
-            <w:u w:val="single"/>
-          </w:rPr>
-          <w:t>申24:19–22</w:t>
-        </w:r>
-      </w:hyperlink>
-      <w:r>
-        <w:rPr>
-          <w:lang w:val="zh_TW" w:bidi="zh_TW"/>
-        </w:rPr>
-        <w:t>）。在困難時期，他們可以獲得庇護（保護或避難之所）（</w:t>
-      </w:r>
-      <w:hyperlink r:id="rId61">
-        <w:r>
-          <w:rPr>
-            <w:lang w:val="zh_TW" w:bidi="zh_TW"/>
-          </w:rPr>
-          <w:rPr>
-            <w:color w:val="0000EE"/>
-            <w:u w:val="single"/>
-          </w:rPr>
-          <w:t>民35:15</w:t>
-        </w:r>
-      </w:hyperlink>
-      <w:r>
-        <w:rPr>
-          <w:lang w:val="zh_TW" w:bidi="zh_TW"/>
-        </w:rPr>
-        <w:t>；</w:t>
-      </w:r>
-      <w:hyperlink r:id="rId62">
-        <w:r>
-          <w:rPr>
-            <w:lang w:val="zh_TW" w:bidi="zh_TW"/>
-          </w:rPr>
-          <w:rPr>
-            <w:color w:val="0000EE"/>
-            <w:u w:val="single"/>
-          </w:rPr>
-          <w:t>書20:9</w:t>
-        </w:r>
-      </w:hyperlink>
-      <w:r>
-        <w:rPr>
-          <w:lang w:val="zh_TW" w:bidi="zh_TW"/>
-        </w:rPr>
-        <w:t>）。外邦奴僕應得到與希伯來奴僕相同的待遇（</w:t>
-      </w:r>
-      <w:hyperlink r:id="rId63">
-        <w:r>
-          <w:rPr>
-            <w:lang w:val="zh_TW" w:bidi="zh_TW"/>
-          </w:rPr>
-          <w:rPr>
-            <w:color w:val="0000EE"/>
-            <w:u w:val="single"/>
-          </w:rPr>
-          <w:t>申24:14</w:t>
-        </w:r>
-      </w:hyperlink>
-      <w:r>
-        <w:rPr>
-          <w:lang w:val="zh_TW" w:bidi="zh_TW"/>
-        </w:rPr>
-        <w:t>）。外邦人不能參加各支派的會議或被立為王（</w:t>
-      </w:r>
-      <w:hyperlink r:id="rId64">
-        <w:r>
-          <w:rPr>
-            <w:lang w:val="zh_TW" w:bidi="zh_TW"/>
-          </w:rPr>
-          <w:rPr>
-            <w:color w:val="0000EE"/>
-            <w:u w:val="single"/>
-          </w:rPr>
-          <w:t>申17:15</w:t>
-        </w:r>
-      </w:hyperlink>
-      <w:r>
-        <w:rPr>
-          <w:lang w:val="zh_TW" w:bidi="zh_TW"/>
-        </w:rPr>
-        <w:t>）。先知以西結期待未來彌賽亞治理的時代。那時，外邦人將與神的百姓一同享受這片土地的所有祝福（</w:t>
-      </w:r>
-      <w:hyperlink r:id="rId65">
-        <w:r>
-          <w:rPr>
-            <w:lang w:val="zh_TW" w:bidi="zh_TW"/>
-          </w:rPr>
-          <w:rPr>
-            <w:color w:val="0000EE"/>
-            <w:u w:val="single"/>
-          </w:rPr>
-          <w:t>結47:22–23</w:t>
-        </w:r>
-      </w:hyperlink>
-      <w:r>
-        <w:rPr>
-          <w:lang w:val="zh_TW" w:bidi="zh_TW"/>
-        </w:rPr>
-        <w:t>）。</w:t>
-      </w:r>
-    </w:p>
-    <w:p>
-      <w:pPr/>
-      <w:r>
-        <w:rPr>
-          <w:lang w:val="zh_TW" w:bidi="zh_TW"/>
-        </w:rPr>
-      </w:r>
-      <w:r>
-        <w:rPr>
-          <w:lang w:val="zh_TW" w:bidi="zh_TW"/>
-        </w:rPr>
-        <w:t>在新約聖經中，「外邦人」經常被象徵地使用。一方面，基督的工作使所有外邦人（例如，那些與基督隔絕的人）成為神家中的成員（</w:t>
-      </w:r>
-      <w:hyperlink r:id="rId66">
-        <w:r>
-          <w:rPr>
-            <w:lang w:val="zh_TW" w:bidi="zh_TW"/>
-          </w:rPr>
-          <w:rPr>
-            <w:color w:val="0000EE"/>
-            <w:u w:val="single"/>
-          </w:rPr>
-          <w:t>弗2:11–19</w:t>
-        </w:r>
-      </w:hyperlink>
-      <w:r>
-        <w:rPr>
-          <w:lang w:val="zh_TW" w:bidi="zh_TW"/>
-        </w:rPr>
-        <w:t>）。另一方面，基督徒應該看自己是在這個世界上寄居的（</w:t>
-      </w:r>
-      <w:hyperlink r:id="rId67">
-        <w:r>
-          <w:rPr>
-            <w:lang w:val="zh_TW" w:bidi="zh_TW"/>
-          </w:rPr>
-          <w:rPr>
-            <w:color w:val="0000EE"/>
-            <w:u w:val="single"/>
-          </w:rPr>
-          <w:t>來11:13</w:t>
-        </w:r>
-      </w:hyperlink>
-      <w:r>
-        <w:rPr>
-          <w:lang w:val="zh_TW" w:bidi="zh_TW"/>
-        </w:rPr>
-        <w:t>；</w:t>
-      </w:r>
-      <w:hyperlink r:id="rId68">
-        <w:r>
-          <w:rPr>
-            <w:lang w:val="zh_TW" w:bidi="zh_TW"/>
-          </w:rPr>
-          <w:rPr>
-            <w:color w:val="0000EE"/>
-            <w:u w:val="single"/>
-          </w:rPr>
-          <w:t>彼前2:11</w:t>
-        </w:r>
-      </w:hyperlink>
-      <w:r>
-        <w:rPr>
-          <w:lang w:val="zh_TW" w:bidi="zh_TW"/>
-        </w:rPr>
-        <w:t>）。</w:t>
-      </w:r>
-    </w:p>
-    <w:p>
-      <w:pPr/>
-      <w:r>
-        <w:rPr>
-          <w:lang w:val="zh_TW" w:bidi="zh_TW"/>
-        </w:rPr>
-      </w:r>
-      <w:r>
-        <w:rPr>
           <w:i/>
           <w:lang w:val="zh_TW" w:bidi="zh_TW"/>
         </w:rPr>
@@ -1420,7 +1224,13 @@
         <w:rPr>
           <w:lang w:val="zh_TW" w:bidi="zh_TW"/>
         </w:rPr>
-        <w:t>野蠻人</w:t>
+        <w:t xml:space="preserve"> </w:t>
+      </w:r>
+      <w:r>
+        <w:rPr>
+          <w:lang w:val="zh_TW" w:bidi="zh_TW"/>
+        </w:rPr>
+        <w:t>猶太教</w:t>
       </w:r>
       <w:r>
         <w:rPr>
@@ -1432,156 +1242,19 @@
         <w:rPr>
           <w:lang w:val="zh_TW" w:bidi="zh_TW"/>
         </w:rPr>
-        <w:t>鄰舍</w:t>
-      </w:r>
-      <w:r>
-        <w:rPr>
-          <w:lang w:val="zh_TW" w:bidi="zh_TW"/>
-        </w:rPr>
-        <w:t>。</w:t>
-      </w:r>
-      <w:r>
-        <w:rPr>
-          <w:lang w:val="zh_TW" w:bidi="zh_TW"/>
-        </w:rPr>
-      </w:r>
-      <w:r>
-        <w:rPr>
-          <w:lang w:val="zh_TW" w:bidi="zh_TW"/>
-        </w:rPr>
-      </w:r>
-    </w:p>
-    <w:p>
-      <w:pPr/>
-      <w:r>
-        <w:rPr>
-          <w:lang w:val="zh_TW" w:bidi="zh_TW"/>
-        </w:rPr>
-      </w:r>
-    </w:p>
-    <w:p>
-      <w:pPr>
-        <w:pStyle w:val="Heading2"/>
-      </w:pPr>
-      <w:r>
-        <w:rPr>
-          <w:lang w:val="zh_TW" w:bidi="zh_TW"/>
-        </w:rPr>
-        <w:t>外邦人院</w:t>
-      </w:r>
-      <w:r>
-        <w:rPr>
-          <w:lang w:val="zh_TW" w:bidi="zh_TW"/>
-        </w:rPr>
-      </w:r>
-    </w:p>
-    <w:p>
-      <w:pPr/>
-      <w:r>
-        <w:rPr>
-          <w:lang w:val="zh_TW" w:bidi="zh_TW"/>
-        </w:rPr>
-      </w:r>
-      <w:r>
-        <w:rPr>
-          <w:lang w:val="zh_TW" w:bidi="zh_TW"/>
-        </w:rPr>
-        <w:t>外邦人院是希律王建造的耶路撒冷聖殿中最大的外圍區域。這個庭院呈長方形，但四邊不完全均勻，北端比南端更寬。猶太人和非猶太人（外邦人）都可以進入這個區域。</w:t>
-      </w:r>
-    </w:p>
-    <w:p>
-      <w:pPr/>
-      <w:r>
-        <w:rPr>
-          <w:lang w:val="zh_TW" w:bidi="zh_TW"/>
-        </w:rPr>
-      </w:r>
-      <w:r>
-        <w:rPr>
-          <w:lang w:val="zh_TW" w:bidi="zh_TW"/>
-        </w:rPr>
-        <w:t>在這個庭院內，商販出售用於聖殿獻祭的動物，兌換銀錢的人則幫助訪客將硬幣兌換成適合使用的貨幣。庭院內有一道隔牆，上面有警告標誌，禁止外邦人進入聖殿的內部區域。耶穌曾在這裡驅趕那些濫用聖殿做買賣的人和兌換銀錢的人（</w:t>
-      </w:r>
-      <w:hyperlink r:id="rId69">
-        <w:r>
-          <w:rPr>
-            <w:lang w:val="zh_TW" w:bidi="zh_TW"/>
-          </w:rPr>
-          <w:rPr>
-            <w:color w:val="0000EE"/>
-            <w:u w:val="single"/>
-          </w:rPr>
-          <w:t>太21:12–13</w:t>
-        </w:r>
-      </w:hyperlink>
-      <w:r>
-        <w:rPr>
-          <w:lang w:val="zh_TW" w:bidi="zh_TW"/>
-        </w:rPr>
-        <w:t>；</w:t>
-      </w:r>
-      <w:hyperlink r:id="rId70">
-        <w:r>
-          <w:rPr>
-            <w:lang w:val="zh_TW" w:bidi="zh_TW"/>
-          </w:rPr>
-          <w:rPr>
-            <w:color w:val="0000EE"/>
-            <w:u w:val="single"/>
-          </w:rPr>
-          <w:t>可11:15–18</w:t>
-        </w:r>
-      </w:hyperlink>
-      <w:r>
-        <w:rPr>
-          <w:lang w:val="zh_TW" w:bidi="zh_TW"/>
-        </w:rPr>
-        <w:t>；</w:t>
-      </w:r>
-      <w:hyperlink r:id="rId71">
-        <w:r>
-          <w:rPr>
-            <w:lang w:val="zh_TW" w:bidi="zh_TW"/>
-          </w:rPr>
-          <w:rPr>
-            <w:color w:val="0000EE"/>
-            <w:u w:val="single"/>
-          </w:rPr>
-          <w:t>約2:14–16</w:t>
-        </w:r>
-      </w:hyperlink>
-      <w:r>
-        <w:rPr>
-          <w:lang w:val="zh_TW" w:bidi="zh_TW"/>
-        </w:rPr>
-        <w:t>）。</w:t>
-      </w:r>
-    </w:p>
-    <w:p>
-      <w:pPr/>
-      <w:r>
-        <w:rPr>
-          <w:lang w:val="zh_TW" w:bidi="zh_TW"/>
-        </w:rPr>
-      </w:r>
-      <w:r>
-        <w:rPr>
-          <w:i/>
-          <w:lang w:val="zh_TW" w:bidi="zh_TW"/>
-        </w:rPr>
-        <w:t>另見</w:t>
-      </w:r>
-      <w:r>
-        <w:rPr>
-          <w:lang w:val="zh_TW" w:bidi="zh_TW"/>
-        </w:rPr>
-        <w:t xml:space="preserve"> </w:t>
-      </w:r>
-      <w:r>
-        <w:rPr>
-          <w:lang w:val="zh_TW" w:bidi="zh_TW"/>
-        </w:rPr>
-        <w:t>聖殿</w:t>
+        <w:t>聖經中的律法概念</w:t>
+      </w:r>
+      <w:r>
+        <w:rPr>
+          <w:lang w:val="zh_TW" w:bidi="zh_TW"/>
+        </w:rPr>
+        <w:t>、</w:t>
+      </w:r>
+      <w:r>
+        <w:rPr>
+          <w:lang w:val="zh_TW" w:bidi="zh_TW"/>
+        </w:rPr>
+        <w:t>塔木德</w:t>
       </w:r>
       <w:r>
         <w:rPr>
@@ -3489,6 +3162,12 @@
   </w:num>
   <w:num w:numId="13" w16cid:durableId="592781308">
     <w:abstractNumId w:val="11"/>
+  </w:num>
+  <w:num w:numId="14">
+    <w:abstractNumId w:val="3"/>
+    <w:lvlOverride w:ilvl="0">
+      <w:startOverride w:val="1"/>
+    </w:lvlOverride>
   </w:num>
   <w:numIdMacAtCleanup w:val="10"/>
 </w:numbering>

--- a/zht/docx/164.content.docx
+++ b/zht/docx/164.content.docx
@@ -149,7 +149,7 @@
         <w:rPr>
           <w:lang w:val="zh_TW" w:bidi="zh_TW"/>
         </w:rPr>
-        <w:t>tuo</w:t>
+        <w:t>tian</w:t>
       </w:r>
       <w:r>
         <w:rPr>
@@ -212,7 +212,7 @@
         <w:rPr>
           <w:lang w:val="zh_TW" w:bidi="zh_TW"/>
         </w:rPr>
-        <w:t>陀斐特</w:t>
+        <w:t>天</w:t>
       </w:r>
       <w:r>
         <w:rPr>
@@ -231,7 +231,57 @@
         <w:rPr>
           <w:lang w:val="zh_TW" w:bidi="zh_TW"/>
         </w:rPr>
-        <w:t>欣嫩谷中的一處地方。欣嫩山谷位於耶路撒冷外，是以色列人向摩洛以人獻祭，褻瀆耶和華的地方。作為宗教改革的一部分，約西亞污穢了陀斐特並拆毀了祭壇（</w:t>
+        <w:t>在聖經中，天可以有兩種不同的意思。第一，它可以指我們頭上的天空，那裡有雲彩、飛鳥和星辰。第二，它可以指神特別的居所（神所居住的屬靈之處）。</w:t>
+      </w:r>
+    </w:p>
+    <w:p>
+      <w:pPr/>
+      <w:r>
+        <w:rPr>
+          <w:lang w:val="zh_TW" w:bidi="zh_TW"/>
+        </w:rPr>
+      </w:r>
+      <w:r>
+        <w:rPr>
+          <w:lang w:val="zh_TW" w:bidi="zh_TW"/>
+        </w:rPr>
+        <w:t>原本用來描述「天」的希伯來文詞語頗有意思，因為它是雙數形式，似乎暗示有兩個天的存在。有些學者認為，這正好對應我們剛提到的兩種不同意思，就是物質的天（天空）和屬靈的天（神所在之處）。然而，也有學者認為，這種雙數形式只是古老的表達方式，用來表示不止一樣東西而已。</w:t>
+      </w:r>
+    </w:p>
+    <w:p>
+      <w:pPr>
+        <w:pStyle w:val="Heading3"/>
+      </w:pPr>
+      <w:r>
+        <w:rPr>
+          <w:lang w:val="zh_TW" w:bidi="zh_TW"/>
+        </w:rPr>
+        <w:t>舊約聖經中的天</w:t>
+      </w:r>
+    </w:p>
+    <w:p>
+      <w:pPr>
+        <w:pStyle w:val="Heading4"/>
+      </w:pPr>
+      <w:r>
+        <w:rPr>
+          <w:lang w:val="zh_TW" w:bidi="zh_TW"/>
+        </w:rPr>
+        <w:t>天空與天氣</w:t>
+      </w:r>
+    </w:p>
+    <w:p>
+      <w:pPr/>
+      <w:r>
+        <w:rPr>
+          <w:lang w:val="zh_TW" w:bidi="zh_TW"/>
+        </w:rPr>
+      </w:r>
+      <w:r>
+        <w:rPr>
+          <w:lang w:val="zh_TW" w:bidi="zh_TW"/>
+        </w:rPr>
+        <w:t>舊約聖經的作者將物理上的天（天空）視為「穹蒼」，像拱形般覆蓋在地之上，由根基和柱子支撐（</w:t>
       </w:r>
       <w:hyperlink r:id="rId13">
         <w:r>
@@ -242,14 +292,14 @@
             <w:color w:val="0000EE"/>
             <w:u w:val="single"/>
           </w:rPr>
-          <w:t>列王紀下23:10</w:t>
-        </w:r>
-      </w:hyperlink>
-      <w:r>
-        <w:rPr>
-          <w:lang w:val="zh_TW" w:bidi="zh_TW"/>
-        </w:rPr>
-        <w:t>）。這些改革推翻了他祖父瑪拿西先前所推行的習俗。在約西亞的時代，先知耶利米也曾指出並譴責這些做法的死灰復燃（</w:t>
+          <w:t>撒下22:8</w:t>
+        </w:r>
+      </w:hyperlink>
+      <w:r>
+        <w:rPr>
+          <w:lang w:val="zh_TW" w:bidi="zh_TW"/>
+        </w:rPr>
+        <w:t>）。雨水是從天上的門降下來的（</w:t>
       </w:r>
       <w:hyperlink r:id="rId14">
         <w:r>
@@ -260,7 +310,7 @@
             <w:color w:val="0000EE"/>
             <w:u w:val="single"/>
           </w:rPr>
-          <w:t>耶利米書7:31–32</w:t>
+          <w:t>詩78:23</w:t>
         </w:r>
       </w:hyperlink>
       <w:r>
@@ -277,12 +327,6 @@
           <w:lang w:val="zh_TW" w:bidi="zh_TW"/>
         </w:rPr>
       </w:r>
-      <w:r>
-        <w:rPr>
-          <w:lang w:val="zh_TW" w:bidi="zh_TW"/>
-        </w:rPr>
-        <w:t>耶利米預言這個谷將被重新命名為「屠殺谷」，因為這裡將成為巴比倫人在圍攻耶路撒冷期間擊潰猶大的地點。耶利米在陶匠的比喻中重複了這個預言，強調耶路撒冷將被徹底摧毀，以至於它會像陀斐特（</w:t>
-      </w:r>
       <w:hyperlink r:id="rId15">
         <w:r>
           <w:rPr>
@@ -292,14 +336,14 @@
             <w:color w:val="0000EE"/>
             <w:u w:val="single"/>
           </w:rPr>
-          <w:t>19:12</w:t>
-        </w:r>
-      </w:hyperlink>
-      <w:r>
-        <w:rPr>
-          <w:lang w:val="zh_TW" w:bidi="zh_TW"/>
-        </w:rPr>
-        <w:t>）一樣。那時，陀斐特顯然已經成為城市裡的垃圾場，破碎的陶器被丟棄在那裡，無法在任何城市的墓地進行的安葬，也會在那裡進行（第</w:t>
+          <w:t>詩篇八篇</w:t>
+        </w:r>
+      </w:hyperlink>
+      <w:r>
+        <w:rPr>
+          <w:lang w:val="zh_TW" w:bidi="zh_TW"/>
+        </w:rPr>
+        <w:t>和</w:t>
       </w:r>
       <w:hyperlink r:id="rId16">
         <w:r>
@@ -310,14 +354,266 @@
             <w:color w:val="0000EE"/>
             <w:u w:val="single"/>
           </w:rPr>
-          <w:t>11</w:t>
-        </w:r>
-      </w:hyperlink>
-      <w:r>
-        <w:rPr>
-          <w:lang w:val="zh_TW" w:bidi="zh_TW"/>
-        </w:rPr>
-        <w:t>節）。</w:t>
+          <w:t>十九篇1至6節</w:t>
+        </w:r>
+      </w:hyperlink>
+      <w:r>
+        <w:rPr>
+          <w:lang w:val="zh_TW" w:bidi="zh_TW"/>
+        </w:rPr>
+        <w:t>都有描述天。舊約聖經將天描述為以下自然現象的所在：</w:t>
+      </w:r>
+    </w:p>
+    <w:p>
+      <w:pPr>
+        <w:pStyle w:val="ListBullet"/>
+        <w:spacing w:line="240" w:lineRule="auto"/>
+        <w:ind w:left="720"/>
+      </w:pPr>
+      <w:r>
+        <w:rPr>
+          <w:lang w:val="zh_TW" w:bidi="zh_TW"/>
+        </w:rPr>
+      </w:r>
+      <w:r>
+        <w:rPr>
+          <w:lang w:val="zh_TW" w:bidi="zh_TW"/>
+        </w:rPr>
+        <w:t>雲（</w:t>
+      </w:r>
+      <w:hyperlink r:id="rId17">
+        <w:r>
+          <w:rPr>
+            <w:lang w:val="zh_TW" w:bidi="zh_TW"/>
+          </w:rPr>
+          <w:rPr>
+            <w:color w:val="0000EE"/>
+            <w:u w:val="single"/>
+          </w:rPr>
+          <w:t>詩147:8</w:t>
+        </w:r>
+      </w:hyperlink>
+      <w:r>
+        <w:rPr>
+          <w:lang w:val="zh_TW" w:bidi="zh_TW"/>
+        </w:rPr>
+        <w:t>）</w:t>
+      </w:r>
+    </w:p>
+    <w:p>
+      <w:pPr>
+        <w:pStyle w:val="ListBullet"/>
+        <w:spacing w:line="240" w:lineRule="auto"/>
+        <w:ind w:left="720"/>
+      </w:pPr>
+      <w:r>
+        <w:rPr>
+          <w:lang w:val="zh_TW" w:bidi="zh_TW"/>
+        </w:rPr>
+      </w:r>
+      <w:r>
+        <w:rPr>
+          <w:lang w:val="zh_TW" w:bidi="zh_TW"/>
+        </w:rPr>
+        <w:t>風（</w:t>
+      </w:r>
+      <w:hyperlink r:id="rId18">
+        <w:r>
+          <w:rPr>
+            <w:lang w:val="zh_TW" w:bidi="zh_TW"/>
+          </w:rPr>
+          <w:rPr>
+            <w:color w:val="0000EE"/>
+            <w:u w:val="single"/>
+          </w:rPr>
+          <w:t>亞2:6</w:t>
+        </w:r>
+      </w:hyperlink>
+      <w:r>
+        <w:rPr>
+          <w:lang w:val="zh_TW" w:bidi="zh_TW"/>
+        </w:rPr>
+        <w:t>，譯註：和合本譯為四方）</w:t>
+      </w:r>
+    </w:p>
+    <w:p>
+      <w:pPr>
+        <w:pStyle w:val="ListBullet"/>
+        <w:spacing w:line="240" w:lineRule="auto"/>
+        <w:ind w:left="720"/>
+      </w:pPr>
+      <w:r>
+        <w:rPr>
+          <w:lang w:val="zh_TW" w:bidi="zh_TW"/>
+        </w:rPr>
+      </w:r>
+      <w:r>
+        <w:rPr>
+          <w:lang w:val="zh_TW" w:bidi="zh_TW"/>
+        </w:rPr>
+        <w:t>雨水（</w:t>
+      </w:r>
+      <w:hyperlink r:id="rId19">
+        <w:r>
+          <w:rPr>
+            <w:lang w:val="zh_TW" w:bidi="zh_TW"/>
+          </w:rPr>
+          <w:rPr>
+            <w:color w:val="0000EE"/>
+            <w:u w:val="single"/>
+          </w:rPr>
+          <w:t>申11:11</w:t>
+        </w:r>
+      </w:hyperlink>
+      <w:r>
+        <w:rPr>
+          <w:lang w:val="zh_TW" w:bidi="zh_TW"/>
+        </w:rPr>
+        <w:t>）</w:t>
+      </w:r>
+    </w:p>
+    <w:p>
+      <w:pPr>
+        <w:pStyle w:val="ListBullet"/>
+        <w:spacing w:line="240" w:lineRule="auto"/>
+        <w:ind w:left="720"/>
+      </w:pPr>
+      <w:r>
+        <w:rPr>
+          <w:lang w:val="zh_TW" w:bidi="zh_TW"/>
+        </w:rPr>
+      </w:r>
+      <w:r>
+        <w:rPr>
+          <w:lang w:val="zh_TW" w:bidi="zh_TW"/>
+        </w:rPr>
+        <w:t>雷（</w:t>
+      </w:r>
+      <w:hyperlink r:id="rId20">
+        <w:r>
+          <w:rPr>
+            <w:lang w:val="zh_TW" w:bidi="zh_TW"/>
+          </w:rPr>
+          <w:rPr>
+            <w:color w:val="0000EE"/>
+            <w:u w:val="single"/>
+          </w:rPr>
+          <w:t>撒上2:10</w:t>
+        </w:r>
+      </w:hyperlink>
+      <w:r>
+        <w:rPr>
+          <w:lang w:val="zh_TW" w:bidi="zh_TW"/>
+        </w:rPr>
+        <w:t>）</w:t>
+      </w:r>
+    </w:p>
+    <w:p>
+      <w:pPr>
+        <w:pStyle w:val="ListBullet"/>
+        <w:spacing w:line="240" w:lineRule="auto"/>
+        <w:ind w:left="720"/>
+      </w:pPr>
+      <w:r>
+        <w:rPr>
+          <w:lang w:val="zh_TW" w:bidi="zh_TW"/>
+        </w:rPr>
+      </w:r>
+      <w:r>
+        <w:rPr>
+          <w:lang w:val="zh_TW" w:bidi="zh_TW"/>
+        </w:rPr>
+        <w:t>甘露（</w:t>
+      </w:r>
+      <w:hyperlink r:id="rId21">
+        <w:r>
+          <w:rPr>
+            <w:lang w:val="zh_TW" w:bidi="zh_TW"/>
+          </w:rPr>
+          <w:rPr>
+            <w:color w:val="0000EE"/>
+            <w:u w:val="single"/>
+          </w:rPr>
+          <w:t>申33:13</w:t>
+        </w:r>
+      </w:hyperlink>
+      <w:r>
+        <w:rPr>
+          <w:lang w:val="zh_TW" w:bidi="zh_TW"/>
+        </w:rPr>
+        <w:t>）</w:t>
+      </w:r>
+    </w:p>
+    <w:p>
+      <w:pPr>
+        <w:pStyle w:val="ListBullet"/>
+        <w:spacing w:line="240" w:lineRule="auto"/>
+        <w:ind w:left="720"/>
+      </w:pPr>
+      <w:r>
+        <w:rPr>
+          <w:lang w:val="zh_TW" w:bidi="zh_TW"/>
+        </w:rPr>
+      </w:r>
+      <w:r>
+        <w:rPr>
+          <w:lang w:val="zh_TW" w:bidi="zh_TW"/>
+        </w:rPr>
+        <w:t>霜（</w:t>
+      </w:r>
+      <w:hyperlink r:id="rId22">
+        <w:r>
+          <w:rPr>
+            <w:lang w:val="zh_TW" w:bidi="zh_TW"/>
+          </w:rPr>
+          <w:rPr>
+            <w:color w:val="0000EE"/>
+            <w:u w:val="single"/>
+          </w:rPr>
+          <w:t>伯38:29</w:t>
+        </w:r>
+      </w:hyperlink>
+      <w:r>
+        <w:rPr>
+          <w:lang w:val="zh_TW" w:bidi="zh_TW"/>
+        </w:rPr>
+        <w:t>）</w:t>
+      </w:r>
+    </w:p>
+    <w:p>
+      <w:pPr>
+        <w:pStyle w:val="ListBullet"/>
+        <w:spacing w:line="240" w:lineRule="auto"/>
+        <w:ind w:left="720"/>
+      </w:pPr>
+      <w:r>
+        <w:rPr>
+          <w:lang w:val="zh_TW" w:bidi="zh_TW"/>
+        </w:rPr>
+      </w:r>
+      <w:r>
+        <w:rPr>
+          <w:lang w:val="zh_TW" w:bidi="zh_TW"/>
+        </w:rPr>
+        <w:t>飛鳥（</w:t>
+      </w:r>
+      <w:hyperlink r:id="rId23">
+        <w:r>
+          <w:rPr>
+            <w:lang w:val="zh_TW" w:bidi="zh_TW"/>
+          </w:rPr>
+          <w:rPr>
+            <w:color w:val="0000EE"/>
+            <w:u w:val="single"/>
+          </w:rPr>
+          <w:t>創1:26、30</w:t>
+        </w:r>
+      </w:hyperlink>
+      <w:r>
+        <w:rPr>
+          <w:lang w:val="zh_TW" w:bidi="zh_TW"/>
+        </w:rPr>
+        <w:t>）</w:t>
       </w:r>
     </w:p>
     <w:p>
@@ -331,18 +627,408 @@
         <w:rPr>
           <w:lang w:val="zh_TW" w:bidi="zh_TW"/>
         </w:rPr>
-        <w:t>雖然陀斐特在新約聖經中沒有被提及，但它與磯漢拿（Gehenna ，「欣嫩谷」的亞蘭文形式）有關。磯漢拿指的是毀滅之地，通常在新約聖經中被翻譯為「地獄」（</w:t>
-      </w:r>
-      <w:hyperlink r:id="rId17">
-        <w:r>
-          <w:rPr>
-            <w:lang w:val="zh_TW" w:bidi="zh_TW"/>
-          </w:rPr>
-          <w:rPr>
-            <w:color w:val="0000EE"/>
-            <w:u w:val="single"/>
-          </w:rPr>
-          <w:t>馬太福音5:22、29–30</w:t>
+        <w:t>天也是毀滅性力量的來源：</w:t>
+      </w:r>
+    </w:p>
+    <w:p>
+      <w:pPr>
+        <w:pStyle w:val="ListBullet"/>
+        <w:spacing w:line="240" w:lineRule="auto"/>
+        <w:ind w:left="720"/>
+      </w:pPr>
+      <w:r>
+        <w:rPr>
+          <w:lang w:val="zh_TW" w:bidi="zh_TW"/>
+        </w:rPr>
+      </w:r>
+      <w:r>
+        <w:rPr>
+          <w:lang w:val="zh_TW" w:bidi="zh_TW"/>
+        </w:rPr>
+        <w:t>冰雹（</w:t>
+      </w:r>
+      <w:hyperlink r:id="rId24">
+        <w:r>
+          <w:rPr>
+            <w:lang w:val="zh_TW" w:bidi="zh_TW"/>
+          </w:rPr>
+          <w:rPr>
+            <w:color w:val="0000EE"/>
+            <w:u w:val="single"/>
+          </w:rPr>
+          <w:t>書10:11</w:t>
+        </w:r>
+      </w:hyperlink>
+      <w:r>
+        <w:rPr>
+          <w:lang w:val="zh_TW" w:bidi="zh_TW"/>
+        </w:rPr>
+        <w:t>）</w:t>
+      </w:r>
+    </w:p>
+    <w:p>
+      <w:pPr>
+        <w:pStyle w:val="ListBullet"/>
+        <w:spacing w:line="240" w:lineRule="auto"/>
+        <w:ind w:left="720"/>
+      </w:pPr>
+      <w:r>
+        <w:rPr>
+          <w:lang w:val="zh_TW" w:bidi="zh_TW"/>
+        </w:rPr>
+      </w:r>
+      <w:r>
+        <w:rPr>
+          <w:lang w:val="zh_TW" w:bidi="zh_TW"/>
+        </w:rPr>
+        <w:t>火與硫磺（</w:t>
+      </w:r>
+      <w:hyperlink r:id="rId25">
+        <w:r>
+          <w:rPr>
+            <w:lang w:val="zh_TW" w:bidi="zh_TW"/>
+          </w:rPr>
+          <w:rPr>
+            <w:color w:val="0000EE"/>
+            <w:u w:val="single"/>
+          </w:rPr>
+          <w:t>創19:24</w:t>
+        </w:r>
+      </w:hyperlink>
+      <w:r>
+        <w:rPr>
+          <w:lang w:val="zh_TW" w:bidi="zh_TW"/>
+        </w:rPr>
+        <w:t>）。</w:t>
+      </w:r>
+    </w:p>
+    <w:p>
+      <w:pPr/>
+      <w:r>
+        <w:rPr>
+          <w:lang w:val="zh_TW" w:bidi="zh_TW"/>
+        </w:rPr>
+      </w:r>
+      <w:r>
+        <w:rPr>
+          <w:lang w:val="zh_TW" w:bidi="zh_TW"/>
+        </w:rPr>
+        <w:t>新約聖經延續了這種描寫，把天空看作天氣發生之處，有雲彩與風暴（</w:t>
+      </w:r>
+      <w:hyperlink r:id="rId26">
+        <w:r>
+          <w:rPr>
+            <w:lang w:val="zh_TW" w:bidi="zh_TW"/>
+          </w:rPr>
+          <w:rPr>
+            <w:color w:val="0000EE"/>
+            <w:u w:val="single"/>
+          </w:rPr>
+          <w:t>太16:2</w:t>
+        </w:r>
+      </w:hyperlink>
+      <w:r>
+        <w:rPr>
+          <w:lang w:val="zh_TW" w:bidi="zh_TW"/>
+        </w:rPr>
+        <w:t>；</w:t>
+      </w:r>
+      <w:hyperlink r:id="rId27">
+        <w:r>
+          <w:rPr>
+            <w:lang w:val="zh_TW" w:bidi="zh_TW"/>
+          </w:rPr>
+          <w:rPr>
+            <w:color w:val="0000EE"/>
+            <w:u w:val="single"/>
+          </w:rPr>
+          <w:t>路4:25</w:t>
+        </w:r>
+      </w:hyperlink>
+      <w:r>
+        <w:rPr>
+          <w:lang w:val="zh_TW" w:bidi="zh_TW"/>
+        </w:rPr>
+        <w:t>）。天空同時也是飛鳥飛翔的地方（</w:t>
+      </w:r>
+      <w:hyperlink r:id="rId28">
+        <w:r>
+          <w:rPr>
+            <w:lang w:val="zh_TW" w:bidi="zh_TW"/>
+          </w:rPr>
+          <w:rPr>
+            <w:color w:val="0000EE"/>
+            <w:u w:val="single"/>
+          </w:rPr>
+          <w:t>路9:58</w:t>
+        </w:r>
+      </w:hyperlink>
+      <w:r>
+        <w:rPr>
+          <w:lang w:val="zh_TW" w:bidi="zh_TW"/>
+        </w:rPr>
+        <w:t>）。</w:t>
+      </w:r>
+    </w:p>
+    <w:p>
+      <w:pPr>
+        <w:pStyle w:val="Heading4"/>
+      </w:pPr>
+      <w:r>
+        <w:rPr>
+          <w:lang w:val="zh_TW" w:bidi="zh_TW"/>
+        </w:rPr>
+        <w:t>太空與天體</w:t>
+      </w:r>
+    </w:p>
+    <w:p>
+      <w:pPr/>
+      <w:r>
+        <w:rPr>
+          <w:lang w:val="zh_TW" w:bidi="zh_TW"/>
+        </w:rPr>
+      </w:r>
+      <w:r>
+        <w:rPr>
+          <w:lang w:val="zh_TW" w:bidi="zh_TW"/>
+        </w:rPr>
+        <w:t>以色列人對天的理解還包括太空，即整個宇宙。天上的星體被看作神的創造物，並不具有自主的能力。這些星體包括：</w:t>
+      </w:r>
+    </w:p>
+    <w:p>
+      <w:pPr>
+        <w:pStyle w:val="ListBullet"/>
+        <w:spacing w:line="240" w:lineRule="auto"/>
+        <w:ind w:left="720"/>
+      </w:pPr>
+      <w:r>
+        <w:rPr>
+          <w:lang w:val="zh_TW" w:bidi="zh_TW"/>
+        </w:rPr>
+      </w:r>
+      <w:r>
+        <w:rPr>
+          <w:lang w:val="zh_TW" w:bidi="zh_TW"/>
+        </w:rPr>
+        <w:t>太陽</w:t>
+      </w:r>
+    </w:p>
+    <w:p>
+      <w:pPr>
+        <w:pStyle w:val="ListBullet"/>
+        <w:spacing w:line="240" w:lineRule="auto"/>
+        <w:ind w:left="720"/>
+      </w:pPr>
+      <w:r>
+        <w:rPr>
+          <w:lang w:val="zh_TW" w:bidi="zh_TW"/>
+        </w:rPr>
+      </w:r>
+      <w:r>
+        <w:rPr>
+          <w:lang w:val="zh_TW" w:bidi="zh_TW"/>
+        </w:rPr>
+        <w:t>月亮</w:t>
+      </w:r>
+    </w:p>
+    <w:p>
+      <w:pPr>
+        <w:pStyle w:val="ListBullet"/>
+        <w:spacing w:line="240" w:lineRule="auto"/>
+        <w:ind w:left="720"/>
+      </w:pPr>
+      <w:r>
+        <w:rPr>
+          <w:lang w:val="zh_TW" w:bidi="zh_TW"/>
+        </w:rPr>
+      </w:r>
+      <w:r>
+        <w:rPr>
+          <w:lang w:val="zh_TW" w:bidi="zh_TW"/>
+        </w:rPr>
+        <w:t>行星</w:t>
+      </w:r>
+    </w:p>
+    <w:p>
+      <w:pPr>
+        <w:pStyle w:val="ListBullet"/>
+        <w:spacing w:line="240" w:lineRule="auto"/>
+        <w:ind w:left="720"/>
+      </w:pPr>
+      <w:r>
+        <w:rPr>
+          <w:lang w:val="zh_TW" w:bidi="zh_TW"/>
+        </w:rPr>
+      </w:r>
+      <w:r>
+        <w:rPr>
+          <w:lang w:val="zh_TW" w:bidi="zh_TW"/>
+        </w:rPr>
+        <w:t>星星（被視為天空穹蒼中的光體；</w:t>
+      </w:r>
+      <w:hyperlink r:id="rId29">
+        <w:r>
+          <w:rPr>
+            <w:lang w:val="zh_TW" w:bidi="zh_TW"/>
+          </w:rPr>
+          <w:rPr>
+            <w:color w:val="0000EE"/>
+            <w:u w:val="single"/>
+          </w:rPr>
+          <w:t>創1:14，</w:t>
+        </w:r>
+      </w:hyperlink>
+      <w:hyperlink r:id="rId30">
+        <w:r>
+          <w:rPr>
+            <w:lang w:val="zh_TW" w:bidi="zh_TW"/>
+          </w:rPr>
+          <w:rPr>
+            <w:color w:val="0000EE"/>
+            <w:u w:val="single"/>
+          </w:rPr>
+          <w:t>15:5</w:t>
+        </w:r>
+      </w:hyperlink>
+      <w:r>
+        <w:rPr>
+          <w:lang w:val="zh_TW" w:bidi="zh_TW"/>
+        </w:rPr>
+        <w:t>）</w:t>
+      </w:r>
+    </w:p>
+    <w:p>
+      <w:pPr/>
+      <w:r>
+        <w:rPr>
+          <w:lang w:val="zh_TW" w:bidi="zh_TW"/>
+        </w:rPr>
+      </w:r>
+      <w:r>
+        <w:rPr>
+          <w:lang w:val="zh_TW" w:bidi="zh_TW"/>
+        </w:rPr>
+        <w:t>它們不配受敬拜，因為神使人的地位超過它們。以色列人不可敬拜這些天體（</w:t>
+      </w:r>
+      <w:hyperlink r:id="rId31">
+        <w:r>
+          <w:rPr>
+            <w:lang w:val="zh_TW" w:bidi="zh_TW"/>
+          </w:rPr>
+          <w:rPr>
+            <w:color w:val="0000EE"/>
+            <w:u w:val="single"/>
+          </w:rPr>
+          <w:t>出20:4</w:t>
+        </w:r>
+      </w:hyperlink>
+      <w:r>
+        <w:rPr>
+          <w:lang w:val="zh_TW" w:bidi="zh_TW"/>
+        </w:rPr>
+        <w:t>），也不可敬拜代表這些天體的神（</w:t>
+      </w:r>
+      <w:hyperlink r:id="rId32">
+        <w:r>
+          <w:rPr>
+            <w:lang w:val="zh_TW" w:bidi="zh_TW"/>
+          </w:rPr>
+          <w:rPr>
+            <w:color w:val="0000EE"/>
+            <w:u w:val="single"/>
+          </w:rPr>
+          <w:t>耶44:17–25</w:t>
+        </w:r>
+      </w:hyperlink>
+      <w:r>
+        <w:rPr>
+          <w:lang w:val="zh_TW" w:bidi="zh_TW"/>
+        </w:rPr>
+        <w:t>）。他們也不可藉星宿來占卜未來（</w:t>
+      </w:r>
+      <w:hyperlink r:id="rId33">
+        <w:r>
+          <w:rPr>
+            <w:lang w:val="zh_TW" w:bidi="zh_TW"/>
+          </w:rPr>
+          <w:rPr>
+            <w:color w:val="0000EE"/>
+            <w:u w:val="single"/>
+          </w:rPr>
+          <w:t>賽47:13</w:t>
+        </w:r>
+      </w:hyperlink>
+      <w:r>
+        <w:rPr>
+          <w:lang w:val="zh_TW" w:bidi="zh_TW"/>
+        </w:rPr>
+        <w:t>）。這種不信奉星體的態度，使以色列人有別於其它民族。以色列人相信天體是神所造的，其它民族卻把它們當作神來敬拜。</w:t>
+      </w:r>
+    </w:p>
+    <w:p>
+      <w:pPr>
+        <w:pStyle w:val="Heading4"/>
+      </w:pPr>
+      <w:r>
+        <w:rPr>
+          <w:lang w:val="zh_TW" w:bidi="zh_TW"/>
+        </w:rPr>
+        <w:t>三層天</w:t>
+      </w:r>
+    </w:p>
+    <w:p>
+      <w:pPr/>
+      <w:r>
+        <w:rPr>
+          <w:lang w:val="zh_TW" w:bidi="zh_TW"/>
+        </w:rPr>
+      </w:r>
+      <w:r>
+        <w:rPr>
+          <w:lang w:val="zh_TW" w:bidi="zh_TW"/>
+        </w:rPr>
+        <w:t>聖經提到「天上的天」（</w:t>
+      </w:r>
+      <w:hyperlink r:id="rId34">
+        <w:r>
+          <w:rPr>
+            <w:lang w:val="zh_TW" w:bidi="zh_TW"/>
+          </w:rPr>
+          <w:rPr>
+            <w:color w:val="0000EE"/>
+            <w:u w:val="single"/>
+          </w:rPr>
+          <w:t>申10:14</w:t>
+        </w:r>
+      </w:hyperlink>
+      <w:r>
+        <w:rPr>
+          <w:lang w:val="zh_TW" w:bidi="zh_TW"/>
+        </w:rPr>
+        <w:t>；另見</w:t>
+      </w:r>
+      <w:hyperlink r:id="rId35">
+        <w:r>
+          <w:rPr>
+            <w:lang w:val="zh_TW" w:bidi="zh_TW"/>
+          </w:rPr>
+          <w:rPr>
+            <w:color w:val="0000EE"/>
+            <w:u w:val="single"/>
+          </w:rPr>
+          <w:t>王上8:27；</w:t>
+        </w:r>
+      </w:hyperlink>
+      <w:hyperlink r:id="rId36">
+        <w:r>
+          <w:rPr>
+            <w:lang w:val="zh_TW" w:bidi="zh_TW"/>
+          </w:rPr>
+          <w:rPr>
+            <w:color w:val="0000EE"/>
+            <w:u w:val="single"/>
+          </w:rPr>
+          <w:t>詩68:33</w:t>
         </w:r>
       </w:hyperlink>
       <w:r>
@@ -351,87 +1037,23 @@
         </w:rPr>
         <w:t>，</w:t>
       </w:r>
-      <w:hyperlink r:id="rId18">
-        <w:r>
-          <w:rPr>
-            <w:lang w:val="zh_TW" w:bidi="zh_TW"/>
-          </w:rPr>
-          <w:rPr>
-            <w:color w:val="0000EE"/>
-            <w:u w:val="single"/>
-          </w:rPr>
-          <w:t>10:28</w:t>
-        </w:r>
-      </w:hyperlink>
-      <w:r>
-        <w:rPr>
-          <w:lang w:val="zh_TW" w:bidi="zh_TW"/>
-        </w:rPr>
-        <w:t>，</w:t>
-      </w:r>
-      <w:hyperlink r:id="rId19">
-        <w:r>
-          <w:rPr>
-            <w:lang w:val="zh_TW" w:bidi="zh_TW"/>
-          </w:rPr>
-          <w:rPr>
-            <w:color w:val="0000EE"/>
-            <w:u w:val="single"/>
-          </w:rPr>
-          <w:t>18:9</w:t>
-        </w:r>
-      </w:hyperlink>
-      <w:r>
-        <w:rPr>
-          <w:lang w:val="zh_TW" w:bidi="zh_TW"/>
-        </w:rPr>
-        <w:t>；</w:t>
-      </w:r>
-      <w:hyperlink r:id="rId20">
-        <w:r>
-          <w:rPr>
-            <w:lang w:val="zh_TW" w:bidi="zh_TW"/>
-          </w:rPr>
-          <w:rPr>
-            <w:color w:val="0000EE"/>
-            <w:u w:val="single"/>
-          </w:rPr>
-          <w:t>馬可福音9:43–47</w:t>
-        </w:r>
-      </w:hyperlink>
-      <w:r>
-        <w:rPr>
-          <w:lang w:val="zh_TW" w:bidi="zh_TW"/>
-        </w:rPr>
-        <w:t>；</w:t>
-      </w:r>
-      <w:hyperlink r:id="rId21">
-        <w:r>
-          <w:rPr>
-            <w:lang w:val="zh_TW" w:bidi="zh_TW"/>
-          </w:rPr>
-          <w:rPr>
-            <w:color w:val="0000EE"/>
-            <w:u w:val="single"/>
-          </w:rPr>
-          <w:t>路加福音12:5</w:t>
-        </w:r>
-      </w:hyperlink>
-      <w:r>
-        <w:rPr>
-          <w:lang w:val="zh_TW" w:bidi="zh_TW"/>
-        </w:rPr>
-        <w:t>）。</w:t>
-      </w:r>
-      <w:r>
-        <w:rPr>
-          <w:lang w:val="zh_TW" w:bidi="zh_TW"/>
-        </w:rPr>
-      </w:r>
-      <w:r>
-        <w:rPr>
-          <w:lang w:val="zh_TW" w:bidi="zh_TW"/>
-        </w:rPr>
+      <w:hyperlink r:id="rId37">
+        <w:r>
+          <w:rPr>
+            <w:lang w:val="zh_TW" w:bidi="zh_TW"/>
+          </w:rPr>
+          <w:rPr>
+            <w:color w:val="0000EE"/>
+            <w:u w:val="single"/>
+          </w:rPr>
+          <w:t>148:4</w:t>
+        </w:r>
+      </w:hyperlink>
+      <w:r>
+        <w:rPr>
+          <w:lang w:val="zh_TW" w:bidi="zh_TW"/>
+        </w:rPr>
+        <w:t>）。一些較早期的英文譯本譯作「諸天之天」這個片語，這是翻譯古希伯來文的一種方式，用來強調那最重要的天，即神的居所。</w:t>
       </w:r>
     </w:p>
     <w:p>
@@ -441,482 +1063,29 @@
           <w:lang w:val="zh_TW" w:bidi="zh_TW"/>
         </w:rPr>
       </w:r>
-    </w:p>
-    <w:p>
-      <w:pPr>
-        <w:pStyle w:val="Heading2"/>
-      </w:pPr>
-      <w:r>
-        <w:rPr>
-          <w:lang w:val="zh_TW" w:bidi="zh_TW"/>
-        </w:rPr>
-        <w:t>陀迦瑪</w:t>
-      </w:r>
-      <w:r>
-        <w:rPr>
-          <w:lang w:val="zh_TW" w:bidi="zh_TW"/>
-        </w:rPr>
-      </w:r>
-    </w:p>
-    <w:p>
-      <w:pPr/>
-      <w:r>
-        <w:rPr>
-          <w:lang w:val="zh_TW" w:bidi="zh_TW"/>
-        </w:rPr>
-      </w:r>
-      <w:r>
-        <w:rPr>
-          <w:lang w:val="zh_TW" w:bidi="zh_TW"/>
-        </w:rPr>
-        <w:t>歌篾的第三個兒子，雅弗的後裔（</w:t>
-      </w:r>
-      <w:hyperlink r:id="rId22">
-        <w:r>
-          <w:rPr>
-            <w:lang w:val="zh_TW" w:bidi="zh_TW"/>
-          </w:rPr>
-          <w:rPr>
-            <w:color w:val="0000EE"/>
-            <w:u w:val="single"/>
-          </w:rPr>
-          <w:t>創10:3</w:t>
-        </w:r>
-      </w:hyperlink>
-      <w:r>
-        <w:rPr>
-          <w:lang w:val="zh_TW" w:bidi="zh_TW"/>
-        </w:rPr>
-        <w:t>；</w:t>
-      </w:r>
-      <w:hyperlink r:id="rId23">
-        <w:r>
-          <w:rPr>
-            <w:lang w:val="zh_TW" w:bidi="zh_TW"/>
-          </w:rPr>
-          <w:rPr>
-            <w:color w:val="0000EE"/>
-            <w:u w:val="single"/>
-          </w:rPr>
-          <w:t>代上1:6</w:t>
-        </w:r>
-      </w:hyperlink>
-      <w:r>
-        <w:rPr>
-          <w:lang w:val="zh_TW" w:bidi="zh_TW"/>
-        </w:rPr>
-        <w:t>）。陀迦瑪人（Beth-togarmah，意為「陀迦瑪之家」）出現在以西結對抗那些敵對以色列之國家的預言中（</w:t>
-      </w:r>
-      <w:hyperlink r:id="rId24">
-        <w:r>
-          <w:rPr>
-            <w:lang w:val="zh_TW" w:bidi="zh_TW"/>
-          </w:rPr>
-          <w:rPr>
-            <w:color w:val="0000EE"/>
-            <w:u w:val="single"/>
-          </w:rPr>
-          <w:t>結27:14</w:t>
-        </w:r>
-      </w:hyperlink>
-      <w:r>
-        <w:rPr>
-          <w:lang w:val="zh_TW" w:bidi="zh_TW"/>
-        </w:rPr>
-        <w:t>，</w:t>
-      </w:r>
-      <w:hyperlink r:id="rId25">
-        <w:r>
-          <w:rPr>
-            <w:lang w:val="zh_TW" w:bidi="zh_TW"/>
-          </w:rPr>
-          <w:rPr>
-            <w:color w:val="0000EE"/>
-            <w:u w:val="single"/>
-          </w:rPr>
-          <w:t>38:6</w:t>
-        </w:r>
-      </w:hyperlink>
-      <w:r>
-        <w:rPr>
-          <w:lang w:val="zh_TW" w:bidi="zh_TW"/>
-        </w:rPr>
-        <w:t>）。陀迦瑪人曾是泰爾的主要貿易夥伴之一，負責供應戰馬和騾子。由於陀迦瑪經常與雅完、土巴、米設、底但和他施聯繫在一起，所以以西結在寫作時很可能參考了</w:t>
-      </w:r>
-      <w:hyperlink r:id="rId26">
-        <w:r>
-          <w:rPr>
-            <w:lang w:val="zh_TW" w:bidi="zh_TW"/>
-          </w:rPr>
-          <w:rPr>
-            <w:color w:val="0000EE"/>
-            <w:u w:val="single"/>
-          </w:rPr>
-          <w:t>創世記十章</w:t>
-        </w:r>
-      </w:hyperlink>
-      <w:r>
-        <w:rPr>
-          <w:lang w:val="zh_TW" w:bidi="zh_TW"/>
-        </w:rPr>
-        <w:t>中的民族名單。作為一個民族學術語，大多數人將陀迦瑪辨識為亞美尼亞人（Armenia）。亞美尼亞人則將陀迦瑪人（Thorgon）視為他們民族的起源。</w:t>
-      </w:r>
-      <w:r>
-        <w:rPr>
-          <w:lang w:val="zh_TW" w:bidi="zh_TW"/>
-        </w:rPr>
-      </w:r>
-      <w:r>
-        <w:rPr>
-          <w:lang w:val="zh_TW" w:bidi="zh_TW"/>
-        </w:rPr>
-      </w:r>
-    </w:p>
-    <w:p>
-      <w:pPr/>
-      <w:r>
-        <w:rPr>
-          <w:lang w:val="zh_TW" w:bidi="zh_TW"/>
-        </w:rPr>
-      </w:r>
-    </w:p>
-    <w:p>
-      <w:pPr>
-        <w:pStyle w:val="Heading2"/>
-      </w:pPr>
-      <w:r>
-        <w:rPr>
-          <w:lang w:val="zh_TW" w:bidi="zh_TW"/>
-        </w:rPr>
-        <w:t>妥拉</w:t>
-      </w:r>
-      <w:r>
-        <w:rPr>
-          <w:lang w:val="zh_TW" w:bidi="zh_TW"/>
-        </w:rPr>
-      </w:r>
-    </w:p>
-    <w:p>
-      <w:pPr/>
-      <w:r>
-        <w:rPr>
-          <w:lang w:val="zh_TW" w:bidi="zh_TW"/>
-        </w:rPr>
-      </w:r>
-      <w:r>
-        <w:rPr>
-          <w:lang w:val="zh_TW" w:bidi="zh_TW"/>
-        </w:rPr>
-        <w:t>在舊約聖經中被翻譯為「律法」的詞。「妥拉」來自希伯來語動詞根</w:t>
-      </w:r>
-      <w:r>
-        <w:rPr>
-          <w:i/>
-          <w:lang w:val="zh_TW" w:bidi="zh_TW"/>
-        </w:rPr>
-        <w:t>yarah</w:t>
-      </w:r>
-      <w:r>
-        <w:rPr>
-          <w:lang w:val="zh_TW" w:bidi="zh_TW"/>
-        </w:rPr>
-        <w:t>，意思是「投擲」或「射擊」。這個詞背後的概念是告知、指示、指導或引導。在猶太傳統中，妥拉是聖經前五卷書的經文，也稱為摩西五經。</w:t>
-      </w:r>
-    </w:p>
-    <w:p>
-      <w:pPr>
-        <w:pStyle w:val="Heading3"/>
-      </w:pPr>
-      <w:r>
-        <w:rPr>
-          <w:lang w:val="zh_TW" w:bidi="zh_TW"/>
-        </w:rPr>
-        <w:t>成文妥拉</w:t>
-      </w:r>
-    </w:p>
-    <w:p>
-      <w:pPr/>
-      <w:r>
-        <w:rPr>
-          <w:lang w:val="zh_TW" w:bidi="zh_TW"/>
-        </w:rPr>
-      </w:r>
-      <w:r>
-        <w:rPr>
-          <w:lang w:val="zh_TW" w:bidi="zh_TW"/>
-        </w:rPr>
-        <w:t>妥拉這個詞不僅僅指聖經的前五卷書。在舊約聖經中，妥拉指的是神對祂子民的所有教導和指示。新約聖經延續了妥拉的這種廣泛意義。當翻譯成希臘文時，「妥拉」變成</w:t>
-      </w:r>
-      <w:r>
-        <w:rPr>
-          <w:i/>
-          <w:lang w:val="zh_TW" w:bidi="zh_TW"/>
-        </w:rPr>
-        <w:t>nomos</w:t>
-      </w:r>
-      <w:r>
-        <w:rPr>
-          <w:lang w:val="zh_TW" w:bidi="zh_TW"/>
-        </w:rPr>
-        <w:t>，可能指摩西律法或廣泛的行為原則（</w:t>
-      </w:r>
-      <w:hyperlink r:id="rId27">
-        <w:r>
-          <w:rPr>
-            <w:lang w:val="zh_TW" w:bidi="zh_TW"/>
-          </w:rPr>
-          <w:rPr>
-            <w:color w:val="0000EE"/>
-            <w:u w:val="single"/>
-          </w:rPr>
-          <w:t>羅馬書7:14</w:t>
-        </w:r>
-      </w:hyperlink>
-      <w:r>
-        <w:rPr>
-          <w:lang w:val="zh_TW" w:bidi="zh_TW"/>
-        </w:rPr>
-        <w:t>，</w:t>
-      </w:r>
-      <w:hyperlink r:id="rId28">
-        <w:r>
-          <w:rPr>
-            <w:lang w:val="zh_TW" w:bidi="zh_TW"/>
-          </w:rPr>
-          <w:rPr>
-            <w:color w:val="0000EE"/>
-            <w:u w:val="single"/>
-          </w:rPr>
-          <w:t>9:31</w:t>
-        </w:r>
-      </w:hyperlink>
-      <w:r>
-        <w:rPr>
-          <w:lang w:val="zh_TW" w:bidi="zh_TW"/>
-        </w:rPr>
-        <w:t>）。</w:t>
-      </w:r>
-    </w:p>
-    <w:p>
-      <w:pPr>
-        <w:pStyle w:val="Heading3"/>
-      </w:pPr>
-      <w:r>
-        <w:rPr>
-          <w:b/>
-          <w:lang w:val="zh_TW" w:bidi="zh_TW"/>
-        </w:rPr>
-        <w:t>口傳妥拉</w:t>
-      </w:r>
-    </w:p>
-    <w:p>
-      <w:pPr/>
-      <w:r>
-        <w:rPr>
-          <w:lang w:val="zh_TW" w:bidi="zh_TW"/>
-        </w:rPr>
-      </w:r>
-      <w:r>
-        <w:rPr>
-          <w:lang w:val="zh_TW" w:bidi="zh_TW"/>
-        </w:rPr>
-        <w:t>猶太教師也遵循一種稱為「口傳妥拉」的東西。這是一系列來自古代猶太宗教領袖和學者的教導，通過口耳相傳下來。雖然這些教導不屬於舊約聖經的一部分，但它們有助於解釋如何在日常生活中遵循神的律法。</w:t>
-      </w:r>
-    </w:p>
-    <w:p>
-      <w:pPr/>
-      <w:r>
-        <w:rPr>
-          <w:lang w:val="zh_TW" w:bidi="zh_TW"/>
-        </w:rPr>
-      </w:r>
-      <w:r>
-        <w:rPr>
-          <w:lang w:val="zh_TW" w:bidi="zh_TW"/>
-        </w:rPr>
-        <w:t>這些口傳教導有時以新的方式解釋，使神的律法更容易遵循。這在耶路撒冷的聖殿被毀後變得尤為重要。聖殿是猶太人敬拜神、獻祭、與祭司會面的地方——這些都是神在妥拉中所命令的事情。當他們無法再做這些事情時，他們需要新的方式來遵循神的律法。</w:t>
-      </w:r>
-    </w:p>
-    <w:p>
-      <w:pPr/>
-      <w:r>
-        <w:rPr>
-          <w:lang w:val="zh_TW" w:bidi="zh_TW"/>
-        </w:rPr>
-      </w:r>
-      <w:r>
-        <w:rPr>
-          <w:lang w:val="zh_TW" w:bidi="zh_TW"/>
-        </w:rPr>
-        <w:t>到耶穌出生的時候，許多猶太人相信這些口傳教導與成文的妥拉同樣重要（參</w:t>
-      </w:r>
-      <w:hyperlink r:id="rId29">
-        <w:r>
-          <w:rPr>
-            <w:lang w:val="zh_TW" w:bidi="zh_TW"/>
-          </w:rPr>
-          <w:rPr>
-            <w:color w:val="0000EE"/>
-            <w:u w:val="single"/>
-          </w:rPr>
-          <w:t>馬可福音7:3</w:t>
-        </w:r>
-      </w:hyperlink>
-      <w:r>
-        <w:rPr>
-          <w:lang w:val="zh_TW" w:bidi="zh_TW"/>
-        </w:rPr>
-        <w:t>）。他們認為神將這些教導與成文的律法一起賜給了摩西。</w:t>
-      </w:r>
-    </w:p>
-    <w:p>
-      <w:pPr>
-        <w:pStyle w:val="Heading3"/>
-      </w:pPr>
-      <w:r>
-        <w:rPr>
-          <w:lang w:val="zh_TW" w:bidi="zh_TW"/>
-        </w:rPr>
-        <w:t>不同群體如何理解妥拉</w:t>
-      </w:r>
-    </w:p>
-    <w:p>
-      <w:pPr/>
-      <w:r>
-        <w:rPr>
-          <w:lang w:val="zh_TW" w:bidi="zh_TW"/>
-        </w:rPr>
-      </w:r>
-      <w:r>
-        <w:rPr>
-          <w:lang w:val="zh_TW" w:bidi="zh_TW"/>
-        </w:rPr>
-        <w:t>法利賽人是猶太宗教領袖中的一個重要團體。他們相信神懲罰了猶太人，在公元前七世紀讓巴比倫人俘虜他們並將他們從家園帶走。他們認為這是因為人們沒有足夠仔細地遵守神在妥拉中的律法。許多法利賽人也相信，神所應許的救主（彌賽亞）不會來，直到所有猶太人完美地遵循妥拉的規定。</w:t>
-      </w:r>
-    </w:p>
-    <w:p>
-      <w:pPr/>
-      <w:r>
-        <w:rPr>
-          <w:lang w:val="zh_TW" w:bidi="zh_TW"/>
-        </w:rPr>
-      </w:r>
-      <w:r>
-        <w:rPr>
-          <w:lang w:val="zh_TW" w:bidi="zh_TW"/>
-        </w:rPr>
-        <w:t>撒都該人是另一個重要的猶太宗教領袖群體。與其它猶太教群體不同，他們只接受妥拉為神的話語。他們不信神蹟或其他超自然事件，即使這些在妥拉中有描述。撒都該人也不相信人死後能夠再活。但耶穌用妥拉的話來顯示死後有生命（參</w:t>
-      </w:r>
-      <w:hyperlink r:id="rId30">
-        <w:r>
-          <w:rPr>
-            <w:lang w:val="zh_TW" w:bidi="zh_TW"/>
-          </w:rPr>
-          <w:rPr>
-            <w:color w:val="0000EE"/>
-            <w:u w:val="single"/>
-          </w:rPr>
-          <w:t>馬太福音22:31–32</w:t>
-        </w:r>
-      </w:hyperlink>
-      <w:r>
-        <w:rPr>
-          <w:lang w:val="zh_TW" w:bidi="zh_TW"/>
-        </w:rPr>
-        <w:t>）。</w:t>
-      </w:r>
-    </w:p>
-    <w:p>
-      <w:pPr>
-        <w:pStyle w:val="Heading3"/>
-      </w:pPr>
-      <w:r>
-        <w:rPr>
-          <w:b/>
-          <w:lang w:val="zh_TW" w:bidi="zh_TW"/>
-        </w:rPr>
-        <w:t>在崇拜和儀式中的妥拉</w:t>
-      </w:r>
-    </w:p>
-    <w:p>
-      <w:pPr/>
-      <w:r>
-        <w:rPr>
-          <w:lang w:val="zh_TW" w:bidi="zh_TW"/>
-        </w:rPr>
-      </w:r>
-      <w:r>
-        <w:rPr>
-          <w:lang w:val="zh_TW" w:bidi="zh_TW"/>
-        </w:rPr>
-        <w:t>在猶太人的禮拜場所（稱為會堂）中誦讀妥拉是一個非常特別的儀式，已經實行了數千年。被邀請誦讀妥拉被視為一種極大的榮譽。</w:t>
-      </w:r>
-    </w:p>
-    <w:p>
-      <w:pPr/>
-      <w:r>
-        <w:rPr>
-          <w:lang w:val="zh_TW" w:bidi="zh_TW"/>
-        </w:rPr>
-      </w:r>
-      <w:r>
-        <w:rPr>
-          <w:lang w:val="zh_TW" w:bidi="zh_TW"/>
-        </w:rPr>
-        <w:t>妥拉書卷是由一位經過專門訓練的書寫者，稱為抄寫員（或文士），用希伯來文仔細手寫而成。這些書卷是用根據猶太宗教規則準備的動物皮製成的。書卷被纏繞在兩根木製、銀製或象牙製的桿子上。</w:t>
-      </w:r>
-    </w:p>
-    <w:p>
-      <w:pPr/>
-      <w:r>
-        <w:rPr>
-          <w:lang w:val="zh_TW" w:bidi="zh_TW"/>
-        </w:rPr>
-      </w:r>
-      <w:r>
-        <w:rPr>
-          <w:lang w:val="zh_TW" w:bidi="zh_TW"/>
-        </w:rPr>
-        <w:t>這些杆子的末端通常用貴金屬和寶石精美地裝飾。當有人誦讀妥拉時，他們使用一種稱為雅德（yad）的特殊指針來保持在經文中的位置。這個指針有助於保護卷軸，因為用手指直接觸摸文字可能會因著時間的推移損壞脆弱的經卷。指針還幫助讀者正確地跟著文字，而不會跳過任何神的信息。</w:t>
-      </w:r>
-    </w:p>
-    <w:p>
-      <w:pPr>
-        <w:pStyle w:val="Heading3"/>
-      </w:pPr>
-      <w:r>
-        <w:rPr>
-          <w:lang w:val="zh_TW" w:bidi="zh_TW"/>
-        </w:rPr>
-        <w:t>妥拉對非猶太人的作用</w:t>
-      </w:r>
-    </w:p>
-    <w:p>
-      <w:pPr/>
-      <w:r>
-        <w:rPr>
-          <w:lang w:val="zh_TW" w:bidi="zh_TW"/>
-        </w:rPr>
-      </w:r>
-      <w:r>
-        <w:rPr>
-          <w:lang w:val="zh_TW" w:bidi="zh_TW"/>
-        </w:rPr>
-        <w:t>傳統的猶太教師說，神尤其將妥拉賜給猶太人。這意味著非猶太人不需要遵循其所有規則。</w:t>
-      </w:r>
-    </w:p>
-    <w:p>
-      <w:pPr/>
-      <w:r>
-        <w:rPr>
-          <w:lang w:val="zh_TW" w:bidi="zh_TW"/>
-        </w:rPr>
-      </w:r>
-      <w:r>
-        <w:rPr>
-          <w:lang w:val="zh_TW" w:bidi="zh_TW"/>
-        </w:rPr>
-        <w:t>然而，一位名叫邁蒙尼德的著名猶太教師在中世紀時期教導說，非猶太人可以通過遵循七條基本原則，從而在來世獲得神的祝福。根據猶太傳統，神將這些原則賜給挪亞。它們是：</w:t>
+      <w:r>
+        <w:rPr>
+          <w:lang w:val="zh_TW" w:bidi="zh_TW"/>
+        </w:rPr>
+        <w:t>保羅在一封書信中提到自己被提到「第三層天」（</w:t>
+      </w:r>
+      <w:hyperlink r:id="rId38">
+        <w:r>
+          <w:rPr>
+            <w:lang w:val="zh_TW" w:bidi="zh_TW"/>
+          </w:rPr>
+          <w:rPr>
+            <w:color w:val="0000EE"/>
+            <w:u w:val="single"/>
+          </w:rPr>
+          <w:t>林後12:2</w:t>
+        </w:r>
+      </w:hyperlink>
+      <w:r>
+        <w:rPr>
+          <w:lang w:val="zh_TW" w:bidi="zh_TW"/>
+        </w:rPr>
+        <w:t>）。有人將此聯繫到古希臘的思想，認為天分為三層。中世紀的羅馬天主教也教導過「三層天」的觀念：</w:t>
       </w:r>
     </w:p>
     <w:p>
@@ -938,7 +1107,20 @@
         <w:rPr>
           <w:lang w:val="zh_TW" w:bidi="zh_TW"/>
         </w:rPr>
-        <w:t>不要崇拜假神。</w:t>
+        <w:t>水與空氣的天（拉丁文稱為</w:t>
+      </w:r>
+      <w:r>
+        <w:rPr>
+          <w:i/>
+          <w:lang w:val="zh_TW" w:bidi="zh_TW"/>
+        </w:rPr>
+        <w:t>Coelum Aqueum</w:t>
+      </w:r>
+      <w:r>
+        <w:rPr>
+          <w:lang w:val="zh_TW" w:bidi="zh_TW"/>
+        </w:rPr>
+        <w:t>）</w:t>
       </w:r>
     </w:p>
     <w:p>
@@ -956,7 +1138,20 @@
         <w:rPr>
           <w:lang w:val="zh_TW" w:bidi="zh_TW"/>
         </w:rPr>
-        <w:t>不可犯淫亂罪。</w:t>
+        <w:t>星辰的天（拉丁文稱為</w:t>
+      </w:r>
+      <w:r>
+        <w:rPr>
+          <w:i/>
+          <w:lang w:val="zh_TW" w:bidi="zh_TW"/>
+        </w:rPr>
+        <w:t>Coelum Sidereum</w:t>
+      </w:r>
+      <w:r>
+        <w:rPr>
+          <w:lang w:val="zh_TW" w:bidi="zh_TW"/>
+        </w:rPr>
+        <w:t>）</w:t>
       </w:r>
     </w:p>
     <w:p>
@@ -974,7 +1169,56 @@
         <w:rPr>
           <w:lang w:val="zh_TW" w:bidi="zh_TW"/>
         </w:rPr>
-        <w:t>不可謀殺。</w:t>
+        <w:t>神寶座的天（拉丁文稱為</w:t>
+      </w:r>
+      <w:r>
+        <w:rPr>
+          <w:i/>
+          <w:lang w:val="zh_TW" w:bidi="zh_TW"/>
+        </w:rPr>
+        <w:t>Coelum Empyreum</w:t>
+      </w:r>
+      <w:r>
+        <w:rPr>
+          <w:lang w:val="zh_TW" w:bidi="zh_TW"/>
+        </w:rPr>
+        <w:t>）</w:t>
+      </w:r>
+    </w:p>
+    <w:p>
+      <w:pPr/>
+      <w:r>
+        <w:rPr>
+          <w:lang w:val="zh_TW" w:bidi="zh_TW"/>
+        </w:rPr>
+      </w:r>
+      <w:r>
+        <w:rPr>
+          <w:lang w:val="zh_TW" w:bidi="zh_TW"/>
+        </w:rPr>
+        <w:t>持這種看法的人一般理解「三層天」為：</w:t>
+      </w:r>
+    </w:p>
+    <w:p>
+      <w:pPr>
+        <w:pStyle w:val="ListNumber"/>
+        <w:numPr>
+          <w:ilvl w:val="0"/>
+          <w:numId w:val="15"/>
+        </w:numPr>
+        <w:spacing w:line="240" w:lineRule="auto"/>
+        <w:ind w:left="720"/>
+      </w:pPr>
+      <w:r>
+        <w:rPr>
+          <w:lang w:val="zh_TW" w:bidi="zh_TW"/>
+        </w:rPr>
+      </w:r>
+      <w:r>
+        <w:rPr>
+          <w:lang w:val="zh_TW" w:bidi="zh_TW"/>
+        </w:rPr>
+        <w:t>天空——飛鳥飛翔、雲彩聚集之處</w:t>
       </w:r>
     </w:p>
     <w:p>
@@ -992,7 +1236,7 @@
         <w:rPr>
           <w:lang w:val="zh_TW" w:bidi="zh_TW"/>
         </w:rPr>
-        <w:t>不要不尊重神的名字。</w:t>
+        <w:t>太空——太陽、月亮與星辰所在之處</w:t>
       </w:r>
     </w:p>
     <w:p>
@@ -1010,7 +1254,1156 @@
         <w:rPr>
           <w:lang w:val="zh_TW" w:bidi="zh_TW"/>
         </w:rPr>
-        <w:t>不要不公正地行事。</w:t>
+        <w:t>至高的天——神的居所，並且是信徒死後歸去之處</w:t>
+      </w:r>
+    </w:p>
+    <w:p>
+      <w:pPr>
+        <w:pStyle w:val="Heading3"/>
+      </w:pPr>
+      <w:r>
+        <w:rPr>
+          <w:lang w:val="zh_TW" w:bidi="zh_TW"/>
+        </w:rPr>
+        <w:t>新約聖經中的天</w:t>
+      </w:r>
+    </w:p>
+    <w:p>
+      <w:pPr>
+        <w:pStyle w:val="Heading4"/>
+      </w:pPr>
+      <w:r>
+        <w:rPr>
+          <w:lang w:val="zh_TW" w:bidi="zh_TW"/>
+        </w:rPr>
+        <w:t>耶穌與天</w:t>
+      </w:r>
+    </w:p>
+    <w:p>
+      <w:pPr/>
+      <w:r>
+        <w:rPr>
+          <w:lang w:val="zh_TW" w:bidi="zh_TW"/>
+        </w:rPr>
+      </w:r>
+      <w:r>
+        <w:rPr>
+          <w:lang w:val="zh_TW" w:bidi="zh_TW"/>
+        </w:rPr>
+        <w:t>耶穌教導說，天是神的居所（</w:t>
+      </w:r>
+      <w:hyperlink r:id="rId39">
+        <w:r>
+          <w:rPr>
+            <w:lang w:val="zh_TW" w:bidi="zh_TW"/>
+          </w:rPr>
+          <w:rPr>
+            <w:color w:val="0000EE"/>
+            <w:u w:val="single"/>
+          </w:rPr>
+          <w:t>太6:9</w:t>
+        </w:r>
+      </w:hyperlink>
+      <w:r>
+        <w:rPr>
+          <w:lang w:val="zh_TW" w:bidi="zh_TW"/>
+        </w:rPr>
+        <w:t>）。當耶穌在地上的時候，祂常說自己是從天降下來的（</w:t>
+      </w:r>
+      <w:hyperlink r:id="rId40">
+        <w:r>
+          <w:rPr>
+            <w:lang w:val="zh_TW" w:bidi="zh_TW"/>
+          </w:rPr>
+          <w:rPr>
+            <w:color w:val="0000EE"/>
+            <w:u w:val="single"/>
+          </w:rPr>
+          <w:t>約3:13，</w:t>
+        </w:r>
+      </w:hyperlink>
+      <w:hyperlink r:id="rId41">
+        <w:r>
+          <w:rPr>
+            <w:lang w:val="zh_TW" w:bidi="zh_TW"/>
+          </w:rPr>
+          <w:rPr>
+            <w:color w:val="0000EE"/>
+            <w:u w:val="single"/>
+          </w:rPr>
+          <w:t>6:33–51</w:t>
+        </w:r>
+      </w:hyperlink>
+      <w:r>
+        <w:rPr>
+          <w:lang w:val="zh_TW" w:bidi="zh_TW"/>
+        </w:rPr>
+        <w:t>）。神曾三次從天上發出聲音，確認耶穌所說的話（</w:t>
+      </w:r>
+      <w:hyperlink r:id="rId42">
+        <w:r>
+          <w:rPr>
+            <w:lang w:val="zh_TW" w:bidi="zh_TW"/>
+          </w:rPr>
+          <w:rPr>
+            <w:color w:val="0000EE"/>
+            <w:u w:val="single"/>
+          </w:rPr>
+          <w:t>太3:16–17，</w:t>
+        </w:r>
+      </w:hyperlink>
+      <w:hyperlink r:id="rId43">
+        <w:r>
+          <w:rPr>
+            <w:lang w:val="zh_TW" w:bidi="zh_TW"/>
+          </w:rPr>
+          <w:rPr>
+            <w:color w:val="0000EE"/>
+            <w:u w:val="single"/>
+          </w:rPr>
+          <w:t>17:5</w:t>
+        </w:r>
+      </w:hyperlink>
+      <w:r>
+        <w:rPr>
+          <w:lang w:val="zh_TW" w:bidi="zh_TW"/>
+        </w:rPr>
+        <w:t>；</w:t>
+      </w:r>
+      <w:hyperlink r:id="rId44">
+        <w:r>
+          <w:rPr>
+            <w:lang w:val="zh_TW" w:bidi="zh_TW"/>
+          </w:rPr>
+          <w:rPr>
+            <w:color w:val="0000EE"/>
+            <w:u w:val="single"/>
+          </w:rPr>
+          <w:t>約12:28</w:t>
+        </w:r>
+      </w:hyperlink>
+      <w:r>
+        <w:rPr>
+          <w:lang w:val="zh_TW" w:bidi="zh_TW"/>
+        </w:rPr>
+        <w:t>）。</w:t>
+      </w:r>
+    </w:p>
+    <w:p>
+      <w:pPr>
+        <w:pStyle w:val="Heading4"/>
+      </w:pPr>
+      <w:r>
+        <w:rPr>
+          <w:lang w:val="zh_TW" w:bidi="zh_TW"/>
+        </w:rPr>
+        <w:t>天上的敬拜</w:t>
+      </w:r>
+    </w:p>
+    <w:p>
+      <w:pPr/>
+      <w:r>
+        <w:rPr>
+          <w:lang w:val="zh_TW" w:bidi="zh_TW"/>
+        </w:rPr>
+      </w:r>
+      <w:r>
+        <w:rPr>
+          <w:lang w:val="zh_TW" w:bidi="zh_TW"/>
+        </w:rPr>
+        <w:t>天堂是真正聖所的所在。地上的會幕只是那屬天聖所的影子（</w:t>
+      </w:r>
+      <w:hyperlink r:id="rId45">
+        <w:r>
+          <w:rPr>
+            <w:lang w:val="zh_TW" w:bidi="zh_TW"/>
+          </w:rPr>
+          <w:rPr>
+            <w:color w:val="0000EE"/>
+            <w:u w:val="single"/>
+          </w:rPr>
+          <w:t>來8:1–5</w:t>
+        </w:r>
+      </w:hyperlink>
+      <w:r>
+        <w:rPr>
+          <w:lang w:val="zh_TW" w:bidi="zh_TW"/>
+        </w:rPr>
+        <w:t>）。這正是保羅所提到的「第三層天」（</w:t>
+      </w:r>
+      <w:hyperlink r:id="rId38">
+        <w:r>
+          <w:rPr>
+            <w:lang w:val="zh_TW" w:bidi="zh_TW"/>
+          </w:rPr>
+          <w:rPr>
+            <w:color w:val="0000EE"/>
+            <w:u w:val="single"/>
+          </w:rPr>
+          <w:t>林後12:2</w:t>
+        </w:r>
+      </w:hyperlink>
+      <w:r>
+        <w:rPr>
+          <w:lang w:val="zh_TW" w:bidi="zh_TW"/>
+        </w:rPr>
+        <w:t>）。有時聖經使用「天」一詞，其實是指神自己（參</w:t>
+      </w:r>
+      <w:hyperlink r:id="rId46">
+        <w:r>
+          <w:rPr>
+            <w:lang w:val="zh_TW" w:bidi="zh_TW"/>
+          </w:rPr>
+          <w:rPr>
+            <w:color w:val="0000EE"/>
+            <w:u w:val="single"/>
+          </w:rPr>
+          <w:t>太23:22</w:t>
+        </w:r>
+      </w:hyperlink>
+      <w:r>
+        <w:rPr>
+          <w:lang w:val="zh_TW" w:bidi="zh_TW"/>
+        </w:rPr>
+        <w:t>；</w:t>
+      </w:r>
+      <w:hyperlink r:id="rId47">
+        <w:r>
+          <w:rPr>
+            <w:lang w:val="zh_TW" w:bidi="zh_TW"/>
+          </w:rPr>
+          <w:rPr>
+            <w:color w:val="0000EE"/>
+            <w:u w:val="single"/>
+          </w:rPr>
+          <w:t>路15:18</w:t>
+        </w:r>
+      </w:hyperlink>
+      <w:r>
+        <w:rPr>
+          <w:lang w:val="zh_TW" w:bidi="zh_TW"/>
+        </w:rPr>
+        <w:t>）。</w:t>
+      </w:r>
+    </w:p>
+    <w:p>
+      <w:pPr>
+        <w:pStyle w:val="Heading4"/>
+      </w:pPr>
+      <w:r>
+        <w:rPr>
+          <w:lang w:val="zh_TW" w:bidi="zh_TW"/>
+        </w:rPr>
+        <w:t>耶穌從天上再來</w:t>
+      </w:r>
+    </w:p>
+    <w:p>
+      <w:pPr/>
+      <w:r>
+        <w:rPr>
+          <w:lang w:val="zh_TW" w:bidi="zh_TW"/>
+        </w:rPr>
+      </w:r>
+      <w:r>
+        <w:rPr>
+          <w:lang w:val="zh_TW" w:bidi="zh_TW"/>
+        </w:rPr>
+        <w:t>耶穌升天之後，天使告訴祂的門徒，祂有一天要從天上再來（</w:t>
+      </w:r>
+      <w:hyperlink r:id="rId48">
+        <w:r>
+          <w:rPr>
+            <w:lang w:val="zh_TW" w:bidi="zh_TW"/>
+          </w:rPr>
+          <w:rPr>
+            <w:color w:val="0000EE"/>
+            <w:u w:val="single"/>
+          </w:rPr>
+          <w:t>徒1:6–11</w:t>
+        </w:r>
+      </w:hyperlink>
+      <w:r>
+        <w:rPr>
+          <w:lang w:val="zh_TW" w:bidi="zh_TW"/>
+        </w:rPr>
+        <w:t>）。後來使徒保羅在書信中也寫到這件事（</w:t>
+      </w:r>
+      <w:hyperlink r:id="rId49">
+        <w:r>
+          <w:rPr>
+            <w:lang w:val="zh_TW" w:bidi="zh_TW"/>
+          </w:rPr>
+          <w:rPr>
+            <w:color w:val="0000EE"/>
+            <w:u w:val="single"/>
+          </w:rPr>
+          <w:t>林前15:1–11</w:t>
+        </w:r>
+      </w:hyperlink>
+      <w:r>
+        <w:rPr>
+          <w:lang w:val="zh_TW" w:bidi="zh_TW"/>
+        </w:rPr>
+        <w:t>；</w:t>
+      </w:r>
+      <w:hyperlink r:id="rId50">
+        <w:r>
+          <w:rPr>
+            <w:lang w:val="zh_TW" w:bidi="zh_TW"/>
+          </w:rPr>
+          <w:rPr>
+            <w:color w:val="0000EE"/>
+            <w:u w:val="single"/>
+          </w:rPr>
+          <w:t>弗4:7–16</w:t>
+        </w:r>
+      </w:hyperlink>
+      <w:r>
+        <w:rPr>
+          <w:lang w:val="zh_TW" w:bidi="zh_TW"/>
+        </w:rPr>
+        <w:t>；</w:t>
+      </w:r>
+      <w:hyperlink r:id="rId51">
+        <w:r>
+          <w:rPr>
+            <w:lang w:val="zh_TW" w:bidi="zh_TW"/>
+          </w:rPr>
+          <w:rPr>
+            <w:color w:val="0000EE"/>
+            <w:u w:val="single"/>
+          </w:rPr>
+          <w:t>提前3:16</w:t>
+        </w:r>
+      </w:hyperlink>
+      <w:r>
+        <w:rPr>
+          <w:lang w:val="zh_TW" w:bidi="zh_TW"/>
+        </w:rPr>
+        <w:t>）。這教導成為基督徒信仰中的重要部分，如使徒信經所述（Apostles' Creed，早期的基督教認信）。</w:t>
+      </w:r>
+    </w:p>
+    <w:p>
+      <w:pPr/>
+      <w:r>
+        <w:rPr>
+          <w:lang w:val="zh_TW" w:bidi="zh_TW"/>
+        </w:rPr>
+      </w:r>
+      <w:r>
+        <w:rPr>
+          <w:lang w:val="zh_TW" w:bidi="zh_TW"/>
+        </w:rPr>
+        <w:t>新約聖經常提到耶穌與神同在天上。這是有關耶穌福音的核心之一。聖經教導說，耶穌如今坐在神的右邊（至高榮耀之處），為信靠祂的人代求（</w:t>
+      </w:r>
+      <w:hyperlink r:id="rId52">
+        <w:r>
+          <w:rPr>
+            <w:lang w:val="zh_TW" w:bidi="zh_TW"/>
+          </w:rPr>
+          <w:rPr>
+            <w:color w:val="0000EE"/>
+            <w:u w:val="single"/>
+          </w:rPr>
+          <w:t>來7:25</w:t>
+        </w:r>
+      </w:hyperlink>
+      <w:r>
+        <w:rPr>
+          <w:lang w:val="zh_TW" w:bidi="zh_TW"/>
+        </w:rPr>
+        <w:t>；參</w:t>
+      </w:r>
+      <w:hyperlink r:id="rId53">
+        <w:r>
+          <w:rPr>
+            <w:lang w:val="zh_TW" w:bidi="zh_TW"/>
+          </w:rPr>
+          <w:rPr>
+            <w:color w:val="0000EE"/>
+            <w:u w:val="single"/>
+          </w:rPr>
+          <w:t>可14:62</w:t>
+        </w:r>
+      </w:hyperlink>
+      <w:r>
+        <w:rPr>
+          <w:lang w:val="zh_TW" w:bidi="zh_TW"/>
+        </w:rPr>
+        <w:t>）。</w:t>
+      </w:r>
+    </w:p>
+    <w:p>
+      <w:pPr>
+        <w:pStyle w:val="Heading4"/>
+      </w:pPr>
+      <w:r>
+        <w:rPr>
+          <w:lang w:val="zh_TW" w:bidi="zh_TW"/>
+        </w:rPr>
+        <w:t>天上的國民</w:t>
+      </w:r>
+    </w:p>
+    <w:p>
+      <w:pPr/>
+      <w:r>
+        <w:rPr>
+          <w:lang w:val="zh_TW" w:bidi="zh_TW"/>
+        </w:rPr>
+      </w:r>
+      <w:r>
+        <w:rPr>
+          <w:lang w:val="zh_TW" w:bidi="zh_TW"/>
+        </w:rPr>
+        <w:t>保羅教導說，當耶穌從天上再來時，祂要將信徒的身體改變，與祂榮耀的身體相似（</w:t>
+      </w:r>
+      <w:hyperlink r:id="rId54">
+        <w:r>
+          <w:rPr>
+            <w:lang w:val="zh_TW" w:bidi="zh_TW"/>
+          </w:rPr>
+          <w:rPr>
+            <w:color w:val="0000EE"/>
+            <w:u w:val="single"/>
+          </w:rPr>
+          <w:t>腓3:20–21</w:t>
+        </w:r>
+      </w:hyperlink>
+      <w:r>
+        <w:rPr>
+          <w:lang w:val="zh_TW" w:bidi="zh_TW"/>
+        </w:rPr>
+        <w:t>）。信徒需要這樣屬天的身體，因為他們是天上的國民。</w:t>
+      </w:r>
+    </w:p>
+    <w:p>
+      <w:pPr/>
+      <w:r>
+        <w:rPr>
+          <w:lang w:val="zh_TW" w:bidi="zh_TW"/>
+        </w:rPr>
+      </w:r>
+      <w:r>
+        <w:rPr>
+          <w:lang w:val="zh_TW" w:bidi="zh_TW"/>
+        </w:rPr>
+        <w:t>聖經所說的「天上的國民」，意思就像一個人雖然生活在某個國度，卻遵行自己本國的律例（</w:t>
+      </w:r>
+      <w:hyperlink r:id="rId55">
+        <w:r>
+          <w:rPr>
+            <w:lang w:val="zh_TW" w:bidi="zh_TW"/>
+          </w:rPr>
+          <w:rPr>
+            <w:color w:val="0000EE"/>
+            <w:u w:val="single"/>
+          </w:rPr>
+          <w:t>徒22:28</w:t>
+        </w:r>
+      </w:hyperlink>
+      <w:r>
+        <w:rPr>
+          <w:lang w:val="zh_TW" w:bidi="zh_TW"/>
+        </w:rPr>
+        <w:t>）。這表示基督徒即使活在世上，也當遵行聖經中神的道路，不隨從世界的標準。</w:t>
+      </w:r>
+    </w:p>
+    <w:p>
+      <w:pPr>
+        <w:pStyle w:val="Heading4"/>
+      </w:pPr>
+      <w:r>
+        <w:rPr>
+          <w:lang w:val="zh_TW" w:bidi="zh_TW"/>
+        </w:rPr>
+        <w:t>屬天的福分</w:t>
+      </w:r>
+    </w:p>
+    <w:p>
+      <w:pPr/>
+      <w:r>
+        <w:rPr>
+          <w:lang w:val="zh_TW" w:bidi="zh_TW"/>
+        </w:rPr>
+      </w:r>
+      <w:r>
+        <w:rPr>
+          <w:lang w:val="zh_TW" w:bidi="zh_TW"/>
+        </w:rPr>
+        <w:t>神已經使信徒與基督聯合，並吩咐他們「就當求在上面的事；那裡有基督坐在神的右邊」（</w:t>
+      </w:r>
+      <w:hyperlink r:id="rId56">
+        <w:r>
+          <w:rPr>
+            <w:lang w:val="zh_TW" w:bidi="zh_TW"/>
+          </w:rPr>
+          <w:rPr>
+            <w:color w:val="0000EE"/>
+            <w:u w:val="single"/>
+          </w:rPr>
+          <w:t>西3:1</w:t>
+        </w:r>
+      </w:hyperlink>
+      <w:r>
+        <w:rPr>
+          <w:lang w:val="zh_TW" w:bidi="zh_TW"/>
+        </w:rPr>
+        <w:t>）。基督從天上賜給跟隨祂的人「天上各樣屬靈的福氣」（</w:t>
+      </w:r>
+      <w:hyperlink r:id="rId57">
+        <w:r>
+          <w:rPr>
+            <w:lang w:val="zh_TW" w:bidi="zh_TW"/>
+          </w:rPr>
+          <w:rPr>
+            <w:color w:val="0000EE"/>
+            <w:u w:val="single"/>
+          </w:rPr>
+          <w:t>弗1:3</w:t>
+        </w:r>
+      </w:hyperlink>
+      <w:r>
+        <w:rPr>
+          <w:lang w:val="zh_TW" w:bidi="zh_TW"/>
+        </w:rPr>
+        <w:t>）。「天上」這個表達只出現在以弗所書（</w:t>
+      </w:r>
+      <w:hyperlink r:id="rId58">
+        <w:r>
+          <w:rPr>
+            <w:lang w:val="zh_TW" w:bidi="zh_TW"/>
+          </w:rPr>
+          <w:rPr>
+            <w:color w:val="0000EE"/>
+            <w:u w:val="single"/>
+          </w:rPr>
+          <w:t>弗1:3、20，</w:t>
+        </w:r>
+      </w:hyperlink>
+      <w:hyperlink r:id="rId59">
+        <w:r>
+          <w:rPr>
+            <w:lang w:val="zh_TW" w:bidi="zh_TW"/>
+          </w:rPr>
+          <w:rPr>
+            <w:color w:val="0000EE"/>
+            <w:u w:val="single"/>
+          </w:rPr>
+          <w:t>2:6，</w:t>
+        </w:r>
+      </w:hyperlink>
+      <w:hyperlink r:id="rId60">
+        <w:r>
+          <w:rPr>
+            <w:lang w:val="zh_TW" w:bidi="zh_TW"/>
+          </w:rPr>
+          <w:rPr>
+            <w:color w:val="0000EE"/>
+            <w:u w:val="single"/>
+          </w:rPr>
+          <w:t>3:10，</w:t>
+        </w:r>
+      </w:hyperlink>
+      <w:hyperlink r:id="rId61">
+        <w:r>
+          <w:rPr>
+            <w:lang w:val="zh_TW" w:bidi="zh_TW"/>
+          </w:rPr>
+          <w:rPr>
+            <w:color w:val="0000EE"/>
+            <w:u w:val="single"/>
+          </w:rPr>
+          <w:t>6:12</w:t>
+        </w:r>
+      </w:hyperlink>
+      <w:r>
+        <w:rPr>
+          <w:lang w:val="zh_TW" w:bidi="zh_TW"/>
+        </w:rPr>
+        <w:t>）。這教導我們，屬靈的福分不僅僅屬於將來，信徒如今也能憑信心經歷。因此，聖經說信徒已經有分於「天召」（</w:t>
+      </w:r>
+      <w:hyperlink r:id="rId62">
+        <w:r>
+          <w:rPr>
+            <w:lang w:val="zh_TW" w:bidi="zh_TW"/>
+          </w:rPr>
+          <w:rPr>
+            <w:color w:val="0000EE"/>
+            <w:u w:val="single"/>
+          </w:rPr>
+          <w:t>來3:1，</w:t>
+        </w:r>
+      </w:hyperlink>
+      <w:hyperlink r:id="rId63">
+        <w:r>
+          <w:rPr>
+            <w:lang w:val="zh_TW" w:bidi="zh_TW"/>
+          </w:rPr>
+          <w:rPr>
+            <w:color w:val="0000EE"/>
+            <w:u w:val="single"/>
+          </w:rPr>
+          <w:t>6:4</w:t>
+        </w:r>
+      </w:hyperlink>
+      <w:r>
+        <w:rPr>
+          <w:lang w:val="zh_TW" w:bidi="zh_TW"/>
+        </w:rPr>
+        <w:t>）。</w:t>
+      </w:r>
+    </w:p>
+    <w:p>
+      <w:pPr>
+        <w:pStyle w:val="Heading4"/>
+      </w:pPr>
+      <w:r>
+        <w:rPr>
+          <w:lang w:val="zh_TW" w:bidi="zh_TW"/>
+        </w:rPr>
+        <w:t>天國的未來</w:t>
+      </w:r>
+    </w:p>
+    <w:p>
+      <w:pPr/>
+      <w:r>
+        <w:rPr>
+          <w:lang w:val="zh_TW" w:bidi="zh_TW"/>
+        </w:rPr>
+      </w:r>
+      <w:r>
+        <w:rPr>
+          <w:lang w:val="zh_TW" w:bidi="zh_TW"/>
+        </w:rPr>
+        <w:t>信徒等候耶穌再來的時候，會盼望有新天新地，並有新耶路撒冷。聖經說，那將是一個奇妙的地方，不再有眼淚、憂傷、痛苦、死亡或黑暗，因為神的兒子耶穌就在那裡（</w:t>
+      </w:r>
+      <w:hyperlink r:id="rId64">
+        <w:r>
+          <w:rPr>
+            <w:lang w:val="zh_TW" w:bidi="zh_TW"/>
+          </w:rPr>
+          <w:rPr>
+            <w:color w:val="0000EE"/>
+            <w:u w:val="single"/>
+          </w:rPr>
+          <w:t>啟21:1–4、27，</w:t>
+        </w:r>
+      </w:hyperlink>
+      <w:hyperlink r:id="rId65">
+        <w:r>
+          <w:rPr>
+            <w:lang w:val="zh_TW" w:bidi="zh_TW"/>
+          </w:rPr>
+          <w:rPr>
+            <w:color w:val="0000EE"/>
+            <w:u w:val="single"/>
+          </w:rPr>
+          <w:t>22:1–5</w:t>
+        </w:r>
+      </w:hyperlink>
+      <w:r>
+        <w:rPr>
+          <w:lang w:val="zh_TW" w:bidi="zh_TW"/>
+        </w:rPr>
+        <w:t>）。在那死後的新生命中，也不再有婚姻（</w:t>
+      </w:r>
+      <w:hyperlink r:id="rId66">
+        <w:r>
+          <w:rPr>
+            <w:lang w:val="zh_TW" w:bidi="zh_TW"/>
+          </w:rPr>
+          <w:rPr>
+            <w:color w:val="0000EE"/>
+            <w:u w:val="single"/>
+          </w:rPr>
+          <w:t>路20:27–38</w:t>
+        </w:r>
+      </w:hyperlink>
+      <w:r>
+        <w:rPr>
+          <w:lang w:val="zh_TW" w:bidi="zh_TW"/>
+        </w:rPr>
+        <w:t>）。</w:t>
+      </w:r>
+    </w:p>
+    <w:p>
+      <w:pPr/>
+      <w:r>
+        <w:rPr>
+          <w:lang w:val="zh_TW" w:bidi="zh_TW"/>
+        </w:rPr>
+      </w:r>
+      <w:r>
+        <w:rPr>
+          <w:lang w:val="zh_TW" w:bidi="zh_TW"/>
+        </w:rPr>
+        <w:t>在舊約聖經裡，有兩個人未經死亡便直接被接到天上：</w:t>
+      </w:r>
+    </w:p>
+    <w:p>
+      <w:pPr>
+        <w:pStyle w:val="ListBullet"/>
+        <w:spacing w:line="240" w:lineRule="auto"/>
+        <w:ind w:left="720"/>
+      </w:pPr>
+      <w:r>
+        <w:rPr>
+          <w:lang w:val="zh_TW" w:bidi="zh_TW"/>
+        </w:rPr>
+      </w:r>
+      <w:r>
+        <w:rPr>
+          <w:lang w:val="zh_TW" w:bidi="zh_TW"/>
+        </w:rPr>
+        <w:t>以諾（</w:t>
+      </w:r>
+      <w:hyperlink r:id="rId67">
+        <w:r>
+          <w:rPr>
+            <w:lang w:val="zh_TW" w:bidi="zh_TW"/>
+          </w:rPr>
+          <w:rPr>
+            <w:color w:val="0000EE"/>
+            <w:u w:val="single"/>
+          </w:rPr>
+          <w:t>創5:22–24</w:t>
+        </w:r>
+      </w:hyperlink>
+      <w:r>
+        <w:rPr>
+          <w:lang w:val="zh_TW" w:bidi="zh_TW"/>
+        </w:rPr>
+        <w:t>；</w:t>
+      </w:r>
+      <w:hyperlink r:id="rId68">
+        <w:r>
+          <w:rPr>
+            <w:lang w:val="zh_TW" w:bidi="zh_TW"/>
+          </w:rPr>
+          <w:rPr>
+            <w:color w:val="0000EE"/>
+            <w:u w:val="single"/>
+          </w:rPr>
+          <w:t>來11:5</w:t>
+        </w:r>
+      </w:hyperlink>
+      <w:r>
+        <w:rPr>
+          <w:lang w:val="zh_TW" w:bidi="zh_TW"/>
+        </w:rPr>
+        <w:t>）和</w:t>
+      </w:r>
+    </w:p>
+    <w:p>
+      <w:pPr>
+        <w:pStyle w:val="ListBullet"/>
+        <w:spacing w:line="240" w:lineRule="auto"/>
+        <w:ind w:left="720"/>
+      </w:pPr>
+      <w:r>
+        <w:rPr>
+          <w:lang w:val="zh_TW" w:bidi="zh_TW"/>
+        </w:rPr>
+      </w:r>
+      <w:r>
+        <w:rPr>
+          <w:lang w:val="zh_TW" w:bidi="zh_TW"/>
+        </w:rPr>
+        <w:t>以利亞（</w:t>
+      </w:r>
+      <w:hyperlink r:id="rId69">
+        <w:r>
+          <w:rPr>
+            <w:lang w:val="zh_TW" w:bidi="zh_TW"/>
+          </w:rPr>
+          <w:rPr>
+            <w:color w:val="0000EE"/>
+            <w:u w:val="single"/>
+          </w:rPr>
+          <w:t>王下2:11</w:t>
+        </w:r>
+      </w:hyperlink>
+      <w:r>
+        <w:rPr>
+          <w:lang w:val="zh_TW" w:bidi="zh_TW"/>
+        </w:rPr>
+        <w:t>）</w:t>
+      </w:r>
+    </w:p>
+    <w:p>
+      <w:pPr/>
+      <w:r>
+        <w:rPr>
+          <w:lang w:val="zh_TW" w:bidi="zh_TW"/>
+        </w:rPr>
+      </w:r>
+      <w:r>
+        <w:rPr>
+          <w:lang w:val="zh_TW" w:bidi="zh_TW"/>
+        </w:rPr>
+        <w:t>後來，保羅也曾提到自己被提到第三層天，約翰也曾被召上天上（</w:t>
+      </w:r>
+      <w:hyperlink r:id="rId70">
+        <w:r>
+          <w:rPr>
+            <w:lang w:val="zh_TW" w:bidi="zh_TW"/>
+          </w:rPr>
+          <w:rPr>
+            <w:color w:val="0000EE"/>
+            <w:u w:val="single"/>
+          </w:rPr>
+          <w:t>啟4:1</w:t>
+        </w:r>
+      </w:hyperlink>
+      <w:r>
+        <w:rPr>
+          <w:lang w:val="zh_TW" w:bidi="zh_TW"/>
+        </w:rPr>
+        <w:t>），而神計劃要使天上充滿祂的百姓（參</w:t>
+      </w:r>
+      <w:hyperlink r:id="rId71">
+        <w:r>
+          <w:rPr>
+            <w:lang w:val="zh_TW" w:bidi="zh_TW"/>
+          </w:rPr>
+          <w:rPr>
+            <w:color w:val="0000EE"/>
+            <w:u w:val="single"/>
+          </w:rPr>
+          <w:t>啟19:1</w:t>
+        </w:r>
+      </w:hyperlink>
+      <w:r>
+        <w:rPr>
+          <w:lang w:val="zh_TW" w:bidi="zh_TW"/>
+        </w:rPr>
+        <w:t>）。最終，所有信徒都要在天上與神同住，並且得著新的復活身體。當耶穌再來接祂的百姓時，他們就要得著這些身體（</w:t>
+      </w:r>
+      <w:hyperlink r:id="rId72">
+        <w:r>
+          <w:rPr>
+            <w:lang w:val="zh_TW" w:bidi="zh_TW"/>
+          </w:rPr>
+          <w:rPr>
+            <w:color w:val="0000EE"/>
+            <w:u w:val="single"/>
+          </w:rPr>
+          <w:t>帖前4:16–17</w:t>
+        </w:r>
+      </w:hyperlink>
+      <w:r>
+        <w:rPr>
+          <w:lang w:val="zh_TW" w:bidi="zh_TW"/>
+        </w:rPr>
+        <w:t>；</w:t>
+      </w:r>
+      <w:hyperlink r:id="rId73">
+        <w:r>
+          <w:rPr>
+            <w:lang w:val="zh_TW" w:bidi="zh_TW"/>
+          </w:rPr>
+          <w:rPr>
+            <w:color w:val="0000EE"/>
+            <w:u w:val="single"/>
+          </w:rPr>
+          <w:t>啟19:1–4</w:t>
+        </w:r>
+      </w:hyperlink>
+      <w:r>
+        <w:rPr>
+          <w:lang w:val="zh_TW" w:bidi="zh_TW"/>
+        </w:rPr>
+        <w:t>）。那時，耶穌還要賜下特別的獎賞給祂的跟隨者（</w:t>
+      </w:r>
+      <w:hyperlink r:id="rId74">
+        <w:r>
+          <w:rPr>
+            <w:lang w:val="zh_TW" w:bidi="zh_TW"/>
+          </w:rPr>
+          <w:rPr>
+            <w:color w:val="0000EE"/>
+            <w:u w:val="single"/>
+          </w:rPr>
+          <w:t>太5:12</w:t>
+        </w:r>
+      </w:hyperlink>
+      <w:r>
+        <w:rPr>
+          <w:lang w:val="zh_TW" w:bidi="zh_TW"/>
+        </w:rPr>
+        <w:t>；</w:t>
+      </w:r>
+      <w:hyperlink r:id="rId75">
+        <w:r>
+          <w:rPr>
+            <w:lang w:val="zh_TW" w:bidi="zh_TW"/>
+          </w:rPr>
+          <w:rPr>
+            <w:color w:val="0000EE"/>
+            <w:u w:val="single"/>
+          </w:rPr>
+          <w:t>林前9:25</w:t>
+        </w:r>
+      </w:hyperlink>
+      <w:r>
+        <w:rPr>
+          <w:lang w:val="zh_TW" w:bidi="zh_TW"/>
+        </w:rPr>
+        <w:t>；</w:t>
+      </w:r>
+      <w:hyperlink r:id="rId76">
+        <w:r>
+          <w:rPr>
+            <w:lang w:val="zh_TW" w:bidi="zh_TW"/>
+          </w:rPr>
+          <w:rPr>
+            <w:color w:val="0000EE"/>
+            <w:u w:val="single"/>
+          </w:rPr>
+          <w:t>林後5:1</w:t>
+        </w:r>
+      </w:hyperlink>
+      <w:r>
+        <w:rPr>
+          <w:lang w:val="zh_TW" w:bidi="zh_TW"/>
+        </w:rPr>
+        <w:t>；</w:t>
+      </w:r>
+      <w:hyperlink r:id="rId77">
+        <w:r>
+          <w:rPr>
+            <w:lang w:val="zh_TW" w:bidi="zh_TW"/>
+          </w:rPr>
+          <w:rPr>
+            <w:color w:val="0000EE"/>
+            <w:u w:val="single"/>
+          </w:rPr>
+          <w:t>提後4:8</w:t>
+        </w:r>
+      </w:hyperlink>
+      <w:r>
+        <w:rPr>
+          <w:lang w:val="zh_TW" w:bidi="zh_TW"/>
+        </w:rPr>
+        <w:t>；</w:t>
+      </w:r>
+      <w:hyperlink r:id="rId78">
+        <w:r>
+          <w:rPr>
+            <w:lang w:val="zh_TW" w:bidi="zh_TW"/>
+          </w:rPr>
+          <w:rPr>
+            <w:color w:val="0000EE"/>
+            <w:u w:val="single"/>
+          </w:rPr>
+          <w:t>雅1:12</w:t>
+        </w:r>
+      </w:hyperlink>
+      <w:r>
+        <w:rPr>
+          <w:lang w:val="zh_TW" w:bidi="zh_TW"/>
+        </w:rPr>
+        <w:t>；</w:t>
+      </w:r>
+      <w:hyperlink r:id="rId79">
+        <w:r>
+          <w:rPr>
+            <w:lang w:val="zh_TW" w:bidi="zh_TW"/>
+          </w:rPr>
+          <w:rPr>
+            <w:color w:val="0000EE"/>
+            <w:u w:val="single"/>
+          </w:rPr>
+          <w:t>彼前1:4，</w:t>
+        </w:r>
+      </w:hyperlink>
+      <w:hyperlink r:id="rId80">
+        <w:r>
+          <w:rPr>
+            <w:lang w:val="zh_TW" w:bidi="zh_TW"/>
+          </w:rPr>
+          <w:rPr>
+            <w:color w:val="0000EE"/>
+            <w:u w:val="single"/>
+          </w:rPr>
+          <w:t>5:4</w:t>
+        </w:r>
+      </w:hyperlink>
+      <w:r>
+        <w:rPr>
+          <w:lang w:val="zh_TW" w:bidi="zh_TW"/>
+        </w:rPr>
+        <w:t>；</w:t>
+      </w:r>
+      <w:hyperlink r:id="rId81">
+        <w:r>
+          <w:rPr>
+            <w:lang w:val="zh_TW" w:bidi="zh_TW"/>
+          </w:rPr>
+          <w:rPr>
+            <w:color w:val="0000EE"/>
+            <w:u w:val="single"/>
+          </w:rPr>
+          <w:t>啟2:10，</w:t>
+        </w:r>
+      </w:hyperlink>
+      <w:hyperlink r:id="rId82">
+        <w:r>
+          <w:rPr>
+            <w:lang w:val="zh_TW" w:bidi="zh_TW"/>
+          </w:rPr>
+          <w:rPr>
+            <w:color w:val="0000EE"/>
+            <w:u w:val="single"/>
+          </w:rPr>
+          <w:t>4:10</w:t>
+        </w:r>
+      </w:hyperlink>
+      <w:r>
+        <w:rPr>
+          <w:lang w:val="zh_TW" w:bidi="zh_TW"/>
+        </w:rPr>
+        <w:t>）。</w:t>
+      </w:r>
+    </w:p>
+    <w:p>
+      <w:pPr/>
+      <w:r>
+        <w:rPr>
+          <w:lang w:val="zh_TW" w:bidi="zh_TW"/>
+        </w:rPr>
+      </w:r>
+      <w:r>
+        <w:rPr>
+          <w:i/>
+          <w:lang w:val="zh_TW" w:bidi="zh_TW"/>
+        </w:rPr>
+        <w:t>另見</w:t>
+      </w:r>
+      <w:r>
+        <w:rPr>
+          <w:lang w:val="zh_TW" w:bidi="zh_TW"/>
+        </w:rPr>
+        <w:t xml:space="preserve"> </w:t>
+      </w:r>
+      <w:r>
+        <w:rPr>
+          <w:lang w:val="zh_TW" w:bidi="zh_TW"/>
+        </w:rPr>
+        <w:t>亞伯拉罕的懷抱；</w:t>
+      </w:r>
+      <w:r>
+        <w:rPr>
+          <w:lang w:val="zh_TW" w:bidi="zh_TW"/>
+        </w:rPr>
+        <w:t>新天新地；</w:t>
+      </w:r>
+      <w:r>
+        <w:rPr>
+          <w:lang w:val="zh_TW" w:bidi="zh_TW"/>
+        </w:rPr>
+        <w:t>樂園</w:t>
+      </w:r>
+      <w:r>
+        <w:rPr>
+          <w:lang w:val="zh_TW" w:bidi="zh_TW"/>
+        </w:rPr>
+        <w:t>。</w:t>
+      </w:r>
+      <w:r>
+        <w:rPr>
+          <w:lang w:val="zh_TW" w:bidi="zh_TW"/>
+        </w:rPr>
+      </w:r>
+      <w:r>
+        <w:rPr>
+          <w:lang w:val="zh_TW" w:bidi="zh_TW"/>
+        </w:rPr>
+      </w:r>
+    </w:p>
+    <w:p>
+      <w:pPr/>
+      <w:r>
+        <w:rPr>
+          <w:lang w:val="zh_TW" w:bidi="zh_TW"/>
+        </w:rPr>
+      </w:r>
+    </w:p>
+    <w:p>
+      <w:pPr>
+        <w:pStyle w:val="Heading2"/>
+      </w:pPr>
+      <w:r>
+        <w:rPr>
+          <w:lang w:val="zh_TW" w:bidi="zh_TW"/>
+        </w:rPr>
+        <w:t>天啟</w:t>
+      </w:r>
+      <w:r>
+        <w:rPr>
+          <w:lang w:val="zh_TW" w:bidi="zh_TW"/>
+        </w:rPr>
+      </w:r>
+    </w:p>
+    <w:p>
+      <w:pPr/>
+      <w:r>
+        <w:rPr>
+          <w:lang w:val="zh_TW" w:bidi="zh_TW"/>
+        </w:rPr>
+      </w:r>
+      <w:r>
+        <w:rPr>
+          <w:lang w:val="zh_TW" w:bidi="zh_TW"/>
+        </w:rPr>
+        <w:t>這個詞源自希臘文，意思是「啟示」（揭示先前隱藏的事物）。它既指一種思維方式，也指一種文學類型。這兩者都涉及未來的事情，特別是有關審判的內容（這在神學上稱為「末世論」，即對末世的研究）。</w:t>
+      </w:r>
+    </w:p>
+    <w:p>
+      <w:pPr>
+        <w:pStyle w:val="Heading3"/>
+      </w:pPr>
+      <w:r>
+        <w:rPr>
+          <w:lang w:val="zh_TW" w:bidi="zh_TW"/>
+        </w:rPr>
+        <w:t>什麼是天啟文學？</w:t>
+      </w:r>
+    </w:p>
+    <w:p>
+      <w:pPr/>
+      <w:r>
+        <w:rPr>
+          <w:lang w:val="zh_TW" w:bidi="zh_TW"/>
+        </w:rPr>
+      </w:r>
+      <w:r>
+        <w:rPr>
+          <w:lang w:val="zh_TW" w:bidi="zh_TW"/>
+        </w:rPr>
+        <w:t>「天啟」文學作品是自稱是來自神的訊息的故事。作者表示這些信息是通常是透過異象所得到的。這類文學通常有兩部分：</w:t>
+      </w:r>
+    </w:p>
+    <w:p>
+      <w:pPr>
+        <w:pStyle w:val="ListNumber"/>
+        <w:numPr>
+          <w:ilvl w:val="0"/>
+          <w:numId w:val="16"/>
+        </w:numPr>
+        <w:spacing w:line="240" w:lineRule="auto"/>
+        <w:ind w:left="720"/>
+      </w:pPr>
+      <w:r>
+        <w:rPr>
+          <w:lang w:val="zh_TW" w:bidi="zh_TW"/>
+        </w:rPr>
+      </w:r>
+      <w:r>
+        <w:rPr>
+          <w:lang w:val="zh_TW" w:bidi="zh_TW"/>
+        </w:rPr>
+        <w:t>對異象的詳細描述</w:t>
       </w:r>
     </w:p>
     <w:p>
@@ -1028,7 +2421,3905 @@
         <w:rPr>
           <w:lang w:val="zh_TW" w:bidi="zh_TW"/>
         </w:rPr>
-        <w:t>不可偷竊。</w:t>
+        <w:t>有關異象意義的解釋</w:t>
+      </w:r>
+    </w:p>
+    <w:p>
+      <w:pPr/>
+      <w:r>
+        <w:rPr>
+          <w:lang w:val="zh_TW" w:bidi="zh_TW"/>
+        </w:rPr>
+      </w:r>
+      <w:r>
+        <w:rPr>
+          <w:lang w:val="zh_TW" w:bidi="zh_TW"/>
+        </w:rPr>
+        <w:t>但以理書後半部分記述了許多這類異象（</w:t>
+      </w:r>
+      <w:hyperlink r:id="rId83">
+        <w:r>
+          <w:rPr>
+            <w:lang w:val="zh_TW" w:bidi="zh_TW"/>
+          </w:rPr>
+          <w:rPr>
+            <w:color w:val="0000EE"/>
+            <w:u w:val="single"/>
+          </w:rPr>
+          <w:t>但7–12章</w:t>
+        </w:r>
+      </w:hyperlink>
+      <w:r>
+        <w:rPr>
+          <w:lang w:val="zh_TW" w:bidi="zh_TW"/>
+        </w:rPr>
+        <w:t>）。整卷啟示錄也是如此。此外，舊約先知書中也經常出現啟示性的異象（例如，</w:t>
+      </w:r>
+      <w:hyperlink r:id="rId84">
+        <w:r>
+          <w:rPr>
+            <w:lang w:val="zh_TW" w:bidi="zh_TW"/>
+          </w:rPr>
+          <w:rPr>
+            <w:color w:val="0000EE"/>
+            <w:u w:val="single"/>
+          </w:rPr>
+          <w:t>賽6章</w:t>
+        </w:r>
+      </w:hyperlink>
+      <w:r>
+        <w:rPr>
+          <w:lang w:val="zh_TW" w:bidi="zh_TW"/>
+        </w:rPr>
+        <w:t>；</w:t>
+      </w:r>
+      <w:hyperlink r:id="rId85">
+        <w:r>
+          <w:rPr>
+            <w:lang w:val="zh_TW" w:bidi="zh_TW"/>
+          </w:rPr>
+          <w:rPr>
+            <w:color w:val="0000EE"/>
+            <w:u w:val="single"/>
+          </w:rPr>
+          <w:t>摩7–9章</w:t>
+        </w:r>
+      </w:hyperlink>
+      <w:r>
+        <w:rPr>
+          <w:lang w:val="zh_TW" w:bidi="zh_TW"/>
+        </w:rPr>
+        <w:t>；</w:t>
+      </w:r>
+      <w:hyperlink r:id="rId86">
+        <w:r>
+          <w:rPr>
+            <w:lang w:val="zh_TW" w:bidi="zh_TW"/>
+          </w:rPr>
+          <w:rPr>
+            <w:color w:val="0000EE"/>
+            <w:u w:val="single"/>
+          </w:rPr>
+          <w:t>亞1–6章</w:t>
+        </w:r>
+      </w:hyperlink>
+      <w:r>
+        <w:rPr>
+          <w:lang w:val="zh_TW" w:bidi="zh_TW"/>
+        </w:rPr>
+        <w:t>）。這些異象在天啟文學中特別突出，並決定了這類文學的基本文學形式和結構。有時候，如在但以理書中記載，天啟的先知（apocalyptic seer）通過異夢領受啟示信息。</w:t>
+      </w:r>
+    </w:p>
+    <w:p>
+      <w:pPr/>
+      <w:r>
+        <w:rPr>
+          <w:lang w:val="zh_TW" w:bidi="zh_TW"/>
+        </w:rPr>
+      </w:r>
+      <w:r>
+        <w:rPr>
+          <w:lang w:val="zh_TW" w:bidi="zh_TW"/>
+        </w:rPr>
+        <w:t>而在另一類異象中，如啟示錄，天啟的先知被提到天上。在天上，作者看到並聽到了要傳達給世人的信息（參保羅在</w:t>
+      </w:r>
+      <w:hyperlink r:id="rId87">
+        <w:r>
+          <w:rPr>
+            <w:lang w:val="zh_TW" w:bidi="zh_TW"/>
+          </w:rPr>
+          <w:rPr>
+            <w:color w:val="0000EE"/>
+            <w:u w:val="single"/>
+          </w:rPr>
+          <w:t>林後12:1–4</w:t>
+        </w:r>
+      </w:hyperlink>
+      <w:r>
+        <w:rPr>
+          <w:lang w:val="zh_TW" w:bidi="zh_TW"/>
+        </w:rPr>
+        <w:t>中的經歷）。天啟先知往往無法理解所領受的異象的含義。在這種情況下，一位「解釋的天使」會闡明異象的意義（</w:t>
+      </w:r>
+      <w:hyperlink r:id="rId88">
+        <w:r>
+          <w:rPr>
+            <w:lang w:val="zh_TW" w:bidi="zh_TW"/>
+          </w:rPr>
+          <w:rPr>
+            <w:color w:val="0000EE"/>
+            <w:u w:val="single"/>
+          </w:rPr>
+          <w:t>但8:15–26，</w:t>
+        </w:r>
+      </w:hyperlink>
+      <w:hyperlink r:id="rId89">
+        <w:r>
+          <w:rPr>
+            <w:lang w:val="zh_TW" w:bidi="zh_TW"/>
+          </w:rPr>
+          <w:rPr>
+            <w:color w:val="0000EE"/>
+            <w:u w:val="single"/>
+          </w:rPr>
+          <w:t>9:20–27，</w:t>
+        </w:r>
+      </w:hyperlink>
+      <w:hyperlink r:id="rId90">
+        <w:r>
+          <w:rPr>
+            <w:lang w:val="zh_TW" w:bidi="zh_TW"/>
+          </w:rPr>
+          <w:rPr>
+            <w:color w:val="0000EE"/>
+            <w:u w:val="single"/>
+          </w:rPr>
+          <w:t>10:18–12:4</w:t>
+        </w:r>
+      </w:hyperlink>
+      <w:r>
+        <w:rPr>
+          <w:lang w:val="zh_TW" w:bidi="zh_TW"/>
+        </w:rPr>
+        <w:t>；</w:t>
+      </w:r>
+      <w:hyperlink r:id="rId91">
+        <w:r>
+          <w:rPr>
+            <w:lang w:val="zh_TW" w:bidi="zh_TW"/>
+          </w:rPr>
+          <w:rPr>
+            <w:color w:val="0000EE"/>
+            <w:u w:val="single"/>
+          </w:rPr>
+          <w:t>啟7:13–17，</w:t>
+        </w:r>
+      </w:hyperlink>
+      <w:hyperlink r:id="rId92">
+        <w:r>
+          <w:rPr>
+            <w:lang w:val="zh_TW" w:bidi="zh_TW"/>
+          </w:rPr>
+          <w:rPr>
+            <w:color w:val="0000EE"/>
+            <w:u w:val="single"/>
+          </w:rPr>
+          <w:t>17:7–18</w:t>
+        </w:r>
+      </w:hyperlink>
+      <w:r>
+        <w:rPr>
+          <w:lang w:val="zh_TW" w:bidi="zh_TW"/>
+        </w:rPr>
+        <w:t>）。</w:t>
+      </w:r>
+    </w:p>
+    <w:p>
+      <w:pPr>
+        <w:pStyle w:val="Heading3"/>
+      </w:pPr>
+      <w:r>
+        <w:rPr>
+          <w:lang w:val="zh_TW" w:bidi="zh_TW"/>
+        </w:rPr>
+        <w:t>聖經中關於末世的兩種思維方式</w:t>
+      </w:r>
+    </w:p>
+    <w:p>
+      <w:pPr/>
+      <w:r>
+        <w:rPr>
+          <w:lang w:val="zh_TW" w:bidi="zh_TW"/>
+        </w:rPr>
+      </w:r>
+      <w:r>
+        <w:rPr>
+          <w:lang w:val="zh_TW" w:bidi="zh_TW"/>
+        </w:rPr>
+        <w:t>聖經中有兩種主要的末世（末世論）思維</w:t>
+      </w:r>
+      <w:r>
+        <w:rPr>
+          <w:lang w:val="zh_TW" w:bidi="zh_TW"/>
+        </w:rPr>
+        <w:t>方式</w:t>
+      </w:r>
+      <w:r>
+        <w:rPr>
+          <w:lang w:val="zh_TW" w:bidi="zh_TW"/>
+        </w:rPr>
+        <w:t>：</w:t>
+      </w:r>
+    </w:p>
+    <w:p>
+      <w:pPr>
+        <w:pStyle w:val="ListNumber"/>
+        <w:numPr>
+          <w:ilvl w:val="0"/>
+          <w:numId w:val="17"/>
+        </w:numPr>
+        <w:spacing w:line="240" w:lineRule="auto"/>
+        <w:ind w:left="720"/>
+      </w:pPr>
+      <w:r>
+        <w:rPr>
+          <w:lang w:val="zh_TW" w:bidi="zh_TW"/>
+        </w:rPr>
+      </w:r>
+      <w:r>
+        <w:rPr>
+          <w:lang w:val="zh_TW" w:bidi="zh_TW"/>
+        </w:rPr>
+        <w:t>預言性末世論（舊約中的主要類型）認為：</w:t>
+      </w:r>
+    </w:p>
+    <w:p>
+      <w:pPr>
+        <w:pStyle w:val="ListBullet"/>
+        <w:spacing w:line="240" w:lineRule="auto"/>
+        <w:ind w:left="1440"/>
+      </w:pPr>
+      <w:r>
+        <w:rPr>
+          <w:lang w:val="zh_TW" w:bidi="zh_TW"/>
+        </w:rPr>
+      </w:r>
+      <w:r>
+        <w:rPr>
+          <w:lang w:val="zh_TW" w:bidi="zh_TW"/>
+        </w:rPr>
+        <w:t>神會在</w:t>
+      </w:r>
+      <w:r>
+        <w:rPr>
+          <w:lang w:val="zh_TW" w:bidi="zh_TW"/>
+        </w:rPr>
+        <w:t>人類</w:t>
+      </w:r>
+      <w:r>
+        <w:rPr>
+          <w:lang w:val="zh_TW" w:bidi="zh_TW"/>
+        </w:rPr>
+        <w:t>歷史中介入行動。</w:t>
+      </w:r>
+    </w:p>
+    <w:p>
+      <w:pPr>
+        <w:pStyle w:val="ListBullet"/>
+        <w:spacing w:line="240" w:lineRule="auto"/>
+        <w:ind w:left="1440"/>
+      </w:pPr>
+      <w:r>
+        <w:rPr>
+          <w:lang w:val="zh_TW" w:bidi="zh_TW"/>
+        </w:rPr>
+      </w:r>
+      <w:r>
+        <w:rPr>
+          <w:lang w:val="zh_TW" w:bidi="zh_TW"/>
+        </w:rPr>
+        <w:t>神會將人類和大自然恢復到人類首次違背神之前的完美狀態</w:t>
+      </w:r>
+      <w:r>
+        <w:rPr>
+          <w:lang w:val="zh_TW" w:bidi="zh_TW"/>
+        </w:rPr>
+        <w:t>。</w:t>
+      </w:r>
+    </w:p>
+    <w:p>
+      <w:pPr>
+        <w:pStyle w:val="ListNumber"/>
+        <w:numPr>
+          <w:ilvl w:val="0"/>
+          <w:numId w:val="18"/>
+        </w:numPr>
+        <w:spacing w:line="240" w:lineRule="auto"/>
+        <w:ind w:left="720"/>
+      </w:pPr>
+      <w:r>
+        <w:rPr>
+          <w:lang w:val="zh_TW" w:bidi="zh_TW"/>
+        </w:rPr>
+      </w:r>
+      <w:r>
+        <w:rPr>
+          <w:lang w:val="zh_TW" w:bidi="zh_TW"/>
+        </w:rPr>
+        <w:t>天啟末世論認為：</w:t>
+      </w:r>
+    </w:p>
+    <w:p>
+      <w:pPr>
+        <w:pStyle w:val="ListBullet"/>
+        <w:spacing w:line="240" w:lineRule="auto"/>
+        <w:ind w:left="1440"/>
+      </w:pPr>
+      <w:r>
+        <w:rPr>
+          <w:lang w:val="zh_TW" w:bidi="zh_TW"/>
+        </w:rPr>
+      </w:r>
+      <w:r>
+        <w:rPr>
+          <w:lang w:val="zh_TW" w:bidi="zh_TW"/>
+        </w:rPr>
+        <w:t>神將摧毀當前這個不完美的世界。</w:t>
+      </w:r>
+    </w:p>
+    <w:p>
+      <w:pPr>
+        <w:pStyle w:val="ListBullet"/>
+        <w:spacing w:line="240" w:lineRule="auto"/>
+        <w:ind w:left="1440"/>
+      </w:pPr>
+      <w:r>
+        <w:rPr>
+          <w:lang w:val="zh_TW" w:bidi="zh_TW"/>
+        </w:rPr>
+      </w:r>
+      <w:r>
+        <w:rPr>
+          <w:lang w:val="zh_TW" w:bidi="zh_TW"/>
+        </w:rPr>
+        <w:t>神將會創造一個全新的完美世界（通常稱為</w:t>
+      </w:r>
+      <w:r>
+        <w:rPr>
+          <w:lang w:val="zh_TW" w:bidi="zh_TW"/>
+        </w:rPr>
+        <w:t>樂園</w:t>
+      </w:r>
+      <w:r>
+        <w:rPr>
+          <w:lang w:val="zh_TW" w:bidi="zh_TW"/>
+        </w:rPr>
+        <w:t>）。</w:t>
+      </w:r>
+    </w:p>
+    <w:p>
+      <w:pPr/>
+      <w:r>
+        <w:rPr>
+          <w:lang w:val="zh_TW" w:bidi="zh_TW"/>
+        </w:rPr>
+      </w:r>
+      <w:r>
+        <w:rPr>
+          <w:lang w:val="zh_TW" w:bidi="zh_TW"/>
+        </w:rPr>
+        <w:t>這兩種觀點都有一個核心信念：神將很快行動，拯救祂的百姓，並懲罰那些傷害他們的人。</w:t>
+      </w:r>
+    </w:p>
+    <w:p>
+      <w:pPr/>
+      <w:r>
+        <w:rPr>
+          <w:lang w:val="zh_TW" w:bidi="zh_TW"/>
+        </w:rPr>
+      </w:r>
+      <w:r>
+        <w:rPr>
+          <w:lang w:val="zh_TW" w:bidi="zh_TW"/>
+        </w:rPr>
+        <w:t>在以色列，天啟末世思想</w:t>
+      </w:r>
+      <w:r>
+        <w:rPr>
+          <w:lang w:val="zh_TW" w:bidi="zh_TW"/>
+        </w:rPr>
+        <w:t>在外邦統治時期</w:t>
+      </w:r>
+      <w:r>
+        <w:rPr>
+          <w:lang w:val="zh_TW" w:bidi="zh_TW"/>
+        </w:rPr>
+        <w:t>變得流行。這一變化始於公元前6世紀初。在此期間，預言性的末世思想開始衰退，而天啟末世思想變得逐漸盛行。</w:t>
+      </w:r>
+    </w:p>
+    <w:p>
+      <w:pPr/>
+      <w:r>
+        <w:rPr>
+          <w:lang w:val="zh_TW" w:bidi="zh_TW"/>
+        </w:rPr>
+      </w:r>
+      <w:r>
+        <w:rPr>
+          <w:lang w:val="zh_TW" w:bidi="zh_TW"/>
+        </w:rPr>
+        <w:t>但以理書是已知最古老的天啟文學範例，寫於公元前6世紀。後來，在公元前5世紀，瑪拉基書</w:t>
+      </w:r>
+      <w:r>
+        <w:rPr>
+          <w:lang w:val="zh_TW" w:bidi="zh_TW"/>
+        </w:rPr>
+        <w:t>被寫成</w:t>
+      </w:r>
+      <w:r>
+        <w:rPr>
+          <w:lang w:val="zh_TW" w:bidi="zh_TW"/>
+        </w:rPr>
+        <w:t>，</w:t>
+      </w:r>
+      <w:r>
+        <w:rPr>
+          <w:lang w:val="zh_TW" w:bidi="zh_TW"/>
+        </w:rPr>
+        <w:t>這</w:t>
+      </w:r>
+      <w:r>
+        <w:rPr>
+          <w:lang w:val="zh_TW" w:bidi="zh_TW"/>
+        </w:rPr>
+        <w:t>是古代以色列最後一卷先知書。在瑪拉基書之後，直到基督教興起，以色列再沒有新的預言書寫成。大多數猶太天啟文學</w:t>
+      </w:r>
+      <w:r>
+        <w:rPr>
+          <w:lang w:val="zh_TW" w:bidi="zh_TW"/>
+        </w:rPr>
+        <w:t>都在但以理書之後寫成</w:t>
+      </w:r>
+      <w:r>
+        <w:rPr>
+          <w:lang w:val="zh_TW" w:bidi="zh_TW"/>
+        </w:rPr>
+        <w:t>，即公元前3世紀至公元2世紀初之間。</w:t>
+      </w:r>
+    </w:p>
+    <w:p>
+      <w:pPr>
+        <w:pStyle w:val="Heading3"/>
+      </w:pPr>
+      <w:r>
+        <w:rPr>
+          <w:lang w:val="zh_TW" w:bidi="zh_TW"/>
+        </w:rPr>
+        <w:t>天啟思維的主要特點</w:t>
+      </w:r>
+    </w:p>
+    <w:p>
+      <w:pPr/>
+      <w:r>
+        <w:rPr>
+          <w:lang w:val="zh_TW" w:bidi="zh_TW"/>
+        </w:rPr>
+      </w:r>
+      <w:r>
+        <w:rPr>
+          <w:lang w:val="zh_TW" w:bidi="zh_TW"/>
+        </w:rPr>
+        <w:t>天啟文學強調神與撒但之間的衝突，將所有人和事分為兩組：站在神這邊的和站在撒但那邊的。這包括：</w:t>
+      </w:r>
+    </w:p>
+    <w:p>
+      <w:pPr>
+        <w:pStyle w:val="ListBullet"/>
+        <w:spacing w:line="240" w:lineRule="auto"/>
+        <w:ind w:left="720"/>
+      </w:pPr>
+      <w:r>
+        <w:rPr>
+          <w:lang w:val="zh_TW" w:bidi="zh_TW"/>
+        </w:rPr>
+      </w:r>
+      <w:r>
+        <w:rPr>
+          <w:lang w:val="zh_TW" w:bidi="zh_TW"/>
+        </w:rPr>
+        <w:t>人</w:t>
+      </w:r>
+    </w:p>
+    <w:p>
+      <w:pPr>
+        <w:pStyle w:val="ListBullet"/>
+        <w:spacing w:line="240" w:lineRule="auto"/>
+        <w:ind w:left="720"/>
+      </w:pPr>
+      <w:r>
+        <w:rPr>
+          <w:lang w:val="zh_TW" w:bidi="zh_TW"/>
+        </w:rPr>
+      </w:r>
+      <w:r>
+        <w:rPr>
+          <w:lang w:val="zh_TW" w:bidi="zh_TW"/>
+        </w:rPr>
+        <w:t>民族</w:t>
+      </w:r>
+    </w:p>
+    <w:p>
+      <w:pPr>
+        <w:pStyle w:val="ListBullet"/>
+        <w:spacing w:line="240" w:lineRule="auto"/>
+        <w:ind w:left="720"/>
+      </w:pPr>
+      <w:r>
+        <w:rPr>
+          <w:lang w:val="zh_TW" w:bidi="zh_TW"/>
+        </w:rPr>
+      </w:r>
+      <w:r>
+        <w:rPr>
+          <w:lang w:val="zh_TW" w:bidi="zh_TW"/>
+        </w:rPr>
+        <w:t>超自然存在（如天使和鬼魔）</w:t>
+      </w:r>
+    </w:p>
+    <w:p>
+      <w:pPr/>
+      <w:r>
+        <w:rPr>
+          <w:lang w:val="zh_TW" w:bidi="zh_TW"/>
+        </w:rPr>
+      </w:r>
+      <w:r>
+        <w:rPr>
+          <w:lang w:val="zh_TW" w:bidi="zh_TW"/>
+        </w:rPr>
+        <w:t>聖經一直將撒但描述為神和人類的敵人。我們可以在以下故事中看到這一點：</w:t>
+      </w:r>
+    </w:p>
+    <w:p>
+      <w:pPr>
+        <w:pStyle w:val="ListBullet"/>
+        <w:spacing w:line="240" w:lineRule="auto"/>
+        <w:ind w:left="720"/>
+      </w:pPr>
+      <w:r>
+        <w:rPr>
+          <w:lang w:val="zh_TW" w:bidi="zh_TW"/>
+        </w:rPr>
+      </w:r>
+      <w:r>
+        <w:rPr>
+          <w:lang w:val="zh_TW" w:bidi="zh_TW"/>
+        </w:rPr>
+        <w:t>在園中的亞當和夏娃（</w:t>
+      </w:r>
+      <w:hyperlink r:id="rId93">
+        <w:r>
+          <w:rPr>
+            <w:lang w:val="zh_TW" w:bidi="zh_TW"/>
+          </w:rPr>
+          <w:rPr>
+            <w:color w:val="0000EE"/>
+            <w:u w:val="single"/>
+          </w:rPr>
+          <w:t>創3:1–19</w:t>
+        </w:r>
+      </w:hyperlink>
+      <w:r>
+        <w:rPr>
+          <w:lang w:val="zh_TW" w:bidi="zh_TW"/>
+        </w:rPr>
+        <w:t>）</w:t>
+      </w:r>
+    </w:p>
+    <w:p>
+      <w:pPr>
+        <w:pStyle w:val="ListBullet"/>
+        <w:spacing w:line="240" w:lineRule="auto"/>
+        <w:ind w:left="720"/>
+      </w:pPr>
+      <w:r>
+        <w:rPr>
+          <w:lang w:val="zh_TW" w:bidi="zh_TW"/>
+        </w:rPr>
+      </w:r>
+      <w:r>
+        <w:rPr>
+          <w:lang w:val="zh_TW" w:bidi="zh_TW"/>
+        </w:rPr>
+        <w:t>撒但挑戰神關於約伯的事（</w:t>
+      </w:r>
+      <w:hyperlink r:id="rId94">
+        <w:r>
+          <w:rPr>
+            <w:lang w:val="zh_TW" w:bidi="zh_TW"/>
+          </w:rPr>
+          <w:rPr>
+            <w:color w:val="0000EE"/>
+            <w:u w:val="single"/>
+          </w:rPr>
+          <w:t>伯1:6–12，</w:t>
+        </w:r>
+      </w:hyperlink>
+      <w:hyperlink r:id="rId95">
+        <w:r>
+          <w:rPr>
+            <w:lang w:val="zh_TW" w:bidi="zh_TW"/>
+          </w:rPr>
+          <w:rPr>
+            <w:color w:val="0000EE"/>
+            <w:u w:val="single"/>
+          </w:rPr>
+          <w:t>2:1–8</w:t>
+        </w:r>
+      </w:hyperlink>
+      <w:r>
+        <w:rPr>
+          <w:lang w:val="zh_TW" w:bidi="zh_TW"/>
+        </w:rPr>
+        <w:t>）</w:t>
+      </w:r>
+    </w:p>
+    <w:p>
+      <w:pPr/>
+      <w:r>
+        <w:rPr>
+          <w:lang w:val="zh_TW" w:bidi="zh_TW"/>
+        </w:rPr>
+      </w:r>
+      <w:r>
+        <w:rPr>
+          <w:lang w:val="zh_TW" w:bidi="zh_TW"/>
+        </w:rPr>
+        <w:t>然而，天啟文學的作者相信，只要以色列百姓忠實遵循神的律法，撒但的力量就會受到限制。</w:t>
+      </w:r>
+    </w:p>
+    <w:p>
+      <w:pPr/>
+      <w:r>
+        <w:rPr>
+          <w:lang w:val="zh_TW" w:bidi="zh_TW"/>
+        </w:rPr>
+      </w:r>
+      <w:r>
+        <w:rPr>
+          <w:lang w:val="zh_TW" w:bidi="zh_TW"/>
+        </w:rPr>
+        <w:t>以色列長期被外邦統治，這讓猶太人覺得撒但暫時掌控世界的想法非常真實。天啟文學的作者提到歷史上不同時期統治以色列的外邦民族。他們認為這些民族是為撒但效力，是與神和祂的百姓作對的。這些作者相信，因為這些民族敵對神，所以他們最終會被神擊敗。</w:t>
+      </w:r>
+    </w:p>
+    <w:p>
+      <w:pPr/>
+      <w:r>
+        <w:rPr>
+          <w:lang w:val="zh_TW" w:bidi="zh_TW"/>
+        </w:rPr>
+      </w:r>
+      <w:r>
+        <w:rPr>
+          <w:lang w:val="zh_TW" w:bidi="zh_TW"/>
+        </w:rPr>
+        <w:t>天啟文學中最重要的信念是：即使情況看似非常糟糕，神的百姓仍相信他們最終會得勝。這並不等於相信任何事情都無法改變。相反，他們堅信神掌管一切，並會幫助祂的百姓戰勝所有敵人，無論是地上的或是屬靈世界中的敵人。</w:t>
+      </w:r>
+    </w:p>
+    <w:p>
+      <w:pPr/>
+      <w:r>
+        <w:rPr>
+          <w:lang w:val="zh_TW" w:bidi="zh_TW"/>
+        </w:rPr>
+      </w:r>
+      <w:r>
+        <w:rPr>
+          <w:lang w:val="zh_TW" w:bidi="zh_TW"/>
+        </w:rPr>
+        <w:t>許多天啟文學描述了以色列（或基督教會）未來將發生的事情。這些故事總是以神和祂的百姓最終的偉大得勝作結。例如，在但以理書中，神向尼布甲尼撒王展示了一個夢，並由但以理解釋這個夢的含義。</w:t>
+      </w:r>
+      <w:r>
+        <w:rPr>
+          <w:lang w:val="zh_TW" w:bidi="zh_TW"/>
+        </w:rPr>
+        <w:t>夢中有一座</w:t>
+      </w:r>
+      <w:r>
+        <w:rPr>
+          <w:lang w:val="zh_TW" w:bidi="zh_TW"/>
+        </w:rPr>
+        <w:t>由不同材料組成的巨大雕像，每個部分代表不同的王國，這些王國將先後統治其它民族。最後，一塊不是人手鑿出的石頭</w:t>
+      </w:r>
+      <w:r>
+        <w:rPr>
+          <w:lang w:val="zh_TW" w:bidi="zh_TW"/>
+        </w:rPr>
+        <w:t>從山而出</w:t>
+      </w:r>
+      <w:r>
+        <w:rPr>
+          <w:lang w:val="zh_TW" w:bidi="zh_TW"/>
+        </w:rPr>
+        <w:t>，摧毀了整座雕像。這塊石頭象徵神的國度（</w:t>
+      </w:r>
+      <w:hyperlink r:id="rId96">
+        <w:r>
+          <w:rPr>
+            <w:lang w:val="zh_TW" w:bidi="zh_TW"/>
+          </w:rPr>
+          <w:rPr>
+            <w:color w:val="0000EE"/>
+            <w:u w:val="single"/>
+          </w:rPr>
+          <w:t>但2:31–45）</w:t>
+        </w:r>
+      </w:hyperlink>
+      <w:r>
+        <w:rPr>
+          <w:lang w:val="zh_TW" w:bidi="zh_TW"/>
+        </w:rPr>
+        <w:t>。</w:t>
+      </w:r>
+    </w:p>
+    <w:p>
+      <w:pPr>
+        <w:pStyle w:val="Heading3"/>
+      </w:pPr>
+      <w:r>
+        <w:rPr>
+          <w:lang w:val="zh_TW" w:bidi="zh_TW"/>
+        </w:rPr>
+        <w:t>預言性與天啟性思維之間的差異</w:t>
+      </w:r>
+    </w:p>
+    <w:p>
+      <w:pPr/>
+      <w:r>
+        <w:rPr>
+          <w:lang w:val="zh_TW" w:bidi="zh_TW"/>
+        </w:rPr>
+      </w:r>
+      <w:r>
+        <w:rPr>
+          <w:lang w:val="zh_TW" w:bidi="zh_TW"/>
+        </w:rPr>
+        <w:t>關於末日的兩種思維方式（預言性和天啟性）在</w:t>
+      </w:r>
+      <w:r>
+        <w:rPr>
+          <w:lang w:val="zh_TW" w:bidi="zh_TW"/>
+        </w:rPr>
+        <w:t>幾個方面有所不同。</w:t>
+      </w:r>
+      <w:r>
+        <w:rPr>
+          <w:lang w:val="zh_TW" w:bidi="zh_TW"/>
+        </w:rPr>
+        <w:t>其中一個主要區別是神如何實現祂最終的勝利。</w:t>
+      </w:r>
+    </w:p>
+    <w:p>
+      <w:pPr/>
+      <w:r>
+        <w:rPr>
+          <w:lang w:val="zh_TW" w:bidi="zh_TW"/>
+        </w:rPr>
+      </w:r>
+      <w:r>
+        <w:rPr>
+          <w:lang w:val="zh_TW" w:bidi="zh_TW"/>
+        </w:rPr>
+        <w:t>在天啟文學中，大多數作者認為，神會在最終得勝之前引發一場影響全世界的大災難。不同的書卷對此有不同的描述：</w:t>
+      </w:r>
+    </w:p>
+    <w:p>
+      <w:pPr>
+        <w:pStyle w:val="ListBullet"/>
+        <w:spacing w:line="240" w:lineRule="auto"/>
+        <w:ind w:left="720"/>
+      </w:pPr>
+      <w:r>
+        <w:rPr>
+          <w:lang w:val="zh_TW" w:bidi="zh_TW"/>
+        </w:rPr>
+      </w:r>
+      <w:r>
+        <w:rPr>
+          <w:lang w:val="zh_TW" w:bidi="zh_TW"/>
+        </w:rPr>
+        <w:t>在但以理書中，神將介入人類歷史，擊敗邪惡，並建立祂的國度。</w:t>
+      </w:r>
+    </w:p>
+    <w:p>
+      <w:pPr>
+        <w:pStyle w:val="ListBullet"/>
+        <w:spacing w:line="240" w:lineRule="auto"/>
+        <w:ind w:left="720"/>
+      </w:pPr>
+      <w:r>
+        <w:rPr>
+          <w:lang w:val="zh_TW" w:bidi="zh_TW"/>
+        </w:rPr>
+      </w:r>
+      <w:r>
+        <w:rPr>
+          <w:lang w:val="zh_TW" w:bidi="zh_TW"/>
+        </w:rPr>
+        <w:t>在啟示錄中，神會先徹底毀滅舊世界，然後創造一個全新的世界（</w:t>
+      </w:r>
+      <w:hyperlink r:id="rId97">
+        <w:r>
+          <w:rPr>
+            <w:lang w:val="zh_TW" w:bidi="zh_TW"/>
+          </w:rPr>
+          <w:rPr>
+            <w:color w:val="0000EE"/>
+            <w:u w:val="single"/>
+          </w:rPr>
+          <w:t>啟21:1</w:t>
+        </w:r>
+      </w:hyperlink>
+      <w:r>
+        <w:rPr>
+          <w:lang w:val="zh_TW" w:bidi="zh_TW"/>
+        </w:rPr>
+        <w:t>；參</w:t>
+      </w:r>
+      <w:hyperlink r:id="rId98">
+        <w:r>
+          <w:rPr>
+            <w:lang w:val="zh_TW" w:bidi="zh_TW"/>
+          </w:rPr>
+          <w:rPr>
+            <w:color w:val="0000EE"/>
+            <w:u w:val="single"/>
+          </w:rPr>
+          <w:t>彼後3:10</w:t>
+        </w:r>
+      </w:hyperlink>
+      <w:r>
+        <w:rPr>
+          <w:lang w:val="zh_TW" w:bidi="zh_TW"/>
+        </w:rPr>
+        <w:t>）。</w:t>
+      </w:r>
+    </w:p>
+    <w:p>
+      <w:pPr/>
+      <w:r>
+        <w:rPr>
+          <w:lang w:val="zh_TW" w:bidi="zh_TW"/>
+        </w:rPr>
+      </w:r>
+      <w:r>
+        <w:rPr>
+          <w:lang w:val="zh_TW" w:bidi="zh_TW"/>
+        </w:rPr>
+        <w:t>天啟文學的普遍觀點是：情況</w:t>
+      </w:r>
+      <w:r>
+        <w:rPr>
+          <w:lang w:val="zh_TW" w:bidi="zh_TW"/>
+        </w:rPr>
+        <w:t>在好轉</w:t>
+      </w:r>
+      <w:r>
+        <w:rPr>
+          <w:lang w:val="zh_TW" w:bidi="zh_TW"/>
+        </w:rPr>
+        <w:t>之前會變得更糟。從大約公元前1000年到600年，以色列國力強盛而獨立。在這段和平時期，百姓不太擔心未來的災難。但在公元前586年，巴比倫軍隊摧毀耶路撒冷後，</w:t>
+      </w:r>
+      <w:r>
+        <w:rPr>
+          <w:lang w:val="zh_TW" w:bidi="zh_TW"/>
+        </w:rPr>
+        <w:t>一切都改變了</w:t>
+      </w:r>
+      <w:r>
+        <w:rPr>
+          <w:lang w:val="zh_TW" w:bidi="zh_TW"/>
+        </w:rPr>
+        <w:t>。</w:t>
+      </w:r>
+    </w:p>
+    <w:p>
+      <w:pPr/>
+      <w:r>
+        <w:rPr>
+          <w:lang w:val="zh_TW" w:bidi="zh_TW"/>
+        </w:rPr>
+      </w:r>
+      <w:r>
+        <w:rPr>
+          <w:lang w:val="zh_TW" w:bidi="zh_TW"/>
+        </w:rPr>
+        <w:t>在此之後，許多猶太作家</w:t>
+      </w:r>
+      <w:r>
+        <w:rPr>
+          <w:lang w:val="zh_TW" w:bidi="zh_TW"/>
+        </w:rPr>
+        <w:t>相信</w:t>
+      </w:r>
+      <w:r>
+        <w:rPr>
+          <w:lang w:val="zh_TW" w:bidi="zh_TW"/>
+        </w:rPr>
+        <w:t>只有神才能解決他們的問題。他們</w:t>
+      </w:r>
+      <w:r>
+        <w:rPr>
+          <w:lang w:val="zh_TW" w:bidi="zh_TW"/>
+        </w:rPr>
+        <w:t>認為</w:t>
+      </w:r>
+      <w:r>
+        <w:rPr>
+          <w:lang w:val="zh_TW" w:bidi="zh_TW"/>
+        </w:rPr>
+        <w:t>神必須親自介入，並直接掌管世界，以幫助祂的百姓。</w:t>
+      </w:r>
+    </w:p>
+    <w:p>
+      <w:pPr/>
+      <w:r>
+        <w:rPr>
+          <w:lang w:val="zh_TW" w:bidi="zh_TW"/>
+        </w:rPr>
+      </w:r>
+      <w:r>
+        <w:rPr>
+          <w:lang w:val="zh_TW" w:bidi="zh_TW"/>
+        </w:rPr>
+        <w:t>預言將來的作者持有一個重要信念：</w:t>
+      </w:r>
+      <w:r>
+        <w:rPr>
+          <w:lang w:val="zh_TW" w:bidi="zh_TW"/>
+        </w:rPr>
+        <w:t>他們將世界的時間分為兩個不同的時期</w:t>
+      </w:r>
+      <w:r>
+        <w:rPr>
+          <w:lang w:val="zh_TW" w:bidi="zh_TW"/>
+        </w:rPr>
+        <w:t>。他們相信</w:t>
+      </w:r>
+      <w:r>
+        <w:rPr>
+          <w:lang w:val="zh_TW" w:bidi="zh_TW"/>
+        </w:rPr>
+        <w:t>當前</w:t>
+      </w:r>
+      <w:r>
+        <w:rPr>
+          <w:lang w:val="zh_TW" w:bidi="zh_TW"/>
+        </w:rPr>
+        <w:t>的時代是邪惡的，</w:t>
+      </w:r>
+      <w:r>
+        <w:rPr>
+          <w:lang w:val="zh_TW" w:bidi="zh_TW"/>
+        </w:rPr>
+        <w:t>但更好的時代即將到來</w:t>
+      </w:r>
+      <w:r>
+        <w:rPr>
+          <w:lang w:val="zh_TW" w:bidi="zh_TW"/>
+        </w:rPr>
+        <w:t>。「</w:t>
+      </w:r>
+      <w:r>
+        <w:rPr>
+          <w:lang w:val="zh_TW" w:bidi="zh_TW"/>
+        </w:rPr>
+        <w:t>這世代</w:t>
+      </w:r>
+      <w:r>
+        <w:rPr>
+          <w:lang w:val="zh_TW" w:bidi="zh_TW"/>
+        </w:rPr>
+        <w:t>」是</w:t>
+      </w:r>
+      <w:r>
+        <w:rPr>
+          <w:lang w:val="zh_TW" w:bidi="zh_TW"/>
+        </w:rPr>
+        <w:t>當前邪惡</w:t>
+      </w:r>
+      <w:r>
+        <w:rPr>
+          <w:lang w:val="zh_TW" w:bidi="zh_TW"/>
+        </w:rPr>
+        <w:t>的</w:t>
+      </w:r>
+      <w:r>
+        <w:rPr>
+          <w:lang w:val="zh_TW" w:bidi="zh_TW"/>
+        </w:rPr>
+        <w:t>時代</w:t>
+      </w:r>
+      <w:r>
+        <w:rPr>
+          <w:lang w:val="zh_TW" w:bidi="zh_TW"/>
+        </w:rPr>
+        <w:t>，由撒但及其爪牙所支配。「</w:t>
+      </w:r>
+      <w:r>
+        <w:rPr>
+          <w:lang w:val="zh_TW" w:bidi="zh_TW"/>
+        </w:rPr>
+        <w:t>將來的世代</w:t>
+      </w:r>
+      <w:r>
+        <w:rPr>
+          <w:lang w:val="zh_TW" w:bidi="zh_TW"/>
+        </w:rPr>
+        <w:t>」將帶來神國的祝福。</w:t>
+      </w:r>
+    </w:p>
+    <w:p>
+      <w:pPr/>
+      <w:r>
+        <w:rPr>
+          <w:lang w:val="zh_TW" w:bidi="zh_TW"/>
+        </w:rPr>
+      </w:r>
+      <w:r>
+        <w:rPr>
+          <w:lang w:val="zh_TW" w:bidi="zh_TW"/>
+        </w:rPr>
+        <w:t>在新時代開始之前，許多重要事件將會發生。這些事件將結束當前的邪惡時代，並開始神的良善新時代。當保羅在</w:t>
+      </w:r>
+      <w:hyperlink r:id="rId99">
+        <w:r>
+          <w:rPr>
+            <w:lang w:val="zh_TW" w:bidi="zh_TW"/>
+          </w:rPr>
+          <w:rPr>
+            <w:color w:val="0000EE"/>
+            <w:u w:val="single"/>
+          </w:rPr>
+          <w:t>哥林多後書四章4節</w:t>
+        </w:r>
+      </w:hyperlink>
+      <w:r>
+        <w:rPr>
+          <w:lang w:val="zh_TW" w:bidi="zh_TW"/>
+        </w:rPr>
+        <w:t>中提到「這世界的神」時，他指的是撒但對「這世界」的統治。</w:t>
+      </w:r>
+    </w:p>
+    <w:p>
+      <w:pPr/>
+      <w:r>
+        <w:rPr>
+          <w:lang w:val="zh_TW" w:bidi="zh_TW"/>
+        </w:rPr>
+      </w:r>
+      <w:r>
+        <w:rPr>
+          <w:lang w:val="zh_TW" w:bidi="zh_TW"/>
+        </w:rPr>
+        <w:t>天啟主義的另一個特徵是渴望神縮短當前的邪惡日子。撰寫天啟文學的人希望神能迅速帶來神的國。正如但以理會問：「這奇異的事到幾時才應驗呢？」（</w:t>
+      </w:r>
+      <w:hyperlink r:id="rId100">
+        <w:r>
+          <w:rPr>
+            <w:lang w:val="zh_TW" w:bidi="zh_TW"/>
+          </w:rPr>
+          <w:rPr>
+            <w:color w:val="0000EE"/>
+            <w:u w:val="single"/>
+          </w:rPr>
+          <w:t>但12:6</w:t>
+        </w:r>
+      </w:hyperlink>
+      <w:r>
+        <w:rPr>
+          <w:lang w:val="zh_TW" w:bidi="zh_TW"/>
+        </w:rPr>
+        <w:t>），約翰也會呼喊：「主耶穌啊，我願你來！」（</w:t>
+      </w:r>
+      <w:hyperlink r:id="rId101">
+        <w:r>
+          <w:rPr>
+            <w:lang w:val="zh_TW" w:bidi="zh_TW"/>
+          </w:rPr>
+          <w:rPr>
+            <w:color w:val="0000EE"/>
+            <w:u w:val="single"/>
+          </w:rPr>
+          <w:t>啟22:20</w:t>
+        </w:r>
+      </w:hyperlink>
+      <w:r>
+        <w:rPr>
+          <w:lang w:val="zh_TW" w:bidi="zh_TW"/>
+        </w:rPr>
+        <w:t>）。渴慕神的迅速介入並帶來得勝，使人在困境中仍能持守盼望，並鼓勵神的百姓以與將來國度相稱的方式生活（</w:t>
+      </w:r>
+      <w:hyperlink r:id="rId102">
+        <w:r>
+          <w:rPr>
+            <w:lang w:val="zh_TW" w:bidi="zh_TW"/>
+          </w:rPr>
+          <w:rPr>
+            <w:color w:val="0000EE"/>
+            <w:u w:val="single"/>
+          </w:rPr>
+          <w:t>彼後3:11–13</w:t>
+        </w:r>
+      </w:hyperlink>
+      <w:r>
+        <w:rPr>
+          <w:lang w:val="zh_TW" w:bidi="zh_TW"/>
+        </w:rPr>
+        <w:t>；</w:t>
+      </w:r>
+      <w:hyperlink r:id="rId103">
+        <w:r>
+          <w:rPr>
+            <w:lang w:val="zh_TW" w:bidi="zh_TW"/>
+          </w:rPr>
+          <w:rPr>
+            <w:color w:val="0000EE"/>
+            <w:u w:val="single"/>
+          </w:rPr>
+          <w:t>啟21:5–8</w:t>
+        </w:r>
+      </w:hyperlink>
+      <w:r>
+        <w:rPr>
+          <w:lang w:val="zh_TW" w:bidi="zh_TW"/>
+        </w:rPr>
+        <w:t>）。</w:t>
+      </w:r>
+    </w:p>
+    <w:p>
+      <w:pPr>
+        <w:pStyle w:val="Heading3"/>
+      </w:pPr>
+      <w:r>
+        <w:rPr>
+          <w:lang w:val="zh_TW" w:bidi="zh_TW"/>
+        </w:rPr>
+        <w:t>重要的天啟文學</w:t>
+      </w:r>
+    </w:p>
+    <w:p>
+      <w:pPr/>
+      <w:r>
+        <w:rPr>
+          <w:lang w:val="zh_TW" w:bidi="zh_TW"/>
+        </w:rPr>
+      </w:r>
+      <w:r>
+        <w:rPr>
+          <w:lang w:val="zh_TW" w:bidi="zh_TW"/>
+        </w:rPr>
+        <w:t>但以理書是舊約聖經正典中唯一的天啟文學，而啟示錄是新約聖經正典中唯一的天啟文學。猶太教和基督教還有其它關於末世異象的書卷未被納入聖經正典中。</w:t>
+        <w:br/>
+      </w:r>
+      <w:r>
+        <w:rPr>
+          <w:lang w:val="zh_TW" w:bidi="zh_TW"/>
+        </w:rPr>
+        <w:t>這些其它書卷是在不同時期寫成的：</w:t>
+      </w:r>
+    </w:p>
+    <w:p>
+      <w:pPr>
+        <w:pStyle w:val="ListBullet"/>
+        <w:spacing w:line="240" w:lineRule="auto"/>
+        <w:ind w:left="720"/>
+      </w:pPr>
+      <w:r>
+        <w:rPr>
+          <w:lang w:val="zh_TW" w:bidi="zh_TW"/>
+        </w:rPr>
+      </w:r>
+      <w:r>
+        <w:rPr>
+          <w:lang w:val="zh_TW" w:bidi="zh_TW"/>
+        </w:rPr>
+        <w:t>猶太天啟書卷寫於大約公元前300年至公元150年間。</w:t>
+      </w:r>
+    </w:p>
+    <w:p>
+      <w:pPr>
+        <w:pStyle w:val="ListBullet"/>
+        <w:spacing w:line="240" w:lineRule="auto"/>
+        <w:ind w:left="720"/>
+      </w:pPr>
+      <w:r>
+        <w:rPr>
+          <w:lang w:val="zh_TW" w:bidi="zh_TW"/>
+        </w:rPr>
+      </w:r>
+      <w:r>
+        <w:rPr>
+          <w:lang w:val="zh_TW" w:bidi="zh_TW"/>
+        </w:rPr>
+        <w:t>基督教的天啟書卷寫於大約公元100年至公元400年之間。</w:t>
+      </w:r>
+    </w:p>
+    <w:p>
+      <w:pPr/>
+      <w:r>
+        <w:rPr>
+          <w:lang w:val="zh_TW" w:bidi="zh_TW"/>
+        </w:rPr>
+      </w:r>
+      <w:r>
+        <w:rPr>
+          <w:lang w:val="zh_TW" w:bidi="zh_TW"/>
+        </w:rPr>
+        <w:t>末世文學的風格也可以在聖經的其它部分找到，而不僅限於完全關於末世的書卷。例如，耶穌在橄欖山上講述了關於未來的重要教訓。這段教訓記錄在</w:t>
+      </w:r>
+      <w:hyperlink r:id="rId104">
+        <w:r>
+          <w:rPr>
+            <w:lang w:val="zh_TW" w:bidi="zh_TW"/>
+          </w:rPr>
+          <w:rPr>
+            <w:color w:val="0000EE"/>
+            <w:u w:val="single"/>
+          </w:rPr>
+          <w:t>馬可福音第十三章</w:t>
+        </w:r>
+      </w:hyperlink>
+      <w:r>
+        <w:rPr>
+          <w:lang w:val="zh_TW" w:bidi="zh_TW"/>
+        </w:rPr>
+        <w:t>、</w:t>
+      </w:r>
+      <w:hyperlink r:id="rId105">
+        <w:r>
+          <w:rPr>
+            <w:lang w:val="zh_TW" w:bidi="zh_TW"/>
+          </w:rPr>
+          <w:rPr>
+            <w:color w:val="0000EE"/>
+            <w:u w:val="single"/>
+          </w:rPr>
+          <w:t>馬太福音第二十四章</w:t>
+        </w:r>
+      </w:hyperlink>
+      <w:r>
+        <w:rPr>
+          <w:lang w:val="zh_TW" w:bidi="zh_TW"/>
+        </w:rPr>
+        <w:t>和</w:t>
+      </w:r>
+      <w:hyperlink r:id="rId106">
+        <w:r>
+          <w:rPr>
+            <w:lang w:val="zh_TW" w:bidi="zh_TW"/>
+          </w:rPr>
+          <w:rPr>
+            <w:color w:val="0000EE"/>
+            <w:u w:val="single"/>
+          </w:rPr>
+          <w:t>路加福音第二十一章</w:t>
+        </w:r>
+      </w:hyperlink>
+      <w:r>
+        <w:rPr>
+          <w:lang w:val="zh_TW" w:bidi="zh_TW"/>
+        </w:rPr>
+        <w:t>。聖經學者常將這段教訓稱為「小啟示錄」，因為它以類似的方式談論末世。一卷書若要被視為真正的末世文學，它必須具備我們接下來要討論的大部分特徵。</w:t>
+      </w:r>
+    </w:p>
+    <w:p>
+      <w:pPr/>
+      <w:r>
+        <w:rPr>
+          <w:lang w:val="zh_TW" w:bidi="zh_TW"/>
+        </w:rPr>
+      </w:r>
+      <w:r>
+        <w:rPr>
+          <w:lang w:val="zh_TW" w:bidi="zh_TW"/>
+        </w:rPr>
+        <w:t>除了但以理書和啟示錄外，大多數關於末世的書卷都是作者假借他人之名寫成的。他們常常使用聖經中重要人物的名字來使他們的書看起來更重要。</w:t>
+      </w:r>
+    </w:p>
+    <w:p>
+      <w:pPr/>
+      <w:r>
+        <w:rPr>
+          <w:lang w:val="zh_TW" w:bidi="zh_TW"/>
+        </w:rPr>
+      </w:r>
+      <w:r>
+        <w:rPr>
+          <w:lang w:val="zh_TW" w:bidi="zh_TW"/>
+        </w:rPr>
+        <w:t>其中一個例子就是「以諾一書（1 Enoch）」。在大約公元前200年至公元100年之間，有多位</w:t>
+      </w:r>
+      <w:r>
+        <w:rPr>
+          <w:lang w:val="zh_TW" w:bidi="zh_TW"/>
+        </w:rPr>
+        <w:t>匿名</w:t>
+      </w:r>
+      <w:r>
+        <w:rPr>
+          <w:lang w:val="zh_TW" w:bidi="zh_TW"/>
+        </w:rPr>
+        <w:t>作者撰寫了這卷書。他們聲稱這卷書是由亞當的早期後裔之一——以諾——所寫（</w:t>
+      </w:r>
+      <w:hyperlink r:id="rId107">
+        <w:r>
+          <w:rPr>
+            <w:lang w:val="zh_TW" w:bidi="zh_TW"/>
+          </w:rPr>
+          <w:rPr>
+            <w:color w:val="0000EE"/>
+            <w:u w:val="single"/>
+          </w:rPr>
+          <w:t>創5:21–24</w:t>
+        </w:r>
+      </w:hyperlink>
+      <w:r>
+        <w:rPr>
+          <w:lang w:val="zh_TW" w:bidi="zh_TW"/>
+        </w:rPr>
+        <w:t>）。但以諾的生活年代遠早於這本書實際寫成的時間。由於許多這</w:t>
+      </w:r>
+      <w:r>
+        <w:rPr>
+          <w:lang w:val="zh_TW" w:bidi="zh_TW"/>
+        </w:rPr>
+        <w:t>類</w:t>
+      </w:r>
+      <w:r>
+        <w:rPr>
+          <w:lang w:val="zh_TW" w:bidi="zh_TW"/>
+        </w:rPr>
+        <w:t>書卷使用了假名，學者們通常稱之為「偽經」。</w:t>
+      </w:r>
+    </w:p>
+    <w:p>
+      <w:pPr/>
+      <w:r>
+        <w:rPr>
+          <w:lang w:val="zh_TW" w:bidi="zh_TW"/>
+        </w:rPr>
+      </w:r>
+      <w:r>
+        <w:rPr>
+          <w:lang w:val="zh_TW" w:bidi="zh_TW"/>
+        </w:rPr>
+        <w:t>其他猶太作者也使用了舊約聖經中重要人物的名字來撰寫關於末世的書卷，例如：</w:t>
+      </w:r>
+    </w:p>
+    <w:p>
+      <w:pPr>
+        <w:pStyle w:val="ListBullet"/>
+        <w:spacing w:line="240" w:lineRule="auto"/>
+        <w:ind w:left="720"/>
+      </w:pPr>
+      <w:r>
+        <w:rPr>
+          <w:lang w:val="zh_TW" w:bidi="zh_TW"/>
+        </w:rPr>
+      </w:r>
+      <w:r>
+        <w:rPr>
+          <w:lang w:val="zh_TW" w:bidi="zh_TW"/>
+        </w:rPr>
+        <w:t>亞當與夏娃</w:t>
+      </w:r>
+    </w:p>
+    <w:p>
+      <w:pPr>
+        <w:pStyle w:val="ListBullet"/>
+        <w:spacing w:line="240" w:lineRule="auto"/>
+        <w:ind w:left="720"/>
+      </w:pPr>
+      <w:r>
+        <w:rPr>
+          <w:lang w:val="zh_TW" w:bidi="zh_TW"/>
+        </w:rPr>
+      </w:r>
+      <w:r>
+        <w:rPr>
+          <w:lang w:val="zh_TW" w:bidi="zh_TW"/>
+        </w:rPr>
+        <w:t>摩西</w:t>
+      </w:r>
+    </w:p>
+    <w:p>
+      <w:pPr>
+        <w:pStyle w:val="ListBullet"/>
+        <w:spacing w:line="240" w:lineRule="auto"/>
+        <w:ind w:left="720"/>
+      </w:pPr>
+      <w:r>
+        <w:rPr>
+          <w:lang w:val="zh_TW" w:bidi="zh_TW"/>
+        </w:rPr>
+      </w:r>
+      <w:r>
+        <w:rPr>
+          <w:lang w:val="zh_TW" w:bidi="zh_TW"/>
+        </w:rPr>
+        <w:t>以賽亞</w:t>
+      </w:r>
+    </w:p>
+    <w:p>
+      <w:pPr>
+        <w:pStyle w:val="ListBullet"/>
+        <w:spacing w:line="240" w:lineRule="auto"/>
+        <w:ind w:left="720"/>
+      </w:pPr>
+      <w:r>
+        <w:rPr>
+          <w:lang w:val="zh_TW" w:bidi="zh_TW"/>
+        </w:rPr>
+      </w:r>
+      <w:r>
+        <w:rPr>
+          <w:lang w:val="zh_TW" w:bidi="zh_TW"/>
+        </w:rPr>
+        <w:t>巴錄書</w:t>
+      </w:r>
+    </w:p>
+    <w:p>
+      <w:pPr>
+        <w:pStyle w:val="ListBullet"/>
+        <w:spacing w:line="240" w:lineRule="auto"/>
+        <w:ind w:left="720"/>
+      </w:pPr>
+      <w:r>
+        <w:rPr>
+          <w:lang w:val="zh_TW" w:bidi="zh_TW"/>
+        </w:rPr>
+      </w:r>
+      <w:r>
+        <w:rPr>
+          <w:lang w:val="zh_TW" w:bidi="zh_TW"/>
+        </w:rPr>
+        <w:t>所羅門</w:t>
+      </w:r>
+    </w:p>
+    <w:p>
+      <w:pPr>
+        <w:pStyle w:val="ListBullet"/>
+        <w:spacing w:line="240" w:lineRule="auto"/>
+        <w:ind w:left="720"/>
+      </w:pPr>
+      <w:r>
+        <w:rPr>
+          <w:lang w:val="zh_TW" w:bidi="zh_TW"/>
+        </w:rPr>
+      </w:r>
+      <w:r>
+        <w:rPr>
+          <w:lang w:val="zh_TW" w:bidi="zh_TW"/>
+        </w:rPr>
+        <w:t>以斯拉</w:t>
+      </w:r>
+    </w:p>
+    <w:p>
+      <w:pPr/>
+      <w:r>
+        <w:rPr>
+          <w:lang w:val="zh_TW" w:bidi="zh_TW"/>
+        </w:rPr>
+      </w:r>
+      <w:r>
+        <w:rPr>
+          <w:lang w:val="zh_TW" w:bidi="zh_TW"/>
+        </w:rPr>
+        <w:t>這些書卷是在舊約正典完成後寫成的。作者很可能借用這些知名人物的名號，以提升作品的可信度並吸引更多讀者。</w:t>
+      </w:r>
+    </w:p>
+    <w:p>
+      <w:pPr/>
+      <w:r>
+        <w:rPr>
+          <w:lang w:val="zh_TW" w:bidi="zh_TW"/>
+        </w:rPr>
+      </w:r>
+      <w:r>
+        <w:rPr>
+          <w:lang w:val="zh_TW" w:bidi="zh_TW"/>
+        </w:rPr>
+        <w:t>基督教作家也採用了類似的做法，他們撰寫書卷，並以彼得、保羅和多馬等重要基督教領袖的名字署名，以增加作品的權威性和影響力。</w:t>
+      </w:r>
+    </w:p>
+    <w:p>
+      <w:pPr/>
+      <w:r>
+        <w:rPr>
+          <w:lang w:val="zh_TW" w:bidi="zh_TW"/>
+        </w:rPr>
+      </w:r>
+      <w:r>
+        <w:rPr>
+          <w:i/>
+          <w:lang w:val="zh_TW" w:bidi="zh_TW"/>
+        </w:rPr>
+        <w:t>另見</w:t>
+      </w:r>
+      <w:r>
+        <w:rPr>
+          <w:lang w:val="zh_TW" w:bidi="zh_TW"/>
+        </w:rPr>
+        <w:t>次經</w:t>
+      </w:r>
+      <w:r>
+        <w:rPr>
+          <w:lang w:val="zh_TW" w:bidi="zh_TW"/>
+        </w:rPr>
+        <w:t>，以了解上述提到的每卷書的討論。</w:t>
+      </w:r>
+      <w:r>
+        <w:rPr>
+          <w:lang w:val="zh_TW" w:bidi="zh_TW"/>
+        </w:rPr>
+      </w:r>
+      <w:r>
+        <w:rPr>
+          <w:lang w:val="zh_TW" w:bidi="zh_TW"/>
+        </w:rPr>
+      </w:r>
+    </w:p>
+    <w:p>
+      <w:pPr/>
+      <w:r>
+        <w:rPr>
+          <w:lang w:val="zh_TW" w:bidi="zh_TW"/>
+        </w:rPr>
+      </w:r>
+    </w:p>
+    <w:p>
+      <w:pPr>
+        <w:pStyle w:val="Heading2"/>
+      </w:pPr>
+      <w:r>
+        <w:rPr>
+          <w:lang w:val="zh_TW" w:bidi="zh_TW"/>
+        </w:rPr>
+        <w:t>天使</w:t>
+      </w:r>
+      <w:r>
+        <w:rPr>
+          <w:lang w:val="zh_TW" w:bidi="zh_TW"/>
+        </w:rPr>
+      </w:r>
+    </w:p>
+    <w:p>
+      <w:pPr/>
+      <w:r>
+        <w:rPr>
+          <w:lang w:val="zh_TW" w:bidi="zh_TW"/>
+        </w:rPr>
+      </w:r>
+      <w:r>
+        <w:rPr>
+          <w:lang w:val="zh_TW" w:bidi="zh_TW"/>
+        </w:rPr>
+        <w:t>神的使者或超自然存在，可以是善，也可以是惡。聖經中的天使比人更有能力。</w:t>
+      </w:r>
+    </w:p>
+    <w:p>
+      <w:pPr/>
+      <w:r>
+        <w:rPr>
+          <w:lang w:val="zh_TW" w:bidi="zh_TW"/>
+        </w:rPr>
+      </w:r>
+      <w:r>
+        <w:rPr>
+          <w:lang w:val="zh_TW" w:bidi="zh_TW"/>
+        </w:rPr>
+        <w:t>聖經首先提到的天使類別是基路伯（cherubim，希伯來文詞語</w:t>
+      </w:r>
+      <w:r>
+        <w:rPr>
+          <w:i/>
+          <w:lang w:val="zh_TW" w:bidi="zh_TW"/>
+        </w:rPr>
+        <w:t>cherub</w:t>
+      </w:r>
+      <w:r>
+        <w:rPr>
+          <w:lang w:val="zh_TW" w:bidi="zh_TW"/>
+        </w:rPr>
+        <w:t>的複數）。他們是神差派的天上活物，在伊甸園看守生命樹（</w:t>
+      </w:r>
+      <w:hyperlink r:id="rId108">
+        <w:r>
+          <w:rPr>
+            <w:lang w:val="zh_TW" w:bidi="zh_TW"/>
+          </w:rPr>
+          <w:rPr>
+            <w:color w:val="0000EE"/>
+            <w:u w:val="single"/>
+          </w:rPr>
+          <w:t>創3:24</w:t>
+        </w:r>
+      </w:hyperlink>
+      <w:r>
+        <w:rPr>
+          <w:lang w:val="zh_TW" w:bidi="zh_TW"/>
+        </w:rPr>
+        <w:t>）。</w:t>
+      </w:r>
+    </w:p>
+    <w:p>
+      <w:pPr/>
+      <w:r>
+        <w:rPr>
+          <w:lang w:val="zh_TW" w:bidi="zh_TW"/>
+        </w:rPr>
+      </w:r>
+      <w:r>
+        <w:rPr>
+          <w:lang w:val="zh_TW" w:bidi="zh_TW"/>
+        </w:rPr>
+        <w:t>聖經作者也會以象徵描繪天使：</w:t>
+      </w:r>
+    </w:p>
+    <w:p>
+      <w:pPr>
+        <w:pStyle w:val="ListBullet"/>
+        <w:spacing w:line="240" w:lineRule="auto"/>
+        <w:ind w:left="720"/>
+      </w:pPr>
+      <w:r>
+        <w:rPr>
+          <w:lang w:val="zh_TW" w:bidi="zh_TW"/>
+        </w:rPr>
+      </w:r>
+      <w:r>
+        <w:rPr>
+          <w:lang w:val="zh_TW" w:bidi="zh_TW"/>
+        </w:rPr>
+        <w:t>約櫃上（</w:t>
+      </w:r>
+      <w:hyperlink r:id="rId109">
+        <w:r>
+          <w:rPr>
+            <w:lang w:val="zh_TW" w:bidi="zh_TW"/>
+          </w:rPr>
+          <w:rPr>
+            <w:color w:val="0000EE"/>
+            <w:u w:val="single"/>
+          </w:rPr>
+          <w:t>出25:18–22</w:t>
+        </w:r>
+      </w:hyperlink>
+      <w:r>
+        <w:rPr>
+          <w:lang w:val="zh_TW" w:bidi="zh_TW"/>
+        </w:rPr>
+        <w:t>），</w:t>
+      </w:r>
+    </w:p>
+    <w:p>
+      <w:pPr>
+        <w:pStyle w:val="ListBullet"/>
+        <w:spacing w:line="240" w:lineRule="auto"/>
+        <w:ind w:left="720"/>
+      </w:pPr>
+      <w:r>
+        <w:rPr>
+          <w:lang w:val="zh_TW" w:bidi="zh_TW"/>
+        </w:rPr>
+      </w:r>
+      <w:r>
+        <w:rPr>
+          <w:lang w:val="zh_TW" w:bidi="zh_TW"/>
+        </w:rPr>
+        <w:t>會幕中（</w:t>
+      </w:r>
+      <w:hyperlink r:id="rId110">
+        <w:r>
+          <w:rPr>
+            <w:lang w:val="zh_TW" w:bidi="zh_TW"/>
+          </w:rPr>
+          <w:rPr>
+            <w:color w:val="0000EE"/>
+            <w:u w:val="single"/>
+          </w:rPr>
+          <w:t>出26:31</w:t>
+        </w:r>
+      </w:hyperlink>
+      <w:r>
+        <w:rPr>
+          <w:lang w:val="zh_TW" w:bidi="zh_TW"/>
+        </w:rPr>
+        <w:t>），以及</w:t>
+      </w:r>
+    </w:p>
+    <w:p>
+      <w:pPr>
+        <w:pStyle w:val="ListBullet"/>
+        <w:spacing w:line="240" w:lineRule="auto"/>
+        <w:ind w:left="720"/>
+      </w:pPr>
+      <w:r>
+        <w:rPr>
+          <w:lang w:val="zh_TW" w:bidi="zh_TW"/>
+        </w:rPr>
+      </w:r>
+      <w:r>
+        <w:rPr>
+          <w:lang w:val="zh_TW" w:bidi="zh_TW"/>
+        </w:rPr>
+        <w:t>聖殿中（</w:t>
+      </w:r>
+      <w:hyperlink r:id="rId111">
+        <w:r>
+          <w:rPr>
+            <w:lang w:val="zh_TW" w:bidi="zh_TW"/>
+          </w:rPr>
+          <w:rPr>
+            <w:color w:val="0000EE"/>
+            <w:u w:val="single"/>
+          </w:rPr>
+          <w:t>代下3:7</w:t>
+        </w:r>
+      </w:hyperlink>
+      <w:r>
+        <w:rPr>
+          <w:lang w:val="zh_TW" w:bidi="zh_TW"/>
+        </w:rPr>
+        <w:t>）。</w:t>
+      </w:r>
+    </w:p>
+    <w:p>
+      <w:pPr/>
+      <w:r>
+        <w:rPr>
+          <w:lang w:val="zh_TW" w:bidi="zh_TW"/>
+        </w:rPr>
+      </w:r>
+      <w:r>
+        <w:rPr>
+          <w:lang w:val="zh_TW" w:bidi="zh_TW"/>
+        </w:rPr>
+        <w:t>先知以西結在異象中，看見天使出現在已經復興的耶路撒冷（</w:t>
+      </w:r>
+      <w:hyperlink r:id="rId112">
+        <w:r>
+          <w:rPr>
+            <w:lang w:val="zh_TW" w:bidi="zh_TW"/>
+          </w:rPr>
+          <w:rPr>
+            <w:color w:val="0000EE"/>
+            <w:u w:val="single"/>
+          </w:rPr>
+          <w:t>結41:18–20</w:t>
+        </w:r>
+      </w:hyperlink>
+      <w:r>
+        <w:rPr>
+          <w:lang w:val="zh_TW" w:bidi="zh_TW"/>
+        </w:rPr>
+        <w:t>）。聖經中提到有名字的天使有兩位：加百列與天使長（或為「首領」）米迦勒（</w:t>
+      </w:r>
+      <w:hyperlink r:id="rId113">
+        <w:r>
+          <w:rPr>
+            <w:lang w:val="zh_TW" w:bidi="zh_TW"/>
+          </w:rPr>
+          <w:rPr>
+            <w:color w:val="0000EE"/>
+            <w:u w:val="single"/>
+          </w:rPr>
+          <w:t>但8:16，</w:t>
+        </w:r>
+      </w:hyperlink>
+      <w:hyperlink r:id="rId114">
+        <w:r>
+          <w:rPr>
+            <w:lang w:val="zh_TW" w:bidi="zh_TW"/>
+          </w:rPr>
+          <w:rPr>
+            <w:color w:val="0000EE"/>
+            <w:u w:val="single"/>
+          </w:rPr>
+          <w:t>9:21，</w:t>
+        </w:r>
+      </w:hyperlink>
+      <w:hyperlink r:id="rId115">
+        <w:r>
+          <w:rPr>
+            <w:lang w:val="zh_TW" w:bidi="zh_TW"/>
+          </w:rPr>
+          <w:rPr>
+            <w:color w:val="0000EE"/>
+            <w:u w:val="single"/>
+          </w:rPr>
+          <w:t>10:13</w:t>
+        </w:r>
+      </w:hyperlink>
+      <w:r>
+        <w:rPr>
+          <w:lang w:val="zh_TW" w:bidi="zh_TW"/>
+        </w:rPr>
+        <w:t>；</w:t>
+      </w:r>
+      <w:hyperlink r:id="rId116">
+        <w:r>
+          <w:rPr>
+            <w:lang w:val="zh_TW" w:bidi="zh_TW"/>
+          </w:rPr>
+          <w:rPr>
+            <w:color w:val="0000EE"/>
+            <w:u w:val="single"/>
+          </w:rPr>
+          <w:t>路1:19、26</w:t>
+        </w:r>
+      </w:hyperlink>
+      <w:r>
+        <w:rPr>
+          <w:lang w:val="zh_TW" w:bidi="zh_TW"/>
+        </w:rPr>
+        <w:t>；</w:t>
+      </w:r>
+      <w:hyperlink r:id="rId117">
+        <w:r>
+          <w:rPr>
+            <w:lang w:val="zh_TW" w:bidi="zh_TW"/>
+          </w:rPr>
+          <w:rPr>
+            <w:color w:val="0000EE"/>
+            <w:u w:val="single"/>
+          </w:rPr>
+          <w:t>猶1:9</w:t>
+        </w:r>
+      </w:hyperlink>
+      <w:r>
+        <w:rPr>
+          <w:lang w:val="zh_TW" w:bidi="zh_TW"/>
+        </w:rPr>
+        <w:t>；</w:t>
+      </w:r>
+      <w:hyperlink r:id="rId118">
+        <w:r>
+          <w:rPr>
+            <w:lang w:val="zh_TW" w:bidi="zh_TW"/>
+          </w:rPr>
+          <w:rPr>
+            <w:color w:val="0000EE"/>
+            <w:u w:val="single"/>
+          </w:rPr>
+          <w:t>啟12:7–9</w:t>
+        </w:r>
+      </w:hyperlink>
+      <w:r>
+        <w:rPr>
+          <w:lang w:val="zh_TW" w:bidi="zh_TW"/>
+        </w:rPr>
+        <w:t>）。</w:t>
+      </w:r>
+    </w:p>
+    <w:p>
+      <w:pPr/>
+      <w:r>
+        <w:rPr>
+          <w:lang w:val="zh_TW" w:bidi="zh_TW"/>
+        </w:rPr>
+      </w:r>
+      <w:r>
+        <w:rPr>
+          <w:lang w:val="zh_TW" w:bidi="zh_TW"/>
+        </w:rPr>
+        <w:t>在聖經中，天使是屬靈的存在，常常擔任使者的角色。英文的angel一詞直接源自希臘文，意思就是「使者」。在</w:t>
+      </w:r>
+      <w:hyperlink r:id="rId119">
+        <w:r>
+          <w:rPr>
+            <w:lang w:val="zh_TW" w:bidi="zh_TW"/>
+          </w:rPr>
+          <w:rPr>
+            <w:color w:val="0000EE"/>
+            <w:u w:val="single"/>
+          </w:rPr>
+          <w:t>路加福音九章52節</w:t>
+        </w:r>
+      </w:hyperlink>
+      <w:r>
+        <w:rPr>
+          <w:lang w:val="zh_TW" w:bidi="zh_TW"/>
+        </w:rPr>
+        <w:t>中，耶穌差遣「使者」走在前面；大多數時候，這個詞語也譯為「天使」，指神所差派的屬靈使者。</w:t>
+      </w:r>
+    </w:p>
+    <w:p>
+      <w:pPr/>
+      <w:r>
+        <w:rPr>
+          <w:lang w:val="zh_TW" w:bidi="zh_TW"/>
+        </w:rPr>
+      </w:r>
+      <w:r>
+        <w:rPr>
+          <w:lang w:val="zh_TW" w:bidi="zh_TW"/>
+        </w:rPr>
+        <w:t>在舊約聖經中，希伯來文詞語既可指人間的使者，也可指屬靈的存在；我們未必能立即分辨該詞語指的是哪一種，尤其因為天使有時會以人的面貌出現。在某些經文中，「神的使者」或類似表達，可能指神親自傳達自己的信息（見</w:t>
+      </w:r>
+      <w:hyperlink r:id="rId120">
+        <w:r>
+          <w:rPr>
+            <w:lang w:val="zh_TW" w:bidi="zh_TW"/>
+          </w:rPr>
+          <w:rPr>
+            <w:color w:val="0000EE"/>
+            <w:u w:val="single"/>
+          </w:rPr>
+          <w:t>創18:2–15</w:t>
+        </w:r>
+      </w:hyperlink>
+      <w:r>
+        <w:rPr>
+          <w:lang w:val="zh_TW" w:bidi="zh_TW"/>
+        </w:rPr>
+        <w:t>）。</w:t>
+      </w:r>
+    </w:p>
+    <w:p>
+      <w:pPr>
+        <w:pStyle w:val="Heading3"/>
+      </w:pPr>
+      <w:r>
+        <w:rPr>
+          <w:lang w:val="zh_TW" w:bidi="zh_TW"/>
+        </w:rPr>
+        <w:t>聖經中天使的角色與職分</w:t>
+      </w:r>
+    </w:p>
+    <w:p>
+      <w:pPr/>
+      <w:r>
+        <w:rPr>
+          <w:lang w:val="zh_TW" w:bidi="zh_TW"/>
+        </w:rPr>
+      </w:r>
+      <w:r>
+        <w:rPr>
+          <w:lang w:val="zh_TW" w:bidi="zh_TW"/>
+        </w:rPr>
+        <w:t>天使在聖經裡向人顯現是為了：</w:t>
+      </w:r>
+    </w:p>
+    <w:p>
+      <w:pPr>
+        <w:pStyle w:val="ListBullet"/>
+        <w:spacing w:line="240" w:lineRule="auto"/>
+        <w:ind w:left="720"/>
+      </w:pPr>
+      <w:r>
+        <w:rPr>
+          <w:lang w:val="zh_TW" w:bidi="zh_TW"/>
+        </w:rPr>
+      </w:r>
+      <w:r>
+        <w:rPr>
+          <w:lang w:val="zh_TW" w:bidi="zh_TW"/>
+        </w:rPr>
+        <w:t>宣告好消息 （</w:t>
+      </w:r>
+      <w:hyperlink r:id="rId121">
+        <w:r>
+          <w:rPr>
+            <w:lang w:val="zh_TW" w:bidi="zh_TW"/>
+          </w:rPr>
+          <w:rPr>
+            <w:color w:val="0000EE"/>
+            <w:u w:val="single"/>
+          </w:rPr>
+          <w:t>士13:3</w:t>
+        </w:r>
+      </w:hyperlink>
+      <w:r>
+        <w:rPr>
+          <w:lang w:val="zh_TW" w:bidi="zh_TW"/>
+        </w:rPr>
+        <w:t>）</w:t>
+      </w:r>
+    </w:p>
+    <w:p>
+      <w:pPr>
+        <w:pStyle w:val="ListBullet"/>
+        <w:spacing w:line="240" w:lineRule="auto"/>
+        <w:ind w:left="720"/>
+      </w:pPr>
+      <w:r>
+        <w:rPr>
+          <w:lang w:val="zh_TW" w:bidi="zh_TW"/>
+        </w:rPr>
+      </w:r>
+      <w:r>
+        <w:rPr>
+          <w:lang w:val="zh_TW" w:bidi="zh_TW"/>
+        </w:rPr>
+        <w:t>警告危險（</w:t>
+      </w:r>
+      <w:hyperlink r:id="rId122">
+        <w:r>
+          <w:rPr>
+            <w:lang w:val="zh_TW" w:bidi="zh_TW"/>
+          </w:rPr>
+          <w:rPr>
+            <w:color w:val="0000EE"/>
+            <w:u w:val="single"/>
+          </w:rPr>
+          <w:t>創19:15</w:t>
+        </w:r>
+      </w:hyperlink>
+      <w:r>
+        <w:rPr>
+          <w:lang w:val="zh_TW" w:bidi="zh_TW"/>
+        </w:rPr>
+        <w:t>）</w:t>
+      </w:r>
+    </w:p>
+    <w:p>
+      <w:pPr>
+        <w:pStyle w:val="ListBullet"/>
+        <w:spacing w:line="240" w:lineRule="auto"/>
+        <w:ind w:left="720"/>
+      </w:pPr>
+      <w:r>
+        <w:rPr>
+          <w:lang w:val="zh_TW" w:bidi="zh_TW"/>
+        </w:rPr>
+      </w:r>
+      <w:r>
+        <w:rPr>
+          <w:lang w:val="zh_TW" w:bidi="zh_TW"/>
+        </w:rPr>
+        <w:t>保護人免受邪惡所害（</w:t>
+      </w:r>
+      <w:hyperlink r:id="rId123">
+        <w:r>
+          <w:rPr>
+            <w:lang w:val="zh_TW" w:bidi="zh_TW"/>
+          </w:rPr>
+          <w:rPr>
+            <w:color w:val="0000EE"/>
+            <w:u w:val="single"/>
+          </w:rPr>
+          <w:t>但3:28，</w:t>
+        </w:r>
+      </w:hyperlink>
+      <w:hyperlink r:id="rId124">
+        <w:r>
+          <w:rPr>
+            <w:lang w:val="zh_TW" w:bidi="zh_TW"/>
+          </w:rPr>
+          <w:rPr>
+            <w:color w:val="0000EE"/>
+            <w:u w:val="single"/>
+          </w:rPr>
+          <w:t>6:22</w:t>
+        </w:r>
+      </w:hyperlink>
+      <w:r>
+        <w:rPr>
+          <w:lang w:val="zh_TW" w:bidi="zh_TW"/>
+        </w:rPr>
+        <w:t>）</w:t>
+      </w:r>
+    </w:p>
+    <w:p>
+      <w:pPr>
+        <w:pStyle w:val="ListBullet"/>
+        <w:spacing w:line="240" w:lineRule="auto"/>
+        <w:ind w:left="720"/>
+      </w:pPr>
+      <w:r>
+        <w:rPr>
+          <w:lang w:val="zh_TW" w:bidi="zh_TW"/>
+        </w:rPr>
+      </w:r>
+      <w:r>
+        <w:rPr>
+          <w:lang w:val="zh_TW" w:bidi="zh_TW"/>
+        </w:rPr>
+        <w:t>引導和保護（</w:t>
+      </w:r>
+      <w:hyperlink r:id="rId125">
+        <w:r>
+          <w:rPr>
+            <w:lang w:val="zh_TW" w:bidi="zh_TW"/>
+          </w:rPr>
+          <w:rPr>
+            <w:color w:val="0000EE"/>
+            <w:u w:val="single"/>
+          </w:rPr>
+          <w:t>出14:19</w:t>
+        </w:r>
+      </w:hyperlink>
+      <w:r>
+        <w:rPr>
+          <w:lang w:val="zh_TW" w:bidi="zh_TW"/>
+        </w:rPr>
+        <w:t>）</w:t>
+      </w:r>
+    </w:p>
+    <w:p>
+      <w:pPr>
+        <w:pStyle w:val="ListBullet"/>
+        <w:spacing w:line="240" w:lineRule="auto"/>
+        <w:ind w:left="720"/>
+      </w:pPr>
+      <w:r>
+        <w:rPr>
+          <w:lang w:val="zh_TW" w:bidi="zh_TW"/>
+        </w:rPr>
+      </w:r>
+      <w:r>
+        <w:rPr>
+          <w:lang w:val="zh_TW" w:bidi="zh_TW"/>
+        </w:rPr>
+        <w:t>供應飲食（</w:t>
+      </w:r>
+      <w:hyperlink r:id="rId126">
+        <w:r>
+          <w:rPr>
+            <w:lang w:val="zh_TW" w:bidi="zh_TW"/>
+          </w:rPr>
+          <w:rPr>
+            <w:color w:val="0000EE"/>
+            <w:u w:val="single"/>
+          </w:rPr>
+          <w:t>創21:14–20</w:t>
+        </w:r>
+      </w:hyperlink>
+      <w:r>
+        <w:rPr>
+          <w:lang w:val="zh_TW" w:bidi="zh_TW"/>
+        </w:rPr>
+        <w:t>；</w:t>
+      </w:r>
+      <w:hyperlink r:id="rId127">
+        <w:r>
+          <w:rPr>
+            <w:lang w:val="zh_TW" w:bidi="zh_TW"/>
+          </w:rPr>
+          <w:rPr>
+            <w:color w:val="0000EE"/>
+            <w:u w:val="single"/>
+          </w:rPr>
+          <w:t>王上19:4–7</w:t>
+        </w:r>
+      </w:hyperlink>
+      <w:r>
+        <w:rPr>
+          <w:lang w:val="zh_TW" w:bidi="zh_TW"/>
+        </w:rPr>
+        <w:t>）</w:t>
+      </w:r>
+    </w:p>
+    <w:p>
+      <w:pPr>
+        <w:pStyle w:val="ListBullet"/>
+        <w:spacing w:line="240" w:lineRule="auto"/>
+        <w:ind w:left="720"/>
+      </w:pPr>
+      <w:r>
+        <w:rPr>
+          <w:lang w:val="zh_TW" w:bidi="zh_TW"/>
+        </w:rPr>
+      </w:r>
+      <w:r>
+        <w:rPr>
+          <w:lang w:val="zh_TW" w:bidi="zh_TW"/>
+        </w:rPr>
+        <w:t>教導（</w:t>
+      </w:r>
+      <w:hyperlink r:id="rId128">
+        <w:r>
+          <w:rPr>
+            <w:lang w:val="zh_TW" w:bidi="zh_TW"/>
+          </w:rPr>
+          <w:rPr>
+            <w:color w:val="0000EE"/>
+            <w:u w:val="single"/>
+          </w:rPr>
+          <w:t>徒7:38</w:t>
+        </w:r>
+      </w:hyperlink>
+      <w:r>
+        <w:rPr>
+          <w:lang w:val="zh_TW" w:bidi="zh_TW"/>
+        </w:rPr>
+        <w:t>；</w:t>
+      </w:r>
+      <w:hyperlink r:id="rId129">
+        <w:r>
+          <w:rPr>
+            <w:lang w:val="zh_TW" w:bidi="zh_TW"/>
+          </w:rPr>
+          <w:rPr>
+            <w:color w:val="0000EE"/>
+            <w:u w:val="single"/>
+          </w:rPr>
+          <w:t>加3:19</w:t>
+        </w:r>
+      </w:hyperlink>
+      <w:r>
+        <w:rPr>
+          <w:lang w:val="zh_TW" w:bidi="zh_TW"/>
+        </w:rPr>
+        <w:t>）</w:t>
+      </w:r>
+    </w:p>
+    <w:p>
+      <w:pPr/>
+      <w:r>
+        <w:rPr>
+          <w:lang w:val="zh_TW" w:bidi="zh_TW"/>
+        </w:rPr>
+      </w:r>
+      <w:r>
+        <w:rPr>
+          <w:lang w:val="zh_TW" w:bidi="zh_TW"/>
+        </w:rPr>
+        <w:t>當基督以救主的身分降生時，天使：</w:t>
+      </w:r>
+    </w:p>
+    <w:p>
+      <w:pPr>
+        <w:pStyle w:val="ListBullet"/>
+        <w:spacing w:line="240" w:lineRule="auto"/>
+        <w:ind w:left="720"/>
+      </w:pPr>
+      <w:r>
+        <w:rPr>
+          <w:lang w:val="zh_TW" w:bidi="zh_TW"/>
+        </w:rPr>
+      </w:r>
+      <w:r>
+        <w:rPr>
+          <w:lang w:val="zh_TW" w:bidi="zh_TW"/>
+        </w:rPr>
+        <w:t>宣告祂的降生（</w:t>
+      </w:r>
+      <w:hyperlink r:id="rId130">
+        <w:r>
+          <w:rPr>
+            <w:lang w:val="zh_TW" w:bidi="zh_TW"/>
+          </w:rPr>
+          <w:rPr>
+            <w:color w:val="0000EE"/>
+            <w:u w:val="single"/>
+          </w:rPr>
+          <w:t>路2:8–15</w:t>
+        </w:r>
+      </w:hyperlink>
+      <w:r>
+        <w:rPr>
+          <w:lang w:val="zh_TW" w:bidi="zh_TW"/>
+        </w:rPr>
+        <w:t>）</w:t>
+      </w:r>
+    </w:p>
+    <w:p>
+      <w:pPr>
+        <w:pStyle w:val="ListBullet"/>
+        <w:spacing w:line="240" w:lineRule="auto"/>
+        <w:ind w:left="720"/>
+      </w:pPr>
+      <w:r>
+        <w:rPr>
+          <w:lang w:val="zh_TW" w:bidi="zh_TW"/>
+        </w:rPr>
+      </w:r>
+      <w:r>
+        <w:rPr>
+          <w:lang w:val="zh_TW" w:bidi="zh_TW"/>
+        </w:rPr>
+        <w:t>引導並警告祂的父母（</w:t>
+      </w:r>
+      <w:hyperlink r:id="rId131">
+        <w:r>
+          <w:rPr>
+            <w:lang w:val="zh_TW" w:bidi="zh_TW"/>
+          </w:rPr>
+          <w:rPr>
+            <w:color w:val="0000EE"/>
+            <w:u w:val="single"/>
+          </w:rPr>
+          <w:t>太2:13</w:t>
+        </w:r>
+      </w:hyperlink>
+      <w:r>
+        <w:rPr>
+          <w:lang w:val="zh_TW" w:bidi="zh_TW"/>
+        </w:rPr>
+        <w:t>）</w:t>
+      </w:r>
+    </w:p>
+    <w:p>
+      <w:pPr>
+        <w:pStyle w:val="ListBullet"/>
+        <w:spacing w:line="240" w:lineRule="auto"/>
+        <w:ind w:left="720"/>
+      </w:pPr>
+      <w:r>
+        <w:rPr>
+          <w:lang w:val="zh_TW" w:bidi="zh_TW"/>
+        </w:rPr>
+      </w:r>
+      <w:r>
+        <w:rPr>
+          <w:lang w:val="zh_TW" w:bidi="zh_TW"/>
+        </w:rPr>
+        <w:t>當祂受到試探時為祂加力（</w:t>
+      </w:r>
+      <w:hyperlink r:id="rId132">
+        <w:r>
+          <w:rPr>
+            <w:lang w:val="zh_TW" w:bidi="zh_TW"/>
+          </w:rPr>
+          <w:rPr>
+            <w:color w:val="0000EE"/>
+            <w:u w:val="single"/>
+          </w:rPr>
+          <w:t>太4:11</w:t>
+        </w:r>
+      </w:hyperlink>
+      <w:r>
+        <w:rPr>
+          <w:lang w:val="zh_TW" w:bidi="zh_TW"/>
+        </w:rPr>
+        <w:t>）</w:t>
+      </w:r>
+    </w:p>
+    <w:p>
+      <w:pPr>
+        <w:pStyle w:val="ListBullet"/>
+        <w:spacing w:line="240" w:lineRule="auto"/>
+        <w:ind w:left="720"/>
+      </w:pPr>
+      <w:r>
+        <w:rPr>
+          <w:lang w:val="zh_TW" w:bidi="zh_TW"/>
+        </w:rPr>
+      </w:r>
+      <w:r>
+        <w:rPr>
+          <w:lang w:val="zh_TW" w:bidi="zh_TW"/>
+        </w:rPr>
+        <w:t>在祂最後的痛苦時刻中加添祂的力量（</w:t>
+      </w:r>
+      <w:hyperlink r:id="rId133">
+        <w:r>
+          <w:rPr>
+            <w:lang w:val="zh_TW" w:bidi="zh_TW"/>
+          </w:rPr>
+          <w:rPr>
+            <w:color w:val="0000EE"/>
+            <w:u w:val="single"/>
+          </w:rPr>
+          <w:t>路22:43–44</w:t>
+        </w:r>
+      </w:hyperlink>
+      <w:r>
+        <w:rPr>
+          <w:lang w:val="zh_TW" w:bidi="zh_TW"/>
+        </w:rPr>
+        <w:t>，見部分抄本）</w:t>
+      </w:r>
+    </w:p>
+    <w:p>
+      <w:pPr>
+        <w:pStyle w:val="ListBullet"/>
+        <w:spacing w:line="240" w:lineRule="auto"/>
+        <w:ind w:left="720"/>
+      </w:pPr>
+      <w:r>
+        <w:rPr>
+          <w:lang w:val="zh_TW" w:bidi="zh_TW"/>
+        </w:rPr>
+      </w:r>
+      <w:r>
+        <w:rPr>
+          <w:lang w:val="zh_TW" w:bidi="zh_TW"/>
+        </w:rPr>
+        <w:t>見證祂復活 （</w:t>
+      </w:r>
+      <w:hyperlink r:id="rId134">
+        <w:r>
+          <w:rPr>
+            <w:lang w:val="zh_TW" w:bidi="zh_TW"/>
+          </w:rPr>
+          <w:rPr>
+            <w:color w:val="0000EE"/>
+            <w:u w:val="single"/>
+          </w:rPr>
+          <w:t>太28:1–6</w:t>
+        </w:r>
+      </w:hyperlink>
+      <w:r>
+        <w:rPr>
+          <w:lang w:val="zh_TW" w:bidi="zh_TW"/>
+        </w:rPr>
+        <w:t>）</w:t>
+      </w:r>
+    </w:p>
+    <w:p>
+      <w:pPr/>
+      <w:r>
+        <w:rPr>
+          <w:lang w:val="zh_TW" w:bidi="zh_TW"/>
+        </w:rPr>
+      </w:r>
+      <w:r>
+        <w:rPr>
+          <w:lang w:val="zh_TW" w:bidi="zh_TW"/>
+        </w:rPr>
+        <w:t>新約聖經裡有幾個天使與人接觸的例子：</w:t>
+      </w:r>
+    </w:p>
+    <w:p>
+      <w:pPr>
+        <w:pStyle w:val="ListBullet"/>
+        <w:spacing w:line="240" w:lineRule="auto"/>
+        <w:ind w:left="720"/>
+      </w:pPr>
+      <w:r>
+        <w:rPr>
+          <w:lang w:val="zh_TW" w:bidi="zh_TW"/>
+        </w:rPr>
+      </w:r>
+      <w:r>
+        <w:rPr>
+          <w:lang w:val="zh_TW" w:bidi="zh_TW"/>
+        </w:rPr>
+        <w:t>耶穌談到孩子有天上的使者看顧他們（</w:t>
+      </w:r>
+      <w:hyperlink r:id="rId135">
+        <w:r>
+          <w:rPr>
+            <w:lang w:val="zh_TW" w:bidi="zh_TW"/>
+          </w:rPr>
+          <w:rPr>
+            <w:color w:val="0000EE"/>
+            <w:u w:val="single"/>
+          </w:rPr>
+          <w:t>太18:10</w:t>
+        </w:r>
+      </w:hyperlink>
+      <w:r>
+        <w:rPr>
+          <w:lang w:val="zh_TW" w:bidi="zh_TW"/>
+        </w:rPr>
+        <w:t>）。</w:t>
+      </w:r>
+    </w:p>
+    <w:p>
+      <w:pPr>
+        <w:pStyle w:val="ListBullet"/>
+        <w:spacing w:line="240" w:lineRule="auto"/>
+        <w:ind w:left="720"/>
+      </w:pPr>
+      <w:r>
+        <w:rPr>
+          <w:lang w:val="zh_TW" w:bidi="zh_TW"/>
+        </w:rPr>
+      </w:r>
+      <w:r>
+        <w:rPr>
+          <w:lang w:val="zh_TW" w:bidi="zh_TW"/>
+        </w:rPr>
+        <w:t>有天使引導腓利（</w:t>
+      </w:r>
+      <w:hyperlink r:id="rId136">
+        <w:r>
+          <w:rPr>
+            <w:lang w:val="zh_TW" w:bidi="zh_TW"/>
+          </w:rPr>
+          <w:rPr>
+            <w:color w:val="0000EE"/>
+            <w:u w:val="single"/>
+          </w:rPr>
+          <w:t>徒8:26</w:t>
+        </w:r>
+      </w:hyperlink>
+      <w:r>
+        <w:rPr>
+          <w:lang w:val="zh_TW" w:bidi="zh_TW"/>
+        </w:rPr>
+        <w:t>）。</w:t>
+      </w:r>
+    </w:p>
+    <w:p>
+      <w:pPr>
+        <w:pStyle w:val="ListBullet"/>
+        <w:spacing w:line="240" w:lineRule="auto"/>
+        <w:ind w:left="720"/>
+      </w:pPr>
+      <w:r>
+        <w:rPr>
+          <w:lang w:val="zh_TW" w:bidi="zh_TW"/>
+        </w:rPr>
+      </w:r>
+      <w:r>
+        <w:rPr>
+          <w:lang w:val="zh_TW" w:bidi="zh_TW"/>
+        </w:rPr>
+        <w:t>有天使把使徒從監裡救出來（</w:t>
+      </w:r>
+      <w:hyperlink r:id="rId137">
+        <w:r>
+          <w:rPr>
+            <w:lang w:val="zh_TW" w:bidi="zh_TW"/>
+          </w:rPr>
+          <w:rPr>
+            <w:color w:val="0000EE"/>
+            <w:u w:val="single"/>
+          </w:rPr>
+          <w:t>徒5:19，</w:t>
+        </w:r>
+      </w:hyperlink>
+      <w:hyperlink r:id="rId138">
+        <w:r>
+          <w:rPr>
+            <w:lang w:val="zh_TW" w:bidi="zh_TW"/>
+          </w:rPr>
+          <w:rPr>
+            <w:color w:val="0000EE"/>
+            <w:u w:val="single"/>
+          </w:rPr>
+          <w:t>12:7–11</w:t>
+        </w:r>
+      </w:hyperlink>
+      <w:r>
+        <w:rPr>
+          <w:lang w:val="zh_TW" w:bidi="zh_TW"/>
+        </w:rPr>
+        <w:t>）。</w:t>
+      </w:r>
+    </w:p>
+    <w:p>
+      <w:pPr>
+        <w:pStyle w:val="ListBullet"/>
+        <w:spacing w:line="240" w:lineRule="auto"/>
+        <w:ind w:left="720"/>
+      </w:pPr>
+      <w:r>
+        <w:rPr>
+          <w:lang w:val="zh_TW" w:bidi="zh_TW"/>
+        </w:rPr>
+      </w:r>
+      <w:r>
+        <w:rPr>
+          <w:lang w:val="zh_TW" w:bidi="zh_TW"/>
+        </w:rPr>
+        <w:t>保羅在可怕的處境中得到天使鼓勵（</w:t>
+      </w:r>
+      <w:hyperlink r:id="rId139">
+        <w:r>
+          <w:rPr>
+            <w:lang w:val="zh_TW" w:bidi="zh_TW"/>
+          </w:rPr>
+          <w:rPr>
+            <w:color w:val="0000EE"/>
+            <w:u w:val="single"/>
+          </w:rPr>
+          <w:t>徒27:21–25</w:t>
+        </w:r>
+      </w:hyperlink>
+      <w:r>
+        <w:rPr>
+          <w:lang w:val="zh_TW" w:bidi="zh_TW"/>
+        </w:rPr>
+        <w:t>）。</w:t>
+      </w:r>
+    </w:p>
+    <w:p>
+      <w:pPr>
+        <w:pStyle w:val="Heading3"/>
+      </w:pPr>
+      <w:r>
+        <w:rPr>
+          <w:lang w:val="zh_TW" w:bidi="zh_TW"/>
+        </w:rPr>
+        <w:t>天使的外貌與異象</w:t>
+      </w:r>
+    </w:p>
+    <w:p>
+      <w:pPr/>
+      <w:r>
+        <w:rPr>
+          <w:lang w:val="zh_TW" w:bidi="zh_TW"/>
+        </w:rPr>
+      </w:r>
+      <w:r>
+        <w:rPr>
+          <w:lang w:val="zh_TW" w:bidi="zh_TW"/>
+        </w:rPr>
+        <w:t>聖經對於天使外貌的描述，往往是指他們有別於常人。例如，把石頭從耶穌墳墓入口挪開的天使，相貌好像閃電，衣服潔白如雪（</w:t>
+      </w:r>
+      <w:hyperlink r:id="rId140">
+        <w:r>
+          <w:rPr>
+            <w:lang w:val="zh_TW" w:bidi="zh_TW"/>
+          </w:rPr>
+          <w:rPr>
+            <w:color w:val="0000EE"/>
+            <w:u w:val="single"/>
+          </w:rPr>
+          <w:t>太28:3</w:t>
+        </w:r>
+      </w:hyperlink>
+      <w:r>
+        <w:rPr>
+          <w:lang w:val="zh_TW" w:bidi="zh_TW"/>
+        </w:rPr>
+        <w:t>）。</w:t>
+      </w:r>
+    </w:p>
+    <w:p>
+      <w:pPr/>
+      <w:r>
+        <w:rPr>
+          <w:lang w:val="zh_TW" w:bidi="zh_TW"/>
+        </w:rPr>
+      </w:r>
+      <w:r>
+        <w:rPr>
+          <w:lang w:val="zh_TW" w:bidi="zh_TW"/>
+        </w:rPr>
+        <w:t>許多關於天使的經文，都是夢境或異象的描述。「雅各的梯子」上有天使上去下來（</w:t>
+      </w:r>
+      <w:hyperlink r:id="rId141">
+        <w:r>
+          <w:rPr>
+            <w:lang w:val="zh_TW" w:bidi="zh_TW"/>
+          </w:rPr>
+          <w:rPr>
+            <w:color w:val="0000EE"/>
+            <w:u w:val="single"/>
+          </w:rPr>
+          <w:t>創28:12</w:t>
+        </w:r>
+      </w:hyperlink>
+      <w:r>
+        <w:rPr>
+          <w:lang w:val="zh_TW" w:bidi="zh_TW"/>
+        </w:rPr>
+        <w:t>）便是一例。在另一個夢裡，天使對雅各說話（</w:t>
+      </w:r>
+      <w:hyperlink r:id="rId142">
+        <w:r>
+          <w:rPr>
+            <w:lang w:val="zh_TW" w:bidi="zh_TW"/>
+          </w:rPr>
+          <w:rPr>
+            <w:color w:val="0000EE"/>
+            <w:u w:val="single"/>
+          </w:rPr>
+          <w:t>創31:11</w:t>
+        </w:r>
+      </w:hyperlink>
+      <w:r>
+        <w:rPr>
+          <w:lang w:val="zh_TW" w:bidi="zh_TW"/>
+        </w:rPr>
+        <w:t>）。哥尼流在異象裡看見天使（</w:t>
+      </w:r>
+      <w:hyperlink r:id="rId143">
+        <w:r>
+          <w:rPr>
+            <w:lang w:val="zh_TW" w:bidi="zh_TW"/>
+          </w:rPr>
+          <w:rPr>
+            <w:color w:val="0000EE"/>
+            <w:u w:val="single"/>
+          </w:rPr>
+          <w:t>徒10:1–3</w:t>
+        </w:r>
+      </w:hyperlink>
+      <w:r>
+        <w:rPr>
+          <w:lang w:val="zh_TW" w:bidi="zh_TW"/>
+        </w:rPr>
+        <w:t>）。較重要的經文包括</w:t>
+      </w:r>
+      <w:hyperlink r:id="rId84">
+        <w:r>
+          <w:rPr>
+            <w:lang w:val="zh_TW" w:bidi="zh_TW"/>
+          </w:rPr>
+          <w:rPr>
+            <w:color w:val="0000EE"/>
+            <w:u w:val="single"/>
+          </w:rPr>
+          <w:t>以賽亞書六章</w:t>
+        </w:r>
+      </w:hyperlink>
+      <w:r>
+        <w:rPr>
+          <w:lang w:val="zh_TW" w:bidi="zh_TW"/>
+        </w:rPr>
+        <w:t>（撒拉弗），以西結書的大部分（基路伯），以及但以理書和撒迦利亞書的許多部分。</w:t>
+      </w:r>
+    </w:p>
+    <w:p>
+      <w:pPr/>
+      <w:r>
+        <w:rPr>
+          <w:lang w:val="zh_TW" w:bidi="zh_TW"/>
+        </w:rPr>
+      </w:r>
+      <w:r>
+        <w:rPr>
+          <w:lang w:val="zh_TW" w:bidi="zh_TW"/>
+        </w:rPr>
+        <w:t>在新約聖經中，三分之一以上提到天使的內容出現在啟示錄。大多數情況下，這些天使是在異象裡出現的榮耀或可畏的形象，不能誤以為他們是人。描述這些異象的語言往往帶著奧祕與隱喻的特質，也因此不容易解釋。</w:t>
+      </w:r>
+    </w:p>
+    <w:p>
+      <w:pPr>
+        <w:pStyle w:val="Heading3"/>
+      </w:pPr>
+      <w:r>
+        <w:rPr>
+          <w:lang w:val="zh_TW" w:bidi="zh_TW"/>
+        </w:rPr>
+        <w:t>基督教神學中的天使</w:t>
+      </w:r>
+    </w:p>
+    <w:p>
+      <w:pPr/>
+      <w:r>
+        <w:rPr>
+          <w:lang w:val="zh_TW" w:bidi="zh_TW"/>
+        </w:rPr>
+      </w:r>
+      <w:r>
+        <w:rPr>
+          <w:lang w:val="zh_TW" w:bidi="zh_TW"/>
+        </w:rPr>
+        <w:t>天使論（angelology）指對天使的教義研究，雖然聖經多次提到天使，但天使論在基督教神學中並不是主要主題。聖經把天使算在神的創造之中（</w:t>
+      </w:r>
+      <w:hyperlink r:id="rId144">
+        <w:r>
+          <w:rPr>
+            <w:lang w:val="zh_TW" w:bidi="zh_TW"/>
+          </w:rPr>
+          <w:rPr>
+            <w:color w:val="0000EE"/>
+            <w:u w:val="single"/>
+          </w:rPr>
+          <w:t>詩148:2</w:t>
+        </w:r>
+      </w:hyperlink>
+      <w:r>
+        <w:rPr>
+          <w:lang w:val="zh_TW" w:bidi="zh_TW"/>
+        </w:rPr>
+        <w:t>；</w:t>
+      </w:r>
+      <w:hyperlink r:id="rId145">
+        <w:r>
+          <w:rPr>
+            <w:lang w:val="zh_TW" w:bidi="zh_TW"/>
+          </w:rPr>
+          <w:rPr>
+            <w:color w:val="0000EE"/>
+            <w:u w:val="single"/>
+          </w:rPr>
+          <w:t>西1:16</w:t>
+        </w:r>
+      </w:hyperlink>
+      <w:r>
+        <w:rPr>
+          <w:lang w:val="zh_TW" w:bidi="zh_TW"/>
+        </w:rPr>
+        <w:t>），經文亦暗示他們見證神創造世界（</w:t>
+      </w:r>
+      <w:hyperlink r:id="rId146">
+        <w:r>
+          <w:rPr>
+            <w:lang w:val="zh_TW" w:bidi="zh_TW"/>
+          </w:rPr>
+          <w:rPr>
+            <w:color w:val="0000EE"/>
+            <w:u w:val="single"/>
+          </w:rPr>
+          <w:t>伯38:7</w:t>
+        </w:r>
+      </w:hyperlink>
+      <w:r>
+        <w:rPr>
+          <w:lang w:val="zh_TW" w:bidi="zh_TW"/>
+        </w:rPr>
+        <w:t>）。無論天使與神的關係多親近，他們和人類一樣，都是受造之物。</w:t>
+      </w:r>
+    </w:p>
+    <w:p>
+      <w:pPr/>
+      <w:r>
+        <w:rPr>
+          <w:lang w:val="zh_TW" w:bidi="zh_TW"/>
+        </w:rPr>
+      </w:r>
+      <w:r>
+        <w:rPr>
+          <w:lang w:val="zh_TW" w:bidi="zh_TW"/>
+        </w:rPr>
+        <w:t>天使是完全屬靈的存在，因此他們不受人類限制所限。他們不會死（</w:t>
+      </w:r>
+      <w:hyperlink r:id="rId147">
+        <w:r>
+          <w:rPr>
+            <w:lang w:val="zh_TW" w:bidi="zh_TW"/>
+          </w:rPr>
+          <w:rPr>
+            <w:color w:val="0000EE"/>
+            <w:u w:val="single"/>
+          </w:rPr>
+          <w:t>路20:36</w:t>
+        </w:r>
+      </w:hyperlink>
+      <w:r>
+        <w:rPr>
+          <w:lang w:val="zh_TW" w:bidi="zh_TW"/>
+        </w:rPr>
+        <w:t>），又不嫁不娶，因此可視為沒有性別（</w:t>
+      </w:r>
+      <w:hyperlink r:id="rId148">
+        <w:r>
+          <w:rPr>
+            <w:lang w:val="zh_TW" w:bidi="zh_TW"/>
+          </w:rPr>
+          <w:rPr>
+            <w:color w:val="0000EE"/>
+            <w:u w:val="single"/>
+          </w:rPr>
+          <w:t>太22:30</w:t>
+        </w:r>
+      </w:hyperlink>
+      <w:r>
+        <w:rPr>
+          <w:lang w:val="zh_TW" w:bidi="zh_TW"/>
+        </w:rPr>
+        <w:t>）。天使向人顯現，若以人的形象出現，人們都把他看作男人，而不是女人或孩子。天使可以用人的語言說話，也能以其它方式影響人的生命，而這能力正是他們在聖經中的基本角色。</w:t>
+      </w:r>
+    </w:p>
+    <w:p>
+      <w:pPr/>
+      <w:r>
+        <w:rPr>
+          <w:lang w:val="zh_TW" w:bidi="zh_TW"/>
+        </w:rPr>
+      </w:r>
+      <w:r>
+        <w:rPr>
+          <w:lang w:val="zh_TW" w:bidi="zh_TW"/>
+        </w:rPr>
+        <w:t>天使的能力與令人敬畏的外貌，有時令人感到害怕，甚至想敬拜他們（</w:t>
+      </w:r>
+      <w:hyperlink r:id="rId149">
+        <w:r>
+          <w:rPr>
+            <w:lang w:val="zh_TW" w:bidi="zh_TW"/>
+          </w:rPr>
+          <w:rPr>
+            <w:color w:val="0000EE"/>
+            <w:u w:val="single"/>
+          </w:rPr>
+          <w:t>太28:2–4</w:t>
+        </w:r>
+      </w:hyperlink>
+      <w:r>
+        <w:rPr>
+          <w:lang w:val="zh_TW" w:bidi="zh_TW"/>
+        </w:rPr>
+        <w:t>）。新約聖經並不認可敬拜天使（</w:t>
+      </w:r>
+      <w:hyperlink r:id="rId150">
+        <w:r>
+          <w:rPr>
+            <w:lang w:val="zh_TW" w:bidi="zh_TW"/>
+          </w:rPr>
+          <w:rPr>
+            <w:color w:val="0000EE"/>
+            <w:u w:val="single"/>
+          </w:rPr>
+          <w:t>西2:18</w:t>
+        </w:r>
+      </w:hyperlink>
+      <w:r>
+        <w:rPr>
+          <w:lang w:val="zh_TW" w:bidi="zh_TW"/>
+        </w:rPr>
+        <w:t>；</w:t>
+      </w:r>
+      <w:hyperlink r:id="rId151">
+        <w:r>
+          <w:rPr>
+            <w:lang w:val="zh_TW" w:bidi="zh_TW"/>
+          </w:rPr>
+          <w:rPr>
+            <w:color w:val="0000EE"/>
+            <w:u w:val="single"/>
+          </w:rPr>
+          <w:t>啟22:8–9</w:t>
+        </w:r>
+      </w:hyperlink>
+      <w:r>
+        <w:rPr>
+          <w:lang w:val="zh_TW" w:bidi="zh_TW"/>
+        </w:rPr>
+        <w:t>）。雖然天使比人強壯並且更有智慧，但他們的能力與知識都受神的限制（</w:t>
+      </w:r>
+      <w:hyperlink r:id="rId152">
+        <w:r>
+          <w:rPr>
+            <w:lang w:val="zh_TW" w:bidi="zh_TW"/>
+          </w:rPr>
+          <w:rPr>
+            <w:color w:val="0000EE"/>
+            <w:u w:val="single"/>
+          </w:rPr>
+          <w:t>詩103:20</w:t>
+        </w:r>
+      </w:hyperlink>
+      <w:r>
+        <w:rPr>
+          <w:lang w:val="zh_TW" w:bidi="zh_TW"/>
+        </w:rPr>
+        <w:t>；</w:t>
+      </w:r>
+      <w:hyperlink r:id="rId153">
+        <w:r>
+          <w:rPr>
+            <w:lang w:val="zh_TW" w:bidi="zh_TW"/>
+          </w:rPr>
+          <w:rPr>
+            <w:color w:val="0000EE"/>
+            <w:u w:val="single"/>
+          </w:rPr>
+          <w:t>太24:36</w:t>
+        </w:r>
+      </w:hyperlink>
+      <w:r>
+        <w:rPr>
+          <w:lang w:val="zh_TW" w:bidi="zh_TW"/>
+        </w:rPr>
+        <w:t>；</w:t>
+      </w:r>
+      <w:hyperlink r:id="rId154">
+        <w:r>
+          <w:rPr>
+            <w:lang w:val="zh_TW" w:bidi="zh_TW"/>
+          </w:rPr>
+          <w:rPr>
+            <w:color w:val="0000EE"/>
+            <w:u w:val="single"/>
+          </w:rPr>
+          <w:t>彼前1:11–12</w:t>
+        </w:r>
+      </w:hyperlink>
+      <w:r>
+        <w:rPr>
+          <w:lang w:val="zh_TW" w:bidi="zh_TW"/>
+        </w:rPr>
+        <w:t>；</w:t>
+      </w:r>
+      <w:hyperlink r:id="rId155">
+        <w:r>
+          <w:rPr>
+            <w:lang w:val="zh_TW" w:bidi="zh_TW"/>
+          </w:rPr>
+          <w:rPr>
+            <w:color w:val="0000EE"/>
+            <w:u w:val="single"/>
+          </w:rPr>
+          <w:t>彼後2:11</w:t>
+        </w:r>
+      </w:hyperlink>
+      <w:r>
+        <w:rPr>
+          <w:lang w:val="zh_TW" w:bidi="zh_TW"/>
+        </w:rPr>
+        <w:t>）。</w:t>
+      </w:r>
+      <w:r>
+        <w:rPr>
+          <w:i/>
+          <w:lang w:val="zh_TW" w:bidi="zh_TW"/>
+        </w:rPr>
+        <w:t>見</w:t>
+      </w:r>
+      <w:r>
+        <w:rPr>
+          <w:lang w:val="zh_TW" w:bidi="zh_TW"/>
+        </w:rPr>
+        <w:t>基路伯，基路伯們</w:t>
+      </w:r>
+      <w:r>
+        <w:rPr>
+          <w:lang w:val="zh_TW" w:bidi="zh_TW"/>
+        </w:rPr>
+        <w:t>;；</w:t>
+      </w:r>
+      <w:r>
+        <w:rPr>
+          <w:lang w:val="zh_TW" w:bidi="zh_TW"/>
+        </w:rPr>
+        <w:t>撒拉弗， 撒拉弗們</w:t>
+      </w:r>
+      <w:r>
+        <w:rPr>
+          <w:lang w:val="zh_TW" w:bidi="zh_TW"/>
+        </w:rPr>
+        <w:t>；</w:t>
+      </w:r>
+      <w:r>
+        <w:rPr>
+          <w:lang w:val="zh_TW" w:bidi="zh_TW"/>
+        </w:rPr>
+        <w:t>鬼魔</w:t>
+      </w:r>
+      <w:r>
+        <w:rPr>
+          <w:lang w:val="zh_TW" w:bidi="zh_TW"/>
+        </w:rPr>
+        <w:t>；</w:t>
+      </w:r>
+      <w:r>
+        <w:rPr>
+          <w:lang w:val="zh_TW" w:bidi="zh_TW"/>
+        </w:rPr>
+        <w:t>鬼附</w:t>
+      </w:r>
+      <w:r>
+        <w:rPr>
+          <w:lang w:val="zh_TW" w:bidi="zh_TW"/>
+        </w:rPr>
+        <w:t>；</w:t>
+      </w:r>
+      <w:r>
+        <w:rPr>
+          <w:lang w:val="zh_TW" w:bidi="zh_TW"/>
+        </w:rPr>
+        <w:t>撒但</w:t>
+      </w:r>
+      <w:r>
+        <w:rPr>
+          <w:lang w:val="zh_TW" w:bidi="zh_TW"/>
+        </w:rPr>
+        <w:t>。</w:t>
+      </w:r>
+      <w:r>
+        <w:rPr>
+          <w:lang w:val="zh_TW" w:bidi="zh_TW"/>
+        </w:rPr>
+      </w:r>
+      <w:r>
+        <w:rPr>
+          <w:lang w:val="zh_TW" w:bidi="zh_TW"/>
+        </w:rPr>
+      </w:r>
+    </w:p>
+    <w:p>
+      <w:pPr/>
+      <w:r>
+        <w:rPr>
+          <w:lang w:val="zh_TW" w:bidi="zh_TW"/>
+        </w:rPr>
+      </w:r>
+    </w:p>
+    <w:p>
+      <w:pPr>
+        <w:pStyle w:val="Heading2"/>
+      </w:pPr>
+      <w:r>
+        <w:rPr>
+          <w:lang w:val="zh_TW" w:bidi="zh_TW"/>
+        </w:rPr>
+        <w:t>天使報喜</w:t>
+      </w:r>
+      <w:r>
+        <w:rPr>
+          <w:lang w:val="zh_TW" w:bidi="zh_TW"/>
+        </w:rPr>
+      </w:r>
+    </w:p>
+    <w:p>
+      <w:pPr/>
+      <w:r>
+        <w:rPr>
+          <w:lang w:val="zh_TW" w:bidi="zh_TW"/>
+        </w:rPr>
+      </w:r>
+      <w:r>
+        <w:rPr>
+          <w:lang w:val="zh_TW" w:bidi="zh_TW"/>
+        </w:rPr>
+        <w:t>天使報喜一詞是指基督教信仰中的一項重大事件：天使加百列奉差遣來到一位名叫馬利亞的年輕女子面前，向她宣告她將因神的聖靈感孕生子。加百列告訴馬利亞，這孩子將以奇妙的方式降生（</w:t>
+      </w:r>
+      <w:hyperlink r:id="rId156">
+        <w:r>
+          <w:rPr>
+            <w:lang w:val="zh_TW" w:bidi="zh_TW"/>
+          </w:rPr>
+          <w:rPr>
+            <w:color w:val="0000EE"/>
+            <w:u w:val="single"/>
+          </w:rPr>
+          <w:t>路1:26</w:t>
+        </w:r>
+      </w:hyperlink>
+      <w:hyperlink r:id="rId156">
+        <w:r>
+          <w:rPr>
+            <w:lang w:val="zh_TW" w:bidi="zh_TW"/>
+          </w:rPr>
+          <w:rPr>
+            <w:color w:val="0000EE"/>
+            <w:u w:val="single"/>
+          </w:rPr>
+          <w:t>-</w:t>
+        </w:r>
+      </w:hyperlink>
+      <w:r>
+        <w:rPr>
+          <w:lang w:val="zh_TW" w:bidi="zh_TW"/>
+        </w:rPr>
+        <w:t>38）。</w:t>
+      </w:r>
+    </w:p>
+    <w:p>
+      <w:pPr>
+        <w:pStyle w:val="Heading3"/>
+      </w:pPr>
+      <w:r>
+        <w:rPr>
+          <w:lang w:val="zh_TW" w:bidi="zh_TW"/>
+        </w:rPr>
+        <w:t>天使向馬利亞</w:t>
+      </w:r>
+      <w:r>
+        <w:rPr>
+          <w:b/>
+          <w:lang w:val="zh_TW" w:bidi="zh_TW"/>
+        </w:rPr>
+        <w:t>傳達的信息</w:t>
+      </w:r>
+    </w:p>
+    <w:p>
+      <w:pPr/>
+      <w:r>
+        <w:rPr>
+          <w:lang w:val="zh_TW" w:bidi="zh_TW"/>
+        </w:rPr>
+      </w:r>
+      <w:r>
+        <w:rPr>
+          <w:lang w:val="zh_TW" w:bidi="zh_TW"/>
+        </w:rPr>
+        <w:t>馬利亞因未婚而懷孕，將面臨許多困難。然而，天使加百列向她問安，並以特別的話語稱她為「蒙大恩的」或「極蒙祝福的」（</w:t>
+      </w:r>
+      <w:hyperlink r:id="rId157">
+        <w:r>
+          <w:rPr>
+            <w:lang w:val="zh_TW" w:bidi="zh_TW"/>
+          </w:rPr>
+          <w:rPr>
+            <w:color w:val="0000EE"/>
+            <w:u w:val="single"/>
+          </w:rPr>
+          <w:t>路1:28</w:t>
+        </w:r>
+      </w:hyperlink>
+      <w:r>
+        <w:rPr>
+          <w:lang w:val="zh_TW" w:bidi="zh_TW"/>
+        </w:rPr>
+        <w:t>）。正如聖經中所有遇見天使的人一樣，馬利亞見到加百列時感到害怕，心中思量：「這樣的問安是什麼意思呢？」（</w:t>
+      </w:r>
+      <w:hyperlink r:id="rId157">
+        <w:r>
+          <w:rPr>
+            <w:lang w:val="zh_TW" w:bidi="zh_TW"/>
+          </w:rPr>
+          <w:rPr>
+            <w:color w:val="0000EE"/>
+            <w:u w:val="single"/>
+          </w:rPr>
+          <w:t>路1:29</w:t>
+        </w:r>
+      </w:hyperlink>
+      <w:r>
+        <w:rPr>
+          <w:lang w:val="zh_TW" w:bidi="zh_TW"/>
+        </w:rPr>
+        <w:t>）。加百列安慰她，並告訴她，神已揀選她懷孕生子，並將孩子取名為耶穌。</w:t>
+      </w:r>
+    </w:p>
+    <w:p>
+      <w:pPr/>
+      <w:r>
+        <w:rPr>
+          <w:lang w:val="zh_TW" w:bidi="zh_TW"/>
+        </w:rPr>
+      </w:r>
+      <w:r>
+        <w:rPr>
+          <w:lang w:val="zh_TW" w:bidi="zh_TW"/>
+        </w:rPr>
+        <w:t>「耶穌」是希伯來名「約書亞」的希臘文形式，意為「耶和華是拯救」。馬太記載，天使向約瑟顯現，宣告馬利亞已因聖靈感孕懷了孩子。這位孩子將被稱為耶穌，「因他要將自己的百姓從罪惡中拯救出來」（</w:t>
+      </w:r>
+      <w:hyperlink r:id="rId158">
+        <w:r>
+          <w:rPr>
+            <w:lang w:val="zh_TW" w:bidi="zh_TW"/>
+          </w:rPr>
+          <w:rPr>
+            <w:color w:val="0000EE"/>
+            <w:u w:val="single"/>
+          </w:rPr>
+          <w:t>太1:18</w:t>
+        </w:r>
+      </w:hyperlink>
+      <w:hyperlink r:id="rId158">
+        <w:r>
+          <w:rPr>
+            <w:lang w:val="zh_TW" w:bidi="zh_TW"/>
+          </w:rPr>
+          <w:rPr>
+            <w:color w:val="0000EE"/>
+            <w:u w:val="single"/>
+          </w:rPr>
+          <w:t>-</w:t>
+        </w:r>
+      </w:hyperlink>
+      <w:r>
+        <w:rPr>
+          <w:lang w:val="zh_TW" w:bidi="zh_TW"/>
+        </w:rPr>
+        <w:t>21）。</w:t>
+      </w:r>
+    </w:p>
+    <w:p>
+      <w:pPr>
+        <w:pStyle w:val="Heading3"/>
+      </w:pPr>
+      <w:r>
+        <w:rPr>
+          <w:lang w:val="zh_TW" w:bidi="zh_TW"/>
+        </w:rPr>
+        <w:t>神關於耶穌的應許</w:t>
+      </w:r>
+    </w:p>
+    <w:p>
+      <w:pPr/>
+      <w:r>
+        <w:rPr>
+          <w:lang w:val="zh_TW" w:bidi="zh_TW"/>
+        </w:rPr>
+      </w:r>
+      <w:r>
+        <w:rPr>
+          <w:lang w:val="zh_TW" w:bidi="zh_TW"/>
+        </w:rPr>
+        <w:t>天使加百列引用了舊約聖經中的意象，預言馬利亞將要生的孩子（</w:t>
+      </w:r>
+      <w:hyperlink r:id="rId159">
+        <w:r>
+          <w:rPr>
+            <w:lang w:val="zh_TW" w:bidi="zh_TW"/>
+          </w:rPr>
+          <w:rPr>
+            <w:color w:val="0000EE"/>
+            <w:u w:val="single"/>
+          </w:rPr>
+          <w:t>路1:32</w:t>
+        </w:r>
+      </w:hyperlink>
+      <w:hyperlink r:id="rId156">
+        <w:r>
+          <w:rPr>
+            <w:lang w:val="zh_TW" w:bidi="zh_TW"/>
+          </w:rPr>
+          <w:rPr>
+            <w:color w:val="0000EE"/>
+            <w:u w:val="single"/>
+          </w:rPr>
+          <w:t>-</w:t>
+        </w:r>
+      </w:hyperlink>
+      <w:hyperlink r:id="rId159">
+        <w:r>
+          <w:rPr>
+            <w:lang w:val="zh_TW" w:bidi="zh_TW"/>
+          </w:rPr>
+          <w:rPr>
+            <w:color w:val="0000EE"/>
+            <w:u w:val="single"/>
+          </w:rPr>
+          <w:t>33</w:t>
+        </w:r>
+      </w:hyperlink>
+      <w:r>
+        <w:rPr>
+          <w:lang w:val="zh_TW" w:bidi="zh_TW"/>
+        </w:rPr>
+        <w:t>）。正如施洗約翰一樣，耶穌也將被稱為大；然而，耶穌的偉大卻具有截然不同的本質。施洗約翰是「在神面前為大」（</w:t>
+      </w:r>
+      <w:hyperlink r:id="rId160">
+        <w:r>
+          <w:rPr>
+            <w:lang w:val="zh_TW" w:bidi="zh_TW"/>
+          </w:rPr>
+          <w:rPr>
+            <w:color w:val="0000EE"/>
+            <w:u w:val="single"/>
+          </w:rPr>
+          <w:t>路1:15</w:t>
+        </w:r>
+      </w:hyperlink>
+      <w:r>
+        <w:rPr>
+          <w:lang w:val="zh_TW" w:bidi="zh_TW"/>
+        </w:rPr>
+        <w:t>），但耶穌卻要被稱為「至高者的兒子」（</w:t>
+      </w:r>
+      <w:hyperlink r:id="rId161">
+        <w:r>
+          <w:rPr>
+            <w:lang w:val="zh_TW" w:bidi="zh_TW"/>
+          </w:rPr>
+          <w:rPr>
+            <w:color w:val="0000EE"/>
+            <w:u w:val="single"/>
+          </w:rPr>
+          <w:t>路1:32</w:t>
+        </w:r>
+      </w:hyperlink>
+      <w:r>
+        <w:rPr>
+          <w:lang w:val="zh_TW" w:bidi="zh_TW"/>
+        </w:rPr>
+        <w:t>）。</w:t>
+      </w:r>
+    </w:p>
+    <w:p>
+      <w:pPr/>
+      <w:r>
+        <w:rPr>
+          <w:lang w:val="zh_TW" w:bidi="zh_TW"/>
+        </w:rPr>
+      </w:r>
+      <w:r>
+        <w:rPr>
+          <w:lang w:val="zh_TW" w:bidi="zh_TW"/>
+        </w:rPr>
+        <w:t>耶穌要承受祂祖大衛的寶座（</w:t>
+      </w:r>
+      <w:hyperlink r:id="rId161">
+        <w:r>
+          <w:rPr>
+            <w:lang w:val="zh_TW" w:bidi="zh_TW"/>
+          </w:rPr>
+          <w:rPr>
+            <w:color w:val="0000EE"/>
+            <w:u w:val="single"/>
+          </w:rPr>
+          <w:t>路1:32</w:t>
+        </w:r>
+      </w:hyperlink>
+      <w:r>
+        <w:rPr>
+          <w:lang w:val="zh_TW" w:bidi="zh_TW"/>
+        </w:rPr>
+        <w:t>），並得著舊約聖經中所應許、屬於大衛後裔之彌賽亞君王的權柄。彌賽亞，意即「受膏者」，是一位具有君王與祭司性質的人物。不同於大衛的是，耶穌將永遠掌權（</w:t>
+      </w:r>
+      <w:hyperlink r:id="rId162">
+        <w:r>
+          <w:rPr>
+            <w:lang w:val="zh_TW" w:bidi="zh_TW"/>
+          </w:rPr>
+          <w:rPr>
+            <w:color w:val="0000EE"/>
+            <w:u w:val="single"/>
+          </w:rPr>
+          <w:t>撒下7:12</w:t>
+        </w:r>
+      </w:hyperlink>
+      <w:hyperlink r:id="rId156">
+        <w:r>
+          <w:rPr>
+            <w:lang w:val="zh_TW" w:bidi="zh_TW"/>
+          </w:rPr>
+          <w:rPr>
+            <w:color w:val="0000EE"/>
+            <w:u w:val="single"/>
+          </w:rPr>
+          <w:t>-</w:t>
+        </w:r>
+      </w:hyperlink>
+      <w:hyperlink r:id="rId162">
+        <w:r>
+          <w:rPr>
+            <w:lang w:val="zh_TW" w:bidi="zh_TW"/>
+          </w:rPr>
+          <w:rPr>
+            <w:color w:val="0000EE"/>
+            <w:u w:val="single"/>
+          </w:rPr>
+          <w:t>16</w:t>
+        </w:r>
+      </w:hyperlink>
+      <w:r>
+        <w:rPr>
+          <w:lang w:val="zh_TW" w:bidi="zh_TW"/>
+        </w:rPr>
+        <w:t>；</w:t>
+      </w:r>
+      <w:hyperlink r:id="rId163">
+        <w:r>
+          <w:rPr>
+            <w:lang w:val="zh_TW" w:bidi="zh_TW"/>
+          </w:rPr>
+          <w:rPr>
+            <w:color w:val="0000EE"/>
+            <w:u w:val="single"/>
+          </w:rPr>
+          <w:t>詩2:7</w:t>
+        </w:r>
+      </w:hyperlink>
+      <w:r>
+        <w:rPr>
+          <w:lang w:val="zh_TW" w:bidi="zh_TW"/>
+        </w:rPr>
+        <w:t>，</w:t>
+      </w:r>
+      <w:hyperlink r:id="rId164">
+        <w:r>
+          <w:rPr>
+            <w:lang w:val="zh_TW" w:bidi="zh_TW"/>
+          </w:rPr>
+          <w:rPr>
+            <w:color w:val="0000EE"/>
+            <w:u w:val="single"/>
+          </w:rPr>
+          <w:t>89:26</w:t>
+        </w:r>
+      </w:hyperlink>
+      <w:hyperlink r:id="rId156">
+        <w:r>
+          <w:rPr>
+            <w:lang w:val="zh_TW" w:bidi="zh_TW"/>
+          </w:rPr>
+          <w:rPr>
+            <w:color w:val="0000EE"/>
+            <w:u w:val="single"/>
+          </w:rPr>
+          <w:t>-</w:t>
+        </w:r>
+      </w:hyperlink>
+      <w:hyperlink r:id="rId164">
+        <w:r>
+          <w:rPr>
+            <w:lang w:val="zh_TW" w:bidi="zh_TW"/>
+          </w:rPr>
+          <w:rPr>
+            <w:color w:val="0000EE"/>
+            <w:u w:val="single"/>
+          </w:rPr>
+          <w:t>29</w:t>
+        </w:r>
+      </w:hyperlink>
+      <w:r>
+        <w:rPr>
+          <w:lang w:val="zh_TW" w:bidi="zh_TW"/>
+        </w:rPr>
+        <w:t>）。</w:t>
+      </w:r>
+    </w:p>
+    <w:p>
+      <w:pPr/>
+      <w:r>
+        <w:rPr>
+          <w:lang w:val="zh_TW" w:bidi="zh_TW"/>
+        </w:rPr>
+      </w:r>
+      <w:r>
+        <w:rPr>
+          <w:lang w:val="zh_TW" w:bidi="zh_TW"/>
+        </w:rPr>
+        <w:t>馬利亞在</w:t>
+      </w:r>
+      <w:hyperlink r:id="rId165">
+        <w:r>
+          <w:rPr>
+            <w:lang w:val="zh_TW" w:bidi="zh_TW"/>
+          </w:rPr>
+          <w:rPr>
+            <w:color w:val="0000EE"/>
+            <w:u w:val="single"/>
+          </w:rPr>
+          <w:t>路加福音一章34節</w:t>
+        </w:r>
+      </w:hyperlink>
+      <w:r>
+        <w:rPr>
+          <w:lang w:val="zh_TW" w:bidi="zh_TW"/>
+        </w:rPr>
+        <w:t xml:space="preserve"> 所提出的問題：「我沒有出嫁，怎麼有這事呢？」並非出於懷疑，而是對事情將如何成就的好奇。加百列向她解釋說，「至高者的能力」——也就是聖靈——將要「蔭庇」她。這孩子的誕生是藉著神的大能受孕，前所未有。</w:t>
+      </w:r>
+    </w:p>
+    <w:p>
+      <w:pPr/>
+      <w:r>
+        <w:rPr>
+          <w:lang w:val="zh_TW" w:bidi="zh_TW"/>
+        </w:rPr>
+      </w:r>
+      <w:r>
+        <w:rPr>
+          <w:lang w:val="zh_TW" w:bidi="zh_TW"/>
+        </w:rPr>
+        <w:t>加百列又安慰馬利亞說：「因為，出於神的話，沒有一句不帶能力的。」這句話呼應了神昔日向撒拉宣告以撒出生時所說的應許（</w:t>
+      </w:r>
+      <w:hyperlink r:id="rId166">
+        <w:r>
+          <w:rPr>
+            <w:lang w:val="zh_TW" w:bidi="zh_TW"/>
+          </w:rPr>
+          <w:rPr>
+            <w:color w:val="0000EE"/>
+            <w:u w:val="single"/>
+          </w:rPr>
+          <w:t>創18:10</w:t>
+        </w:r>
+      </w:hyperlink>
+      <w:hyperlink r:id="rId166">
+        <w:r>
+          <w:rPr>
+            <w:lang w:val="zh_TW" w:bidi="zh_TW"/>
+          </w:rPr>
+          <w:rPr>
+            <w:color w:val="0000EE"/>
+            <w:u w:val="single"/>
+          </w:rPr>
+          <w:t>-</w:t>
+        </w:r>
+      </w:hyperlink>
+      <w:r>
+        <w:rPr>
+          <w:lang w:val="zh_TW" w:bidi="zh_TW"/>
+        </w:rPr>
+        <w:t>14）。正因耶穌是由聖靈感孕而生，祂將被稱為「聖者」，並被人認出為「神的兒子」（</w:t>
+      </w:r>
+      <w:hyperlink r:id="rId167">
+        <w:r>
+          <w:rPr>
+            <w:lang w:val="zh_TW" w:bidi="zh_TW"/>
+          </w:rPr>
+          <w:rPr>
+            <w:color w:val="0000EE"/>
+            <w:u w:val="single"/>
+          </w:rPr>
+          <w:t>路1:35</w:t>
+        </w:r>
+      </w:hyperlink>
+      <w:r>
+        <w:rPr>
+          <w:lang w:val="zh_TW" w:bidi="zh_TW"/>
+        </w:rPr>
+        <w:t>）。</w:t>
+      </w:r>
+    </w:p>
+    <w:p>
+      <w:pPr>
+        <w:pStyle w:val="Heading3"/>
+      </w:pPr>
+      <w:r>
+        <w:rPr>
+          <w:lang w:val="zh_TW" w:bidi="zh_TW"/>
+        </w:rPr>
+        <w:t>馬利亞的回應與傳承</w:t>
+      </w:r>
+    </w:p>
+    <w:p>
+      <w:pPr/>
+      <w:r>
+        <w:rPr>
+          <w:lang w:val="zh_TW" w:bidi="zh_TW"/>
+        </w:rPr>
+      </w:r>
+      <w:r>
+        <w:rPr>
+          <w:lang w:val="zh_TW" w:bidi="zh_TW"/>
+        </w:rPr>
+        <w:t>馬利亞回應天使加百列時所展現的，是極大的勇氣。她說：「我是主的使女」以及「情願照你的話成就在我身上」（</w:t>
+      </w:r>
+      <w:hyperlink r:id="rId168">
+        <w:r>
+          <w:rPr>
+            <w:lang w:val="zh_TW" w:bidi="zh_TW"/>
+          </w:rPr>
+          <w:rPr>
+            <w:color w:val="0000EE"/>
+            <w:u w:val="single"/>
+          </w:rPr>
+          <w:t>路1:38</w:t>
+        </w:r>
+      </w:hyperlink>
+      <w:r>
+        <w:rPr>
+          <w:lang w:val="zh_TW" w:bidi="zh_TW"/>
+        </w:rPr>
+        <w:t>）。作為一名使女，馬利亞理當順服主人的旨意。然而，作為一位尚未出嫁卻懷孕的女子，她必須面對蒙羞的可能（</w:t>
+      </w:r>
+      <w:hyperlink r:id="rId169">
+        <w:r>
+          <w:rPr>
+            <w:lang w:val="zh_TW" w:bidi="zh_TW"/>
+          </w:rPr>
+          <w:rPr>
+            <w:color w:val="0000EE"/>
+            <w:u w:val="single"/>
+          </w:rPr>
+          <w:t>太1:19</w:t>
+        </w:r>
+      </w:hyperlink>
+      <w:r>
+        <w:rPr>
+          <w:lang w:val="zh_TW" w:bidi="zh_TW"/>
+        </w:rPr>
+        <w:t>），甚至可能承擔死刑的危險（</w:t>
+      </w:r>
+      <w:hyperlink r:id="rId170">
+        <w:r>
+          <w:rPr>
+            <w:lang w:val="zh_TW" w:bidi="zh_TW"/>
+          </w:rPr>
+          <w:rPr>
+            <w:color w:val="0000EE"/>
+            <w:u w:val="single"/>
+          </w:rPr>
+          <w:t>申22:20</w:t>
+        </w:r>
+      </w:hyperlink>
+      <w:hyperlink r:id="rId170">
+        <w:r>
+          <w:rPr>
+            <w:lang w:val="zh_TW" w:bidi="zh_TW"/>
+          </w:rPr>
+          <w:rPr>
+            <w:color w:val="0000EE"/>
+            <w:u w:val="single"/>
+          </w:rPr>
+          <w:t>-</w:t>
+        </w:r>
+      </w:hyperlink>
+      <w:r>
+        <w:rPr>
+          <w:lang w:val="zh_TW" w:bidi="zh_TW"/>
+        </w:rPr>
+        <w:t>24；</w:t>
+      </w:r>
+      <w:hyperlink r:id="rId171">
+        <w:r>
+          <w:rPr>
+            <w:lang w:val="zh_TW" w:bidi="zh_TW"/>
+          </w:rPr>
+          <w:rPr>
+            <w:color w:val="0000EE"/>
+            <w:u w:val="single"/>
+          </w:rPr>
+          <w:t>約8:3</w:t>
+        </w:r>
+      </w:hyperlink>
+      <w:hyperlink r:id="rId171">
+        <w:r>
+          <w:rPr>
+            <w:lang w:val="zh_TW" w:bidi="zh_TW"/>
+          </w:rPr>
+          <w:rPr>
+            <w:color w:val="0000EE"/>
+            <w:u w:val="single"/>
+          </w:rPr>
+          <w:t>-</w:t>
+        </w:r>
+      </w:hyperlink>
+      <w:r>
+        <w:rPr>
+          <w:lang w:val="zh_TW" w:bidi="zh_TW"/>
+        </w:rPr>
+        <w:t>5）。即便如此，馬利亞深知，因著神要在她身上成就的偉大之事：「從今以後，萬代要稱我有福」（</w:t>
+      </w:r>
+      <w:hyperlink r:id="rId172">
+        <w:r>
+          <w:rPr>
+            <w:lang w:val="zh_TW" w:bidi="zh_TW"/>
+          </w:rPr>
+          <w:rPr>
+            <w:color w:val="0000EE"/>
+            <w:u w:val="single"/>
+          </w:rPr>
+          <w:t>路1:48</w:t>
+        </w:r>
+      </w:hyperlink>
+      <w:r>
+        <w:rPr>
+          <w:lang w:val="zh_TW" w:bidi="zh_TW"/>
+        </w:rPr>
+        <w:t>）。</w:t>
+      </w:r>
+    </w:p>
+    <w:p>
+      <w:pPr/>
+      <w:r>
+        <w:rPr>
+          <w:lang w:val="zh_TW" w:bidi="zh_TW"/>
+        </w:rPr>
+      </w:r>
+      <w:r>
+        <w:rPr>
+          <w:lang w:val="zh_TW" w:bidi="zh_TW"/>
+        </w:rPr>
+        <w:t>由於12月25日被視為基督降生的傳統日期，遵循教會年曆的教會，會在其前九個月，也就是3月25日，慶祝「報喜節」（又稱「道成肉身節」，以紀念天使向馬利亞宣告救主降生的時刻。</w:t>
+      </w:r>
+    </w:p>
+    <w:p>
+      <w:pPr/>
+      <w:r>
+        <w:rPr>
+          <w:lang w:val="zh_TW" w:bidi="zh_TW"/>
+        </w:rPr>
+      </w:r>
+      <w:r>
+        <w:rPr>
+          <w:i/>
+          <w:lang w:val="zh_TW" w:bidi="zh_TW"/>
+        </w:rPr>
+        <w:t>另見</w:t>
+      </w:r>
+      <w:r>
+        <w:rPr>
+          <w:lang w:val="zh_TW" w:bidi="zh_TW"/>
+        </w:rPr>
+        <w:t xml:space="preserve"> </w:t>
+      </w:r>
+      <w:r>
+        <w:rPr>
+          <w:lang w:val="zh_TW" w:bidi="zh_TW"/>
+        </w:rPr>
+        <w:t>耶穌由童貞女所生</w:t>
+      </w:r>
+      <w:r>
+        <w:rPr>
+          <w:lang w:val="zh_TW" w:bidi="zh_TW"/>
+        </w:rPr>
+        <w:t>。</w:t>
+      </w:r>
+      <w:r>
+        <w:rPr>
+          <w:lang w:val="zh_TW" w:bidi="zh_TW"/>
+        </w:rPr>
+      </w:r>
+      <w:r>
+        <w:rPr>
+          <w:lang w:val="zh_TW" w:bidi="zh_TW"/>
+        </w:rPr>
+      </w:r>
+    </w:p>
+    <w:p>
+      <w:pPr/>
+      <w:r>
+        <w:rPr>
+          <w:lang w:val="zh_TW" w:bidi="zh_TW"/>
+        </w:rPr>
+      </w:r>
+    </w:p>
+    <w:p>
+      <w:pPr>
+        <w:pStyle w:val="Heading2"/>
+      </w:pPr>
+      <w:r>
+        <w:rPr>
+          <w:lang w:val="zh_TW" w:bidi="zh_TW"/>
+        </w:rPr>
+        <w:t>天文學</w:t>
+      </w:r>
+      <w:r>
+        <w:rPr>
+          <w:lang w:val="zh_TW" w:bidi="zh_TW"/>
+        </w:rPr>
+      </w:r>
+    </w:p>
+    <w:p>
+      <w:pPr/>
+      <w:r>
+        <w:rPr>
+          <w:lang w:val="zh_TW" w:bidi="zh_TW"/>
+        </w:rPr>
+      </w:r>
+      <w:r>
+        <w:rPr>
+          <w:lang w:val="zh_TW" w:bidi="zh_TW"/>
+        </w:rPr>
+        <w:t>天文學（astronomy）是研究地球大氣層以外事物的學科，專注於天體在太空中的位置、運行以及特徵。「天文學」一詞來源自希臘文，意為「星辰的法則」。</w:t>
+      </w:r>
+    </w:p>
+    <w:p>
+      <w:pPr/>
+      <w:r>
+        <w:rPr>
+          <w:lang w:val="zh_TW" w:bidi="zh_TW"/>
+        </w:rPr>
+      </w:r>
+      <w:r>
+        <w:rPr>
+          <w:lang w:val="zh_TW" w:bidi="zh_TW"/>
+        </w:rPr>
+        <w:t>天文學並非現代科學的產物。自古以來，人類就對天空充滿好奇。早期文明夜觀天象，用於預知未來，即占星術（astrology），以及輔助航海導航。</w:t>
+      </w:r>
+    </w:p>
+    <w:p>
+      <w:pPr/>
+      <w:r>
+        <w:rPr>
+          <w:lang w:val="zh_TW" w:bidi="zh_TW"/>
+        </w:rPr>
+      </w:r>
+      <w:r>
+        <w:rPr>
+          <w:lang w:val="zh_TW" w:bidi="zh_TW"/>
+        </w:rPr>
+        <w:t>聖經對天文學也有一些有趣的記載。根據</w:t>
+      </w:r>
+      <w:hyperlink r:id="rId173">
+        <w:r>
+          <w:rPr>
+            <w:lang w:val="zh_TW" w:bidi="zh_TW"/>
+          </w:rPr>
+          <w:rPr>
+            <w:color w:val="0000EE"/>
+            <w:u w:val="single"/>
+          </w:rPr>
+          <w:t>創世記一章14至19節</w:t>
+        </w:r>
+      </w:hyperlink>
+      <w:r>
+        <w:rPr>
+          <w:lang w:val="zh_TW" w:bidi="zh_TW"/>
+        </w:rPr>
+        <w:t>，神創造了日月星辰以：</w:t>
+      </w:r>
+    </w:p>
+    <w:p>
+      <w:pPr>
+        <w:pStyle w:val="ListNumber"/>
+        <w:numPr>
+          <w:ilvl w:val="0"/>
+          <w:numId w:val="19"/>
+        </w:numPr>
+        <w:spacing w:line="240" w:lineRule="auto"/>
+        <w:ind w:left="720"/>
+      </w:pPr>
+      <w:r>
+        <w:rPr>
+          <w:lang w:val="zh_TW" w:bidi="zh_TW"/>
+        </w:rPr>
+      </w:r>
+      <w:r>
+        <w:rPr>
+          <w:lang w:val="zh_TW" w:bidi="zh_TW"/>
+        </w:rPr>
+        <w:t>照亮大地；</w:t>
       </w:r>
     </w:p>
     <w:p>
@@ -1046,18 +6337,25 @@
         <w:rPr>
           <w:lang w:val="zh_TW" w:bidi="zh_TW"/>
         </w:rPr>
-        <w:t>不可吃活著的動物的肉。</w:t>
-      </w:r>
-    </w:p>
-    <w:p>
-      <w:pPr>
-        <w:pStyle w:val="Heading3"/>
-      </w:pPr>
-      <w:r>
-        <w:rPr>
-          <w:lang w:val="zh_TW" w:bidi="zh_TW"/>
-        </w:rPr>
-        <w:t>新約聖經中的妥拉</w:t>
+        <w:t>訂立節令與節期；</w:t>
+      </w:r>
+    </w:p>
+    <w:p>
+      <w:pPr>
+        <w:pStyle w:val="ListNumber"/>
+        <w:spacing w:line="240" w:lineRule="auto"/>
+        <w:ind w:left="720"/>
+      </w:pPr>
+      <w:r>
+        <w:rPr>
+          <w:lang w:val="zh_TW" w:bidi="zh_TW"/>
+        </w:rPr>
+      </w:r>
+      <w:r>
+        <w:rPr>
+          <w:lang w:val="zh_TW" w:bidi="zh_TW"/>
+        </w:rPr>
+        <w:t>作為「記號」，助人辨識方向。</w:t>
       </w:r>
     </w:p>
     <w:p>
@@ -1071,18 +6369,68 @@
         <w:rPr>
           <w:lang w:val="zh_TW" w:bidi="zh_TW"/>
         </w:rPr>
-        <w:t>新約聖經教導了關於妥拉的重要內容。雖然神在妥拉中的律法在當時是必要的，但它們並不是人們可以通過完美遵守來獲得救恩的方式。即使有一節經文似乎暗示人們可以通過遵守神的律法來與神和好，但沒有一個人能夠完美地遵守神的律法（</w:t>
-      </w:r>
-      <w:hyperlink r:id="rId31">
-        <w:r>
-          <w:rPr>
-            <w:lang w:val="zh_TW" w:bidi="zh_TW"/>
-          </w:rPr>
-          <w:rPr>
-            <w:color w:val="0000EE"/>
-            <w:u w:val="single"/>
-          </w:rPr>
-          <w:t>利未記18:5</w:t>
+        <w:t>「節令」一詞可能是指宗教節期或一年的季節。與巴比倫曆法類似，希伯來曆法是以陰曆為基礎。陰曆利用月亮環繞地球的週期來訂立宗教節期。恆星和行星作為記號的功能，則似乎有關它們如何勾勒天空的輪廓，使人在地上能辨識方向、航行與定位。</w:t>
+      </w:r>
+    </w:p>
+    <w:p>
+      <w:pPr/>
+      <w:r>
+        <w:rPr>
+          <w:lang w:val="zh_TW" w:bidi="zh_TW"/>
+        </w:rPr>
+      </w:r>
+      <w:r>
+        <w:rPr>
+          <w:lang w:val="zh_TW" w:bidi="zh_TW"/>
+        </w:rPr>
+        <w:t>聖經沒有直接提到日蝕或月蝕，但有些經文描述日月變暗，可能是在談論日蝕或月蝕（</w:t>
+      </w:r>
+      <w:hyperlink r:id="rId174">
+        <w:r>
+          <w:rPr>
+            <w:lang w:val="zh_TW" w:bidi="zh_TW"/>
+          </w:rPr>
+          <w:rPr>
+            <w:color w:val="0000EE"/>
+            <w:u w:val="single"/>
+          </w:rPr>
+          <w:t>珥2:31</w:t>
+        </w:r>
+      </w:hyperlink>
+      <w:r>
+        <w:rPr>
+          <w:lang w:val="zh_TW" w:bidi="zh_TW"/>
+        </w:rPr>
+        <w:t>；</w:t>
+      </w:r>
+      <w:hyperlink r:id="rId175">
+        <w:r>
+          <w:rPr>
+            <w:lang w:val="zh_TW" w:bidi="zh_TW"/>
+          </w:rPr>
+          <w:rPr>
+            <w:color w:val="0000EE"/>
+            <w:u w:val="single"/>
+          </w:rPr>
+          <w:t>摩8:9</w:t>
+        </w:r>
+      </w:hyperlink>
+      <w:r>
+        <w:rPr>
+          <w:lang w:val="zh_TW" w:bidi="zh_TW"/>
+        </w:rPr>
+        <w:t>；</w:t>
+      </w:r>
+      <w:hyperlink r:id="rId176">
+        <w:r>
+          <w:rPr>
+            <w:lang w:val="zh_TW" w:bidi="zh_TW"/>
+          </w:rPr>
+          <w:rPr>
+            <w:color w:val="0000EE"/>
+            <w:u w:val="single"/>
+          </w:rPr>
+          <w:t>太24:29</w:t>
         </w:r>
       </w:hyperlink>
       <w:r>
@@ -1103,25 +6451,133 @@
         <w:rPr>
           <w:lang w:val="zh_TW" w:bidi="zh_TW"/>
         </w:rPr>
-        <w:t>舊約聖經顯示，神一直以祂的恩慈拯救人，而不是藉著他們的完全行為。例如，神接受亞伯拉罕是因為他的信心，而不是因為他完美地遵循了所有規條（</w:t>
-      </w:r>
-      <w:hyperlink r:id="rId32">
-        <w:r>
-          <w:rPr>
-            <w:lang w:val="zh_TW" w:bidi="zh_TW"/>
-          </w:rPr>
-          <w:rPr>
-            <w:color w:val="0000EE"/>
-            <w:u w:val="single"/>
-          </w:rPr>
-          <w:t>創世記15</w:t>
-        </w:r>
-      </w:hyperlink>
-      <w:r>
-        <w:rPr>
-          <w:lang w:val="zh_TW" w:bidi="zh_TW"/>
-        </w:rPr>
-        <w:t>）。這發生在神賜給摩西妥拉的400年前。這向我們展示了神一直喜悅信靠他的人。</w:t>
+        <w:t>舊約也有提及一些星座。然而，實在難以具體對應希伯來文與現今的星座名稱。翻譯為「</w:t>
+      </w:r>
+      <w:r>
+        <w:rPr>
+          <w:lang w:val="zh_TW" w:bidi="zh_TW"/>
+        </w:rPr>
+        <w:t>昴星</w:t>
+      </w:r>
+      <w:r>
+        <w:rPr>
+          <w:lang w:val="zh_TW" w:bidi="zh_TW"/>
+        </w:rPr>
+        <w:t>」（一些英文譯本為Pleiades）一詞意指「一團」或「一堆」，很可能指的是金牛座中最明顯的星團（</w:t>
+      </w:r>
+      <w:hyperlink r:id="rId177">
+        <w:r>
+          <w:rPr>
+            <w:lang w:val="zh_TW" w:bidi="zh_TW"/>
+          </w:rPr>
+          <w:rPr>
+            <w:color w:val="0000EE"/>
+            <w:u w:val="single"/>
+          </w:rPr>
+          <w:t>伯9:9</w:t>
+        </w:r>
+      </w:hyperlink>
+      <w:r>
+        <w:rPr>
+          <w:lang w:val="zh_TW" w:bidi="zh_TW"/>
+        </w:rPr>
+        <w:t>，</w:t>
+      </w:r>
+      <w:hyperlink r:id="rId178">
+        <w:r>
+          <w:rPr>
+            <w:lang w:val="zh_TW" w:bidi="zh_TW"/>
+          </w:rPr>
+          <w:rPr>
+            <w:color w:val="0000EE"/>
+            <w:u w:val="single"/>
+          </w:rPr>
+          <w:t>38:31</w:t>
+        </w:r>
+      </w:hyperlink>
+      <w:r>
+        <w:rPr>
+          <w:lang w:val="zh_TW" w:bidi="zh_TW"/>
+        </w:rPr>
+        <w:t>；</w:t>
+      </w:r>
+      <w:hyperlink r:id="rId179">
+        <w:r>
+          <w:rPr>
+            <w:lang w:val="zh_TW" w:bidi="zh_TW"/>
+          </w:rPr>
+          <w:rPr>
+            <w:color w:val="0000EE"/>
+            <w:u w:val="single"/>
+          </w:rPr>
+          <w:t>摩5:8</w:t>
+        </w:r>
+      </w:hyperlink>
+      <w:r>
+        <w:rPr>
+          <w:lang w:val="zh_TW" w:bidi="zh_TW"/>
+        </w:rPr>
+        <w:t>）。另一個希伯來文詞語可能與「愚頑人」相關，通常被理解為獵戶座（Orion；譯註：和合本譯為「參星」），但這詞與獵戶座的關聯原因不明。其他星座為「南方的</w:t>
+      </w:r>
+      <w:r>
+        <w:rPr>
+          <w:lang w:val="zh_TW" w:bidi="zh_TW"/>
+        </w:rPr>
+        <w:t>密宮</w:t>
+      </w:r>
+      <w:r>
+        <w:rPr>
+          <w:lang w:val="zh_TW" w:bidi="zh_TW"/>
+        </w:rPr>
+        <w:t>」和「大熊座（譯註：和合本譯為「</w:t>
+      </w:r>
+      <w:r>
+        <w:rPr>
+          <w:lang w:val="zh_TW" w:bidi="zh_TW"/>
+        </w:rPr>
+        <w:t>北斗</w:t>
+      </w:r>
+      <w:r>
+        <w:rPr>
+          <w:lang w:val="zh_TW" w:bidi="zh_TW"/>
+        </w:rPr>
+        <w:t>」）」（</w:t>
+      </w:r>
+      <w:hyperlink r:id="rId177">
+        <w:r>
+          <w:rPr>
+            <w:lang w:val="zh_TW" w:bidi="zh_TW"/>
+          </w:rPr>
+          <w:rPr>
+            <w:color w:val="0000EE"/>
+            <w:u w:val="single"/>
+          </w:rPr>
+          <w:t>伯9:9</w:t>
+        </w:r>
+      </w:hyperlink>
+      <w:r>
+        <w:rPr>
+          <w:lang w:val="zh_TW" w:bidi="zh_TW"/>
+        </w:rPr>
+        <w:t>，</w:t>
+      </w:r>
+      <w:hyperlink r:id="rId180">
+        <w:r>
+          <w:rPr>
+            <w:lang w:val="zh_TW" w:bidi="zh_TW"/>
+          </w:rPr>
+          <w:rPr>
+            <w:color w:val="0000EE"/>
+            <w:u w:val="single"/>
+          </w:rPr>
+          <w:t>38:32</w:t>
+        </w:r>
+      </w:hyperlink>
+      <w:r>
+        <w:rPr>
+          <w:lang w:val="zh_TW" w:bidi="zh_TW"/>
+        </w:rPr>
+        <w:t>），北斗可在北方天際出現。</w:t>
       </w:r>
     </w:p>
     <w:p>
@@ -1135,43 +6591,55 @@
         <w:rPr>
           <w:lang w:val="zh_TW" w:bidi="zh_TW"/>
         </w:rPr>
-        <w:t>神律法的一個主要目的是幫助人們看到他們無法靠自己達到完全（</w:t>
-      </w:r>
-      <w:hyperlink r:id="rId33">
-        <w:r>
-          <w:rPr>
-            <w:lang w:val="zh_TW" w:bidi="zh_TW"/>
-          </w:rPr>
-          <w:rPr>
-            <w:color w:val="0000EE"/>
-            <w:u w:val="single"/>
-          </w:rPr>
-          <w:t>加拉太書3:24</w:t>
-        </w:r>
-      </w:hyperlink>
-      <w:r>
-        <w:rPr>
-          <w:lang w:val="zh_TW" w:bidi="zh_TW"/>
-        </w:rPr>
-        <w:t>）。當人們試圖遵循所有的神的律法時，他們會意識到自己多麼需要神的幫助和寬恕（</w:t>
-      </w:r>
-      <w:hyperlink r:id="rId34">
-        <w:r>
-          <w:rPr>
-            <w:lang w:val="zh_TW" w:bidi="zh_TW"/>
-          </w:rPr>
-          <w:rPr>
-            <w:color w:val="0000EE"/>
-            <w:u w:val="single"/>
-          </w:rPr>
-          <w:t>羅馬書7:7</w:t>
-        </w:r>
-      </w:hyperlink>
-      <w:r>
-        <w:rPr>
-          <w:lang w:val="zh_TW" w:bidi="zh_TW"/>
-        </w:rPr>
-        <w:t>）。這引導他們信靠耶穌。</w:t>
+        <w:t>聖經常提到星辰。神曾應許亞伯拉罕，他的後裔將如天上的星那樣繁多（</w:t>
+      </w:r>
+      <w:hyperlink r:id="rId30">
+        <w:r>
+          <w:rPr>
+            <w:lang w:val="zh_TW" w:bidi="zh_TW"/>
+          </w:rPr>
+          <w:rPr>
+            <w:color w:val="0000EE"/>
+            <w:u w:val="single"/>
+          </w:rPr>
+          <w:t>創15:5</w:t>
+        </w:r>
+      </w:hyperlink>
+      <w:r>
+        <w:rPr>
+          <w:lang w:val="zh_TW" w:bidi="zh_TW"/>
+        </w:rPr>
+        <w:t>）。保羅也曾寫道，</w:t>
+      </w:r>
+      <w:r>
+        <w:rPr>
+          <w:lang w:val="zh_TW" w:bidi="zh_TW"/>
+        </w:rPr>
+        <w:t>這星和那星的榮光</w:t>
+      </w:r>
+      <w:r>
+        <w:rPr>
+          <w:lang w:val="zh_TW" w:bidi="zh_TW"/>
+        </w:rPr>
+        <w:t>各有不同（</w:t>
+      </w:r>
+      <w:hyperlink r:id="rId181">
+        <w:r>
+          <w:rPr>
+            <w:lang w:val="zh_TW" w:bidi="zh_TW"/>
+          </w:rPr>
+          <w:rPr>
+            <w:color w:val="0000EE"/>
+            <w:u w:val="single"/>
+          </w:rPr>
+          <w:t>林前15:41</w:t>
+        </w:r>
+      </w:hyperlink>
+      <w:r>
+        <w:rPr>
+          <w:lang w:val="zh_TW" w:bidi="zh_TW"/>
+        </w:rPr>
+        <w:t>）。</w:t>
       </w:r>
     </w:p>
     <w:p>
@@ -1181,29 +6649,35 @@
           <w:lang w:val="zh_TW" w:bidi="zh_TW"/>
         </w:rPr>
       </w:r>
-      <w:r>
-        <w:rPr>
-          <w:lang w:val="zh_TW" w:bidi="zh_TW"/>
-        </w:rPr>
-        <w:t>耶穌非常尊重妥拉。祂生命的目的是要成就妥拉所要求的一切。當人們信靠耶穌時，他們就能享受祂對神律法的完全順服所帶來的益處。耶穌是律法的終結，使所有在祂裡面有信心的人都可以被稱義（</w:t>
-      </w:r>
-      <w:hyperlink r:id="rId35">
-        <w:r>
-          <w:rPr>
-            <w:lang w:val="zh_TW" w:bidi="zh_TW"/>
-          </w:rPr>
-          <w:rPr>
-            <w:color w:val="0000EE"/>
-            <w:u w:val="single"/>
-          </w:rPr>
-          <w:t>羅馬書10:4</w:t>
-        </w:r>
-      </w:hyperlink>
-      <w:r>
-        <w:rPr>
-          <w:lang w:val="zh_TW" w:bidi="zh_TW"/>
-        </w:rPr>
-        <w:t>）。</w:t>
+      <w:hyperlink r:id="rId182">
+        <w:r>
+          <w:rPr>
+            <w:lang w:val="zh_TW" w:bidi="zh_TW"/>
+          </w:rPr>
+          <w:rPr>
+            <w:color w:val="0000EE"/>
+            <w:u w:val="single"/>
+          </w:rPr>
+          <w:t>猶大書13節</w:t>
+        </w:r>
+      </w:hyperlink>
+      <w:r>
+        <w:rPr>
+          <w:lang w:val="zh_TW" w:bidi="zh_TW"/>
+        </w:rPr>
+        <w:t>將假教師比作「</w:t>
+      </w:r>
+      <w:r>
+        <w:rPr>
+          <w:lang w:val="zh_TW" w:bidi="zh_TW"/>
+        </w:rPr>
+        <w:t>流蕩的星</w:t>
+      </w:r>
+      <w:r>
+        <w:rPr>
+          <w:lang w:val="zh_TW" w:bidi="zh_TW"/>
+        </w:rPr>
+        <w:t>」。有人認為這個比喻來自星辰繞著極星（polestar，距離地極最近的恆星，看似固定不動）運行的觀察。極星因固定而成為航行定位的基準，而移動的星則是不可靠的嚮導，就如同假教師一樣。</w:t>
       </w:r>
     </w:p>
     <w:p>
@@ -1215,6 +6689,20 @@
       </w:r>
       <w:r>
         <w:rPr>
+          <w:lang w:val="zh_TW" w:bidi="zh_TW"/>
+        </w:rPr>
+        <w:t>然而，更可能的解釋是，猶大所指的「流蕩的星」其實是行星。因為當時的人已知道星辰是規律地繞著極星而運行，所以不會把所有星辰（除了極星）都視為「流蕩的」。相反地，行星的運行軌跡看似不規則，與恆星的固定運轉不同。另一些註解者則認為，「流蕩的星」也可能指的是彗星（comet）。</w:t>
+      </w:r>
+    </w:p>
+    <w:p>
+      <w:pPr/>
+      <w:r>
+        <w:rPr>
+          <w:lang w:val="zh_TW" w:bidi="zh_TW"/>
+        </w:rPr>
+      </w:r>
+      <w:r>
+        <w:rPr>
           <w:i/>
           <w:lang w:val="zh_TW" w:bidi="zh_TW"/>
         </w:rPr>
@@ -1230,31 +6718,7 @@
         <w:rPr>
           <w:lang w:val="zh_TW" w:bidi="zh_TW"/>
         </w:rPr>
-        <w:t>猶太教</w:t>
-      </w:r>
-      <w:r>
-        <w:rPr>
-          <w:lang w:val="zh_TW" w:bidi="zh_TW"/>
-        </w:rPr>
-        <w:t>、</w:t>
-      </w:r>
-      <w:r>
-        <w:rPr>
-          <w:lang w:val="zh_TW" w:bidi="zh_TW"/>
-        </w:rPr>
-        <w:t>聖經中的律法概念</w:t>
-      </w:r>
-      <w:r>
-        <w:rPr>
-          <w:lang w:val="zh_TW" w:bidi="zh_TW"/>
-        </w:rPr>
-        <w:t>、</w:t>
-      </w:r>
-      <w:r>
-        <w:rPr>
-          <w:lang w:val="zh_TW" w:bidi="zh_TW"/>
-        </w:rPr>
-        <w:t>塔木德</w:t>
+        <w:t>占星術</w:t>
       </w:r>
       <w:r>
         <w:rPr>
@@ -3169,6 +8633,36 @@
       <w:startOverride w:val="1"/>
     </w:lvlOverride>
   </w:num>
+  <w:num w:numId="15">
+    <w:abstractNumId w:val="3"/>
+    <w:lvlOverride w:ilvl="0">
+      <w:startOverride w:val="1"/>
+    </w:lvlOverride>
+  </w:num>
+  <w:num w:numId="16">
+    <w:abstractNumId w:val="3"/>
+    <w:lvlOverride w:ilvl="0">
+      <w:startOverride w:val="1"/>
+    </w:lvlOverride>
+  </w:num>
+  <w:num w:numId="17">
+    <w:abstractNumId w:val="3"/>
+    <w:lvlOverride w:ilvl="0">
+      <w:startOverride w:val="1"/>
+    </w:lvlOverride>
+  </w:num>
+  <w:num w:numId="18">
+    <w:abstractNumId w:val="3"/>
+    <w:lvlOverride w:ilvl="0">
+      <w:startOverride w:val="1"/>
+    </w:lvlOverride>
+  </w:num>
+  <w:num w:numId="19">
+    <w:abstractNumId w:val="3"/>
+    <w:lvlOverride w:ilvl="0">
+      <w:startOverride w:val="1"/>
+    </w:lvlOverride>
+  </w:num>
   <w:numIdMacAtCleanup w:val="10"/>
 </w:numbering>
 </file>

--- a/zht/docx/164.content.docx
+++ b/zht/docx/164.content.docx
@@ -149,7 +149,7 @@
         <w:rPr>
           <w:lang w:val="zh_TW" w:bidi="zh_TW"/>
         </w:rPr>
-        <w:t>tang</w:t>
+        <w:t>ta</w:t>
       </w:r>
       <w:r>
         <w:rPr>
@@ -212,7 +212,7 @@
         <w:rPr>
           <w:lang w:val="zh_TW" w:bidi="zh_TW"/>
         </w:rPr>
-        <w:t>湯（Pottage）</w:t>
+        <w:t>他拉 (人物)</w:t>
       </w:r>
       <w:r>
         <w:rPr>
@@ -231,7 +231,7 @@
         <w:rPr>
           <w:lang w:val="zh_TW" w:bidi="zh_TW"/>
         </w:rPr>
-        <w:t>一種在舊約聖經中常見的紅色蔬菜燉湯（</w:t>
+        <w:t>他是亞伯蘭（亞伯拉罕）、拿鶴和哈蘭的父親（</w:t>
       </w:r>
       <w:hyperlink r:id="rId13">
         <w:r>
@@ -242,14 +242,14 @@
             <w:color w:val="0000EE"/>
             <w:u w:val="single"/>
           </w:rPr>
-          <w:t>該2:12</w:t>
+          <w:t>創11:26</w:t>
         </w:r>
       </w:hyperlink>
       <w:r>
         <w:rPr>
           <w:lang w:val="zh_TW" w:bidi="zh_TW"/>
         </w:rPr>
-        <w:t>）。它通常是以紅豆、香草、洋蔥製成，有時也會加入肉類。這湯的香氣強烈到足以使以掃將長子的名分讓給雅各（</w:t>
+        <w:t>；</w:t>
       </w:r>
       <w:hyperlink r:id="rId14">
         <w:r>
@@ -260,14 +260,14 @@
             <w:color w:val="0000EE"/>
             <w:u w:val="single"/>
           </w:rPr>
-          <w:t>創25:29–34</w:t>
+          <w:t>代上1:26</w:t>
         </w:r>
       </w:hyperlink>
       <w:r>
         <w:rPr>
           <w:lang w:val="zh_TW" w:bidi="zh_TW"/>
         </w:rPr>
-        <w:t>）。以利沙的門徒也十分看重這湯所帶來的滋養（</w:t>
+        <w:t>；</w:t>
       </w:r>
       <w:hyperlink r:id="rId15">
         <w:r>
@@ -278,7 +278,7 @@
             <w:color w:val="0000EE"/>
             <w:u w:val="single"/>
           </w:rPr>
-          <w:t>王下4:38–41</w:t>
+          <w:t>路3:34</w:t>
         </w:r>
       </w:hyperlink>
       <w:r>
@@ -286,6 +286,1444 @@
           <w:lang w:val="zh_TW" w:bidi="zh_TW"/>
         </w:rPr>
         <w:t>）。</w:t>
+      </w:r>
+    </w:p>
+    <w:p>
+      <w:pPr/>
+      <w:r>
+        <w:rPr>
+          <w:lang w:val="zh_TW" w:bidi="zh_TW"/>
+        </w:rPr>
+      </w:r>
+      <w:r>
+        <w:rPr>
+          <w:lang w:val="zh_TW" w:bidi="zh_TW"/>
+        </w:rPr>
+        <w:t>在提到他拉的兒子時，亞伯蘭雖位列第一，但他很可能並不是長子。聖經記載他拉在70歲時，生了亞伯蘭、拿鶴和哈蘭（</w:t>
+      </w:r>
+      <w:hyperlink r:id="rId13">
+        <w:r>
+          <w:rPr>
+            <w:lang w:val="zh_TW" w:bidi="zh_TW"/>
+          </w:rPr>
+          <w:rPr>
+            <w:color w:val="0000EE"/>
+            <w:u w:val="single"/>
+          </w:rPr>
+          <w:t>創11:26</w:t>
+        </w:r>
+      </w:hyperlink>
+      <w:r>
+        <w:rPr>
+          <w:lang w:val="zh_TW" w:bidi="zh_TW"/>
+        </w:rPr>
+        <w:t>）。根據新約聖經的記載，亞伯蘭是在他父親去世後才離開哈蘭的，當時亞伯蘭75歲（</w:t>
+      </w:r>
+      <w:hyperlink r:id="rId16">
+        <w:r>
+          <w:rPr>
+            <w:lang w:val="zh_TW" w:bidi="zh_TW"/>
+          </w:rPr>
+          <w:rPr>
+            <w:color w:val="0000EE"/>
+            <w:u w:val="single"/>
+          </w:rPr>
+          <w:t>創12:4</w:t>
+        </w:r>
+      </w:hyperlink>
+      <w:r>
+        <w:rPr>
+          <w:lang w:val="zh_TW" w:bidi="zh_TW"/>
+        </w:rPr>
+        <w:t>；</w:t>
+      </w:r>
+      <w:hyperlink r:id="rId17">
+        <w:r>
+          <w:rPr>
+            <w:lang w:val="zh_TW" w:bidi="zh_TW"/>
+          </w:rPr>
+          <w:rPr>
+            <w:color w:val="0000EE"/>
+            <w:u w:val="single"/>
+          </w:rPr>
+          <w:t>徒7:4</w:t>
+        </w:r>
+      </w:hyperlink>
+      <w:r>
+        <w:rPr>
+          <w:lang w:val="zh_TW" w:bidi="zh_TW"/>
+        </w:rPr>
+        <w:t>）。</w:t>
+      </w:r>
+    </w:p>
+    <w:p>
+      <w:pPr/>
+      <w:r>
+        <w:rPr>
+          <w:lang w:val="zh_TW" w:bidi="zh_TW"/>
+        </w:rPr>
+      </w:r>
+      <w:r>
+        <w:rPr>
+          <w:lang w:val="zh_TW" w:bidi="zh_TW"/>
+        </w:rPr>
+        <w:t>他拉去世時是205歲（</w:t>
+      </w:r>
+      <w:hyperlink r:id="rId18">
+        <w:r>
+          <w:rPr>
+            <w:lang w:val="zh_TW" w:bidi="zh_TW"/>
+          </w:rPr>
+          <w:rPr>
+            <w:color w:val="0000EE"/>
+            <w:u w:val="single"/>
+          </w:rPr>
+          <w:t>創11:32</w:t>
+        </w:r>
+      </w:hyperlink>
+      <w:r>
+        <w:rPr>
+          <w:lang w:val="zh_TW" w:bidi="zh_TW"/>
+        </w:rPr>
+        <w:t>）。這推算在他拉生亞伯蘭時，他拉至少已經130歲。他拉啟程前往迦南，但他在抵達哈蘭後便停留在那裡，未能繼續前行（</w:t>
+      </w:r>
+      <w:hyperlink r:id="rId19">
+        <w:r>
+          <w:rPr>
+            <w:lang w:val="zh_TW" w:bidi="zh_TW"/>
+          </w:rPr>
+          <w:rPr>
+            <w:color w:val="0000EE"/>
+            <w:u w:val="single"/>
+          </w:rPr>
+          <w:t>創11:31–32</w:t>
+        </w:r>
+      </w:hyperlink>
+      <w:r>
+        <w:rPr>
+          <w:lang w:val="zh_TW" w:bidi="zh_TW"/>
+        </w:rPr>
+        <w:t>）。亞伯蘭隨後在哈蘭領受了神的命令，要求他離開親族，繼續前往迦南（</w:t>
+      </w:r>
+      <w:hyperlink r:id="rId20">
+        <w:r>
+          <w:rPr>
+            <w:lang w:val="zh_TW" w:bidi="zh_TW"/>
+          </w:rPr>
+          <w:rPr>
+            <w:color w:val="0000EE"/>
+            <w:u w:val="single"/>
+          </w:rPr>
+          <w:t>創12:1</w:t>
+        </w:r>
+      </w:hyperlink>
+      <w:r>
+        <w:rPr>
+          <w:lang w:val="zh_TW" w:bidi="zh_TW"/>
+        </w:rPr>
+        <w:t>）。</w:t>
+      </w:r>
+    </w:p>
+    <w:p>
+      <w:pPr/>
+      <w:r>
+        <w:rPr>
+          <w:lang w:val="zh_TW" w:bidi="zh_TW"/>
+        </w:rPr>
+      </w:r>
+      <w:r>
+        <w:rPr>
+          <w:i/>
+          <w:lang w:val="zh_TW" w:bidi="zh_TW"/>
+        </w:rPr>
+        <w:t>另見</w:t>
+      </w:r>
+      <w:r>
+        <w:rPr>
+          <w:lang w:val="zh_TW" w:bidi="zh_TW"/>
+        </w:rPr>
+        <w:t>亞伯拉罕</w:t>
+      </w:r>
+      <w:r>
+        <w:rPr>
+          <w:lang w:val="zh_TW" w:bidi="zh_TW"/>
+        </w:rPr>
+        <w:t>。</w:t>
+      </w:r>
+      <w:r>
+        <w:rPr>
+          <w:lang w:val="zh_TW" w:bidi="zh_TW"/>
+        </w:rPr>
+      </w:r>
+      <w:r>
+        <w:rPr>
+          <w:lang w:val="zh_TW" w:bidi="zh_TW"/>
+        </w:rPr>
+      </w:r>
+    </w:p>
+    <w:p>
+      <w:pPr/>
+      <w:r>
+        <w:rPr>
+          <w:lang w:val="zh_TW" w:bidi="zh_TW"/>
+        </w:rPr>
+      </w:r>
+    </w:p>
+    <w:p>
+      <w:pPr>
+        <w:pStyle w:val="Heading2"/>
+      </w:pPr>
+      <w:r>
+        <w:rPr>
+          <w:lang w:val="zh_TW" w:bidi="zh_TW"/>
+        </w:rPr>
+        <w:t>他泊山</w:t>
+      </w:r>
+      <w:r>
+        <w:rPr>
+          <w:lang w:val="zh_TW" w:bidi="zh_TW"/>
+        </w:rPr>
+      </w:r>
+    </w:p>
+    <w:p>
+      <w:pPr/>
+      <w:r>
+        <w:rPr>
+          <w:lang w:val="zh_TW" w:bidi="zh_TW"/>
+        </w:rPr>
+      </w:r>
+      <w:r>
+        <w:rPr>
+          <w:lang w:val="zh_TW" w:bidi="zh_TW"/>
+        </w:rPr>
+        <w:t>下加利利地區一座重要山崗，位於耶斯列谷的東北區域。他泊山位於拿撒勒以東約六英里（9.7公里），從周圍的平地突然升起。雖然他泊山在該地區不是最高的山，海拔只有587.9米（1,929英尺），但他泊山是一個重要的地標。</w:t>
+      </w:r>
+    </w:p>
+    <w:p>
+      <w:pPr/>
+      <w:r>
+        <w:rPr>
+          <w:lang w:val="zh_TW" w:bidi="zh_TW"/>
+        </w:rPr>
+      </w:r>
+      <w:r>
+        <w:rPr>
+          <w:lang w:val="zh_TW" w:bidi="zh_TW"/>
+        </w:rPr>
+        <w:t>他泊山界定了以薩迦支派（Issachar）西部的邊界（</w:t>
+      </w:r>
+      <w:hyperlink r:id="rId21">
+        <w:r>
+          <w:rPr>
+            <w:lang w:val="zh_TW" w:bidi="zh_TW"/>
+          </w:rPr>
+          <w:rPr>
+            <w:color w:val="0000EE"/>
+            <w:u w:val="single"/>
+          </w:rPr>
+          <w:t>約書亞記19:22</w:t>
+        </w:r>
+      </w:hyperlink>
+      <w:r>
+        <w:rPr>
+          <w:lang w:val="zh_TW" w:bidi="zh_TW"/>
+        </w:rPr>
+        <w:t>）。它是跨地區的海岸公路——馬里斯大道（Via Maris）上有用的導航工具。這條公路經過加利利的米吉多，通往夏瑣。他泊山有時與遠在北方的黑門山相比（</w:t>
+      </w:r>
+      <w:hyperlink r:id="rId22">
+        <w:r>
+          <w:rPr>
+            <w:lang w:val="zh_TW" w:bidi="zh_TW"/>
+          </w:rPr>
+          <w:rPr>
+            <w:color w:val="0000EE"/>
+            <w:u w:val="single"/>
+          </w:rPr>
+          <w:t>詩篇89:12</w:t>
+        </w:r>
+      </w:hyperlink>
+      <w:r>
+        <w:rPr>
+          <w:lang w:val="zh_TW" w:bidi="zh_TW"/>
+        </w:rPr>
+        <w:t>；比較</w:t>
+      </w:r>
+      <w:hyperlink r:id="rId23">
+        <w:r>
+          <w:rPr>
+            <w:lang w:val="zh_TW" w:bidi="zh_TW"/>
+          </w:rPr>
+          <w:rPr>
+            <w:color w:val="0000EE"/>
+            <w:u w:val="single"/>
+          </w:rPr>
+          <w:t>耶利米書46:18</w:t>
+        </w:r>
+      </w:hyperlink>
+      <w:r>
+        <w:rPr>
+          <w:lang w:val="zh_TW" w:bidi="zh_TW"/>
+        </w:rPr>
+        <w:t>）。</w:t>
+      </w:r>
+    </w:p>
+    <w:p>
+      <w:pPr>
+        <w:pStyle w:val="Heading3"/>
+      </w:pPr>
+      <w:r>
+        <w:rPr>
+          <w:lang w:val="zh_TW" w:bidi="zh_TW"/>
+        </w:rPr>
+        <w:t>在他泊山發生了哪些重要事件？</w:t>
+      </w:r>
+    </w:p>
+    <w:p>
+      <w:pPr/>
+      <w:r>
+        <w:rPr>
+          <w:lang w:val="zh_TW" w:bidi="zh_TW"/>
+        </w:rPr>
+      </w:r>
+      <w:r>
+        <w:rPr>
+          <w:lang w:val="zh_TW" w:bidi="zh_TW"/>
+        </w:rPr>
+        <w:t>在舊約聖經中，在士師記中，當底波拉和巴拉與迦南人的軍隊作戰時，提到了他泊山。來自夏瑣的迦南軍隊指揮官西西拉率領軍隊（</w:t>
+      </w:r>
+      <w:hyperlink r:id="rId24">
+        <w:r>
+          <w:rPr>
+            <w:lang w:val="zh_TW" w:bidi="zh_TW"/>
+          </w:rPr>
+          <w:rPr>
+            <w:color w:val="0000EE"/>
+            <w:u w:val="single"/>
+          </w:rPr>
+          <w:t>士師記4:1–24</w:t>
+        </w:r>
+      </w:hyperlink>
+      <w:r>
+        <w:rPr>
+          <w:lang w:val="zh_TW" w:bidi="zh_TW"/>
+        </w:rPr>
+        <w:t>）。巴拉的部隊來自附近的拿弗他利和西布倫支派，會合於他泊山。在底波拉的命令下，以色列人對西西拉發動了一場成功的戰役。基甸最終在他泊山面對殺害他兄弟的米甸王西巴和撒慕拿（</w:t>
+      </w:r>
+      <w:hyperlink r:id="rId25">
+        <w:r>
+          <w:rPr>
+            <w:lang w:val="zh_TW" w:bidi="zh_TW"/>
+          </w:rPr>
+          <w:rPr>
+            <w:color w:val="0000EE"/>
+            <w:u w:val="single"/>
+          </w:rPr>
+          <w:t>士師記8:18</w:t>
+        </w:r>
+      </w:hyperlink>
+      <w:r>
+        <w:rPr>
+          <w:lang w:val="zh_TW" w:bidi="zh_TW"/>
+        </w:rPr>
+        <w:t>）。</w:t>
+      </w:r>
+    </w:p>
+    <w:p>
+      <w:pPr/>
+      <w:r>
+        <w:rPr>
+          <w:lang w:val="zh_TW" w:bidi="zh_TW"/>
+        </w:rPr>
+      </w:r>
+      <w:r>
+        <w:rPr>
+          <w:lang w:val="zh_TW" w:bidi="zh_TW"/>
+        </w:rPr>
+        <w:t>他泊山的山頂面積為1.3平方公里（半平方英里）。它地理位置優越，易於設防。在舊約的王國時期，那裡可能有敬拜的神龕（見</w:t>
+      </w:r>
+      <w:hyperlink r:id="rId26">
+        <w:r>
+          <w:rPr>
+            <w:lang w:val="zh_TW" w:bidi="zh_TW"/>
+          </w:rPr>
+          <w:rPr>
+            <w:color w:val="0000EE"/>
+            <w:u w:val="single"/>
+          </w:rPr>
+          <w:t>何西阿書5:1</w:t>
+        </w:r>
+      </w:hyperlink>
+      <w:r>
+        <w:rPr>
+          <w:lang w:val="zh_TW" w:bidi="zh_TW"/>
+        </w:rPr>
+        <w:t>），但到了希臘時代，則有軍事防禦。托勒密王朝加強了它的防禦，到安條克三世時期（公元前218年），他泊可能已成為耶斯列谷的行政中心。在羅馬時代，許多衝突發生在他泊山。在公元66年重要的猶太戰爭中，約瑟夫用一堵大牆加固了這座山，至今仍可見。</w:t>
+      </w:r>
+    </w:p>
+    <w:p>
+      <w:pPr>
+        <w:pStyle w:val="Heading4"/>
+      </w:pPr>
+      <w:r>
+        <w:rPr>
+          <w:lang w:val="zh_TW" w:bidi="zh_TW"/>
+        </w:rPr>
+        <w:t>耶穌的變相是否發生在他泊山？</w:t>
+      </w:r>
+    </w:p>
+    <w:p>
+      <w:pPr/>
+      <w:r>
+        <w:rPr>
+          <w:lang w:val="zh_TW" w:bidi="zh_TW"/>
+        </w:rPr>
+      </w:r>
+      <w:r>
+        <w:rPr>
+          <w:lang w:val="zh_TW" w:bidi="zh_TW"/>
+        </w:rPr>
+        <w:t>自四世紀以來，人們相信他泊山是變相的神跡發生之處——當耶穌的形象突然改變並發光，充滿天上的光（</w:t>
+      </w:r>
+      <w:hyperlink r:id="rId27">
+        <w:r>
+          <w:rPr>
+            <w:lang w:val="zh_TW" w:bidi="zh_TW"/>
+          </w:rPr>
+          <w:rPr>
+            <w:color w:val="0000EE"/>
+            <w:u w:val="single"/>
+          </w:rPr>
+          <w:t>馬可福音9:2–13</w:t>
+        </w:r>
+      </w:hyperlink>
+      <w:r>
+        <w:rPr>
+          <w:lang w:val="zh_TW" w:bidi="zh_TW"/>
+        </w:rPr>
+        <w:t>）。這一點尚不確定，因為新約聖經並未提及他泊山的名字。康士坦丁大帝的母親海倫娜宣稱以色列和巴勒斯坦的許多地方為歷史遺址。她確信變相事件發生在他泊山，並於公元326年在該地建造了一座教堂。山上建立了祭壇、修道院和教堂，直到12世紀末亞阿拉伯征服者薩拉丁將其摧毀。今天，在山上可以看到一座19世紀的希臘東正教修道院和拉丁教堂。</w:t>
+      </w:r>
+      <w:r>
+        <w:rPr>
+          <w:lang w:val="zh_TW" w:bidi="zh_TW"/>
+        </w:rPr>
+      </w:r>
+      <w:r>
+        <w:rPr>
+          <w:lang w:val="zh_TW" w:bidi="zh_TW"/>
+        </w:rPr>
+      </w:r>
+    </w:p>
+    <w:p>
+      <w:pPr/>
+      <w:r>
+        <w:rPr>
+          <w:lang w:val="zh_TW" w:bidi="zh_TW"/>
+        </w:rPr>
+      </w:r>
+    </w:p>
+    <w:p>
+      <w:pPr>
+        <w:pStyle w:val="Heading2"/>
+      </w:pPr>
+      <w:r>
+        <w:rPr>
+          <w:lang w:val="zh_TW" w:bidi="zh_TW"/>
+        </w:rPr>
+        <w:t>他轄（Tahash）</w:t>
+      </w:r>
+      <w:r>
+        <w:rPr>
+          <w:lang w:val="zh_TW" w:bidi="zh_TW"/>
+        </w:rPr>
+      </w:r>
+    </w:p>
+    <w:p>
+      <w:pPr>
+        <w:pStyle w:val="Heading2"/>
+      </w:pPr>
+      <w:r>
+        <w:rPr>
+          <w:lang w:val="zh_TW" w:bidi="zh_TW"/>
+        </w:rPr>
+        <w:t>他轄</w:t>
+      </w:r>
+      <w:r>
+        <w:rPr>
+          <w:lang w:val="zh_TW" w:bidi="zh_TW"/>
+        </w:rPr>
+        <w:t>（Tahash）</w:t>
+      </w:r>
+    </w:p>
+    <w:p>
+      <w:pPr/>
+      <w:r>
+        <w:rPr>
+          <w:lang w:val="zh_TW" w:bidi="zh_TW"/>
+        </w:rPr>
+      </w:r>
+      <w:r>
+        <w:rPr>
+          <w:lang w:val="zh_TW" w:bidi="zh_TW"/>
+        </w:rPr>
+        <w:t>拿鶴和他的妾流瑪的兒子；亞伯拉罕的兄弟（</w:t>
+      </w:r>
+      <w:hyperlink r:id="rId28">
+        <w:r>
+          <w:rPr>
+            <w:lang w:val="zh_TW" w:bidi="zh_TW"/>
+          </w:rPr>
+          <w:rPr>
+            <w:color w:val="0000EE"/>
+            <w:u w:val="single"/>
+          </w:rPr>
+          <w:t>創22:24</w:t>
+        </w:r>
+      </w:hyperlink>
+      <w:r>
+        <w:rPr>
+          <w:lang w:val="zh_TW" w:bidi="zh_TW"/>
+        </w:rPr>
+        <w:t>）。</w:t>
+      </w:r>
+      <w:r>
+        <w:rPr>
+          <w:lang w:val="zh_TW" w:bidi="zh_TW"/>
+        </w:rPr>
+      </w:r>
+      <w:r>
+        <w:rPr>
+          <w:lang w:val="zh_TW" w:bidi="zh_TW"/>
+        </w:rPr>
+      </w:r>
+    </w:p>
+    <w:p>
+      <w:pPr/>
+      <w:r>
+        <w:rPr>
+          <w:lang w:val="zh_TW" w:bidi="zh_TW"/>
+        </w:rPr>
+      </w:r>
+    </w:p>
+    <w:p>
+      <w:pPr>
+        <w:pStyle w:val="Heading2"/>
+      </w:pPr>
+      <w:r>
+        <w:rPr>
+          <w:lang w:val="zh_TW" w:bidi="zh_TW"/>
+        </w:rPr>
+        <w:t>他轄（Thahash）</w:t>
+      </w:r>
+      <w:r>
+        <w:rPr>
+          <w:lang w:val="zh_TW" w:bidi="zh_TW"/>
+        </w:rPr>
+      </w:r>
+    </w:p>
+    <w:p>
+      <w:pPr/>
+      <w:r>
+        <w:rPr>
+          <w:lang w:val="zh_TW" w:bidi="zh_TW"/>
+        </w:rPr>
+      </w:r>
+      <w:hyperlink r:id="rId28">
+        <w:r>
+          <w:rPr>
+            <w:lang w:val="zh_TW" w:bidi="zh_TW"/>
+          </w:rPr>
+          <w:rPr>
+            <w:color w:val="0000EE"/>
+            <w:u w:val="single"/>
+          </w:rPr>
+          <w:t>創世記二十二章24節</w:t>
+        </w:r>
+      </w:hyperlink>
+      <w:r>
+        <w:rPr>
+          <w:lang w:val="zh_TW" w:bidi="zh_TW"/>
+        </w:rPr>
+        <w:t>中，流瑪的兒子他轄的另一種拼寫方式。</w:t>
+      </w:r>
+    </w:p>
+    <w:p>
+      <w:pPr/>
+      <w:r>
+        <w:rPr>
+          <w:lang w:val="zh_TW" w:bidi="zh_TW"/>
+        </w:rPr>
+      </w:r>
+      <w:r>
+        <w:rPr>
+          <w:i/>
+          <w:lang w:val="zh_TW" w:bidi="zh_TW"/>
+        </w:rPr>
+        <w:t>見</w:t>
+      </w:r>
+      <w:r>
+        <w:rPr>
+          <w:lang w:val="zh_TW" w:bidi="zh_TW"/>
+        </w:rPr>
+        <w:t>他轄（Tahash）</w:t>
+      </w:r>
+      <w:r>
+        <w:rPr>
+          <w:lang w:val="zh_TW" w:bidi="zh_TW"/>
+        </w:rPr>
+        <w:t>。</w:t>
+      </w:r>
+      <w:r>
+        <w:rPr>
+          <w:lang w:val="zh_TW" w:bidi="zh_TW"/>
+        </w:rPr>
+      </w:r>
+      <w:r>
+        <w:rPr>
+          <w:lang w:val="zh_TW" w:bidi="zh_TW"/>
+        </w:rPr>
+      </w:r>
+    </w:p>
+    <w:p>
+      <w:pPr/>
+      <w:r>
+        <w:rPr>
+          <w:lang w:val="zh_TW" w:bidi="zh_TW"/>
+        </w:rPr>
+      </w:r>
+    </w:p>
+    <w:p>
+      <w:pPr>
+        <w:pStyle w:val="Heading2"/>
+      </w:pPr>
+      <w:r>
+        <w:rPr>
+          <w:lang w:val="zh_TW" w:bidi="zh_TW"/>
+        </w:rPr>
+        <w:t>她瑪（人物）</w:t>
+      </w:r>
+      <w:r>
+        <w:rPr>
+          <w:lang w:val="zh_TW" w:bidi="zh_TW"/>
+        </w:rPr>
+      </w:r>
+    </w:p>
+    <w:p>
+      <w:pPr>
+        <w:pStyle w:val="ListNumber"/>
+        <w:numPr>
+          <w:ilvl w:val="0"/>
+          <w:numId w:val="14"/>
+        </w:numPr>
+        <w:spacing w:line="240" w:lineRule="auto"/>
+        <w:ind w:left="720"/>
+      </w:pPr>
+      <w:r>
+        <w:rPr>
+          <w:lang w:val="zh_TW" w:bidi="zh_TW"/>
+        </w:rPr>
+      </w:r>
+      <w:r>
+        <w:rPr>
+          <w:lang w:val="zh_TW" w:bidi="zh_TW"/>
+        </w:rPr>
+        <w:t>迦南婦人所生的猶大長子珥的妻子。後來，她瑪在守寡期間為猶大生了兩個兒子，名叫法勒斯和謝拉（</w:t>
+      </w:r>
+      <w:hyperlink r:id="rId29">
+        <w:r>
+          <w:rPr>
+            <w:lang w:val="zh_TW" w:bidi="zh_TW"/>
+          </w:rPr>
+          <w:rPr>
+            <w:color w:val="0000EE"/>
+            <w:u w:val="single"/>
+          </w:rPr>
+          <w:t>創38:6–24</w:t>
+        </w:r>
+      </w:hyperlink>
+      <w:r>
+        <w:rPr>
+          <w:lang w:val="zh_TW" w:bidi="zh_TW"/>
+        </w:rPr>
+        <w:t>；</w:t>
+      </w:r>
+      <w:hyperlink r:id="rId30">
+        <w:r>
+          <w:rPr>
+            <w:lang w:val="zh_TW" w:bidi="zh_TW"/>
+          </w:rPr>
+          <w:rPr>
+            <w:color w:val="0000EE"/>
+            <w:u w:val="single"/>
+          </w:rPr>
+          <w:t>代上2:4</w:t>
+        </w:r>
+      </w:hyperlink>
+      <w:r>
+        <w:rPr>
+          <w:lang w:val="zh_TW" w:bidi="zh_TW"/>
+        </w:rPr>
+        <w:t>）。猶大的家系後來由她瑪所生的法勒斯延續下去（</w:t>
+      </w:r>
+      <w:hyperlink r:id="rId31">
+        <w:r>
+          <w:rPr>
+            <w:lang w:val="zh_TW" w:bidi="zh_TW"/>
+          </w:rPr>
+          <w:rPr>
+            <w:color w:val="0000EE"/>
+            <w:u w:val="single"/>
+          </w:rPr>
+          <w:t>得4:12</w:t>
+        </w:r>
+      </w:hyperlink>
+      <w:r>
+        <w:rPr>
+          <w:lang w:val="zh_TW" w:bidi="zh_TW"/>
+        </w:rPr>
+        <w:t>），她的名字也被記載在基督的家譜中（</w:t>
+      </w:r>
+      <w:hyperlink r:id="rId32">
+        <w:r>
+          <w:rPr>
+            <w:lang w:val="zh_TW" w:bidi="zh_TW"/>
+          </w:rPr>
+          <w:rPr>
+            <w:color w:val="0000EE"/>
+            <w:u w:val="single"/>
+          </w:rPr>
+          <w:t>太1:3</w:t>
+        </w:r>
+      </w:hyperlink>
+      <w:r>
+        <w:rPr>
+          <w:lang w:val="zh_TW" w:bidi="zh_TW"/>
+        </w:rPr>
+        <w:t>）。</w:t>
+        <w:br/>
+      </w:r>
+      <w:r>
+        <w:rPr>
+          <w:i/>
+          <w:lang w:val="zh_TW" w:bidi="zh_TW"/>
+        </w:rPr>
+        <w:t>另見</w:t>
+      </w:r>
+      <w:r>
+        <w:rPr>
+          <w:lang w:val="zh_TW" w:bidi="zh_TW"/>
+        </w:rPr>
+        <w:t xml:space="preserve"> </w:t>
+      </w:r>
+      <w:r>
+        <w:rPr>
+          <w:lang w:val="zh_TW" w:bidi="zh_TW"/>
+        </w:rPr>
+        <w:t>耶穌基督的家譜</w:t>
+      </w:r>
+      <w:r>
+        <w:rPr>
+          <w:lang w:val="zh_TW" w:bidi="zh_TW"/>
+        </w:rPr>
+        <w:t>。</w:t>
+      </w:r>
+    </w:p>
+    <w:p>
+      <w:pPr>
+        <w:pStyle w:val="ListNumber"/>
+        <w:spacing w:line="240" w:lineRule="auto"/>
+        <w:ind w:left="720"/>
+      </w:pPr>
+      <w:r>
+        <w:rPr>
+          <w:lang w:val="zh_TW" w:bidi="zh_TW"/>
+        </w:rPr>
+      </w:r>
+      <w:r>
+        <w:rPr>
+          <w:lang w:val="zh_TW" w:bidi="zh_TW"/>
+        </w:rPr>
+        <w:t>押沙龍的妹妹，也是大衛與基述人瑪迦所生的女兒。暗嫩用詭計玷辱了她瑪；暗嫩是她同父異母的哥哥。後來，她的親哥哥押沙龍為她報仇，在巴力·夏瑣殺了暗嫩（</w:t>
+      </w:r>
+      <w:hyperlink r:id="rId33">
+        <w:r>
+          <w:rPr>
+            <w:lang w:val="zh_TW" w:bidi="zh_TW"/>
+          </w:rPr>
+          <w:rPr>
+            <w:color w:val="0000EE"/>
+            <w:u w:val="single"/>
+          </w:rPr>
+          <w:t>撒下13章</w:t>
+        </w:r>
+      </w:hyperlink>
+      <w:r>
+        <w:rPr>
+          <w:lang w:val="zh_TW" w:bidi="zh_TW"/>
+        </w:rPr>
+        <w:t>；</w:t>
+      </w:r>
+      <w:hyperlink r:id="rId34">
+        <w:r>
+          <w:rPr>
+            <w:lang w:val="zh_TW" w:bidi="zh_TW"/>
+          </w:rPr>
+          <w:rPr>
+            <w:color w:val="0000EE"/>
+            <w:u w:val="single"/>
+          </w:rPr>
+          <w:t>代上3:9</w:t>
+        </w:r>
+      </w:hyperlink>
+      <w:r>
+        <w:rPr>
+          <w:lang w:val="zh_TW" w:bidi="zh_TW"/>
+        </w:rPr>
+        <w:t>）。</w:t>
+      </w:r>
+    </w:p>
+    <w:p>
+      <w:pPr>
+        <w:pStyle w:val="ListNumber"/>
+        <w:spacing w:line="240" w:lineRule="auto"/>
+        <w:ind w:left="720"/>
+      </w:pPr>
+      <w:r>
+        <w:rPr>
+          <w:lang w:val="zh_TW" w:bidi="zh_TW"/>
+        </w:rPr>
+      </w:r>
+      <w:r>
+        <w:rPr>
+          <w:lang w:val="zh_TW" w:bidi="zh_TW"/>
+        </w:rPr>
+        <w:t>押沙龍的女兒，以美貌聞名（</w:t>
+      </w:r>
+      <w:hyperlink r:id="rId35">
+        <w:r>
+          <w:rPr>
+            <w:lang w:val="zh_TW" w:bidi="zh_TW"/>
+          </w:rPr>
+          <w:rPr>
+            <w:color w:val="0000EE"/>
+            <w:u w:val="single"/>
+          </w:rPr>
+          <w:t>撒下14:27</w:t>
+        </w:r>
+      </w:hyperlink>
+      <w:r>
+        <w:rPr>
+          <w:lang w:val="zh_TW" w:bidi="zh_TW"/>
+        </w:rPr>
+        <w:t>）。她可能嫁給了基比亞人烏列，並成為瑪迦的母親。</w:t>
+        <w:br/>
+      </w:r>
+      <w:r>
+        <w:rPr>
+          <w:i/>
+          <w:lang w:val="zh_TW" w:bidi="zh_TW"/>
+        </w:rPr>
+        <w:t>見</w:t>
+      </w:r>
+      <w:r>
+        <w:rPr>
+          <w:lang w:val="zh_TW" w:bidi="zh_TW"/>
+        </w:rPr>
+        <w:t xml:space="preserve"> </w:t>
+      </w:r>
+      <w:r>
+        <w:rPr>
+          <w:lang w:val="zh_TW" w:bidi="zh_TW"/>
+        </w:rPr>
+        <w:t>瑪迦（Maacah, Maachah）（人物）#4</w:t>
+      </w:r>
+      <w:r>
+        <w:rPr>
+          <w:lang w:val="zh_TW" w:bidi="zh_TW"/>
+        </w:rPr>
+        <w:t>。</w:t>
+      </w:r>
+      <w:r>
+        <w:rPr>
+          <w:lang w:val="zh_TW" w:bidi="zh_TW"/>
+        </w:rPr>
+      </w:r>
+      <w:r>
+        <w:rPr>
+          <w:lang w:val="zh_TW" w:bidi="zh_TW"/>
+        </w:rPr>
+      </w:r>
+    </w:p>
+    <w:p>
+      <w:pPr/>
+      <w:r>
+        <w:rPr>
+          <w:lang w:val="zh_TW" w:bidi="zh_TW"/>
+        </w:rPr>
+      </w:r>
+    </w:p>
+    <w:p>
+      <w:pPr>
+        <w:pStyle w:val="Heading2"/>
+      </w:pPr>
+      <w:r>
+        <w:rPr>
+          <w:lang w:val="zh_TW" w:bidi="zh_TW"/>
+        </w:rPr>
+        <w:t>塔木德</w:t>
+      </w:r>
+      <w:r>
+        <w:rPr>
+          <w:lang w:val="zh_TW" w:bidi="zh_TW"/>
+        </w:rPr>
+      </w:r>
+    </w:p>
+    <w:p>
+      <w:pPr/>
+      <w:r>
+        <w:rPr>
+          <w:lang w:val="zh_TW" w:bidi="zh_TW"/>
+        </w:rPr>
+      </w:r>
+      <w:r>
+        <w:rPr>
+          <w:lang w:val="zh_TW" w:bidi="zh_TW"/>
+        </w:rPr>
+        <w:t>「塔木德」一詞意為「學習」或「研讀」。塔木德是一部用希伯來文和亞蘭文寫成的文獻集。它包括對舊約聖經律法部分的解釋以及源自許多拉比來源的智慧言論。它涵蓋的時期始於以斯拉之後不久，約公元前400年，到約公元500年代。</w:t>
+      </w:r>
+    </w:p>
+    <w:p>
+      <w:pPr>
+        <w:pStyle w:val="Heading3"/>
+      </w:pPr>
+      <w:r>
+        <w:rPr>
+          <w:lang w:val="zh_TW" w:bidi="zh_TW"/>
+        </w:rPr>
+        <w:t>口傳律法的起源與發展</w:t>
+      </w:r>
+    </w:p>
+    <w:p>
+      <w:pPr/>
+      <w:r>
+        <w:rPr>
+          <w:lang w:val="zh_TW" w:bidi="zh_TW"/>
+        </w:rPr>
+      </w:r>
+      <w:r>
+        <w:rPr>
+          <w:lang w:val="zh_TW" w:bidi="zh_TW"/>
+        </w:rPr>
+        <w:t>傳統猶太人相信摩西除了書面律法外，還領受了一部口傳律法。這部口傳律法是歷世歷代流傳下來的。塔木德主張這部口傳律法有早期的起源，《先賢篇》（</w:t>
+      </w:r>
+      <w:r>
+        <w:rPr>
+          <w:i/>
+          <w:lang w:val="zh_TW" w:bidi="zh_TW"/>
+        </w:rPr>
+        <w:t>Pirke Aboth）一章</w:t>
+      </w:r>
+      <w:r>
+        <w:rPr>
+          <w:lang w:val="zh_TW" w:bidi="zh_TW"/>
+        </w:rPr>
+        <w:t>1節將其歸於摩西。然而，一些學者認為這部口傳律法是在以斯拉之後發展起來的。比如，生活在被擄時期前的先知，從未提到人們未能遵循口傳律法。然而，這些先知經常警告人們忽視摩西所賜的書面律法。這表明在巴比倫被擄之前，並不存在一套口傳傳統。</w:t>
+      </w:r>
+    </w:p>
+    <w:p>
+      <w:pPr/>
+      <w:r>
+        <w:rPr>
+          <w:lang w:val="zh_TW" w:bidi="zh_TW"/>
+        </w:rPr>
+      </w:r>
+      <w:r>
+        <w:rPr>
+          <w:lang w:val="zh_TW" w:bidi="zh_TW"/>
+        </w:rPr>
+        <w:t>在以斯拉（「通達摩西律法書的文士」</w:t>
+      </w:r>
+      <w:hyperlink r:id="rId36">
+        <w:r>
+          <w:rPr>
+            <w:lang w:val="zh_TW" w:bidi="zh_TW"/>
+          </w:rPr>
+          <w:rPr>
+            <w:color w:val="0000EE"/>
+            <w:u w:val="single"/>
+          </w:rPr>
+          <w:t>以斯拉記7:6</w:t>
+        </w:r>
+      </w:hyperlink>
+      <w:r>
+        <w:rPr>
+          <w:lang w:val="zh_TW" w:bidi="zh_TW"/>
+        </w:rPr>
+        <w:t>）之後，會堂和學校的教師教授舊約聖經，他們的教導被記憶下來。多年來，人們使用不同的方法來背誦和記憶不斷增多的教導和解釋。</w:t>
+      </w:r>
+    </w:p>
+    <w:p>
+      <w:pPr/>
+      <w:r>
+        <w:rPr>
+          <w:lang w:val="zh_TW" w:bidi="zh_TW"/>
+        </w:rPr>
+      </w:r>
+      <w:r>
+        <w:rPr>
+          <w:lang w:val="zh_TW" w:bidi="zh_TW"/>
+        </w:rPr>
+        <w:t>隨著更多的教導不斷增加，即使是最好的記憶也無法保留所有的材料。為了讓後代更容易獲得豐富的知識、宗教見解和智慧以獲得指導和啟發，有必要創建一個包含過去世代所有重要教導的總結。這個總結被稱為塔木德（Talmud），是口傳律法的主要合集。猶太人將其視為僅次於聖經的著作。塔木德被視為國家和宗教思想的非凡成就，深刻地塑造了猶太人的世界觀。</w:t>
+      </w:r>
+    </w:p>
+    <w:p>
+      <w:pPr>
+        <w:pStyle w:val="Heading3"/>
+      </w:pPr>
+      <w:r>
+        <w:rPr>
+          <w:lang w:val="zh_TW" w:bidi="zh_TW"/>
+        </w:rPr>
+        <w:t>口傳律法的理由</w:t>
+      </w:r>
+    </w:p>
+    <w:p>
+      <w:pPr/>
+      <w:r>
+        <w:rPr>
+          <w:lang w:val="zh_TW" w:bidi="zh_TW"/>
+        </w:rPr>
+      </w:r>
+      <w:r>
+        <w:rPr>
+          <w:lang w:val="zh_TW" w:bidi="zh_TW"/>
+        </w:rPr>
+        <w:t>在被擄歸回的先知停止預言之後，以色列的生命變得複雜。需要擴展摩西五經的律法。口傳律法最初是為了幫助人們遵守神的書面話語。</w:t>
+      </w:r>
+    </w:p>
+    <w:p>
+      <w:pPr/>
+      <w:r>
+        <w:rPr>
+          <w:lang w:val="zh_TW" w:bidi="zh_TW"/>
+        </w:rPr>
+      </w:r>
+      <w:r>
+        <w:rPr>
+          <w:lang w:val="zh_TW" w:bidi="zh_TW"/>
+        </w:rPr>
+        <w:t>口傳律法包含在塔木德中有兩個目的：</w:t>
+      </w:r>
+    </w:p>
+    <w:p>
+      <w:pPr>
+        <w:pStyle w:val="ListNumber"/>
+        <w:numPr>
+          <w:ilvl w:val="0"/>
+          <w:numId w:val="15"/>
+        </w:numPr>
+        <w:spacing w:line="240" w:lineRule="auto"/>
+        <w:ind w:left="720"/>
+      </w:pPr>
+      <w:r>
+        <w:rPr>
+          <w:lang w:val="zh_TW" w:bidi="zh_TW"/>
+        </w:rPr>
+      </w:r>
+      <w:r>
+        <w:rPr>
+          <w:lang w:val="zh_TW" w:bidi="zh_TW"/>
+        </w:rPr>
+        <w:t>它提供了對書面律法的解釋。根據拉比的說法，口傳律法使遵守書面律法成為可能。沒有口傳律法，就不可能遵守書面律法。這方面的一個好例子可以在聖經的安息日律法中找到。大家都知道人們不應該在安息日工作。然而，拉比們說需要口傳律法來解釋「工作」實際上是什麼意思。</w:t>
+      </w:r>
+    </w:p>
+    <w:p>
+      <w:pPr>
+        <w:pStyle w:val="ListNumber"/>
+        <w:spacing w:line="240" w:lineRule="auto"/>
+        <w:ind w:left="720"/>
+      </w:pPr>
+      <w:r>
+        <w:rPr>
+          <w:lang w:val="zh_TW" w:bidi="zh_TW"/>
+        </w:rPr>
+      </w:r>
+      <w:r>
+        <w:rPr>
+          <w:lang w:val="zh_TW" w:bidi="zh_TW"/>
+        </w:rPr>
+        <w:t>口傳律法的第二個目的在於更新和調整成文律法以適應新的情況。口傳律法旨在使成文律法適用於每一代人。沒有口傳律法，人們可能會認為成文律法已然過時。</w:t>
+      </w:r>
+    </w:p>
+    <w:p>
+      <w:pPr/>
+      <w:r>
+        <w:rPr>
+          <w:lang w:val="zh_TW" w:bidi="zh_TW"/>
+        </w:rPr>
+      </w:r>
+      <w:r>
+        <w:rPr>
+          <w:lang w:val="zh_TW" w:bidi="zh_TW"/>
+        </w:rPr>
+        <w:t>因此，口傳律法幫助人們理解什麼不應該做，以及良好的猶太教信仰應該是如何的樣貌。</w:t>
+      </w:r>
+    </w:p>
+    <w:p>
+      <w:pPr/>
+      <w:r>
+        <w:rPr>
+          <w:lang w:val="zh_TW" w:bidi="zh_TW"/>
+        </w:rPr>
+      </w:r>
+      <w:r>
+        <w:rPr>
+          <w:lang w:val="zh_TW" w:bidi="zh_TW"/>
+        </w:rPr>
+        <w:t>每一個世代都面臨新的社會、政治和經濟情況。這意味著神的話語需要以新的方式來應用。然而，神的話語本身不應該僅僅為了迎合人們的需求或解決新問題而改變。我們在公元一世紀看到了這個例子。耶穌批評猶太領袖將他們的口述傳統置於神的話語之上（</w:t>
+      </w:r>
+      <w:hyperlink r:id="rId37">
+        <w:r>
+          <w:rPr>
+            <w:lang w:val="zh_TW" w:bidi="zh_TW"/>
+          </w:rPr>
+          <w:rPr>
+            <w:color w:val="0000EE"/>
+            <w:u w:val="single"/>
+          </w:rPr>
+          <w:t>馬可福音7:9–13</w:t>
+        </w:r>
+      </w:hyperlink>
+      <w:r>
+        <w:rPr>
+          <w:lang w:val="zh_TW" w:bidi="zh_TW"/>
+        </w:rPr>
+        <w:t>）。</w:t>
+      </w:r>
+    </w:p>
+    <w:p>
+      <w:pPr>
+        <w:pStyle w:val="Heading3"/>
+      </w:pPr>
+      <w:r>
+        <w:rPr>
+          <w:lang w:val="zh_TW" w:bidi="zh_TW"/>
+        </w:rPr>
+        <w:t>塔木德的早期形式</w:t>
+      </w:r>
+    </w:p>
+    <w:p>
+      <w:pPr/>
+      <w:r>
+        <w:rPr>
+          <w:lang w:val="zh_TW" w:bidi="zh_TW"/>
+        </w:rPr>
+      </w:r>
+      <w:r>
+        <w:rPr>
+          <w:lang w:val="zh_TW" w:bidi="zh_TW"/>
+        </w:rPr>
+        <w:t>最早教授口傳律法的方法之一是透過米大示（Midrash），意思是「解釋」。米大示是一種對聖經經文的註釋（解釋或觀察）。米大示有兩種類型：</w:t>
+      </w:r>
+    </w:p>
+    <w:p>
+      <w:pPr>
+        <w:pStyle w:val="ListNumber"/>
+        <w:numPr>
+          <w:ilvl w:val="0"/>
+          <w:numId w:val="16"/>
+        </w:numPr>
+        <w:spacing w:line="240" w:lineRule="auto"/>
+        <w:ind w:left="720"/>
+      </w:pPr>
+      <w:r>
+        <w:rPr>
+          <w:lang w:val="zh_TW" w:bidi="zh_TW"/>
+        </w:rPr>
+      </w:r>
+      <w:r>
+        <w:rPr>
+          <w:b/>
+          <w:lang w:val="zh_TW" w:bidi="zh_TW"/>
+        </w:rPr>
+        <w:t>米大示哈拉卡：</w:t>
+      </w:r>
+      <w:r>
+        <w:rPr>
+          <w:lang w:val="zh_TW" w:bidi="zh_TW"/>
+        </w:rPr>
+        <w:t>解釋舊約聖經中的律法部分，著重於如何活。</w:t>
+      </w:r>
+    </w:p>
+    <w:p>
+      <w:pPr>
+        <w:pStyle w:val="ListNumber"/>
+        <w:spacing w:line="240" w:lineRule="auto"/>
+        <w:ind w:left="720"/>
+      </w:pPr>
+      <w:r>
+        <w:rPr>
+          <w:lang w:val="zh_TW" w:bidi="zh_TW"/>
+        </w:rPr>
+      </w:r>
+      <w:r>
+        <w:rPr>
+          <w:b/>
+          <w:lang w:val="zh_TW" w:bidi="zh_TW"/>
+        </w:rPr>
+        <w:t>米大示哈加達：</w:t>
+      </w:r>
+      <w:r>
+        <w:rPr>
+          <w:lang w:val="zh_TW" w:bidi="zh_TW"/>
+        </w:rPr>
+        <w:t>解釋非律法部分，如倫理和熱心所在，意思是「敘述」。</w:t>
+      </w:r>
+    </w:p>
+    <w:p>
+      <w:pPr/>
+      <w:r>
+        <w:rPr>
+          <w:lang w:val="zh_TW" w:bidi="zh_TW"/>
+        </w:rPr>
+      </w:r>
+      <w:r>
+        <w:rPr>
+          <w:lang w:val="zh_TW" w:bidi="zh_TW"/>
+        </w:rPr>
+        <w:t>以斯拉和接受教導的同伴在公元前444年在耶路撒冷城牆完成時，使用了米大示。他們「使百姓明白律法；百姓都站在自己的地方。他們清清楚楚地念神的律法書，講明意思，使百姓明白所念的」(</w:t>
+      </w:r>
+      <w:hyperlink r:id="rId38">
+        <w:r>
+          <w:rPr>
+            <w:lang w:val="zh_TW" w:bidi="zh_TW"/>
+          </w:rPr>
+          <w:rPr>
+            <w:color w:val="0000EE"/>
+            <w:u w:val="single"/>
+          </w:rPr>
+          <w:t>尼希米記8:7</w:t>
+        </w:r>
+      </w:hyperlink>
+      <w:r>
+        <w:rPr>
+          <w:lang w:val="zh_TW" w:bidi="zh_TW"/>
+        </w:rPr>
+        <w:t>–</w:t>
+      </w:r>
+      <w:hyperlink r:id="rId38">
+        <w:r>
+          <w:rPr>
+            <w:lang w:val="zh_TW" w:bidi="zh_TW"/>
+          </w:rPr>
+          <w:rPr>
+            <w:color w:val="0000EE"/>
+            <w:u w:val="single"/>
+          </w:rPr>
+          <w:t>8</w:t>
+        </w:r>
+      </w:hyperlink>
+      <w:r>
+        <w:rPr>
+          <w:lang w:val="zh_TW" w:bidi="zh_TW"/>
+        </w:rPr>
+        <w:t>)。</w:t>
+      </w:r>
+    </w:p>
+    <w:p>
+      <w:pPr/>
+      <w:r>
+        <w:rPr>
+          <w:lang w:val="zh_TW" w:bidi="zh_TW"/>
+        </w:rPr>
+      </w:r>
+      <w:r>
+        <w:rPr>
+          <w:lang w:val="zh_TW" w:bidi="zh_TW"/>
+        </w:rPr>
+        <w:t>在以斯拉之後，許多教師使用這種米大示的方法。這些宗教領袖被稱為經師（Soferim，「守書人」或「文士」），直到大約公元前200年。他們有時被稱為「大會堂」。他們教導以色列要避免崇拜假神或忘記神的律法。</w:t>
+      </w:r>
+    </w:p>
+    <w:p>
+      <w:pPr/>
+      <w:r>
+        <w:rPr>
+          <w:lang w:val="zh_TW" w:bidi="zh_TW"/>
+        </w:rPr>
+      </w:r>
+      <w:r>
+        <w:rPr>
+          <w:lang w:val="zh_TW" w:bidi="zh_TW"/>
+        </w:rPr>
+        <w:t>經師之後是哈西典（「虔誠者」），他們試圖鼓勵宗教委身。哈西典之後是公元前128年的法利賽人（「分離者」）。所有這些群體都對米大示方法有所貢獻。</w:t>
+      </w:r>
+    </w:p>
+    <w:p>
+      <w:pPr/>
+      <w:r>
+        <w:rPr>
+          <w:lang w:val="zh_TW" w:bidi="zh_TW"/>
+        </w:rPr>
+      </w:r>
+      <w:r>
+        <w:rPr>
+          <w:lang w:val="zh_TW" w:bidi="zh_TW"/>
+        </w:rPr>
+        <w:t>隨著時間的推移，需要記住的材料越來越多。人們通過不斷重複來學習。這種新方法被稱為米示拿（Mishnah），意思是「重複」。米示拿的教師被稱為他拿念（Tannaim），意思是「口頭傳授者」。</w:t>
+      </w:r>
+    </w:p>
+    <w:p>
+      <w:pPr/>
+      <w:r>
+        <w:rPr>
+          <w:lang w:val="zh_TW" w:bidi="zh_TW"/>
+        </w:rPr>
+      </w:r>
+      <w:r>
+        <w:rPr>
+          <w:lang w:val="zh_TW" w:bidi="zh_TW"/>
+        </w:rPr>
+        <w:t>米大示和米示拿都被使用了許多年。口傳律法最終發展龐大到人們難以學習和記憶的地步。因此，它被書寫記錄下來。後來的拉比對米示拿進行了詳細的討論和解釋。這些討論被稱為革馬拉（Gemara，意為「完成」）。與最初的口傳律法一樣，革馬拉也是先口述傳承，然後才文字記錄。革馬拉和米示拿一起組成了塔木德。</w:t>
+      </w:r>
+    </w:p>
+    <w:p>
+      <w:pPr/>
+      <w:r>
+        <w:rPr>
+          <w:lang w:val="zh_TW" w:bidi="zh_TW"/>
+        </w:rPr>
+      </w:r>
+      <w:r>
+        <w:rPr>
+          <w:i/>
+          <w:lang w:val="zh_TW" w:bidi="zh_TW"/>
+        </w:rPr>
+        <w:t>另見</w:t>
+      </w:r>
+      <w:r>
+        <w:rPr>
+          <w:lang w:val="zh_TW" w:bidi="zh_TW"/>
+        </w:rPr>
+        <w:t xml:space="preserve"> </w:t>
+      </w:r>
+      <w:r>
+        <w:rPr>
+          <w:lang w:val="zh_TW" w:bidi="zh_TW"/>
+        </w:rPr>
+        <w:t>革馬拉</w:t>
+      </w:r>
+      <w:r>
+        <w:rPr>
+          <w:lang w:val="zh_TW" w:bidi="zh_TW"/>
+        </w:rPr>
+        <w:t>；</w:t>
+      </w:r>
+      <w:r>
+        <w:rPr>
+          <w:lang w:val="zh_TW" w:bidi="zh_TW"/>
+        </w:rPr>
+        <w:t>哈加達</w:t>
+      </w:r>
+      <w:r>
+        <w:rPr>
+          <w:lang w:val="zh_TW" w:bidi="zh_TW"/>
+        </w:rPr>
+        <w:t>；</w:t>
+      </w:r>
+      <w:r>
+        <w:rPr>
+          <w:lang w:val="zh_TW" w:bidi="zh_TW"/>
+        </w:rPr>
+        <w:t>哈拉卡</w:t>
+      </w:r>
+      <w:r>
+        <w:rPr>
+          <w:lang w:val="zh_TW" w:bidi="zh_TW"/>
+        </w:rPr>
+        <w:t>；</w:t>
+      </w:r>
+      <w:r>
+        <w:rPr>
+          <w:lang w:val="zh_TW" w:bidi="zh_TW"/>
+        </w:rPr>
+        <w:t>聖經中的法律概念</w:t>
+      </w:r>
+      <w:r>
+        <w:rPr>
+          <w:lang w:val="zh_TW" w:bidi="zh_TW"/>
+        </w:rPr>
+        <w:t>；</w:t>
+      </w:r>
+      <w:r>
+        <w:rPr>
+          <w:lang w:val="zh_TW" w:bidi="zh_TW"/>
+        </w:rPr>
+        <w:t>米大示</w:t>
+      </w:r>
+      <w:r>
+        <w:rPr>
+          <w:lang w:val="zh_TW" w:bidi="zh_TW"/>
+        </w:rPr>
+        <w:t>；</w:t>
+      </w:r>
+      <w:r>
+        <w:rPr>
+          <w:lang w:val="zh_TW" w:bidi="zh_TW"/>
+        </w:rPr>
+        <w:t>米示拿</w:t>
+      </w:r>
+      <w:r>
+        <w:rPr>
+          <w:lang w:val="zh_TW" w:bidi="zh_TW"/>
+        </w:rPr>
+        <w:t>；</w:t>
+      </w:r>
+      <w:r>
+        <w:rPr>
+          <w:lang w:val="zh_TW" w:bidi="zh_TW"/>
+        </w:rPr>
+        <w:t>法利賽人</w:t>
+      </w:r>
+      <w:r>
+        <w:rPr>
+          <w:lang w:val="zh_TW" w:bidi="zh_TW"/>
+        </w:rPr>
+        <w:t>；</w:t>
+      </w:r>
+      <w:r>
+        <w:rPr>
+          <w:lang w:val="zh_TW" w:bidi="zh_TW"/>
+        </w:rPr>
+        <w:t>妥拉</w:t>
+      </w:r>
+      <w:r>
+        <w:rPr>
+          <w:lang w:val="zh_TW" w:bidi="zh_TW"/>
+        </w:rPr>
+        <w:t>；</w:t>
+      </w:r>
+      <w:r>
+        <w:rPr>
+          <w:lang w:val="zh_TW" w:bidi="zh_TW"/>
+        </w:rPr>
+        <w:t>傳統</w:t>
+      </w:r>
+      <w:r>
+        <w:rPr>
+          <w:lang w:val="zh_TW" w:bidi="zh_TW"/>
+        </w:rPr>
+        <w:t>；</w:t>
+      </w:r>
+      <w:r>
+        <w:rPr>
+          <w:lang w:val="zh_TW" w:bidi="zh_TW"/>
+        </w:rPr>
+        <w:t>口頭傳統</w:t>
+      </w:r>
+      <w:r>
+        <w:rPr>
+          <w:lang w:val="zh_TW" w:bidi="zh_TW"/>
+        </w:rPr>
+        <w:t>。</w:t>
       </w:r>
       <w:r>
         <w:rPr>
@@ -2187,6 +3625,24 @@
   </w:num>
   <w:num w:numId="13" w16cid:durableId="592781308">
     <w:abstractNumId w:val="11"/>
+  </w:num>
+  <w:num w:numId="14">
+    <w:abstractNumId w:val="3"/>
+    <w:lvlOverride w:ilvl="0">
+      <w:startOverride w:val="1"/>
+    </w:lvlOverride>
+  </w:num>
+  <w:num w:numId="15">
+    <w:abstractNumId w:val="3"/>
+    <w:lvlOverride w:ilvl="0">
+      <w:startOverride w:val="1"/>
+    </w:lvlOverride>
+  </w:num>
+  <w:num w:numId="16">
+    <w:abstractNumId w:val="3"/>
+    <w:lvlOverride w:ilvl="0">
+      <w:startOverride w:val="1"/>
+    </w:lvlOverride>
   </w:num>
   <w:numIdMacAtCleanup w:val="10"/>
 </w:numbering>

--- a/zht/docx/164.content.docx
+++ b/zht/docx/164.content.docx
@@ -233,54 +233,36 @@
         </w:rPr>
         <w:t>他是亞伯蘭（亞伯拉罕）、拿鶴和哈蘭的父親（</w:t>
       </w:r>
-      <w:hyperlink r:id="rId13">
-        <w:r>
-          <w:rPr>
-            <w:lang w:val="zh_TW" w:bidi="zh_TW"/>
-          </w:rPr>
-          <w:rPr>
-            <w:color w:val="0000EE"/>
-            <w:u w:val="single"/>
-          </w:rPr>
-          <w:t>創11:26</w:t>
-        </w:r>
-      </w:hyperlink>
+      <w:r>
+        <w:rPr>
+          <w:lang w:val="zh_TW" w:bidi="zh_TW"/>
+        </w:rPr>
+        <w:t>創11:26</w:t>
+      </w:r>
       <w:r>
         <w:rPr>
           <w:lang w:val="zh_TW" w:bidi="zh_TW"/>
         </w:rPr>
         <w:t>；</w:t>
       </w:r>
-      <w:hyperlink r:id="rId14">
-        <w:r>
-          <w:rPr>
-            <w:lang w:val="zh_TW" w:bidi="zh_TW"/>
-          </w:rPr>
-          <w:rPr>
-            <w:color w:val="0000EE"/>
-            <w:u w:val="single"/>
-          </w:rPr>
-          <w:t>代上1:26</w:t>
-        </w:r>
-      </w:hyperlink>
+      <w:r>
+        <w:rPr>
+          <w:lang w:val="zh_TW" w:bidi="zh_TW"/>
+        </w:rPr>
+        <w:t>代上1:26</w:t>
+      </w:r>
       <w:r>
         <w:rPr>
           <w:lang w:val="zh_TW" w:bidi="zh_TW"/>
         </w:rPr>
         <w:t>；</w:t>
       </w:r>
-      <w:hyperlink r:id="rId15">
-        <w:r>
-          <w:rPr>
-            <w:lang w:val="zh_TW" w:bidi="zh_TW"/>
-          </w:rPr>
-          <w:rPr>
-            <w:color w:val="0000EE"/>
-            <w:u w:val="single"/>
-          </w:rPr>
-          <w:t>路3:34</w:t>
-        </w:r>
-      </w:hyperlink>
+      <w:r>
+        <w:rPr>
+          <w:lang w:val="zh_TW" w:bidi="zh_TW"/>
+        </w:rPr>
+        <w:t>路3:34</w:t>
+      </w:r>
       <w:r>
         <w:rPr>
           <w:lang w:val="zh_TW" w:bidi="zh_TW"/>
@@ -301,54 +283,36 @@
         </w:rPr>
         <w:t>在提到他拉的兒子時，亞伯蘭雖位列第一，但他很可能並不是長子。聖經記載他拉在70歲時，生了亞伯蘭、拿鶴和哈蘭（</w:t>
       </w:r>
-      <w:hyperlink r:id="rId13">
-        <w:r>
-          <w:rPr>
-            <w:lang w:val="zh_TW" w:bidi="zh_TW"/>
-          </w:rPr>
-          <w:rPr>
-            <w:color w:val="0000EE"/>
-            <w:u w:val="single"/>
-          </w:rPr>
-          <w:t>創11:26</w:t>
-        </w:r>
-      </w:hyperlink>
+      <w:r>
+        <w:rPr>
+          <w:lang w:val="zh_TW" w:bidi="zh_TW"/>
+        </w:rPr>
+        <w:t>創11:26</w:t>
+      </w:r>
       <w:r>
         <w:rPr>
           <w:lang w:val="zh_TW" w:bidi="zh_TW"/>
         </w:rPr>
         <w:t>）。根據新約聖經的記載，亞伯蘭是在他父親去世後才離開哈蘭的，當時亞伯蘭75歲（</w:t>
       </w:r>
-      <w:hyperlink r:id="rId16">
-        <w:r>
-          <w:rPr>
-            <w:lang w:val="zh_TW" w:bidi="zh_TW"/>
-          </w:rPr>
-          <w:rPr>
-            <w:color w:val="0000EE"/>
-            <w:u w:val="single"/>
-          </w:rPr>
-          <w:t>創12:4</w:t>
-        </w:r>
-      </w:hyperlink>
+      <w:r>
+        <w:rPr>
+          <w:lang w:val="zh_TW" w:bidi="zh_TW"/>
+        </w:rPr>
+        <w:t>創12:4</w:t>
+      </w:r>
       <w:r>
         <w:rPr>
           <w:lang w:val="zh_TW" w:bidi="zh_TW"/>
         </w:rPr>
         <w:t>；</w:t>
       </w:r>
-      <w:hyperlink r:id="rId17">
-        <w:r>
-          <w:rPr>
-            <w:lang w:val="zh_TW" w:bidi="zh_TW"/>
-          </w:rPr>
-          <w:rPr>
-            <w:color w:val="0000EE"/>
-            <w:u w:val="single"/>
-          </w:rPr>
-          <w:t>徒7:4</w:t>
-        </w:r>
-      </w:hyperlink>
+      <w:r>
+        <w:rPr>
+          <w:lang w:val="zh_TW" w:bidi="zh_TW"/>
+        </w:rPr>
+        <w:t>徒7:4</w:t>
+      </w:r>
       <w:r>
         <w:rPr>
           <w:lang w:val="zh_TW" w:bidi="zh_TW"/>
@@ -369,54 +333,36 @@
         </w:rPr>
         <w:t>他拉去世時是205歲（</w:t>
       </w:r>
-      <w:hyperlink r:id="rId18">
-        <w:r>
-          <w:rPr>
-            <w:lang w:val="zh_TW" w:bidi="zh_TW"/>
-          </w:rPr>
-          <w:rPr>
-            <w:color w:val="0000EE"/>
-            <w:u w:val="single"/>
-          </w:rPr>
-          <w:t>創11:32</w:t>
-        </w:r>
-      </w:hyperlink>
+      <w:r>
+        <w:rPr>
+          <w:lang w:val="zh_TW" w:bidi="zh_TW"/>
+        </w:rPr>
+        <w:t>創11:32</w:t>
+      </w:r>
       <w:r>
         <w:rPr>
           <w:lang w:val="zh_TW" w:bidi="zh_TW"/>
         </w:rPr>
         <w:t>）。這推算在他拉生亞伯蘭時，他拉至少已經130歲。他拉啟程前往迦南，但他在抵達哈蘭後便停留在那裡，未能繼續前行（</w:t>
       </w:r>
-      <w:hyperlink r:id="rId19">
-        <w:r>
-          <w:rPr>
-            <w:lang w:val="zh_TW" w:bidi="zh_TW"/>
-          </w:rPr>
-          <w:rPr>
-            <w:color w:val="0000EE"/>
-            <w:u w:val="single"/>
-          </w:rPr>
-          <w:t>創11:31–32</w:t>
-        </w:r>
-      </w:hyperlink>
+      <w:r>
+        <w:rPr>
+          <w:lang w:val="zh_TW" w:bidi="zh_TW"/>
+        </w:rPr>
+        <w:t>創11:31–32</w:t>
+      </w:r>
       <w:r>
         <w:rPr>
           <w:lang w:val="zh_TW" w:bidi="zh_TW"/>
         </w:rPr>
         <w:t>）。亞伯蘭隨後在哈蘭領受了神的命令，要求他離開親族，繼續前往迦南（</w:t>
       </w:r>
-      <w:hyperlink r:id="rId20">
-        <w:r>
-          <w:rPr>
-            <w:lang w:val="zh_TW" w:bidi="zh_TW"/>
-          </w:rPr>
-          <w:rPr>
-            <w:color w:val="0000EE"/>
-            <w:u w:val="single"/>
-          </w:rPr>
-          <w:t>創12:1</w:t>
-        </w:r>
-      </w:hyperlink>
+      <w:r>
+        <w:rPr>
+          <w:lang w:val="zh_TW" w:bidi="zh_TW"/>
+        </w:rPr>
+        <w:t>創12:1</w:t>
+      </w:r>
       <w:r>
         <w:rPr>
           <w:lang w:val="zh_TW" w:bidi="zh_TW"/>
@@ -512,54 +458,36 @@
         </w:rPr>
         <w:t>他泊山界定了以薩迦支派（Issachar）西部的邊界（</w:t>
       </w:r>
-      <w:hyperlink r:id="rId21">
-        <w:r>
-          <w:rPr>
-            <w:lang w:val="zh_TW" w:bidi="zh_TW"/>
-          </w:rPr>
-          <w:rPr>
-            <w:color w:val="0000EE"/>
-            <w:u w:val="single"/>
-          </w:rPr>
-          <w:t>約書亞記19:22</w:t>
-        </w:r>
-      </w:hyperlink>
+      <w:r>
+        <w:rPr>
+          <w:lang w:val="zh_TW" w:bidi="zh_TW"/>
+        </w:rPr>
+        <w:t>約書亞記19:22</w:t>
+      </w:r>
       <w:r>
         <w:rPr>
           <w:lang w:val="zh_TW" w:bidi="zh_TW"/>
         </w:rPr>
         <w:t>）。它是跨地區的海岸公路——馬里斯大道（Via Maris）上有用的導航工具。這條公路經過加利利的米吉多，通往夏瑣。他泊山有時與遠在北方的黑門山相比（</w:t>
       </w:r>
-      <w:hyperlink r:id="rId22">
-        <w:r>
-          <w:rPr>
-            <w:lang w:val="zh_TW" w:bidi="zh_TW"/>
-          </w:rPr>
-          <w:rPr>
-            <w:color w:val="0000EE"/>
-            <w:u w:val="single"/>
-          </w:rPr>
-          <w:t>詩篇89:12</w:t>
-        </w:r>
-      </w:hyperlink>
+      <w:r>
+        <w:rPr>
+          <w:lang w:val="zh_TW" w:bidi="zh_TW"/>
+        </w:rPr>
+        <w:t>詩篇89:12</w:t>
+      </w:r>
       <w:r>
         <w:rPr>
           <w:lang w:val="zh_TW" w:bidi="zh_TW"/>
         </w:rPr>
         <w:t>；比較</w:t>
       </w:r>
-      <w:hyperlink r:id="rId23">
-        <w:r>
-          <w:rPr>
-            <w:lang w:val="zh_TW" w:bidi="zh_TW"/>
-          </w:rPr>
-          <w:rPr>
-            <w:color w:val="0000EE"/>
-            <w:u w:val="single"/>
-          </w:rPr>
-          <w:t>耶利米書46:18</w:t>
-        </w:r>
-      </w:hyperlink>
+      <w:r>
+        <w:rPr>
+          <w:lang w:val="zh_TW" w:bidi="zh_TW"/>
+        </w:rPr>
+        <w:t>耶利米書46:18</w:t>
+      </w:r>
       <w:r>
         <w:rPr>
           <w:lang w:val="zh_TW" w:bidi="zh_TW"/>
@@ -591,36 +519,24 @@
         </w:rPr>
         <w:t>在舊約聖經中，在士師記中，當底波拉和巴拉與迦南人的軍隊作戰時，提到了他泊山。來自夏瑣的迦南軍隊指揮官西西拉率領軍隊（</w:t>
       </w:r>
-      <w:hyperlink r:id="rId24">
-        <w:r>
-          <w:rPr>
-            <w:lang w:val="zh_TW" w:bidi="zh_TW"/>
-          </w:rPr>
-          <w:rPr>
-            <w:color w:val="0000EE"/>
-            <w:u w:val="single"/>
-          </w:rPr>
-          <w:t>士師記4:1–24</w:t>
-        </w:r>
-      </w:hyperlink>
+      <w:r>
+        <w:rPr>
+          <w:lang w:val="zh_TW" w:bidi="zh_TW"/>
+        </w:rPr>
+        <w:t>士師記4:1–24</w:t>
+      </w:r>
       <w:r>
         <w:rPr>
           <w:lang w:val="zh_TW" w:bidi="zh_TW"/>
         </w:rPr>
         <w:t>）。巴拉的部隊來自附近的拿弗他利和西布倫支派，會合於他泊山。在底波拉的命令下，以色列人對西西拉發動了一場成功的戰役。基甸最終在他泊山面對殺害他兄弟的米甸王西巴和撒慕拿（</w:t>
       </w:r>
-      <w:hyperlink r:id="rId25">
-        <w:r>
-          <w:rPr>
-            <w:lang w:val="zh_TW" w:bidi="zh_TW"/>
-          </w:rPr>
-          <w:rPr>
-            <w:color w:val="0000EE"/>
-            <w:u w:val="single"/>
-          </w:rPr>
-          <w:t>士師記8:18</w:t>
-        </w:r>
-      </w:hyperlink>
+      <w:r>
+        <w:rPr>
+          <w:lang w:val="zh_TW" w:bidi="zh_TW"/>
+        </w:rPr>
+        <w:t>士師記8:18</w:t>
+      </w:r>
       <w:r>
         <w:rPr>
           <w:lang w:val="zh_TW" w:bidi="zh_TW"/>
@@ -641,18 +557,12 @@
         </w:rPr>
         <w:t>他泊山的山頂面積為1.3平方公里（半平方英里）。它地理位置優越，易於設防。在舊約的王國時期，那裡可能有敬拜的神龕（見</w:t>
       </w:r>
-      <w:hyperlink r:id="rId26">
-        <w:r>
-          <w:rPr>
-            <w:lang w:val="zh_TW" w:bidi="zh_TW"/>
-          </w:rPr>
-          <w:rPr>
-            <w:color w:val="0000EE"/>
-            <w:u w:val="single"/>
-          </w:rPr>
-          <w:t>何西阿書5:1</w:t>
-        </w:r>
-      </w:hyperlink>
+      <w:r>
+        <w:rPr>
+          <w:lang w:val="zh_TW" w:bidi="zh_TW"/>
+        </w:rPr>
+        <w:t>何西阿書5:1</w:t>
+      </w:r>
       <w:r>
         <w:rPr>
           <w:lang w:val="zh_TW" w:bidi="zh_TW"/>
@@ -684,18 +594,12 @@
         </w:rPr>
         <w:t>自四世紀以來，人們相信他泊山是變相的神跡發生之處——當耶穌的形象突然改變並發光，充滿天上的光（</w:t>
       </w:r>
-      <w:hyperlink r:id="rId27">
-        <w:r>
-          <w:rPr>
-            <w:lang w:val="zh_TW" w:bidi="zh_TW"/>
-          </w:rPr>
-          <w:rPr>
-            <w:color w:val="0000EE"/>
-            <w:u w:val="single"/>
-          </w:rPr>
-          <w:t>馬可福音9:2–13</w:t>
-        </w:r>
-      </w:hyperlink>
+      <w:r>
+        <w:rPr>
+          <w:lang w:val="zh_TW" w:bidi="zh_TW"/>
+        </w:rPr>
+        <w:t>馬可福音9:2–13</w:t>
+      </w:r>
       <w:r>
         <w:rPr>
           <w:lang w:val="zh_TW" w:bidi="zh_TW"/>
@@ -767,18 +671,12 @@
         </w:rPr>
         <w:t>拿鶴和他的妾流瑪的兒子；亞伯拉罕的兄弟（</w:t>
       </w:r>
-      <w:hyperlink r:id="rId28">
-        <w:r>
-          <w:rPr>
-            <w:lang w:val="zh_TW" w:bidi="zh_TW"/>
-          </w:rPr>
-          <w:rPr>
-            <w:color w:val="0000EE"/>
-            <w:u w:val="single"/>
-          </w:rPr>
-          <w:t>創22:24</w:t>
-        </w:r>
-      </w:hyperlink>
+      <w:r>
+        <w:rPr>
+          <w:lang w:val="zh_TW" w:bidi="zh_TW"/>
+        </w:rPr>
+        <w:t>創22:24</w:t>
+      </w:r>
       <w:r>
         <w:rPr>
           <w:lang w:val="zh_TW" w:bidi="zh_TW"/>
@@ -827,18 +725,12 @@
           <w:lang w:val="zh_TW" w:bidi="zh_TW"/>
         </w:rPr>
       </w:r>
-      <w:hyperlink r:id="rId28">
-        <w:r>
-          <w:rPr>
-            <w:lang w:val="zh_TW" w:bidi="zh_TW"/>
-          </w:rPr>
-          <w:rPr>
-            <w:color w:val="0000EE"/>
-            <w:u w:val="single"/>
-          </w:rPr>
-          <w:t>創世記二十二章24節</w:t>
-        </w:r>
-      </w:hyperlink>
+      <w:r>
+        <w:rPr>
+          <w:lang w:val="zh_TW" w:bidi="zh_TW"/>
+        </w:rPr>
+        <w:t>創世記二十二章24節</w:t>
+      </w:r>
       <w:r>
         <w:rPr>
           <w:lang w:val="zh_TW" w:bidi="zh_TW"/>
@@ -928,72 +820,48 @@
         </w:rPr>
         <w:t>迦南婦人所生的猶大長子珥的妻子。後來，她瑪在守寡期間為猶大生了兩個兒子，名叫法勒斯和謝拉（</w:t>
       </w:r>
-      <w:hyperlink r:id="rId29">
-        <w:r>
-          <w:rPr>
-            <w:lang w:val="zh_TW" w:bidi="zh_TW"/>
-          </w:rPr>
-          <w:rPr>
-            <w:color w:val="0000EE"/>
-            <w:u w:val="single"/>
-          </w:rPr>
-          <w:t>創38:6–24</w:t>
-        </w:r>
-      </w:hyperlink>
+      <w:r>
+        <w:rPr>
+          <w:lang w:val="zh_TW" w:bidi="zh_TW"/>
+        </w:rPr>
+        <w:t>創38:6–24</w:t>
+      </w:r>
       <w:r>
         <w:rPr>
           <w:lang w:val="zh_TW" w:bidi="zh_TW"/>
         </w:rPr>
         <w:t>；</w:t>
       </w:r>
-      <w:hyperlink r:id="rId30">
-        <w:r>
-          <w:rPr>
-            <w:lang w:val="zh_TW" w:bidi="zh_TW"/>
-          </w:rPr>
-          <w:rPr>
-            <w:color w:val="0000EE"/>
-            <w:u w:val="single"/>
-          </w:rPr>
-          <w:t>代上2:4</w:t>
-        </w:r>
-      </w:hyperlink>
+      <w:r>
+        <w:rPr>
+          <w:lang w:val="zh_TW" w:bidi="zh_TW"/>
+        </w:rPr>
+        <w:t>代上2:4</w:t>
+      </w:r>
       <w:r>
         <w:rPr>
           <w:lang w:val="zh_TW" w:bidi="zh_TW"/>
         </w:rPr>
         <w:t>）。猶大的家系後來由她瑪所生的法勒斯延續下去（</w:t>
       </w:r>
-      <w:hyperlink r:id="rId31">
-        <w:r>
-          <w:rPr>
-            <w:lang w:val="zh_TW" w:bidi="zh_TW"/>
-          </w:rPr>
-          <w:rPr>
-            <w:color w:val="0000EE"/>
-            <w:u w:val="single"/>
-          </w:rPr>
-          <w:t>得4:12</w:t>
-        </w:r>
-      </w:hyperlink>
+      <w:r>
+        <w:rPr>
+          <w:lang w:val="zh_TW" w:bidi="zh_TW"/>
+        </w:rPr>
+        <w:t>得4:12</w:t>
+      </w:r>
       <w:r>
         <w:rPr>
           <w:lang w:val="zh_TW" w:bidi="zh_TW"/>
         </w:rPr>
         <w:t>），她的名字也被記載在基督的家譜中（</w:t>
       </w:r>
-      <w:hyperlink r:id="rId32">
-        <w:r>
-          <w:rPr>
-            <w:lang w:val="zh_TW" w:bidi="zh_TW"/>
-          </w:rPr>
-          <w:rPr>
-            <w:color w:val="0000EE"/>
-            <w:u w:val="single"/>
-          </w:rPr>
-          <w:t>太1:3</w:t>
-        </w:r>
-      </w:hyperlink>
+      <w:r>
+        <w:rPr>
+          <w:lang w:val="zh_TW" w:bidi="zh_TW"/>
+        </w:rPr>
+        <w:t>太1:3</w:t>
+      </w:r>
       <w:r>
         <w:rPr>
           <w:lang w:val="zh_TW" w:bidi="zh_TW"/>
@@ -1044,36 +912,24 @@
         </w:rPr>
         <w:t>押沙龍的妹妹，也是大衛與基述人瑪迦所生的女兒。暗嫩用詭計玷辱了她瑪；暗嫩是她同父異母的哥哥。後來，她的親哥哥押沙龍為她報仇，在巴力·夏瑣殺了暗嫩（</w:t>
       </w:r>
-      <w:hyperlink r:id="rId33">
-        <w:r>
-          <w:rPr>
-            <w:lang w:val="zh_TW" w:bidi="zh_TW"/>
-          </w:rPr>
-          <w:rPr>
-            <w:color w:val="0000EE"/>
-            <w:u w:val="single"/>
-          </w:rPr>
-          <w:t>撒下13章</w:t>
-        </w:r>
-      </w:hyperlink>
+      <w:r>
+        <w:rPr>
+          <w:lang w:val="zh_TW" w:bidi="zh_TW"/>
+        </w:rPr>
+        <w:t>撒下13章</w:t>
+      </w:r>
       <w:r>
         <w:rPr>
           <w:lang w:val="zh_TW" w:bidi="zh_TW"/>
         </w:rPr>
         <w:t>；</w:t>
       </w:r>
-      <w:hyperlink r:id="rId34">
-        <w:r>
-          <w:rPr>
-            <w:lang w:val="zh_TW" w:bidi="zh_TW"/>
-          </w:rPr>
-          <w:rPr>
-            <w:color w:val="0000EE"/>
-            <w:u w:val="single"/>
-          </w:rPr>
-          <w:t>代上3:9</w:t>
-        </w:r>
-      </w:hyperlink>
+      <w:r>
+        <w:rPr>
+          <w:lang w:val="zh_TW" w:bidi="zh_TW"/>
+        </w:rPr>
+        <w:t>代上3:9</w:t>
+      </w:r>
       <w:r>
         <w:rPr>
           <w:lang w:val="zh_TW" w:bidi="zh_TW"/>
@@ -1098,18 +954,12 @@
         </w:rPr>
         <w:t>押沙龍的女兒，以美貌聞名（</w:t>
       </w:r>
-      <w:hyperlink r:id="rId35">
-        <w:r>
-          <w:rPr>
-            <w:lang w:val="zh_TW" w:bidi="zh_TW"/>
-          </w:rPr>
-          <w:rPr>
-            <w:color w:val="0000EE"/>
-            <w:u w:val="single"/>
-          </w:rPr>
-          <w:t>撒下14:27</w:t>
-        </w:r>
-      </w:hyperlink>
+      <w:r>
+        <w:rPr>
+          <w:lang w:val="zh_TW" w:bidi="zh_TW"/>
+        </w:rPr>
+        <w:t>撒下14:27</w:t>
+      </w:r>
       <w:r>
         <w:rPr>
           <w:lang w:val="zh_TW" w:bidi="zh_TW"/>
@@ -1242,18 +1092,12 @@
         </w:rPr>
         <w:t>在以斯拉（「通達摩西律法書的文士」</w:t>
       </w:r>
-      <w:hyperlink r:id="rId36">
-        <w:r>
-          <w:rPr>
-            <w:lang w:val="zh_TW" w:bidi="zh_TW"/>
-          </w:rPr>
-          <w:rPr>
-            <w:color w:val="0000EE"/>
-            <w:u w:val="single"/>
-          </w:rPr>
-          <w:t>以斯拉記7:6</w:t>
-        </w:r>
-      </w:hyperlink>
+      <w:r>
+        <w:rPr>
+          <w:lang w:val="zh_TW" w:bidi="zh_TW"/>
+        </w:rPr>
+        <w:t>以斯拉記7:6</w:t>
+      </w:r>
       <w:r>
         <w:rPr>
           <w:lang w:val="zh_TW" w:bidi="zh_TW"/>
@@ -1381,18 +1225,12 @@
         </w:rPr>
         <w:t>每一個世代都面臨新的社會、政治和經濟情況。這意味著神的話語需要以新的方式來應用。然而，神的話語本身不應該僅僅為了迎合人們的需求或解決新問題而改變。我們在公元一世紀看到了這個例子。耶穌批評猶太領袖將他們的口述傳統置於神的話語之上（</w:t>
       </w:r>
-      <w:hyperlink r:id="rId37">
-        <w:r>
-          <w:rPr>
-            <w:lang w:val="zh_TW" w:bidi="zh_TW"/>
-          </w:rPr>
-          <w:rPr>
-            <w:color w:val="0000EE"/>
-            <w:u w:val="single"/>
-          </w:rPr>
-          <w:t>馬可福音7:9–13</w:t>
-        </w:r>
-      </w:hyperlink>
+      <w:r>
+        <w:rPr>
+          <w:lang w:val="zh_TW" w:bidi="zh_TW"/>
+        </w:rPr>
+        <w:t>馬可福音7:9–13</w:t>
+      </w:r>
       <w:r>
         <w:rPr>
           <w:lang w:val="zh_TW" w:bidi="zh_TW"/>
@@ -1492,36 +1330,24 @@
         </w:rPr>
         <w:t>以斯拉和接受教導的同伴在公元前444年在耶路撒冷城牆完成時，使用了米大示。他們「使百姓明白律法；百姓都站在自己的地方。他們清清楚楚地念神的律法書，講明意思，使百姓明白所念的」(</w:t>
       </w:r>
-      <w:hyperlink r:id="rId38">
-        <w:r>
-          <w:rPr>
-            <w:lang w:val="zh_TW" w:bidi="zh_TW"/>
-          </w:rPr>
-          <w:rPr>
-            <w:color w:val="0000EE"/>
-            <w:u w:val="single"/>
-          </w:rPr>
-          <w:t>尼希米記8:7</w:t>
-        </w:r>
-      </w:hyperlink>
+      <w:r>
+        <w:rPr>
+          <w:lang w:val="zh_TW" w:bidi="zh_TW"/>
+        </w:rPr>
+        <w:t>尼希米記8:7</w:t>
+      </w:r>
       <w:r>
         <w:rPr>
           <w:lang w:val="zh_TW" w:bidi="zh_TW"/>
         </w:rPr>
         <w:t>–</w:t>
       </w:r>
-      <w:hyperlink r:id="rId38">
-        <w:r>
-          <w:rPr>
-            <w:lang w:val="zh_TW" w:bidi="zh_TW"/>
-          </w:rPr>
-          <w:rPr>
-            <w:color w:val="0000EE"/>
-            <w:u w:val="single"/>
-          </w:rPr>
-          <w:t>8</w:t>
-        </w:r>
-      </w:hyperlink>
+      <w:r>
+        <w:rPr>
+          <w:lang w:val="zh_TW" w:bidi="zh_TW"/>
+        </w:rPr>
+        <w:t>8</w:t>
+      </w:r>
       <w:r>
         <w:rPr>
           <w:lang w:val="zh_TW" w:bidi="zh_TW"/>
